--- a/ReportsAndDocuments/ManeeshaE_ProgressReport3.docx
+++ b/ReportsAndDocuments/ManeeshaE_ProgressReport3.docx
@@ -35,13 +35,8 @@
       <w:r>
         <w:t xml:space="preserve"> </w:t>
       </w:r>
-      <w:proofErr w:type="spellStart"/>
-      <w:r>
-        <w:t>FarmVendor</w:t>
-      </w:r>
-      <w:proofErr w:type="spellEnd"/>
-      <w:r>
-        <w:t xml:space="preserve"> </w:t>
+      <w:r>
+        <w:t xml:space="preserve">FarmVendor </w:t>
       </w:r>
       <w:r>
         <w:t>-</w:t>
@@ -126,84 +121,150 @@
         <w:t>Work Date/Hours Log</w:t>
       </w:r>
     </w:p>
-    <w:p>
-      <w:pPr>
-        <w:rPr>
-          <w:b/>
-          <w:bCs/>
-        </w:rPr>
-      </w:pPr>
-    </w:p>
     <w:tbl>
       <w:tblPr>
-        <w:tblStyle w:val="TableGrid"/>
-        <w:tblW w:w="0" w:type="auto"/>
+        <w:tblW w:w="9940" w:type="dxa"/>
         <w:tblLook w:val="04A0" w:firstRow="1" w:lastRow="0" w:firstColumn="1" w:lastColumn="0" w:noHBand="0" w:noVBand="1"/>
       </w:tblPr>
       <w:tblGrid>
-        <w:gridCol w:w="1696"/>
-        <w:gridCol w:w="2127"/>
-        <w:gridCol w:w="5527"/>
+        <w:gridCol w:w="1240"/>
+        <w:gridCol w:w="1220"/>
+        <w:gridCol w:w="7480"/>
       </w:tblGrid>
       <w:tr>
-        <w:tc>
-          <w:tcPr>
-            <w:tcW w:w="1696" w:type="dxa"/>
-            <w:tcBorders>
+        <w:trPr>
+          <w:trHeight w:val="300"/>
+        </w:trPr>
+        <w:tc>
+          <w:tcPr>
+            <w:tcW w:w="1240" w:type="dxa"/>
+            <w:tcBorders>
+              <w:top w:val="single" w:sz="4" w:space="0" w:color="auto"/>
+              <w:left w:val="single" w:sz="4" w:space="0" w:color="auto"/>
               <w:bottom w:val="single" w:sz="4" w:space="0" w:color="auto"/>
-            </w:tcBorders>
-            <w:vAlign w:val="center"/>
-          </w:tcPr>
-          <w:p>
-            <w:r>
-              <w:rPr>
-                <w:rFonts w:ascii="Calibri" w:hAnsi="Calibri" w:cs="Calibri"/>
+              <w:right w:val="single" w:sz="4" w:space="0" w:color="auto"/>
+            </w:tcBorders>
+            <w:shd w:val="clear" w:color="000000" w:fill="D9D9D9"/>
+            <w:vAlign w:val="center"/>
+            <w:hideMark/>
+          </w:tcPr>
+          <w:p>
+            <w:pPr>
+              <w:spacing w:after="0" w:line="240" w:lineRule="auto"/>
+              <w:jc w:val="center"/>
+              <w:rPr>
+                <w:rFonts w:ascii="Calibri" w:eastAsia="Times New Roman" w:hAnsi="Calibri" w:cs="Calibri"/>
                 <w:b/>
                 <w:bCs/>
                 <w:color w:val="000000"/>
-                <w:sz w:val="22"/>
-                <w:szCs w:val="22"/>
-              </w:rPr>
-              <w:t>Date</w:t>
-            </w:r>
-          </w:p>
-        </w:tc>
-        <w:tc>
-          <w:tcPr>
-            <w:tcW w:w="2127" w:type="dxa"/>
-            <w:tcBorders>
-              <w:bottom w:val="single" w:sz="4" w:space="0" w:color="auto"/>
-            </w:tcBorders>
-            <w:vAlign w:val="center"/>
-          </w:tcPr>
-          <w:p>
-            <w:r>
-              <w:rPr>
-                <w:rFonts w:ascii="Calibri" w:hAnsi="Calibri" w:cs="Calibri"/>
+                <w:kern w:val="0"/>
+                <w:sz w:val="22"/>
+                <w:szCs w:val="22"/>
+                <w:lang w:eastAsia="en-CA"/>
+                <w14:ligatures w14:val="none"/>
+              </w:rPr>
+            </w:pPr>
+            <w:r>
+              <w:rPr>
+                <w:rFonts w:ascii="Calibri" w:eastAsia="Times New Roman" w:hAnsi="Calibri" w:cs="Calibri"/>
                 <w:b/>
                 <w:bCs/>
                 <w:color w:val="000000"/>
-                <w:sz w:val="22"/>
-                <w:szCs w:val="22"/>
-              </w:rPr>
-              <w:t>No of Hours</w:t>
-            </w:r>
-          </w:p>
-        </w:tc>
-        <w:tc>
-          <w:tcPr>
-            <w:tcW w:w="5527" w:type="dxa"/>
-            <w:vAlign w:val="center"/>
-          </w:tcPr>
-          <w:p>
-            <w:r>
-              <w:rPr>
-                <w:rFonts w:ascii="Calibri" w:hAnsi="Calibri" w:cs="Calibri"/>
+                <w:kern w:val="0"/>
+                <w:sz w:val="22"/>
+                <w:szCs w:val="22"/>
+                <w:lang w:eastAsia="en-CA"/>
+                <w14:ligatures w14:val="none"/>
+              </w:rPr>
+              <w:t>Date</w:t>
+            </w:r>
+          </w:p>
+        </w:tc>
+        <w:tc>
+          <w:tcPr>
+            <w:tcW w:w="1220" w:type="dxa"/>
+            <w:tcBorders>
+              <w:top w:val="single" w:sz="4" w:space="0" w:color="auto"/>
+              <w:left w:val="nil"/>
+              <w:bottom w:val="single" w:sz="4" w:space="0" w:color="auto"/>
+              <w:right w:val="single" w:sz="4" w:space="0" w:color="auto"/>
+            </w:tcBorders>
+            <w:shd w:val="clear" w:color="000000" w:fill="D9D9D9"/>
+            <w:vAlign w:val="center"/>
+            <w:hideMark/>
+          </w:tcPr>
+          <w:p>
+            <w:pPr>
+              <w:spacing w:after="0" w:line="240" w:lineRule="auto"/>
+              <w:jc w:val="right"/>
+              <w:rPr>
+                <w:rFonts w:ascii="Calibri" w:eastAsia="Times New Roman" w:hAnsi="Calibri" w:cs="Calibri"/>
                 <w:b/>
                 <w:bCs/>
                 <w:color w:val="000000"/>
-                <w:sz w:val="22"/>
-                <w:szCs w:val="22"/>
+                <w:kern w:val="0"/>
+                <w:sz w:val="22"/>
+                <w:szCs w:val="22"/>
+                <w:lang w:eastAsia="en-CA"/>
+                <w14:ligatures w14:val="none"/>
+              </w:rPr>
+            </w:pPr>
+            <w:r>
+              <w:rPr>
+                <w:rFonts w:ascii="Calibri" w:eastAsia="Times New Roman" w:hAnsi="Calibri" w:cs="Calibri"/>
+                <w:b/>
+                <w:bCs/>
+                <w:color w:val="000000"/>
+                <w:kern w:val="0"/>
+                <w:sz w:val="22"/>
+                <w:szCs w:val="22"/>
+                <w:lang w:eastAsia="en-CA"/>
+                <w14:ligatures w14:val="none"/>
+              </w:rPr>
+              <w:t>No of Hours</w:t>
+            </w:r>
+          </w:p>
+        </w:tc>
+        <w:tc>
+          <w:tcPr>
+            <w:tcW w:w="7480" w:type="dxa"/>
+            <w:tcBorders>
+              <w:top w:val="single" w:sz="4" w:space="0" w:color="auto"/>
+              <w:left w:val="nil"/>
+              <w:bottom w:val="single" w:sz="4" w:space="0" w:color="auto"/>
+              <w:right w:val="single" w:sz="4" w:space="0" w:color="auto"/>
+            </w:tcBorders>
+            <w:shd w:val="clear" w:color="000000" w:fill="D9D9D9"/>
+            <w:vAlign w:val="center"/>
+            <w:hideMark/>
+          </w:tcPr>
+          <w:p>
+            <w:pPr>
+              <w:spacing w:after="0" w:line="240" w:lineRule="auto"/>
+              <w:jc w:val="center"/>
+              <w:rPr>
+                <w:rFonts w:ascii="Calibri" w:eastAsia="Times New Roman" w:hAnsi="Calibri" w:cs="Calibri"/>
+                <w:b/>
+                <w:bCs/>
+                <w:color w:val="000000"/>
+                <w:kern w:val="0"/>
+                <w:sz w:val="22"/>
+                <w:szCs w:val="22"/>
+                <w:lang w:eastAsia="en-CA"/>
+                <w14:ligatures w14:val="none"/>
+              </w:rPr>
+            </w:pPr>
+            <w:r>
+              <w:rPr>
+                <w:rFonts w:ascii="Calibri" w:eastAsia="Times New Roman" w:hAnsi="Calibri" w:cs="Calibri"/>
+                <w:b/>
+                <w:bCs/>
+                <w:color w:val="000000"/>
+                <w:kern w:val="0"/>
+                <w:sz w:val="22"/>
+                <w:szCs w:val="22"/>
+                <w:lang w:eastAsia="en-CA"/>
+                <w14:ligatures w14:val="none"/>
               </w:rPr>
               <w:t>Description of work done</w:t>
             </w:r>
@@ -211,92 +272,172 @@
         </w:tc>
       </w:tr>
       <w:tr>
-        <w:tc>
-          <w:tcPr>
-            <w:tcW w:w="1696" w:type="dxa"/>
-            <w:tcBorders>
-              <w:bottom w:val="nil"/>
-              <w:right w:val="single" w:sz="4" w:space="0" w:color="auto"/>
-            </w:tcBorders>
-            <w:vAlign w:val="center"/>
-          </w:tcPr>
-          <w:p>
-            <w:r>
-              <w:rPr>
-                <w:rFonts w:ascii="Calibri" w:hAnsi="Calibri" w:cs="Calibri"/>
-                <w:b/>
-                <w:bCs/>
-                <w:color w:val="000000"/>
-                <w:sz w:val="22"/>
-                <w:szCs w:val="22"/>
-              </w:rPr>
-              <w:t>23-Feb</w:t>
-            </w:r>
-          </w:p>
-        </w:tc>
-        <w:tc>
-          <w:tcPr>
-            <w:tcW w:w="2127" w:type="dxa"/>
-            <w:tcBorders>
-              <w:top w:val="single" w:sz="4" w:space="0" w:color="auto"/>
+        <w:trPr>
+          <w:trHeight w:val="765"/>
+        </w:trPr>
+        <w:tc>
+          <w:tcPr>
+            <w:tcW w:w="1240" w:type="dxa"/>
+            <w:tcBorders>
+              <w:top w:val="nil"/>
               <w:left w:val="single" w:sz="4" w:space="0" w:color="auto"/>
               <w:bottom w:val="nil"/>
               <w:right w:val="single" w:sz="4" w:space="0" w:color="auto"/>
             </w:tcBorders>
-            <w:vAlign w:val="center"/>
-          </w:tcPr>
-          <w:p>
-            <w:r>
-              <w:rPr>
-                <w:rFonts w:ascii="Calibri" w:hAnsi="Calibri" w:cs="Calibri"/>
-                <w:color w:val="000000"/>
-                <w:sz w:val="22"/>
-                <w:szCs w:val="22"/>
-              </w:rPr>
-              <w:t>8</w:t>
-            </w:r>
-          </w:p>
-        </w:tc>
-        <w:tc>
-          <w:tcPr>
-            <w:tcW w:w="5527" w:type="dxa"/>
-            <w:tcBorders>
+            <w:shd w:val="clear" w:color="auto" w:fill="auto"/>
+            <w:vAlign w:val="center"/>
+            <w:hideMark/>
+          </w:tcPr>
+          <w:p>
+            <w:pPr>
+              <w:spacing w:after="0" w:line="240" w:lineRule="auto"/>
+              <w:jc w:val="center"/>
+              <w:rPr>
+                <w:rFonts w:ascii="Calibri" w:eastAsia="Times New Roman" w:hAnsi="Calibri" w:cs="Calibri"/>
+                <w:color w:val="000000"/>
+                <w:kern w:val="0"/>
+                <w:sz w:val="22"/>
+                <w:szCs w:val="22"/>
+                <w:lang w:eastAsia="en-CA"/>
+                <w14:ligatures w14:val="none"/>
+              </w:rPr>
+            </w:pPr>
+            <w:r>
+              <w:rPr>
+                <w:rFonts w:ascii="Calibri" w:eastAsia="Times New Roman" w:hAnsi="Calibri" w:cs="Calibri"/>
+                <w:color w:val="000000"/>
+                <w:kern w:val="0"/>
+                <w:sz w:val="22"/>
+                <w:szCs w:val="22"/>
+                <w:lang w:eastAsia="en-CA"/>
+                <w14:ligatures w14:val="none"/>
+              </w:rPr>
+              <w:t>03-Mar</w:t>
+            </w:r>
+          </w:p>
+        </w:tc>
+        <w:tc>
+          <w:tcPr>
+            <w:tcW w:w="1220" w:type="dxa"/>
+            <w:tcBorders>
+              <w:top w:val="nil"/>
+              <w:left w:val="nil"/>
+              <w:bottom w:val="nil"/>
+              <w:right w:val="nil"/>
+            </w:tcBorders>
+            <w:shd w:val="clear" w:color="auto" w:fill="auto"/>
+            <w:vAlign w:val="center"/>
+            <w:hideMark/>
+          </w:tcPr>
+          <w:p>
+            <w:pPr>
+              <w:spacing w:after="0" w:line="240" w:lineRule="auto"/>
+              <w:jc w:val="center"/>
+              <w:rPr>
+                <w:rFonts w:ascii="Calibri" w:eastAsia="Times New Roman" w:hAnsi="Calibri" w:cs="Calibri"/>
+                <w:color w:val="000000"/>
+                <w:kern w:val="0"/>
+                <w:sz w:val="22"/>
+                <w:szCs w:val="22"/>
+                <w:lang w:eastAsia="en-CA"/>
+                <w14:ligatures w14:val="none"/>
+              </w:rPr>
+            </w:pPr>
+            <w:r>
+              <w:rPr>
+                <w:rFonts w:ascii="Calibri" w:eastAsia="Times New Roman" w:hAnsi="Calibri" w:cs="Calibri"/>
+                <w:color w:val="000000"/>
+                <w:kern w:val="0"/>
+                <w:sz w:val="22"/>
+                <w:szCs w:val="22"/>
+                <w:lang w:eastAsia="en-CA"/>
+                <w14:ligatures w14:val="none"/>
+              </w:rPr>
+              <w:t>6</w:t>
+            </w:r>
+          </w:p>
+        </w:tc>
+        <w:tc>
+          <w:tcPr>
+            <w:tcW w:w="7480" w:type="dxa"/>
+            <w:tcBorders>
+              <w:top w:val="nil"/>
               <w:left w:val="single" w:sz="4" w:space="0" w:color="auto"/>
-            </w:tcBorders>
-            <w:vAlign w:val="center"/>
-          </w:tcPr>
-          <w:p>
-            <w:r>
-              <w:rPr>
-                <w:rFonts w:ascii="Calibri" w:hAnsi="Calibri" w:cs="Calibri"/>
-                <w:color w:val="000000"/>
-                <w:sz w:val="22"/>
-                <w:szCs w:val="22"/>
-              </w:rPr>
-              <w:t>Implemented Add Product Lot feature (React form + API POST)</w:t>
+              <w:bottom w:val="single" w:sz="4" w:space="0" w:color="auto"/>
+              <w:right w:val="single" w:sz="4" w:space="0" w:color="auto"/>
+            </w:tcBorders>
+            <w:shd w:val="clear" w:color="auto" w:fill="auto"/>
+            <w:vAlign w:val="center"/>
+            <w:hideMark/>
+          </w:tcPr>
+          <w:p>
+            <w:pPr>
+              <w:spacing w:after="0" w:line="240" w:lineRule="auto"/>
+              <w:rPr>
+                <w:rFonts w:ascii="Calibri" w:eastAsia="Times New Roman" w:hAnsi="Calibri" w:cs="Calibri"/>
+                <w:color w:val="000000"/>
+                <w:kern w:val="0"/>
+                <w:sz w:val="22"/>
+                <w:szCs w:val="22"/>
+                <w:lang w:eastAsia="en-CA"/>
+                <w14:ligatures w14:val="none"/>
+              </w:rPr>
+            </w:pPr>
+            <w:r>
+              <w:rPr>
+                <w:rFonts w:ascii="Calibri" w:eastAsia="Times New Roman" w:hAnsi="Calibri" w:cs="Calibri"/>
+                <w:color w:val="000000"/>
+                <w:kern w:val="0"/>
+                <w:sz w:val="22"/>
+                <w:szCs w:val="22"/>
+                <w:lang w:eastAsia="en-CA"/>
+                <w14:ligatures w14:val="none"/>
+              </w:rPr>
+              <w:t>Implemented inventory lot creation and stock validation logic to support dispatch planning from farmer inventory against vendor demand requests.</w:t>
             </w:r>
           </w:p>
         </w:tc>
       </w:tr>
       <w:tr>
-        <w:tc>
-          <w:tcPr>
-            <w:tcW w:w="1696" w:type="dxa"/>
+        <w:trPr>
+          <w:trHeight w:val="765"/>
+        </w:trPr>
+        <w:tc>
+          <w:tcPr>
+            <w:tcW w:w="1240" w:type="dxa"/>
             <w:tcBorders>
               <w:top w:val="nil"/>
               <w:left w:val="single" w:sz="4" w:space="0" w:color="auto"/>
               <w:bottom w:val="nil"/>
               <w:right w:val="single" w:sz="4" w:space="0" w:color="auto"/>
             </w:tcBorders>
-            <w:vAlign w:val="center"/>
-          </w:tcPr>
-          <w:p>
-            <w:r>
-              <w:rPr>
-                <w:rFonts w:ascii="Calibri" w:hAnsi="Calibri" w:cs="Calibri"/>
-                <w:color w:val="000000"/>
-                <w:sz w:val="22"/>
-                <w:szCs w:val="22"/>
+            <w:shd w:val="clear" w:color="auto" w:fill="auto"/>
+            <w:vAlign w:val="center"/>
+            <w:hideMark/>
+          </w:tcPr>
+          <w:p>
+            <w:pPr>
+              <w:spacing w:after="0" w:line="240" w:lineRule="auto"/>
+              <w:jc w:val="center"/>
+              <w:rPr>
+                <w:rFonts w:ascii="Calibri" w:eastAsia="Times New Roman" w:hAnsi="Calibri" w:cs="Calibri"/>
+                <w:color w:val="000000"/>
+                <w:kern w:val="0"/>
+                <w:sz w:val="22"/>
+                <w:szCs w:val="22"/>
+                <w:lang w:eastAsia="en-CA"/>
+                <w14:ligatures w14:val="none"/>
+              </w:rPr>
+            </w:pPr>
+            <w:r>
+              <w:rPr>
+                <w:rFonts w:ascii="Calibri" w:eastAsia="Times New Roman" w:hAnsi="Calibri" w:cs="Calibri"/>
+                <w:color w:val="000000"/>
+                <w:kern w:val="0"/>
+                <w:sz w:val="22"/>
+                <w:szCs w:val="22"/>
+                <w:lang w:eastAsia="en-CA"/>
+                <w14:ligatures w14:val="none"/>
               </w:rPr>
               <w:t> </w:t>
             </w:r>
@@ -304,138 +445,380 @@
         </w:tc>
         <w:tc>
           <w:tcPr>
-            <w:tcW w:w="2127" w:type="dxa"/>
+            <w:tcW w:w="1220" w:type="dxa"/>
+            <w:tcBorders>
+              <w:top w:val="nil"/>
+              <w:left w:val="nil"/>
+              <w:bottom w:val="nil"/>
+              <w:right w:val="nil"/>
+            </w:tcBorders>
+            <w:shd w:val="clear" w:color="auto" w:fill="auto"/>
+            <w:vAlign w:val="center"/>
+            <w:hideMark/>
+          </w:tcPr>
+          <w:p>
+            <w:pPr>
+              <w:spacing w:after="0" w:line="240" w:lineRule="auto"/>
+              <w:jc w:val="center"/>
+              <w:rPr>
+                <w:rFonts w:ascii="Calibri" w:eastAsia="Times New Roman" w:hAnsi="Calibri" w:cs="Calibri"/>
+                <w:color w:val="000000"/>
+                <w:kern w:val="0"/>
+                <w:sz w:val="22"/>
+                <w:szCs w:val="22"/>
+                <w:lang w:eastAsia="en-CA"/>
+                <w14:ligatures w14:val="none"/>
+              </w:rPr>
+            </w:pPr>
+            <w:r>
+              <w:rPr>
+                <w:rFonts w:ascii="Calibri" w:eastAsia="Times New Roman" w:hAnsi="Calibri" w:cs="Calibri"/>
+                <w:color w:val="000000"/>
+                <w:kern w:val="0"/>
+                <w:sz w:val="22"/>
+                <w:szCs w:val="22"/>
+                <w:lang w:eastAsia="en-CA"/>
+                <w14:ligatures w14:val="none"/>
+              </w:rPr>
+              <w:t> </w:t>
+            </w:r>
+          </w:p>
+        </w:tc>
+        <w:tc>
+          <w:tcPr>
+            <w:tcW w:w="7480" w:type="dxa"/>
+            <w:tcBorders>
+              <w:top w:val="nil"/>
+              <w:left w:val="single" w:sz="4" w:space="0" w:color="auto"/>
+              <w:bottom w:val="single" w:sz="4" w:space="0" w:color="auto"/>
+              <w:right w:val="single" w:sz="4" w:space="0" w:color="auto"/>
+            </w:tcBorders>
+            <w:shd w:val="clear" w:color="auto" w:fill="auto"/>
+            <w:vAlign w:val="center"/>
+            <w:hideMark/>
+          </w:tcPr>
+          <w:p>
+            <w:pPr>
+              <w:spacing w:after="0" w:line="240" w:lineRule="auto"/>
+              <w:rPr>
+                <w:rFonts w:ascii="Calibri" w:eastAsia="Times New Roman" w:hAnsi="Calibri" w:cs="Calibri"/>
+                <w:color w:val="000000"/>
+                <w:kern w:val="0"/>
+                <w:sz w:val="22"/>
+                <w:szCs w:val="22"/>
+                <w:lang w:eastAsia="en-CA"/>
+                <w14:ligatures w14:val="none"/>
+              </w:rPr>
+            </w:pPr>
+            <w:r>
+              <w:rPr>
+                <w:rFonts w:ascii="Calibri" w:eastAsia="Times New Roman" w:hAnsi="Calibri" w:cs="Calibri"/>
+                <w:color w:val="000000"/>
+                <w:kern w:val="0"/>
+                <w:sz w:val="22"/>
+                <w:szCs w:val="22"/>
+                <w:lang w:eastAsia="en-CA"/>
+                <w14:ligatures w14:val="none"/>
+              </w:rPr>
+              <w:t>Developed Vendor Dashboard functionality for Create Demand Request and integrated frontend actions with backend API endpoints.</w:t>
+            </w:r>
+          </w:p>
+        </w:tc>
+      </w:tr>
+      <w:tr>
+        <w:trPr>
+          <w:trHeight w:val="765"/>
+        </w:trPr>
+        <w:tc>
+          <w:tcPr>
+            <w:tcW w:w="1240" w:type="dxa"/>
+            <w:tcBorders>
+              <w:top w:val="nil"/>
+              <w:left w:val="single" w:sz="4" w:space="0" w:color="auto"/>
+              <w:bottom w:val="single" w:sz="4" w:space="0" w:color="auto"/>
+              <w:right w:val="single" w:sz="4" w:space="0" w:color="auto"/>
+            </w:tcBorders>
+            <w:shd w:val="clear" w:color="auto" w:fill="auto"/>
+            <w:vAlign w:val="center"/>
+            <w:hideMark/>
+          </w:tcPr>
+          <w:p>
+            <w:pPr>
+              <w:spacing w:after="0" w:line="240" w:lineRule="auto"/>
+              <w:jc w:val="center"/>
+              <w:rPr>
+                <w:rFonts w:ascii="Calibri" w:eastAsia="Times New Roman" w:hAnsi="Calibri" w:cs="Calibri"/>
+                <w:color w:val="000000"/>
+                <w:kern w:val="0"/>
+                <w:sz w:val="22"/>
+                <w:szCs w:val="22"/>
+                <w:lang w:eastAsia="en-CA"/>
+                <w14:ligatures w14:val="none"/>
+              </w:rPr>
+            </w:pPr>
+            <w:r>
+              <w:rPr>
+                <w:rFonts w:ascii="Calibri" w:eastAsia="Times New Roman" w:hAnsi="Calibri" w:cs="Calibri"/>
+                <w:color w:val="000000"/>
+                <w:kern w:val="0"/>
+                <w:sz w:val="22"/>
+                <w:szCs w:val="22"/>
+                <w:lang w:eastAsia="en-CA"/>
+                <w14:ligatures w14:val="none"/>
+              </w:rPr>
+              <w:t> </w:t>
+            </w:r>
+          </w:p>
+        </w:tc>
+        <w:tc>
+          <w:tcPr>
+            <w:tcW w:w="1220" w:type="dxa"/>
+            <w:tcBorders>
+              <w:top w:val="nil"/>
+              <w:left w:val="nil"/>
+              <w:bottom w:val="single" w:sz="4" w:space="0" w:color="auto"/>
+              <w:right w:val="nil"/>
+            </w:tcBorders>
+            <w:shd w:val="clear" w:color="auto" w:fill="auto"/>
+            <w:vAlign w:val="center"/>
+            <w:hideMark/>
+          </w:tcPr>
+          <w:p>
+            <w:pPr>
+              <w:spacing w:after="0" w:line="240" w:lineRule="auto"/>
+              <w:jc w:val="center"/>
+              <w:rPr>
+                <w:rFonts w:ascii="Calibri" w:eastAsia="Times New Roman" w:hAnsi="Calibri" w:cs="Calibri"/>
+                <w:color w:val="000000"/>
+                <w:kern w:val="0"/>
+                <w:sz w:val="22"/>
+                <w:szCs w:val="22"/>
+                <w:lang w:eastAsia="en-CA"/>
+                <w14:ligatures w14:val="none"/>
+              </w:rPr>
+            </w:pPr>
+            <w:r>
+              <w:rPr>
+                <w:rFonts w:ascii="Calibri" w:eastAsia="Times New Roman" w:hAnsi="Calibri" w:cs="Calibri"/>
+                <w:color w:val="000000"/>
+                <w:kern w:val="0"/>
+                <w:sz w:val="22"/>
+                <w:szCs w:val="22"/>
+                <w:lang w:eastAsia="en-CA"/>
+                <w14:ligatures w14:val="none"/>
+              </w:rPr>
+              <w:t> </w:t>
+            </w:r>
+          </w:p>
+        </w:tc>
+        <w:tc>
+          <w:tcPr>
+            <w:tcW w:w="7480" w:type="dxa"/>
+            <w:tcBorders>
+              <w:top w:val="nil"/>
+              <w:left w:val="single" w:sz="4" w:space="0" w:color="auto"/>
+              <w:bottom w:val="single" w:sz="4" w:space="0" w:color="auto"/>
+              <w:right w:val="single" w:sz="4" w:space="0" w:color="auto"/>
+            </w:tcBorders>
+            <w:shd w:val="clear" w:color="auto" w:fill="auto"/>
+            <w:vAlign w:val="center"/>
+            <w:hideMark/>
+          </w:tcPr>
+          <w:p>
+            <w:pPr>
+              <w:spacing w:after="0" w:line="240" w:lineRule="auto"/>
+              <w:rPr>
+                <w:rFonts w:ascii="Calibri" w:eastAsia="Times New Roman" w:hAnsi="Calibri" w:cs="Calibri"/>
+                <w:color w:val="000000"/>
+                <w:kern w:val="0"/>
+                <w:sz w:val="22"/>
+                <w:szCs w:val="22"/>
+                <w:lang w:eastAsia="en-CA"/>
+                <w14:ligatures w14:val="none"/>
+              </w:rPr>
+            </w:pPr>
+            <w:r>
+              <w:rPr>
+                <w:rFonts w:ascii="Calibri" w:eastAsia="Times New Roman" w:hAnsi="Calibri" w:cs="Calibri"/>
+                <w:color w:val="000000"/>
+                <w:kern w:val="0"/>
+                <w:sz w:val="22"/>
+                <w:szCs w:val="22"/>
+                <w:lang w:eastAsia="en-CA"/>
+                <w14:ligatures w14:val="none"/>
+              </w:rPr>
+              <w:t>Implemented Incoming Dispatches view and Confirm Delivery workflow, including updates to dispatch delivery status and related demand request status.</w:t>
+            </w:r>
+          </w:p>
+        </w:tc>
+      </w:tr>
+      <w:tr>
+        <w:trPr>
+          <w:trHeight w:val="765"/>
+        </w:trPr>
+        <w:tc>
+          <w:tcPr>
+            <w:tcW w:w="1240" w:type="dxa"/>
             <w:tcBorders>
               <w:top w:val="nil"/>
               <w:left w:val="single" w:sz="4" w:space="0" w:color="auto"/>
               <w:bottom w:val="nil"/>
               <w:right w:val="single" w:sz="4" w:space="0" w:color="auto"/>
             </w:tcBorders>
-            <w:vAlign w:val="center"/>
-          </w:tcPr>
-          <w:p>
-            <w:r>
-              <w:rPr>
-                <w:rFonts w:ascii="Calibri" w:hAnsi="Calibri" w:cs="Calibri"/>
-                <w:color w:val="000000"/>
-                <w:sz w:val="22"/>
-                <w:szCs w:val="22"/>
-              </w:rPr>
-              <w:t> </w:t>
-            </w:r>
-          </w:p>
-        </w:tc>
-        <w:tc>
-          <w:tcPr>
-            <w:tcW w:w="5527" w:type="dxa"/>
-            <w:tcBorders>
-              <w:left w:val="single" w:sz="4" w:space="0" w:color="auto"/>
-            </w:tcBorders>
-            <w:vAlign w:val="center"/>
-          </w:tcPr>
-          <w:p>
-            <w:r>
-              <w:rPr>
-                <w:rFonts w:ascii="Calibri" w:hAnsi="Calibri" w:cs="Calibri"/>
-                <w:color w:val="000000"/>
-                <w:sz w:val="22"/>
-                <w:szCs w:val="22"/>
-              </w:rPr>
-              <w:t>Created API endpoint POST /</w:t>
-            </w:r>
-            <w:proofErr w:type="spellStart"/>
-            <w:r>
-              <w:rPr>
-                <w:rFonts w:ascii="Calibri" w:hAnsi="Calibri" w:cs="Calibri"/>
-                <w:color w:val="000000"/>
-                <w:sz w:val="22"/>
-                <w:szCs w:val="22"/>
-              </w:rPr>
-              <w:t>api</w:t>
-            </w:r>
-            <w:proofErr w:type="spellEnd"/>
-            <w:r>
-              <w:rPr>
-                <w:rFonts w:ascii="Calibri" w:hAnsi="Calibri" w:cs="Calibri"/>
-                <w:color w:val="000000"/>
-                <w:sz w:val="22"/>
-                <w:szCs w:val="22"/>
-              </w:rPr>
-              <w:t>/farmer/</w:t>
-            </w:r>
-            <w:proofErr w:type="spellStart"/>
-            <w:r>
-              <w:rPr>
-                <w:rFonts w:ascii="Calibri" w:hAnsi="Calibri" w:cs="Calibri"/>
-                <w:color w:val="000000"/>
-                <w:sz w:val="22"/>
-                <w:szCs w:val="22"/>
-              </w:rPr>
-              <w:t>inventorylots</w:t>
-            </w:r>
-            <w:proofErr w:type="spellEnd"/>
-            <w:r>
-              <w:rPr>
-                <w:rFonts w:ascii="Calibri" w:hAnsi="Calibri" w:cs="Calibri"/>
-                <w:color w:val="000000"/>
-                <w:sz w:val="22"/>
-                <w:szCs w:val="22"/>
-              </w:rPr>
-              <w:t xml:space="preserve"> using </w:t>
-            </w:r>
-            <w:proofErr w:type="spellStart"/>
-            <w:r>
-              <w:rPr>
-                <w:rFonts w:ascii="Calibri" w:hAnsi="Calibri" w:cs="Calibri"/>
-                <w:color w:val="000000"/>
-                <w:sz w:val="22"/>
-                <w:szCs w:val="22"/>
-              </w:rPr>
-              <w:t>CreateInventoryLotDto</w:t>
-            </w:r>
-            <w:proofErr w:type="spellEnd"/>
-            <w:r>
-              <w:rPr>
-                <w:rFonts w:ascii="Calibri" w:hAnsi="Calibri" w:cs="Calibri"/>
-                <w:color w:val="000000"/>
-                <w:sz w:val="22"/>
-                <w:szCs w:val="22"/>
-              </w:rPr>
-              <w:t xml:space="preserve"> and </w:t>
-            </w:r>
-            <w:proofErr w:type="spellStart"/>
-            <w:r>
-              <w:rPr>
-                <w:rFonts w:ascii="Calibri" w:hAnsi="Calibri" w:cs="Calibri"/>
-                <w:color w:val="000000"/>
-                <w:sz w:val="22"/>
-                <w:szCs w:val="22"/>
-              </w:rPr>
-              <w:t>InventoryLotsController</w:t>
-            </w:r>
-            <w:proofErr w:type="spellEnd"/>
+            <w:shd w:val="clear" w:color="auto" w:fill="auto"/>
+            <w:vAlign w:val="center"/>
+            <w:hideMark/>
+          </w:tcPr>
+          <w:p>
+            <w:pPr>
+              <w:spacing w:after="0" w:line="240" w:lineRule="auto"/>
+              <w:jc w:val="center"/>
+              <w:rPr>
+                <w:rFonts w:ascii="Calibri" w:eastAsia="Times New Roman" w:hAnsi="Calibri" w:cs="Calibri"/>
+                <w:color w:val="000000"/>
+                <w:kern w:val="0"/>
+                <w:sz w:val="22"/>
+                <w:szCs w:val="22"/>
+                <w:lang w:eastAsia="en-CA"/>
+                <w14:ligatures w14:val="none"/>
+              </w:rPr>
+            </w:pPr>
+            <w:r>
+              <w:rPr>
+                <w:rFonts w:ascii="Calibri" w:eastAsia="Times New Roman" w:hAnsi="Calibri" w:cs="Calibri"/>
+                <w:color w:val="000000"/>
+                <w:kern w:val="0"/>
+                <w:sz w:val="22"/>
+                <w:szCs w:val="22"/>
+                <w:lang w:eastAsia="en-CA"/>
+                <w14:ligatures w14:val="none"/>
+              </w:rPr>
+              <w:t>05-Mar</w:t>
+            </w:r>
+          </w:p>
+        </w:tc>
+        <w:tc>
+          <w:tcPr>
+            <w:tcW w:w="1220" w:type="dxa"/>
+            <w:tcBorders>
+              <w:top w:val="nil"/>
+              <w:left w:val="nil"/>
+              <w:bottom w:val="nil"/>
+              <w:right w:val="single" w:sz="4" w:space="0" w:color="auto"/>
+            </w:tcBorders>
+            <w:shd w:val="clear" w:color="auto" w:fill="auto"/>
+            <w:vAlign w:val="center"/>
+            <w:hideMark/>
+          </w:tcPr>
+          <w:p>
+            <w:pPr>
+              <w:spacing w:after="0" w:line="240" w:lineRule="auto"/>
+              <w:jc w:val="center"/>
+              <w:rPr>
+                <w:rFonts w:ascii="Calibri" w:eastAsia="Times New Roman" w:hAnsi="Calibri" w:cs="Calibri"/>
+                <w:color w:val="000000"/>
+                <w:kern w:val="0"/>
+                <w:sz w:val="22"/>
+                <w:szCs w:val="22"/>
+                <w:lang w:eastAsia="en-CA"/>
+                <w14:ligatures w14:val="none"/>
+              </w:rPr>
+            </w:pPr>
+            <w:r>
+              <w:rPr>
+                <w:rFonts w:ascii="Calibri" w:eastAsia="Times New Roman" w:hAnsi="Calibri" w:cs="Calibri"/>
+                <w:color w:val="000000"/>
+                <w:kern w:val="0"/>
+                <w:sz w:val="22"/>
+                <w:szCs w:val="22"/>
+                <w:lang w:eastAsia="en-CA"/>
+                <w14:ligatures w14:val="none"/>
+              </w:rPr>
+              <w:t>5</w:t>
+            </w:r>
+          </w:p>
+        </w:tc>
+        <w:tc>
+          <w:tcPr>
+            <w:tcW w:w="7480" w:type="dxa"/>
+            <w:tcBorders>
+              <w:top w:val="nil"/>
+              <w:left w:val="nil"/>
+              <w:bottom w:val="single" w:sz="4" w:space="0" w:color="auto"/>
+              <w:right w:val="single" w:sz="4" w:space="0" w:color="auto"/>
+            </w:tcBorders>
+            <w:shd w:val="clear" w:color="auto" w:fill="auto"/>
+            <w:vAlign w:val="center"/>
+            <w:hideMark/>
+          </w:tcPr>
+          <w:p>
+            <w:pPr>
+              <w:spacing w:after="0" w:line="240" w:lineRule="auto"/>
+              <w:rPr>
+                <w:rFonts w:ascii="Calibri" w:eastAsia="Times New Roman" w:hAnsi="Calibri" w:cs="Calibri"/>
+                <w:color w:val="000000"/>
+                <w:kern w:val="0"/>
+                <w:sz w:val="22"/>
+                <w:szCs w:val="22"/>
+                <w:lang w:eastAsia="en-CA"/>
+                <w14:ligatures w14:val="none"/>
+              </w:rPr>
+            </w:pPr>
+            <w:r>
+              <w:rPr>
+                <w:rFonts w:ascii="Calibri" w:eastAsia="Times New Roman" w:hAnsi="Calibri" w:cs="Calibri"/>
+                <w:color w:val="000000"/>
+                <w:kern w:val="0"/>
+                <w:sz w:val="22"/>
+                <w:szCs w:val="22"/>
+                <w:lang w:eastAsia="en-CA"/>
+                <w14:ligatures w14:val="none"/>
+              </w:rPr>
+              <w:t>Resolved full-stack integration issues involving DTO mismatches, dropdown binding problems, missing response fields, and EF Core query typing issues.</w:t>
+            </w:r>
           </w:p>
         </w:tc>
       </w:tr>
       <w:tr>
-        <w:tc>
-          <w:tcPr>
-            <w:tcW w:w="1696" w:type="dxa"/>
+        <w:trPr>
+          <w:trHeight w:val="765"/>
+        </w:trPr>
+        <w:tc>
+          <w:tcPr>
+            <w:tcW w:w="1240" w:type="dxa"/>
             <w:tcBorders>
               <w:top w:val="nil"/>
               <w:left w:val="single" w:sz="4" w:space="0" w:color="auto"/>
               <w:bottom w:val="nil"/>
               <w:right w:val="single" w:sz="4" w:space="0" w:color="auto"/>
             </w:tcBorders>
-            <w:vAlign w:val="bottom"/>
-          </w:tcPr>
-          <w:p>
-            <w:r>
-              <w:rPr>
-                <w:rFonts w:ascii="Calibri" w:hAnsi="Calibri" w:cs="Calibri"/>
-                <w:color w:val="000000"/>
-                <w:sz w:val="22"/>
-                <w:szCs w:val="22"/>
+            <w:shd w:val="clear" w:color="auto" w:fill="auto"/>
+            <w:vAlign w:val="center"/>
+            <w:hideMark/>
+          </w:tcPr>
+          <w:p>
+            <w:pPr>
+              <w:spacing w:after="0" w:line="240" w:lineRule="auto"/>
+              <w:jc w:val="center"/>
+              <w:rPr>
+                <w:rFonts w:ascii="Calibri" w:eastAsia="Times New Roman" w:hAnsi="Calibri" w:cs="Calibri"/>
+                <w:color w:val="000000"/>
+                <w:kern w:val="0"/>
+                <w:sz w:val="22"/>
+                <w:szCs w:val="22"/>
+                <w:lang w:eastAsia="en-CA"/>
+                <w14:ligatures w14:val="none"/>
+              </w:rPr>
+            </w:pPr>
+            <w:r>
+              <w:rPr>
+                <w:rFonts w:ascii="Calibri" w:eastAsia="Times New Roman" w:hAnsi="Calibri" w:cs="Calibri"/>
+                <w:color w:val="000000"/>
+                <w:kern w:val="0"/>
+                <w:sz w:val="22"/>
+                <w:szCs w:val="22"/>
+                <w:lang w:eastAsia="en-CA"/>
+                <w14:ligatures w14:val="none"/>
               </w:rPr>
               <w:t> </w:t>
             </w:r>
@@ -443,67 +826,992 @@
         </w:tc>
         <w:tc>
           <w:tcPr>
-            <w:tcW w:w="2127" w:type="dxa"/>
+            <w:tcW w:w="1220" w:type="dxa"/>
+            <w:tcBorders>
+              <w:top w:val="nil"/>
+              <w:left w:val="nil"/>
+              <w:bottom w:val="nil"/>
+              <w:right w:val="single" w:sz="4" w:space="0" w:color="auto"/>
+            </w:tcBorders>
+            <w:shd w:val="clear" w:color="auto" w:fill="auto"/>
+            <w:vAlign w:val="center"/>
+            <w:hideMark/>
+          </w:tcPr>
+          <w:p>
+            <w:pPr>
+              <w:spacing w:after="0" w:line="240" w:lineRule="auto"/>
+              <w:jc w:val="center"/>
+              <w:rPr>
+                <w:rFonts w:ascii="Calibri" w:eastAsia="Times New Roman" w:hAnsi="Calibri" w:cs="Calibri"/>
+                <w:color w:val="000000"/>
+                <w:kern w:val="0"/>
+                <w:sz w:val="22"/>
+                <w:szCs w:val="22"/>
+                <w:lang w:eastAsia="en-CA"/>
+                <w14:ligatures w14:val="none"/>
+              </w:rPr>
+            </w:pPr>
+            <w:r>
+              <w:rPr>
+                <w:rFonts w:ascii="Calibri" w:eastAsia="Times New Roman" w:hAnsi="Calibri" w:cs="Calibri"/>
+                <w:color w:val="000000"/>
+                <w:kern w:val="0"/>
+                <w:sz w:val="22"/>
+                <w:szCs w:val="22"/>
+                <w:lang w:eastAsia="en-CA"/>
+                <w14:ligatures w14:val="none"/>
+              </w:rPr>
+              <w:t> </w:t>
+            </w:r>
+          </w:p>
+        </w:tc>
+        <w:tc>
+          <w:tcPr>
+            <w:tcW w:w="7480" w:type="dxa"/>
+            <w:tcBorders>
+              <w:top w:val="nil"/>
+              <w:left w:val="nil"/>
+              <w:bottom w:val="single" w:sz="4" w:space="0" w:color="auto"/>
+              <w:right w:val="single" w:sz="4" w:space="0" w:color="auto"/>
+            </w:tcBorders>
+            <w:shd w:val="clear" w:color="auto" w:fill="auto"/>
+            <w:vAlign w:val="center"/>
+            <w:hideMark/>
+          </w:tcPr>
+          <w:p>
+            <w:pPr>
+              <w:spacing w:after="0" w:line="240" w:lineRule="auto"/>
+              <w:rPr>
+                <w:rFonts w:ascii="Calibri" w:eastAsia="Times New Roman" w:hAnsi="Calibri" w:cs="Calibri"/>
+                <w:color w:val="000000"/>
+                <w:kern w:val="0"/>
+                <w:sz w:val="22"/>
+                <w:szCs w:val="22"/>
+                <w:lang w:eastAsia="en-CA"/>
+                <w14:ligatures w14:val="none"/>
+              </w:rPr>
+            </w:pPr>
+            <w:r>
+              <w:rPr>
+                <w:rFonts w:ascii="Calibri" w:eastAsia="Times New Roman" w:hAnsi="Calibri" w:cs="Calibri"/>
+                <w:color w:val="000000"/>
+                <w:kern w:val="0"/>
+                <w:sz w:val="22"/>
+                <w:szCs w:val="22"/>
+                <w:lang w:eastAsia="en-CA"/>
+                <w14:ligatures w14:val="none"/>
+              </w:rPr>
+              <w:t xml:space="preserve">Updated </w:t>
+            </w:r>
+            <w:proofErr w:type="spellStart"/>
+            <w:r>
+              <w:rPr>
+                <w:rFonts w:ascii="Arial Unicode MS" w:eastAsia="Times New Roman" w:hAnsi="Arial Unicode MS" w:cs="Calibri"/>
+                <w:color w:val="000000"/>
+                <w:kern w:val="0"/>
+                <w:sz w:val="20"/>
+                <w:szCs w:val="20"/>
+                <w:lang w:eastAsia="en-CA"/>
+                <w14:ligatures w14:val="none"/>
+              </w:rPr>
+              <w:t>VendorDashboard.jsx</w:t>
+            </w:r>
+            <w:proofErr w:type="spellEnd"/>
+            <w:r>
+              <w:rPr>
+                <w:rFonts w:ascii="Calibri" w:eastAsia="Times New Roman" w:hAnsi="Calibri" w:cs="Calibri"/>
+                <w:color w:val="000000"/>
+                <w:kern w:val="0"/>
+                <w:sz w:val="22"/>
+                <w:szCs w:val="22"/>
+                <w:lang w:eastAsia="en-CA"/>
+                <w14:ligatures w14:val="none"/>
+              </w:rPr>
+              <w:t xml:space="preserve"> and integrated modal-based demand request creation with </w:t>
+            </w:r>
+            <w:proofErr w:type="spellStart"/>
+            <w:r>
+              <w:rPr>
+                <w:rFonts w:ascii="Arial Unicode MS" w:eastAsia="Times New Roman" w:hAnsi="Arial Unicode MS" w:cs="Calibri"/>
+                <w:color w:val="000000"/>
+                <w:kern w:val="0"/>
+                <w:sz w:val="20"/>
+                <w:szCs w:val="20"/>
+                <w:lang w:eastAsia="en-CA"/>
+                <w14:ligatures w14:val="none"/>
+              </w:rPr>
+              <w:t>VendorDemandRequestsController.cs</w:t>
+            </w:r>
+            <w:proofErr w:type="spellEnd"/>
+            <w:r>
+              <w:rPr>
+                <w:rFonts w:ascii="Calibri" w:eastAsia="Times New Roman" w:hAnsi="Calibri" w:cs="Calibri"/>
+                <w:color w:val="000000"/>
+                <w:kern w:val="0"/>
+                <w:sz w:val="22"/>
+                <w:szCs w:val="22"/>
+                <w:lang w:eastAsia="en-CA"/>
+                <w14:ligatures w14:val="none"/>
+              </w:rPr>
+              <w:t>.</w:t>
+            </w:r>
+          </w:p>
+        </w:tc>
+      </w:tr>
+      <w:tr>
+        <w:trPr>
+          <w:trHeight w:val="765"/>
+        </w:trPr>
+        <w:tc>
+          <w:tcPr>
+            <w:tcW w:w="1240" w:type="dxa"/>
+            <w:tcBorders>
+              <w:top w:val="nil"/>
+              <w:left w:val="single" w:sz="4" w:space="0" w:color="auto"/>
+              <w:bottom w:val="single" w:sz="4" w:space="0" w:color="auto"/>
+              <w:right w:val="single" w:sz="4" w:space="0" w:color="auto"/>
+            </w:tcBorders>
+            <w:shd w:val="clear" w:color="auto" w:fill="auto"/>
+            <w:vAlign w:val="center"/>
+            <w:hideMark/>
+          </w:tcPr>
+          <w:p>
+            <w:pPr>
+              <w:spacing w:after="0" w:line="240" w:lineRule="auto"/>
+              <w:jc w:val="center"/>
+              <w:rPr>
+                <w:rFonts w:ascii="Calibri" w:eastAsia="Times New Roman" w:hAnsi="Calibri" w:cs="Calibri"/>
+                <w:color w:val="000000"/>
+                <w:kern w:val="0"/>
+                <w:sz w:val="22"/>
+                <w:szCs w:val="22"/>
+                <w:lang w:eastAsia="en-CA"/>
+                <w14:ligatures w14:val="none"/>
+              </w:rPr>
+            </w:pPr>
+            <w:r>
+              <w:rPr>
+                <w:rFonts w:ascii="Calibri" w:eastAsia="Times New Roman" w:hAnsi="Calibri" w:cs="Calibri"/>
+                <w:color w:val="000000"/>
+                <w:kern w:val="0"/>
+                <w:sz w:val="22"/>
+                <w:szCs w:val="22"/>
+                <w:lang w:eastAsia="en-CA"/>
+                <w14:ligatures w14:val="none"/>
+              </w:rPr>
+              <w:t> </w:t>
+            </w:r>
+          </w:p>
+        </w:tc>
+        <w:tc>
+          <w:tcPr>
+            <w:tcW w:w="1220" w:type="dxa"/>
+            <w:tcBorders>
+              <w:top w:val="nil"/>
+              <w:left w:val="nil"/>
+              <w:bottom w:val="single" w:sz="4" w:space="0" w:color="auto"/>
+              <w:right w:val="single" w:sz="4" w:space="0" w:color="auto"/>
+            </w:tcBorders>
+            <w:shd w:val="clear" w:color="auto" w:fill="auto"/>
+            <w:vAlign w:val="center"/>
+            <w:hideMark/>
+          </w:tcPr>
+          <w:p>
+            <w:pPr>
+              <w:spacing w:after="0" w:line="240" w:lineRule="auto"/>
+              <w:jc w:val="center"/>
+              <w:rPr>
+                <w:rFonts w:ascii="Calibri" w:eastAsia="Times New Roman" w:hAnsi="Calibri" w:cs="Calibri"/>
+                <w:color w:val="000000"/>
+                <w:kern w:val="0"/>
+                <w:sz w:val="22"/>
+                <w:szCs w:val="22"/>
+                <w:lang w:eastAsia="en-CA"/>
+                <w14:ligatures w14:val="none"/>
+              </w:rPr>
+            </w:pPr>
+            <w:r>
+              <w:rPr>
+                <w:rFonts w:ascii="Calibri" w:eastAsia="Times New Roman" w:hAnsi="Calibri" w:cs="Calibri"/>
+                <w:color w:val="000000"/>
+                <w:kern w:val="0"/>
+                <w:sz w:val="22"/>
+                <w:szCs w:val="22"/>
+                <w:lang w:eastAsia="en-CA"/>
+                <w14:ligatures w14:val="none"/>
+              </w:rPr>
+              <w:t> </w:t>
+            </w:r>
+          </w:p>
+        </w:tc>
+        <w:tc>
+          <w:tcPr>
+            <w:tcW w:w="7480" w:type="dxa"/>
+            <w:tcBorders>
+              <w:top w:val="nil"/>
+              <w:left w:val="nil"/>
+              <w:bottom w:val="single" w:sz="4" w:space="0" w:color="auto"/>
+              <w:right w:val="single" w:sz="4" w:space="0" w:color="auto"/>
+            </w:tcBorders>
+            <w:shd w:val="clear" w:color="auto" w:fill="auto"/>
+            <w:vAlign w:val="center"/>
+            <w:hideMark/>
+          </w:tcPr>
+          <w:p>
+            <w:pPr>
+              <w:spacing w:after="0" w:line="240" w:lineRule="auto"/>
+              <w:rPr>
+                <w:rFonts w:ascii="Calibri" w:eastAsia="Times New Roman" w:hAnsi="Calibri" w:cs="Calibri"/>
+                <w:color w:val="000000"/>
+                <w:kern w:val="0"/>
+                <w:sz w:val="22"/>
+                <w:szCs w:val="22"/>
+                <w:lang w:eastAsia="en-CA"/>
+                <w14:ligatures w14:val="none"/>
+              </w:rPr>
+            </w:pPr>
+            <w:r>
+              <w:rPr>
+                <w:rFonts w:ascii="Calibri" w:eastAsia="Times New Roman" w:hAnsi="Calibri" w:cs="Calibri"/>
+                <w:color w:val="000000"/>
+                <w:kern w:val="0"/>
+                <w:sz w:val="22"/>
+                <w:szCs w:val="22"/>
+                <w:lang w:eastAsia="en-CA"/>
+                <w14:ligatures w14:val="none"/>
+              </w:rPr>
+              <w:t>Added backend support for CSV/data extraction to prepare for forecasting and experimental analysis.</w:t>
+            </w:r>
+          </w:p>
+        </w:tc>
+      </w:tr>
+      <w:tr>
+        <w:trPr>
+          <w:trHeight w:val="765"/>
+        </w:trPr>
+        <w:tc>
+          <w:tcPr>
+            <w:tcW w:w="1240" w:type="dxa"/>
             <w:tcBorders>
               <w:top w:val="nil"/>
               <w:left w:val="single" w:sz="4" w:space="0" w:color="auto"/>
               <w:bottom w:val="nil"/>
               <w:right w:val="single" w:sz="4" w:space="0" w:color="auto"/>
             </w:tcBorders>
-            <w:vAlign w:val="bottom"/>
-          </w:tcPr>
-          <w:p>
-            <w:r>
-              <w:rPr>
-                <w:rFonts w:ascii="Calibri" w:hAnsi="Calibri" w:cs="Calibri"/>
-                <w:color w:val="000000"/>
-                <w:sz w:val="22"/>
-                <w:szCs w:val="22"/>
-              </w:rPr>
-              <w:t> </w:t>
-            </w:r>
-          </w:p>
-        </w:tc>
-        <w:tc>
-          <w:tcPr>
-            <w:tcW w:w="5527" w:type="dxa"/>
-            <w:tcBorders>
-              <w:left w:val="single" w:sz="4" w:space="0" w:color="auto"/>
-            </w:tcBorders>
-            <w:vAlign w:val="bottom"/>
-          </w:tcPr>
-          <w:p>
-            <w:r>
-              <w:rPr>
-                <w:rFonts w:ascii="Calibri" w:hAnsi="Calibri" w:cs="Calibri"/>
-                <w:color w:val="000000"/>
-                <w:sz w:val="22"/>
-                <w:szCs w:val="22"/>
-              </w:rPr>
-              <w:t>Final Midterm video recording</w:t>
+            <w:shd w:val="clear" w:color="auto" w:fill="auto"/>
+            <w:vAlign w:val="center"/>
+            <w:hideMark/>
+          </w:tcPr>
+          <w:p>
+            <w:pPr>
+              <w:spacing w:after="0" w:line="240" w:lineRule="auto"/>
+              <w:jc w:val="center"/>
+              <w:rPr>
+                <w:rFonts w:ascii="Calibri" w:eastAsia="Times New Roman" w:hAnsi="Calibri" w:cs="Calibri"/>
+                <w:color w:val="000000"/>
+                <w:kern w:val="0"/>
+                <w:sz w:val="22"/>
+                <w:szCs w:val="22"/>
+                <w:lang w:eastAsia="en-CA"/>
+                <w14:ligatures w14:val="none"/>
+              </w:rPr>
+            </w:pPr>
+            <w:r>
+              <w:rPr>
+                <w:rFonts w:ascii="Calibri" w:eastAsia="Times New Roman" w:hAnsi="Calibri" w:cs="Calibri"/>
+                <w:color w:val="000000"/>
+                <w:kern w:val="0"/>
+                <w:sz w:val="22"/>
+                <w:szCs w:val="22"/>
+                <w:lang w:eastAsia="en-CA"/>
+                <w14:ligatures w14:val="none"/>
+              </w:rPr>
+              <w:t>07-Mar</w:t>
+            </w:r>
+          </w:p>
+        </w:tc>
+        <w:tc>
+          <w:tcPr>
+            <w:tcW w:w="1220" w:type="dxa"/>
+            <w:tcBorders>
+              <w:top w:val="nil"/>
+              <w:left w:val="nil"/>
+              <w:bottom w:val="nil"/>
+              <w:right w:val="single" w:sz="4" w:space="0" w:color="auto"/>
+            </w:tcBorders>
+            <w:shd w:val="clear" w:color="auto" w:fill="auto"/>
+            <w:vAlign w:val="center"/>
+            <w:hideMark/>
+          </w:tcPr>
+          <w:p>
+            <w:pPr>
+              <w:spacing w:after="0" w:line="240" w:lineRule="auto"/>
+              <w:jc w:val="center"/>
+              <w:rPr>
+                <w:rFonts w:ascii="Calibri" w:eastAsia="Times New Roman" w:hAnsi="Calibri" w:cs="Calibri"/>
+                <w:color w:val="000000"/>
+                <w:kern w:val="0"/>
+                <w:sz w:val="22"/>
+                <w:szCs w:val="22"/>
+                <w:lang w:eastAsia="en-CA"/>
+                <w14:ligatures w14:val="none"/>
+              </w:rPr>
+            </w:pPr>
+            <w:r>
+              <w:rPr>
+                <w:rFonts w:ascii="Calibri" w:eastAsia="Times New Roman" w:hAnsi="Calibri" w:cs="Calibri"/>
+                <w:color w:val="000000"/>
+                <w:kern w:val="0"/>
+                <w:sz w:val="22"/>
+                <w:szCs w:val="22"/>
+                <w:lang w:eastAsia="en-CA"/>
+                <w14:ligatures w14:val="none"/>
+              </w:rPr>
+              <w:t>6</w:t>
+            </w:r>
+          </w:p>
+        </w:tc>
+        <w:tc>
+          <w:tcPr>
+            <w:tcW w:w="7480" w:type="dxa"/>
+            <w:tcBorders>
+              <w:top w:val="nil"/>
+              <w:left w:val="nil"/>
+              <w:bottom w:val="single" w:sz="4" w:space="0" w:color="auto"/>
+              <w:right w:val="single" w:sz="4" w:space="0" w:color="auto"/>
+            </w:tcBorders>
+            <w:shd w:val="clear" w:color="auto" w:fill="auto"/>
+            <w:vAlign w:val="center"/>
+            <w:hideMark/>
+          </w:tcPr>
+          <w:p>
+            <w:pPr>
+              <w:spacing w:after="0" w:line="240" w:lineRule="auto"/>
+              <w:rPr>
+                <w:rFonts w:ascii="Calibri" w:eastAsia="Times New Roman" w:hAnsi="Calibri" w:cs="Calibri"/>
+                <w:color w:val="000000"/>
+                <w:kern w:val="0"/>
+                <w:sz w:val="22"/>
+                <w:szCs w:val="22"/>
+                <w:lang w:eastAsia="en-CA"/>
+                <w14:ligatures w14:val="none"/>
+              </w:rPr>
+            </w:pPr>
+            <w:r>
+              <w:rPr>
+                <w:rFonts w:ascii="Calibri" w:eastAsia="Times New Roman" w:hAnsi="Calibri" w:cs="Calibri"/>
+                <w:color w:val="000000"/>
+                <w:kern w:val="0"/>
+                <w:sz w:val="22"/>
+                <w:szCs w:val="22"/>
+                <w:lang w:eastAsia="en-CA"/>
+                <w14:ligatures w14:val="none"/>
+              </w:rPr>
+              <w:t>Began implementation of a moving-average demand forecasting baseline in .NET as the first forecasting approach for the research module.</w:t>
             </w:r>
           </w:p>
         </w:tc>
       </w:tr>
       <w:tr>
-        <w:tc>
-          <w:tcPr>
-            <w:tcW w:w="1696" w:type="dxa"/>
+        <w:trPr>
+          <w:trHeight w:val="765"/>
+        </w:trPr>
+        <w:tc>
+          <w:tcPr>
+            <w:tcW w:w="1240" w:type="dxa"/>
+            <w:tcBorders>
+              <w:top w:val="nil"/>
+              <w:left w:val="single" w:sz="4" w:space="0" w:color="auto"/>
+              <w:bottom w:val="nil"/>
+              <w:right w:val="single" w:sz="4" w:space="0" w:color="auto"/>
+            </w:tcBorders>
+            <w:shd w:val="clear" w:color="auto" w:fill="auto"/>
+            <w:vAlign w:val="center"/>
+            <w:hideMark/>
+          </w:tcPr>
+          <w:p>
+            <w:pPr>
+              <w:spacing w:after="0" w:line="240" w:lineRule="auto"/>
+              <w:jc w:val="center"/>
+              <w:rPr>
+                <w:rFonts w:ascii="Calibri" w:eastAsia="Times New Roman" w:hAnsi="Calibri" w:cs="Calibri"/>
+                <w:color w:val="000000"/>
+                <w:kern w:val="0"/>
+                <w:sz w:val="22"/>
+                <w:szCs w:val="22"/>
+                <w:lang w:eastAsia="en-CA"/>
+                <w14:ligatures w14:val="none"/>
+              </w:rPr>
+            </w:pPr>
+            <w:r>
+              <w:rPr>
+                <w:rFonts w:ascii="Calibri" w:eastAsia="Times New Roman" w:hAnsi="Calibri" w:cs="Calibri"/>
+                <w:color w:val="000000"/>
+                <w:kern w:val="0"/>
+                <w:sz w:val="22"/>
+                <w:szCs w:val="22"/>
+                <w:lang w:eastAsia="en-CA"/>
+                <w14:ligatures w14:val="none"/>
+              </w:rPr>
+              <w:t> </w:t>
+            </w:r>
+          </w:p>
+        </w:tc>
+        <w:tc>
+          <w:tcPr>
+            <w:tcW w:w="1220" w:type="dxa"/>
+            <w:tcBorders>
+              <w:top w:val="nil"/>
+              <w:left w:val="nil"/>
+              <w:bottom w:val="nil"/>
+              <w:right w:val="single" w:sz="4" w:space="0" w:color="auto"/>
+            </w:tcBorders>
+            <w:shd w:val="clear" w:color="auto" w:fill="auto"/>
+            <w:vAlign w:val="center"/>
+            <w:hideMark/>
+          </w:tcPr>
+          <w:p>
+            <w:pPr>
+              <w:spacing w:after="0" w:line="240" w:lineRule="auto"/>
+              <w:jc w:val="center"/>
+              <w:rPr>
+                <w:rFonts w:ascii="Calibri" w:eastAsia="Times New Roman" w:hAnsi="Calibri" w:cs="Calibri"/>
+                <w:color w:val="000000"/>
+                <w:kern w:val="0"/>
+                <w:sz w:val="22"/>
+                <w:szCs w:val="22"/>
+                <w:lang w:eastAsia="en-CA"/>
+                <w14:ligatures w14:val="none"/>
+              </w:rPr>
+            </w:pPr>
+            <w:r>
+              <w:rPr>
+                <w:rFonts w:ascii="Calibri" w:eastAsia="Times New Roman" w:hAnsi="Calibri" w:cs="Calibri"/>
+                <w:color w:val="000000"/>
+                <w:kern w:val="0"/>
+                <w:sz w:val="22"/>
+                <w:szCs w:val="22"/>
+                <w:lang w:eastAsia="en-CA"/>
+                <w14:ligatures w14:val="none"/>
+              </w:rPr>
+              <w:t> </w:t>
+            </w:r>
+          </w:p>
+        </w:tc>
+        <w:tc>
+          <w:tcPr>
+            <w:tcW w:w="7480" w:type="dxa"/>
+            <w:tcBorders>
+              <w:top w:val="nil"/>
+              <w:left w:val="nil"/>
+              <w:bottom w:val="single" w:sz="4" w:space="0" w:color="auto"/>
+              <w:right w:val="single" w:sz="4" w:space="0" w:color="auto"/>
+            </w:tcBorders>
+            <w:shd w:val="clear" w:color="auto" w:fill="auto"/>
+            <w:vAlign w:val="center"/>
+            <w:hideMark/>
+          </w:tcPr>
+          <w:p>
+            <w:pPr>
+              <w:spacing w:after="0" w:line="240" w:lineRule="auto"/>
+              <w:rPr>
+                <w:rFonts w:ascii="Calibri" w:eastAsia="Times New Roman" w:hAnsi="Calibri" w:cs="Calibri"/>
+                <w:color w:val="000000"/>
+                <w:kern w:val="0"/>
+                <w:sz w:val="22"/>
+                <w:szCs w:val="22"/>
+                <w:lang w:eastAsia="en-CA"/>
+                <w14:ligatures w14:val="none"/>
+              </w:rPr>
+            </w:pPr>
+            <w:r>
+              <w:rPr>
+                <w:rFonts w:ascii="Calibri" w:eastAsia="Times New Roman" w:hAnsi="Calibri" w:cs="Calibri"/>
+                <w:color w:val="000000"/>
+                <w:kern w:val="0"/>
+                <w:sz w:val="22"/>
+                <w:szCs w:val="22"/>
+                <w:lang w:eastAsia="en-CA"/>
+                <w14:ligatures w14:val="none"/>
+              </w:rPr>
+              <w:t xml:space="preserve">Created the </w:t>
+            </w:r>
+            <w:proofErr w:type="spellStart"/>
+            <w:r>
+              <w:rPr>
+                <w:rFonts w:ascii="Arial Unicode MS" w:eastAsia="Times New Roman" w:hAnsi="Arial Unicode MS" w:cs="Calibri"/>
+                <w:color w:val="000000"/>
+                <w:kern w:val="0"/>
+                <w:sz w:val="20"/>
+                <w:szCs w:val="20"/>
+                <w:lang w:eastAsia="en-CA"/>
+                <w14:ligatures w14:val="none"/>
+              </w:rPr>
+              <w:t>DemandForecast</w:t>
+            </w:r>
+            <w:proofErr w:type="spellEnd"/>
+            <w:r>
+              <w:rPr>
+                <w:rFonts w:ascii="Calibri" w:eastAsia="Times New Roman" w:hAnsi="Calibri" w:cs="Calibri"/>
+                <w:color w:val="000000"/>
+                <w:kern w:val="0"/>
+                <w:sz w:val="22"/>
+                <w:szCs w:val="22"/>
+                <w:lang w:eastAsia="en-CA"/>
+                <w14:ligatures w14:val="none"/>
+              </w:rPr>
+              <w:t xml:space="preserve"> model, supporting DTOs, and required database updates for forecast storage.</w:t>
+            </w:r>
+          </w:p>
+        </w:tc>
+      </w:tr>
+      <w:tr>
+        <w:trPr>
+          <w:trHeight w:val="765"/>
+        </w:trPr>
+        <w:tc>
+          <w:tcPr>
+            <w:tcW w:w="1240" w:type="dxa"/>
+            <w:tcBorders>
+              <w:top w:val="nil"/>
+              <w:left w:val="single" w:sz="4" w:space="0" w:color="auto"/>
+              <w:bottom w:val="nil"/>
+              <w:right w:val="single" w:sz="4" w:space="0" w:color="auto"/>
+            </w:tcBorders>
+            <w:shd w:val="clear" w:color="auto" w:fill="auto"/>
+            <w:vAlign w:val="center"/>
+            <w:hideMark/>
+          </w:tcPr>
+          <w:p>
+            <w:pPr>
+              <w:spacing w:after="0" w:line="240" w:lineRule="auto"/>
+              <w:jc w:val="center"/>
+              <w:rPr>
+                <w:rFonts w:ascii="Calibri" w:eastAsia="Times New Roman" w:hAnsi="Calibri" w:cs="Calibri"/>
+                <w:color w:val="000000"/>
+                <w:kern w:val="0"/>
+                <w:sz w:val="22"/>
+                <w:szCs w:val="22"/>
+                <w:lang w:eastAsia="en-CA"/>
+                <w14:ligatures w14:val="none"/>
+              </w:rPr>
+            </w:pPr>
+            <w:r>
+              <w:rPr>
+                <w:rFonts w:ascii="Calibri" w:eastAsia="Times New Roman" w:hAnsi="Calibri" w:cs="Calibri"/>
+                <w:color w:val="000000"/>
+                <w:kern w:val="0"/>
+                <w:sz w:val="22"/>
+                <w:szCs w:val="22"/>
+                <w:lang w:eastAsia="en-CA"/>
+                <w14:ligatures w14:val="none"/>
+              </w:rPr>
+              <w:t> </w:t>
+            </w:r>
+          </w:p>
+        </w:tc>
+        <w:tc>
+          <w:tcPr>
+            <w:tcW w:w="1220" w:type="dxa"/>
+            <w:tcBorders>
+              <w:top w:val="nil"/>
+              <w:left w:val="nil"/>
+              <w:bottom w:val="nil"/>
+              <w:right w:val="single" w:sz="4" w:space="0" w:color="auto"/>
+            </w:tcBorders>
+            <w:shd w:val="clear" w:color="auto" w:fill="auto"/>
+            <w:vAlign w:val="center"/>
+            <w:hideMark/>
+          </w:tcPr>
+          <w:p>
+            <w:pPr>
+              <w:spacing w:after="0" w:line="240" w:lineRule="auto"/>
+              <w:jc w:val="center"/>
+              <w:rPr>
+                <w:rFonts w:ascii="Calibri" w:eastAsia="Times New Roman" w:hAnsi="Calibri" w:cs="Calibri"/>
+                <w:color w:val="000000"/>
+                <w:kern w:val="0"/>
+                <w:sz w:val="22"/>
+                <w:szCs w:val="22"/>
+                <w:lang w:eastAsia="en-CA"/>
+                <w14:ligatures w14:val="none"/>
+              </w:rPr>
+            </w:pPr>
+            <w:r>
+              <w:rPr>
+                <w:rFonts w:ascii="Calibri" w:eastAsia="Times New Roman" w:hAnsi="Calibri" w:cs="Calibri"/>
+                <w:color w:val="000000"/>
+                <w:kern w:val="0"/>
+                <w:sz w:val="22"/>
+                <w:szCs w:val="22"/>
+                <w:lang w:eastAsia="en-CA"/>
+                <w14:ligatures w14:val="none"/>
+              </w:rPr>
+              <w:t> </w:t>
+            </w:r>
+          </w:p>
+        </w:tc>
+        <w:tc>
+          <w:tcPr>
+            <w:tcW w:w="7480" w:type="dxa"/>
+            <w:tcBorders>
+              <w:top w:val="nil"/>
+              <w:left w:val="nil"/>
+              <w:bottom w:val="single" w:sz="4" w:space="0" w:color="auto"/>
+              <w:right w:val="single" w:sz="4" w:space="0" w:color="auto"/>
+            </w:tcBorders>
+            <w:shd w:val="clear" w:color="auto" w:fill="auto"/>
+            <w:vAlign w:val="center"/>
+            <w:hideMark/>
+          </w:tcPr>
+          <w:p>
+            <w:pPr>
+              <w:spacing w:after="0" w:line="240" w:lineRule="auto"/>
+              <w:rPr>
+                <w:rFonts w:ascii="Calibri" w:eastAsia="Times New Roman" w:hAnsi="Calibri" w:cs="Calibri"/>
+                <w:color w:val="000000"/>
+                <w:kern w:val="0"/>
+                <w:sz w:val="22"/>
+                <w:szCs w:val="22"/>
+                <w:lang w:eastAsia="en-CA"/>
+                <w14:ligatures w14:val="none"/>
+              </w:rPr>
+            </w:pPr>
+            <w:r>
+              <w:rPr>
+                <w:rFonts w:ascii="Calibri" w:eastAsia="Times New Roman" w:hAnsi="Calibri" w:cs="Calibri"/>
+                <w:color w:val="000000"/>
+                <w:kern w:val="0"/>
+                <w:sz w:val="22"/>
+                <w:szCs w:val="22"/>
+                <w:lang w:eastAsia="en-CA"/>
+                <w14:ligatures w14:val="none"/>
+              </w:rPr>
+              <w:t>Completed baseline forecasting workflow and tested forecast generation successfully through API endpoints.</w:t>
+            </w:r>
+          </w:p>
+        </w:tc>
+      </w:tr>
+      <w:tr>
+        <w:trPr>
+          <w:trHeight w:val="765"/>
+        </w:trPr>
+        <w:tc>
+          <w:tcPr>
+            <w:tcW w:w="1240" w:type="dxa"/>
+            <w:tcBorders>
+              <w:top w:val="nil"/>
+              <w:left w:val="single" w:sz="4" w:space="0" w:color="auto"/>
+              <w:bottom w:val="nil"/>
+              <w:right w:val="single" w:sz="4" w:space="0" w:color="auto"/>
+            </w:tcBorders>
+            <w:shd w:val="clear" w:color="auto" w:fill="auto"/>
+            <w:vAlign w:val="center"/>
+            <w:hideMark/>
+          </w:tcPr>
+          <w:p>
+            <w:pPr>
+              <w:spacing w:after="0" w:line="240" w:lineRule="auto"/>
+              <w:jc w:val="center"/>
+              <w:rPr>
+                <w:rFonts w:ascii="Calibri" w:eastAsia="Times New Roman" w:hAnsi="Calibri" w:cs="Calibri"/>
+                <w:color w:val="000000"/>
+                <w:kern w:val="0"/>
+                <w:sz w:val="22"/>
+                <w:szCs w:val="22"/>
+                <w:lang w:eastAsia="en-CA"/>
+                <w14:ligatures w14:val="none"/>
+              </w:rPr>
+            </w:pPr>
+            <w:r>
+              <w:rPr>
+                <w:rFonts w:ascii="Calibri" w:eastAsia="Times New Roman" w:hAnsi="Calibri" w:cs="Calibri"/>
+                <w:color w:val="000000"/>
+                <w:kern w:val="0"/>
+                <w:sz w:val="22"/>
+                <w:szCs w:val="22"/>
+                <w:lang w:eastAsia="en-CA"/>
+                <w14:ligatures w14:val="none"/>
+              </w:rPr>
+              <w:t> </w:t>
+            </w:r>
+          </w:p>
+        </w:tc>
+        <w:tc>
+          <w:tcPr>
+            <w:tcW w:w="1220" w:type="dxa"/>
+            <w:tcBorders>
+              <w:top w:val="nil"/>
+              <w:left w:val="nil"/>
+              <w:bottom w:val="nil"/>
+              <w:right w:val="single" w:sz="4" w:space="0" w:color="auto"/>
+            </w:tcBorders>
+            <w:shd w:val="clear" w:color="auto" w:fill="auto"/>
+            <w:vAlign w:val="center"/>
+            <w:hideMark/>
+          </w:tcPr>
+          <w:p>
+            <w:pPr>
+              <w:spacing w:after="0" w:line="240" w:lineRule="auto"/>
+              <w:jc w:val="center"/>
+              <w:rPr>
+                <w:rFonts w:ascii="Calibri" w:eastAsia="Times New Roman" w:hAnsi="Calibri" w:cs="Calibri"/>
+                <w:color w:val="000000"/>
+                <w:kern w:val="0"/>
+                <w:sz w:val="22"/>
+                <w:szCs w:val="22"/>
+                <w:lang w:eastAsia="en-CA"/>
+                <w14:ligatures w14:val="none"/>
+              </w:rPr>
+            </w:pPr>
+            <w:r>
+              <w:rPr>
+                <w:rFonts w:ascii="Calibri" w:eastAsia="Times New Roman" w:hAnsi="Calibri" w:cs="Calibri"/>
+                <w:color w:val="000000"/>
+                <w:kern w:val="0"/>
+                <w:sz w:val="22"/>
+                <w:szCs w:val="22"/>
+                <w:lang w:eastAsia="en-CA"/>
+                <w14:ligatures w14:val="none"/>
+              </w:rPr>
+              <w:t> </w:t>
+            </w:r>
+          </w:p>
+        </w:tc>
+        <w:tc>
+          <w:tcPr>
+            <w:tcW w:w="7480" w:type="dxa"/>
+            <w:tcBorders>
+              <w:top w:val="nil"/>
+              <w:left w:val="nil"/>
+              <w:bottom w:val="single" w:sz="4" w:space="0" w:color="auto"/>
+              <w:right w:val="single" w:sz="4" w:space="0" w:color="auto"/>
+            </w:tcBorders>
+            <w:shd w:val="clear" w:color="auto" w:fill="auto"/>
+            <w:vAlign w:val="center"/>
+            <w:hideMark/>
+          </w:tcPr>
+          <w:p>
+            <w:pPr>
+              <w:spacing w:after="0" w:line="240" w:lineRule="auto"/>
+              <w:rPr>
+                <w:rFonts w:ascii="Calibri" w:eastAsia="Times New Roman" w:hAnsi="Calibri" w:cs="Calibri"/>
+                <w:color w:val="000000"/>
+                <w:kern w:val="0"/>
+                <w:sz w:val="22"/>
+                <w:szCs w:val="22"/>
+                <w:lang w:eastAsia="en-CA"/>
+                <w14:ligatures w14:val="none"/>
+              </w:rPr>
+            </w:pPr>
+            <w:r>
+              <w:rPr>
+                <w:rFonts w:ascii="Calibri" w:eastAsia="Times New Roman" w:hAnsi="Calibri" w:cs="Calibri"/>
+                <w:color w:val="000000"/>
+                <w:kern w:val="0"/>
+                <w:sz w:val="22"/>
+                <w:szCs w:val="22"/>
+                <w:lang w:eastAsia="en-CA"/>
+                <w14:ligatures w14:val="none"/>
+              </w:rPr>
+              <w:t>Designed the optimization module structure by defining the optimization result table and dispatch recommendation flow.</w:t>
+            </w:r>
+          </w:p>
+        </w:tc>
+      </w:tr>
+      <w:tr>
+        <w:trPr>
+          <w:trHeight w:val="765"/>
+        </w:trPr>
+        <w:tc>
+          <w:tcPr>
+            <w:tcW w:w="1240" w:type="dxa"/>
+            <w:tcBorders>
+              <w:top w:val="nil"/>
+              <w:left w:val="single" w:sz="4" w:space="0" w:color="auto"/>
+              <w:bottom w:val="nil"/>
+              <w:right w:val="single" w:sz="4" w:space="0" w:color="auto"/>
+            </w:tcBorders>
+            <w:shd w:val="clear" w:color="auto" w:fill="auto"/>
+            <w:vAlign w:val="center"/>
+            <w:hideMark/>
+          </w:tcPr>
+          <w:p>
+            <w:pPr>
+              <w:spacing w:after="0" w:line="240" w:lineRule="auto"/>
+              <w:jc w:val="center"/>
+              <w:rPr>
+                <w:rFonts w:ascii="Calibri" w:eastAsia="Times New Roman" w:hAnsi="Calibri" w:cs="Calibri"/>
+                <w:color w:val="000000"/>
+                <w:kern w:val="0"/>
+                <w:sz w:val="22"/>
+                <w:szCs w:val="22"/>
+                <w:lang w:eastAsia="en-CA"/>
+                <w14:ligatures w14:val="none"/>
+              </w:rPr>
+            </w:pPr>
+            <w:r>
+              <w:rPr>
+                <w:rFonts w:ascii="Calibri" w:eastAsia="Times New Roman" w:hAnsi="Calibri" w:cs="Calibri"/>
+                <w:color w:val="000000"/>
+                <w:kern w:val="0"/>
+                <w:sz w:val="22"/>
+                <w:szCs w:val="22"/>
+                <w:lang w:eastAsia="en-CA"/>
+                <w14:ligatures w14:val="none"/>
+              </w:rPr>
+              <w:t> </w:t>
+            </w:r>
+          </w:p>
+        </w:tc>
+        <w:tc>
+          <w:tcPr>
+            <w:tcW w:w="1220" w:type="dxa"/>
+            <w:tcBorders>
+              <w:top w:val="nil"/>
+              <w:left w:val="nil"/>
+              <w:bottom w:val="nil"/>
+              <w:right w:val="single" w:sz="4" w:space="0" w:color="auto"/>
+            </w:tcBorders>
+            <w:shd w:val="clear" w:color="auto" w:fill="auto"/>
+            <w:vAlign w:val="center"/>
+            <w:hideMark/>
+          </w:tcPr>
+          <w:p>
+            <w:pPr>
+              <w:spacing w:after="0" w:line="240" w:lineRule="auto"/>
+              <w:jc w:val="center"/>
+              <w:rPr>
+                <w:rFonts w:ascii="Calibri" w:eastAsia="Times New Roman" w:hAnsi="Calibri" w:cs="Calibri"/>
+                <w:color w:val="000000"/>
+                <w:kern w:val="0"/>
+                <w:sz w:val="22"/>
+                <w:szCs w:val="22"/>
+                <w:lang w:eastAsia="en-CA"/>
+                <w14:ligatures w14:val="none"/>
+              </w:rPr>
+            </w:pPr>
+            <w:r>
+              <w:rPr>
+                <w:rFonts w:ascii="Calibri" w:eastAsia="Times New Roman" w:hAnsi="Calibri" w:cs="Calibri"/>
+                <w:color w:val="000000"/>
+                <w:kern w:val="0"/>
+                <w:sz w:val="22"/>
+                <w:szCs w:val="22"/>
+                <w:lang w:eastAsia="en-CA"/>
+                <w14:ligatures w14:val="none"/>
+              </w:rPr>
+              <w:t> </w:t>
+            </w:r>
+          </w:p>
+        </w:tc>
+        <w:tc>
+          <w:tcPr>
+            <w:tcW w:w="7480" w:type="dxa"/>
+            <w:tcBorders>
+              <w:top w:val="nil"/>
+              <w:left w:val="nil"/>
+              <w:bottom w:val="single" w:sz="4" w:space="0" w:color="auto"/>
+              <w:right w:val="single" w:sz="4" w:space="0" w:color="auto"/>
+            </w:tcBorders>
+            <w:shd w:val="clear" w:color="auto" w:fill="auto"/>
+            <w:vAlign w:val="center"/>
+            <w:hideMark/>
+          </w:tcPr>
+          <w:p>
+            <w:pPr>
+              <w:spacing w:after="0" w:line="240" w:lineRule="auto"/>
+              <w:rPr>
+                <w:rFonts w:ascii="Calibri" w:eastAsia="Times New Roman" w:hAnsi="Calibri" w:cs="Calibri"/>
+                <w:color w:val="000000"/>
+                <w:kern w:val="0"/>
+                <w:sz w:val="22"/>
+                <w:szCs w:val="22"/>
+                <w:lang w:eastAsia="en-CA"/>
+                <w14:ligatures w14:val="none"/>
+              </w:rPr>
+            </w:pPr>
+            <w:r>
+              <w:rPr>
+                <w:rFonts w:ascii="Calibri" w:eastAsia="Times New Roman" w:hAnsi="Calibri" w:cs="Calibri"/>
+                <w:color w:val="000000"/>
+                <w:kern w:val="0"/>
+                <w:sz w:val="22"/>
+                <w:szCs w:val="22"/>
+                <w:lang w:eastAsia="en-CA"/>
+                <w14:ligatures w14:val="none"/>
+              </w:rPr>
+              <w:t xml:space="preserve">Implemented </w:t>
+            </w:r>
+            <w:proofErr w:type="spellStart"/>
+            <w:r>
+              <w:rPr>
+                <w:rFonts w:ascii="Arial Unicode MS" w:eastAsia="Times New Roman" w:hAnsi="Arial Unicode MS" w:cs="Calibri"/>
+                <w:color w:val="000000"/>
+                <w:kern w:val="0"/>
+                <w:sz w:val="20"/>
+                <w:szCs w:val="20"/>
+                <w:lang w:eastAsia="en-CA"/>
+                <w14:ligatures w14:val="none"/>
+              </w:rPr>
+              <w:t>DispatchOptimizationService.cs</w:t>
+            </w:r>
+            <w:proofErr w:type="spellEnd"/>
+            <w:r>
+              <w:rPr>
+                <w:rFonts w:ascii="Calibri" w:eastAsia="Times New Roman" w:hAnsi="Calibri" w:cs="Calibri"/>
+                <w:color w:val="000000"/>
+                <w:kern w:val="0"/>
+                <w:sz w:val="22"/>
+                <w:szCs w:val="22"/>
+                <w:lang w:eastAsia="en-CA"/>
+                <w14:ligatures w14:val="none"/>
+              </w:rPr>
+              <w:t xml:space="preserve"> using greedy baseline allocation logic based on forecast demand and available farmer inventory.</w:t>
+            </w:r>
+          </w:p>
+        </w:tc>
+      </w:tr>
+      <w:tr>
+        <w:trPr>
+          <w:trHeight w:val="765"/>
+        </w:trPr>
+        <w:tc>
+          <w:tcPr>
+            <w:tcW w:w="1240" w:type="dxa"/>
             <w:tcBorders>
               <w:top w:val="nil"/>
               <w:left w:val="single" w:sz="4" w:space="0" w:color="auto"/>
               <w:bottom w:val="single" w:sz="4" w:space="0" w:color="auto"/>
               <w:right w:val="single" w:sz="4" w:space="0" w:color="auto"/>
             </w:tcBorders>
-            <w:vAlign w:val="bottom"/>
-          </w:tcPr>
-          <w:p>
-            <w:r>
-              <w:rPr>
-                <w:rFonts w:ascii="Calibri" w:hAnsi="Calibri" w:cs="Calibri"/>
-                <w:color w:val="000000"/>
-                <w:sz w:val="22"/>
-                <w:szCs w:val="22"/>
+            <w:shd w:val="clear" w:color="auto" w:fill="auto"/>
+            <w:vAlign w:val="center"/>
+            <w:hideMark/>
+          </w:tcPr>
+          <w:p>
+            <w:pPr>
+              <w:spacing w:after="0" w:line="240" w:lineRule="auto"/>
+              <w:jc w:val="center"/>
+              <w:rPr>
+                <w:rFonts w:ascii="Calibri" w:eastAsia="Times New Roman" w:hAnsi="Calibri" w:cs="Calibri"/>
+                <w:color w:val="000000"/>
+                <w:kern w:val="0"/>
+                <w:sz w:val="22"/>
+                <w:szCs w:val="22"/>
+                <w:lang w:eastAsia="en-CA"/>
+                <w14:ligatures w14:val="none"/>
+              </w:rPr>
+            </w:pPr>
+            <w:r>
+              <w:rPr>
+                <w:rFonts w:ascii="Calibri" w:eastAsia="Times New Roman" w:hAnsi="Calibri" w:cs="Calibri"/>
+                <w:color w:val="000000"/>
+                <w:kern w:val="0"/>
+                <w:sz w:val="22"/>
+                <w:szCs w:val="22"/>
+                <w:lang w:eastAsia="en-CA"/>
+                <w14:ligatures w14:val="none"/>
               </w:rPr>
               <w:t> </w:t>
             </w:r>
@@ -511,22 +1819,254 @@
         </w:tc>
         <w:tc>
           <w:tcPr>
-            <w:tcW w:w="2127" w:type="dxa"/>
+            <w:tcW w:w="1220" w:type="dxa"/>
+            <w:tcBorders>
+              <w:top w:val="nil"/>
+              <w:left w:val="nil"/>
+              <w:bottom w:val="single" w:sz="4" w:space="0" w:color="auto"/>
+              <w:right w:val="single" w:sz="4" w:space="0" w:color="auto"/>
+            </w:tcBorders>
+            <w:shd w:val="clear" w:color="auto" w:fill="auto"/>
+            <w:vAlign w:val="center"/>
+            <w:hideMark/>
+          </w:tcPr>
+          <w:p>
+            <w:pPr>
+              <w:spacing w:after="0" w:line="240" w:lineRule="auto"/>
+              <w:jc w:val="center"/>
+              <w:rPr>
+                <w:rFonts w:ascii="Calibri" w:eastAsia="Times New Roman" w:hAnsi="Calibri" w:cs="Calibri"/>
+                <w:color w:val="000000"/>
+                <w:kern w:val="0"/>
+                <w:sz w:val="22"/>
+                <w:szCs w:val="22"/>
+                <w:lang w:eastAsia="en-CA"/>
+                <w14:ligatures w14:val="none"/>
+              </w:rPr>
+            </w:pPr>
+            <w:r>
+              <w:rPr>
+                <w:rFonts w:ascii="Calibri" w:eastAsia="Times New Roman" w:hAnsi="Calibri" w:cs="Calibri"/>
+                <w:color w:val="000000"/>
+                <w:kern w:val="0"/>
+                <w:sz w:val="22"/>
+                <w:szCs w:val="22"/>
+                <w:lang w:eastAsia="en-CA"/>
+                <w14:ligatures w14:val="none"/>
+              </w:rPr>
+              <w:t> </w:t>
+            </w:r>
+          </w:p>
+        </w:tc>
+        <w:tc>
+          <w:tcPr>
+            <w:tcW w:w="7480" w:type="dxa"/>
+            <w:tcBorders>
+              <w:top w:val="nil"/>
+              <w:left w:val="nil"/>
+              <w:bottom w:val="single" w:sz="4" w:space="0" w:color="auto"/>
+              <w:right w:val="single" w:sz="4" w:space="0" w:color="auto"/>
+            </w:tcBorders>
+            <w:shd w:val="clear" w:color="auto" w:fill="auto"/>
+            <w:vAlign w:val="center"/>
+            <w:hideMark/>
+          </w:tcPr>
+          <w:p>
+            <w:pPr>
+              <w:spacing w:after="0" w:line="240" w:lineRule="auto"/>
+              <w:rPr>
+                <w:rFonts w:ascii="Calibri" w:eastAsia="Times New Roman" w:hAnsi="Calibri" w:cs="Calibri"/>
+                <w:color w:val="000000"/>
+                <w:kern w:val="0"/>
+                <w:sz w:val="22"/>
+                <w:szCs w:val="22"/>
+                <w:lang w:eastAsia="en-CA"/>
+                <w14:ligatures w14:val="none"/>
+              </w:rPr>
+            </w:pPr>
+            <w:r>
+              <w:rPr>
+                <w:rFonts w:ascii="Calibri" w:eastAsia="Times New Roman" w:hAnsi="Calibri" w:cs="Calibri"/>
+                <w:color w:val="000000"/>
+                <w:kern w:val="0"/>
+                <w:sz w:val="22"/>
+                <w:szCs w:val="22"/>
+                <w:lang w:eastAsia="en-CA"/>
+                <w14:ligatures w14:val="none"/>
+              </w:rPr>
+              <w:t>Created optimization API endpoints for generating and retrieving recommended dispatch plans.</w:t>
+            </w:r>
+          </w:p>
+        </w:tc>
+      </w:tr>
+      <w:tr>
+        <w:trPr>
+          <w:trHeight w:val="765"/>
+        </w:trPr>
+        <w:tc>
+          <w:tcPr>
+            <w:tcW w:w="1240" w:type="dxa"/>
+            <w:tcBorders>
+              <w:top w:val="nil"/>
+              <w:left w:val="single" w:sz="4" w:space="0" w:color="auto"/>
+              <w:bottom w:val="nil"/>
+              <w:right w:val="single" w:sz="4" w:space="0" w:color="auto"/>
+            </w:tcBorders>
+            <w:shd w:val="clear" w:color="auto" w:fill="auto"/>
+            <w:vAlign w:val="center"/>
+            <w:hideMark/>
+          </w:tcPr>
+          <w:p>
+            <w:pPr>
+              <w:spacing w:after="0" w:line="240" w:lineRule="auto"/>
+              <w:jc w:val="center"/>
+              <w:rPr>
+                <w:rFonts w:ascii="Calibri" w:eastAsia="Times New Roman" w:hAnsi="Calibri" w:cs="Calibri"/>
+                <w:color w:val="000000"/>
+                <w:kern w:val="0"/>
+                <w:sz w:val="22"/>
+                <w:szCs w:val="22"/>
+                <w:lang w:eastAsia="en-CA"/>
+                <w14:ligatures w14:val="none"/>
+              </w:rPr>
+            </w:pPr>
+            <w:r>
+              <w:rPr>
+                <w:rFonts w:ascii="Calibri" w:eastAsia="Times New Roman" w:hAnsi="Calibri" w:cs="Calibri"/>
+                <w:color w:val="000000"/>
+                <w:kern w:val="0"/>
+                <w:sz w:val="22"/>
+                <w:szCs w:val="22"/>
+                <w:lang w:eastAsia="en-CA"/>
+                <w14:ligatures w14:val="none"/>
+              </w:rPr>
+              <w:lastRenderedPageBreak/>
+              <w:t>08-Mar</w:t>
+            </w:r>
+          </w:p>
+        </w:tc>
+        <w:tc>
+          <w:tcPr>
+            <w:tcW w:w="1220" w:type="dxa"/>
+            <w:tcBorders>
+              <w:top w:val="nil"/>
+              <w:left w:val="nil"/>
+              <w:bottom w:val="nil"/>
+              <w:right w:val="single" w:sz="4" w:space="0" w:color="auto"/>
+            </w:tcBorders>
+            <w:shd w:val="clear" w:color="auto" w:fill="auto"/>
+            <w:vAlign w:val="center"/>
+            <w:hideMark/>
+          </w:tcPr>
+          <w:p>
+            <w:pPr>
+              <w:spacing w:after="0" w:line="240" w:lineRule="auto"/>
+              <w:jc w:val="center"/>
+              <w:rPr>
+                <w:rFonts w:ascii="Calibri" w:eastAsia="Times New Roman" w:hAnsi="Calibri" w:cs="Calibri"/>
+                <w:color w:val="000000"/>
+                <w:kern w:val="0"/>
+                <w:sz w:val="22"/>
+                <w:szCs w:val="22"/>
+                <w:lang w:eastAsia="en-CA"/>
+                <w14:ligatures w14:val="none"/>
+              </w:rPr>
+            </w:pPr>
+            <w:r>
+              <w:rPr>
+                <w:rFonts w:ascii="Calibri" w:eastAsia="Times New Roman" w:hAnsi="Calibri" w:cs="Calibri"/>
+                <w:color w:val="000000"/>
+                <w:kern w:val="0"/>
+                <w:sz w:val="22"/>
+                <w:szCs w:val="22"/>
+                <w:lang w:eastAsia="en-CA"/>
+                <w14:ligatures w14:val="none"/>
+              </w:rPr>
+              <w:t>3</w:t>
+            </w:r>
+          </w:p>
+        </w:tc>
+        <w:tc>
+          <w:tcPr>
+            <w:tcW w:w="7480" w:type="dxa"/>
+            <w:tcBorders>
+              <w:top w:val="nil"/>
+              <w:left w:val="nil"/>
+              <w:bottom w:val="single" w:sz="4" w:space="0" w:color="auto"/>
+              <w:right w:val="single" w:sz="4" w:space="0" w:color="auto"/>
+            </w:tcBorders>
+            <w:shd w:val="clear" w:color="auto" w:fill="auto"/>
+            <w:vAlign w:val="center"/>
+            <w:hideMark/>
+          </w:tcPr>
+          <w:p>
+            <w:pPr>
+              <w:spacing w:after="0" w:line="240" w:lineRule="auto"/>
+              <w:rPr>
+                <w:rFonts w:ascii="Calibri" w:eastAsia="Times New Roman" w:hAnsi="Calibri" w:cs="Calibri"/>
+                <w:color w:val="000000"/>
+                <w:kern w:val="0"/>
+                <w:sz w:val="22"/>
+                <w:szCs w:val="22"/>
+                <w:lang w:eastAsia="en-CA"/>
+                <w14:ligatures w14:val="none"/>
+              </w:rPr>
+            </w:pPr>
+            <w:r>
+              <w:rPr>
+                <w:rFonts w:ascii="Calibri" w:eastAsia="Times New Roman" w:hAnsi="Calibri" w:cs="Calibri"/>
+                <w:color w:val="000000"/>
+                <w:kern w:val="0"/>
+                <w:sz w:val="22"/>
+                <w:szCs w:val="22"/>
+                <w:lang w:eastAsia="en-CA"/>
+                <w14:ligatures w14:val="none"/>
+              </w:rPr>
+              <w:t>Conducted research and design for the optimization component, focusing on demand-driven farmer-to-vendor dispatch decision logic using forecast and inventory data.</w:t>
+            </w:r>
+          </w:p>
+        </w:tc>
+      </w:tr>
+      <w:tr>
+        <w:trPr>
+          <w:trHeight w:val="765"/>
+        </w:trPr>
+        <w:tc>
+          <w:tcPr>
+            <w:tcW w:w="1240" w:type="dxa"/>
             <w:tcBorders>
               <w:top w:val="nil"/>
               <w:left w:val="single" w:sz="4" w:space="0" w:color="auto"/>
               <w:bottom w:val="single" w:sz="4" w:space="0" w:color="auto"/>
               <w:right w:val="single" w:sz="4" w:space="0" w:color="auto"/>
             </w:tcBorders>
-            <w:vAlign w:val="bottom"/>
-          </w:tcPr>
-          <w:p>
-            <w:r>
-              <w:rPr>
-                <w:rFonts w:ascii="Calibri" w:hAnsi="Calibri" w:cs="Calibri"/>
-                <w:color w:val="000000"/>
-                <w:sz w:val="22"/>
-                <w:szCs w:val="22"/>
+            <w:shd w:val="clear" w:color="auto" w:fill="auto"/>
+            <w:vAlign w:val="center"/>
+            <w:hideMark/>
+          </w:tcPr>
+          <w:p>
+            <w:pPr>
+              <w:spacing w:after="0" w:line="240" w:lineRule="auto"/>
+              <w:jc w:val="center"/>
+              <w:rPr>
+                <w:rFonts w:ascii="Calibri" w:eastAsia="Times New Roman" w:hAnsi="Calibri" w:cs="Calibri"/>
+                <w:color w:val="000000"/>
+                <w:kern w:val="0"/>
+                <w:sz w:val="22"/>
+                <w:szCs w:val="22"/>
+                <w:lang w:eastAsia="en-CA"/>
+                <w14:ligatures w14:val="none"/>
+              </w:rPr>
+            </w:pPr>
+            <w:r>
+              <w:rPr>
+                <w:rFonts w:ascii="Calibri" w:eastAsia="Times New Roman" w:hAnsi="Calibri" w:cs="Calibri"/>
+                <w:color w:val="000000"/>
+                <w:kern w:val="0"/>
+                <w:sz w:val="22"/>
+                <w:szCs w:val="22"/>
+                <w:lang w:eastAsia="en-CA"/>
+                <w14:ligatures w14:val="none"/>
               </w:rPr>
               <w:t> </w:t>
             </w:r>
@@ -534,411 +2074,682 @@
         </w:tc>
         <w:tc>
           <w:tcPr>
-            <w:tcW w:w="5527" w:type="dxa"/>
-            <w:tcBorders>
-              <w:left w:val="single" w:sz="4" w:space="0" w:color="auto"/>
-            </w:tcBorders>
-            <w:vAlign w:val="bottom"/>
-          </w:tcPr>
-          <w:p>
-            <w:r>
-              <w:rPr>
-                <w:rFonts w:ascii="Calibri" w:hAnsi="Calibri" w:cs="Calibri"/>
-                <w:color w:val="000000"/>
-                <w:sz w:val="22"/>
-                <w:szCs w:val="22"/>
-              </w:rPr>
-              <w:t>Final Midterm report completion and submission</w:t>
+            <w:tcW w:w="1220" w:type="dxa"/>
+            <w:tcBorders>
+              <w:top w:val="nil"/>
+              <w:left w:val="nil"/>
+              <w:bottom w:val="single" w:sz="4" w:space="0" w:color="auto"/>
+              <w:right w:val="single" w:sz="4" w:space="0" w:color="auto"/>
+            </w:tcBorders>
+            <w:shd w:val="clear" w:color="auto" w:fill="auto"/>
+            <w:vAlign w:val="center"/>
+            <w:hideMark/>
+          </w:tcPr>
+          <w:p>
+            <w:pPr>
+              <w:spacing w:after="0" w:line="240" w:lineRule="auto"/>
+              <w:jc w:val="center"/>
+              <w:rPr>
+                <w:rFonts w:ascii="Calibri" w:eastAsia="Times New Roman" w:hAnsi="Calibri" w:cs="Calibri"/>
+                <w:color w:val="000000"/>
+                <w:kern w:val="0"/>
+                <w:sz w:val="22"/>
+                <w:szCs w:val="22"/>
+                <w:lang w:eastAsia="en-CA"/>
+                <w14:ligatures w14:val="none"/>
+              </w:rPr>
+            </w:pPr>
+            <w:r>
+              <w:rPr>
+                <w:rFonts w:ascii="Calibri" w:eastAsia="Times New Roman" w:hAnsi="Calibri" w:cs="Calibri"/>
+                <w:color w:val="000000"/>
+                <w:kern w:val="0"/>
+                <w:sz w:val="22"/>
+                <w:szCs w:val="22"/>
+                <w:lang w:eastAsia="en-CA"/>
+                <w14:ligatures w14:val="none"/>
+              </w:rPr>
+              <w:t> </w:t>
+            </w:r>
+          </w:p>
+        </w:tc>
+        <w:tc>
+          <w:tcPr>
+            <w:tcW w:w="7480" w:type="dxa"/>
+            <w:tcBorders>
+              <w:top w:val="nil"/>
+              <w:left w:val="nil"/>
+              <w:bottom w:val="single" w:sz="4" w:space="0" w:color="auto"/>
+              <w:right w:val="single" w:sz="4" w:space="0" w:color="auto"/>
+            </w:tcBorders>
+            <w:shd w:val="clear" w:color="auto" w:fill="auto"/>
+            <w:vAlign w:val="center"/>
+            <w:hideMark/>
+          </w:tcPr>
+          <w:p>
+            <w:pPr>
+              <w:spacing w:after="0" w:line="240" w:lineRule="auto"/>
+              <w:rPr>
+                <w:rFonts w:ascii="Calibri" w:eastAsia="Times New Roman" w:hAnsi="Calibri" w:cs="Calibri"/>
+                <w:color w:val="000000"/>
+                <w:kern w:val="0"/>
+                <w:sz w:val="22"/>
+                <w:szCs w:val="22"/>
+                <w:lang w:eastAsia="en-CA"/>
+                <w14:ligatures w14:val="none"/>
+              </w:rPr>
+            </w:pPr>
+            <w:r>
+              <w:rPr>
+                <w:rFonts w:ascii="Calibri" w:eastAsia="Times New Roman" w:hAnsi="Calibri" w:cs="Calibri"/>
+                <w:color w:val="000000"/>
+                <w:kern w:val="0"/>
+                <w:sz w:val="22"/>
+                <w:szCs w:val="22"/>
+                <w:lang w:eastAsia="en-CA"/>
+                <w14:ligatures w14:val="none"/>
+              </w:rPr>
+              <w:t>Refined the optimization formulation to support the research novelty component of the project.</w:t>
             </w:r>
           </w:p>
         </w:tc>
       </w:tr>
       <w:tr>
-        <w:tc>
-          <w:tcPr>
-            <w:tcW w:w="1696" w:type="dxa"/>
-            <w:tcBorders>
-              <w:top w:val="single" w:sz="4" w:space="0" w:color="auto"/>
-            </w:tcBorders>
-            <w:vAlign w:val="center"/>
-          </w:tcPr>
-          <w:p>
-            <w:r>
-              <w:rPr>
-                <w:rFonts w:ascii="Calibri" w:hAnsi="Calibri" w:cs="Calibri"/>
-                <w:b/>
-                <w:bCs/>
-                <w:color w:val="000000"/>
-                <w:sz w:val="22"/>
-                <w:szCs w:val="22"/>
-              </w:rPr>
-              <w:t>24-Feb</w:t>
-            </w:r>
-          </w:p>
-        </w:tc>
-        <w:tc>
-          <w:tcPr>
-            <w:tcW w:w="2127" w:type="dxa"/>
-            <w:tcBorders>
-              <w:top w:val="single" w:sz="4" w:space="0" w:color="auto"/>
-            </w:tcBorders>
-            <w:vAlign w:val="center"/>
-          </w:tcPr>
-          <w:p>
-            <w:r>
-              <w:rPr>
-                <w:rFonts w:ascii="Calibri" w:hAnsi="Calibri" w:cs="Calibri"/>
-                <w:color w:val="000000"/>
-                <w:sz w:val="22"/>
-                <w:szCs w:val="22"/>
-              </w:rPr>
-              <w:t> 5</w:t>
-            </w:r>
-          </w:p>
-        </w:tc>
-        <w:tc>
-          <w:tcPr>
-            <w:tcW w:w="5527" w:type="dxa"/>
-            <w:vAlign w:val="center"/>
-          </w:tcPr>
-          <w:p>
-            <w:r>
-              <w:rPr>
-                <w:rFonts w:ascii="Calibri" w:hAnsi="Calibri" w:cs="Calibri"/>
-                <w:color w:val="000000"/>
-                <w:sz w:val="22"/>
-                <w:szCs w:val="22"/>
-              </w:rPr>
-              <w:t>Implemented API endpoint POST /</w:t>
-            </w:r>
-            <w:proofErr w:type="spellStart"/>
-            <w:r>
-              <w:rPr>
-                <w:rFonts w:ascii="Calibri" w:hAnsi="Calibri" w:cs="Calibri"/>
-                <w:color w:val="000000"/>
-                <w:sz w:val="22"/>
-                <w:szCs w:val="22"/>
-              </w:rPr>
-              <w:t>api</w:t>
-            </w:r>
-            <w:proofErr w:type="spellEnd"/>
-            <w:r>
-              <w:rPr>
-                <w:rFonts w:ascii="Calibri" w:hAnsi="Calibri" w:cs="Calibri"/>
-                <w:color w:val="000000"/>
-                <w:sz w:val="22"/>
-                <w:szCs w:val="22"/>
-              </w:rPr>
-              <w:t>/farmer/</w:t>
-            </w:r>
-            <w:proofErr w:type="spellStart"/>
-            <w:r>
-              <w:rPr>
-                <w:rFonts w:ascii="Calibri" w:hAnsi="Calibri" w:cs="Calibri"/>
-                <w:color w:val="000000"/>
-                <w:sz w:val="22"/>
-                <w:szCs w:val="22"/>
-              </w:rPr>
-              <w:t>inventorylots</w:t>
-            </w:r>
-            <w:proofErr w:type="spellEnd"/>
-            <w:r>
-              <w:rPr>
-                <w:rFonts w:ascii="Calibri" w:hAnsi="Calibri" w:cs="Calibri"/>
-                <w:color w:val="000000"/>
-                <w:sz w:val="22"/>
-                <w:szCs w:val="22"/>
-              </w:rPr>
-              <w:t xml:space="preserve"> using </w:t>
-            </w:r>
-            <w:proofErr w:type="spellStart"/>
-            <w:r>
-              <w:rPr>
-                <w:rFonts w:ascii="Calibri" w:hAnsi="Calibri" w:cs="Calibri"/>
-                <w:color w:val="000000"/>
-                <w:sz w:val="22"/>
-                <w:szCs w:val="22"/>
-              </w:rPr>
-              <w:t>CreateInventoryLotDto</w:t>
-            </w:r>
-            <w:proofErr w:type="spellEnd"/>
-            <w:r>
-              <w:rPr>
-                <w:rFonts w:ascii="Calibri" w:hAnsi="Calibri" w:cs="Calibri"/>
-                <w:color w:val="000000"/>
-                <w:sz w:val="22"/>
-                <w:szCs w:val="22"/>
-              </w:rPr>
-              <w:t xml:space="preserve"> and </w:t>
-            </w:r>
-            <w:proofErr w:type="spellStart"/>
-            <w:r>
-              <w:rPr>
-                <w:rFonts w:ascii="Calibri" w:hAnsi="Calibri" w:cs="Calibri"/>
-                <w:color w:val="000000"/>
-                <w:sz w:val="22"/>
-                <w:szCs w:val="22"/>
-              </w:rPr>
-              <w:t>InventoryLotsController</w:t>
-            </w:r>
-            <w:proofErr w:type="spellEnd"/>
+        <w:trPr>
+          <w:trHeight w:val="765"/>
+        </w:trPr>
+        <w:tc>
+          <w:tcPr>
+            <w:tcW w:w="1240" w:type="dxa"/>
+            <w:tcBorders>
+              <w:top w:val="nil"/>
+              <w:left w:val="single" w:sz="4" w:space="0" w:color="auto"/>
+              <w:bottom w:val="nil"/>
+              <w:right w:val="single" w:sz="4" w:space="0" w:color="auto"/>
+            </w:tcBorders>
+            <w:shd w:val="clear" w:color="auto" w:fill="auto"/>
+            <w:vAlign w:val="center"/>
+            <w:hideMark/>
+          </w:tcPr>
+          <w:p>
+            <w:pPr>
+              <w:spacing w:after="0" w:line="240" w:lineRule="auto"/>
+              <w:jc w:val="center"/>
+              <w:rPr>
+                <w:rFonts w:ascii="Calibri" w:eastAsia="Times New Roman" w:hAnsi="Calibri" w:cs="Calibri"/>
+                <w:color w:val="000000"/>
+                <w:kern w:val="0"/>
+                <w:sz w:val="22"/>
+                <w:szCs w:val="22"/>
+                <w:lang w:eastAsia="en-CA"/>
+                <w14:ligatures w14:val="none"/>
+              </w:rPr>
+            </w:pPr>
+            <w:r>
+              <w:rPr>
+                <w:rFonts w:ascii="Calibri" w:eastAsia="Times New Roman" w:hAnsi="Calibri" w:cs="Calibri"/>
+                <w:color w:val="000000"/>
+                <w:kern w:val="0"/>
+                <w:sz w:val="22"/>
+                <w:szCs w:val="22"/>
+                <w:lang w:eastAsia="en-CA"/>
+                <w14:ligatures w14:val="none"/>
+              </w:rPr>
+              <w:t>09-Mar</w:t>
+            </w:r>
+          </w:p>
+        </w:tc>
+        <w:tc>
+          <w:tcPr>
+            <w:tcW w:w="1220" w:type="dxa"/>
+            <w:tcBorders>
+              <w:top w:val="nil"/>
+              <w:left w:val="nil"/>
+              <w:bottom w:val="nil"/>
+              <w:right w:val="single" w:sz="4" w:space="0" w:color="auto"/>
+            </w:tcBorders>
+            <w:shd w:val="clear" w:color="auto" w:fill="auto"/>
+            <w:vAlign w:val="center"/>
+            <w:hideMark/>
+          </w:tcPr>
+          <w:p>
+            <w:pPr>
+              <w:spacing w:after="0" w:line="240" w:lineRule="auto"/>
+              <w:jc w:val="center"/>
+              <w:rPr>
+                <w:rFonts w:ascii="Calibri" w:eastAsia="Times New Roman" w:hAnsi="Calibri" w:cs="Calibri"/>
+                <w:color w:val="000000"/>
+                <w:kern w:val="0"/>
+                <w:sz w:val="22"/>
+                <w:szCs w:val="22"/>
+                <w:lang w:eastAsia="en-CA"/>
+                <w14:ligatures w14:val="none"/>
+              </w:rPr>
+            </w:pPr>
+            <w:r>
+              <w:rPr>
+                <w:rFonts w:ascii="Calibri" w:eastAsia="Times New Roman" w:hAnsi="Calibri" w:cs="Calibri"/>
+                <w:color w:val="000000"/>
+                <w:kern w:val="0"/>
+                <w:sz w:val="22"/>
+                <w:szCs w:val="22"/>
+                <w:lang w:eastAsia="en-CA"/>
+                <w14:ligatures w14:val="none"/>
+              </w:rPr>
+              <w:t>6</w:t>
+            </w:r>
+          </w:p>
+        </w:tc>
+        <w:tc>
+          <w:tcPr>
+            <w:tcW w:w="7480" w:type="dxa"/>
+            <w:tcBorders>
+              <w:top w:val="nil"/>
+              <w:left w:val="nil"/>
+              <w:bottom w:val="single" w:sz="4" w:space="0" w:color="auto"/>
+              <w:right w:val="single" w:sz="4" w:space="0" w:color="auto"/>
+            </w:tcBorders>
+            <w:shd w:val="clear" w:color="auto" w:fill="auto"/>
+            <w:vAlign w:val="center"/>
+            <w:hideMark/>
+          </w:tcPr>
+          <w:p>
+            <w:pPr>
+              <w:spacing w:after="0" w:line="240" w:lineRule="auto"/>
+              <w:rPr>
+                <w:rFonts w:ascii="Calibri" w:eastAsia="Times New Roman" w:hAnsi="Calibri" w:cs="Calibri"/>
+                <w:color w:val="000000"/>
+                <w:kern w:val="0"/>
+                <w:sz w:val="22"/>
+                <w:szCs w:val="22"/>
+                <w:lang w:eastAsia="en-CA"/>
+                <w14:ligatures w14:val="none"/>
+              </w:rPr>
+            </w:pPr>
+            <w:r>
+              <w:rPr>
+                <w:rFonts w:ascii="Calibri" w:eastAsia="Times New Roman" w:hAnsi="Calibri" w:cs="Calibri"/>
+                <w:color w:val="000000"/>
+                <w:kern w:val="0"/>
+                <w:sz w:val="22"/>
+                <w:szCs w:val="22"/>
+                <w:lang w:eastAsia="en-CA"/>
+                <w14:ligatures w14:val="none"/>
+              </w:rPr>
+              <w:t>Implemented the optimization module and connected it with forecast and inventory data to generate recommended dispatch plans.</w:t>
+            </w:r>
           </w:p>
         </w:tc>
       </w:tr>
       <w:tr>
-        <w:tc>
-          <w:tcPr>
-            <w:tcW w:w="1696" w:type="dxa"/>
-            <w:vAlign w:val="center"/>
-          </w:tcPr>
-          <w:p>
-            <w:r>
-              <w:rPr>
-                <w:rFonts w:ascii="Calibri" w:hAnsi="Calibri" w:cs="Calibri"/>
-                <w:b/>
-                <w:bCs/>
-                <w:color w:val="000000"/>
-                <w:sz w:val="22"/>
-                <w:szCs w:val="22"/>
-              </w:rPr>
-              <w:t>28-Feb</w:t>
-            </w:r>
-          </w:p>
-        </w:tc>
-        <w:tc>
-          <w:tcPr>
-            <w:tcW w:w="2127" w:type="dxa"/>
-            <w:vAlign w:val="center"/>
-          </w:tcPr>
-          <w:p>
-            <w:r>
-              <w:rPr>
-                <w:rFonts w:ascii="Calibri" w:hAnsi="Calibri" w:cs="Calibri"/>
-                <w:color w:val="000000"/>
-                <w:sz w:val="22"/>
-                <w:szCs w:val="22"/>
-              </w:rPr>
-              <w:t> 3</w:t>
-            </w:r>
-          </w:p>
-        </w:tc>
-        <w:tc>
-          <w:tcPr>
-            <w:tcW w:w="5527" w:type="dxa"/>
-            <w:vAlign w:val="center"/>
-          </w:tcPr>
-          <w:p>
-            <w:r>
-              <w:rPr>
-                <w:rFonts w:ascii="Calibri" w:hAnsi="Calibri" w:cs="Calibri"/>
-                <w:color w:val="000000"/>
-                <w:sz w:val="22"/>
-                <w:szCs w:val="22"/>
-              </w:rPr>
-              <w:t>Developed Dispatch module (frontend) and updated UI styles (</w:t>
-            </w:r>
-            <w:proofErr w:type="spellStart"/>
-            <w:r>
-              <w:rPr>
-                <w:rFonts w:ascii="Calibri" w:hAnsi="Calibri" w:cs="Calibri"/>
-                <w:color w:val="000000"/>
-                <w:sz w:val="22"/>
-                <w:szCs w:val="22"/>
-              </w:rPr>
-              <w:t>FarmerDashboard.jsx</w:t>
-            </w:r>
-            <w:proofErr w:type="spellEnd"/>
-            <w:r>
-              <w:rPr>
-                <w:rFonts w:ascii="Calibri" w:hAnsi="Calibri" w:cs="Calibri"/>
-                <w:color w:val="000000"/>
-                <w:sz w:val="22"/>
-                <w:szCs w:val="22"/>
-              </w:rPr>
-              <w:t>, dashboard.css)</w:t>
+        <w:trPr>
+          <w:trHeight w:val="765"/>
+        </w:trPr>
+        <w:tc>
+          <w:tcPr>
+            <w:tcW w:w="1240" w:type="dxa"/>
+            <w:tcBorders>
+              <w:top w:val="nil"/>
+              <w:left w:val="single" w:sz="4" w:space="0" w:color="auto"/>
+              <w:bottom w:val="nil"/>
+              <w:right w:val="single" w:sz="4" w:space="0" w:color="auto"/>
+            </w:tcBorders>
+            <w:shd w:val="clear" w:color="auto" w:fill="auto"/>
+            <w:vAlign w:val="center"/>
+            <w:hideMark/>
+          </w:tcPr>
+          <w:p>
+            <w:pPr>
+              <w:spacing w:after="0" w:line="240" w:lineRule="auto"/>
+              <w:jc w:val="center"/>
+              <w:rPr>
+                <w:rFonts w:ascii="Calibri" w:eastAsia="Times New Roman" w:hAnsi="Calibri" w:cs="Calibri"/>
+                <w:color w:val="000000"/>
+                <w:kern w:val="0"/>
+                <w:sz w:val="22"/>
+                <w:szCs w:val="22"/>
+                <w:lang w:eastAsia="en-CA"/>
+                <w14:ligatures w14:val="none"/>
+              </w:rPr>
+            </w:pPr>
+            <w:r>
+              <w:rPr>
+                <w:rFonts w:ascii="Calibri" w:eastAsia="Times New Roman" w:hAnsi="Calibri" w:cs="Calibri"/>
+                <w:color w:val="000000"/>
+                <w:kern w:val="0"/>
+                <w:sz w:val="22"/>
+                <w:szCs w:val="22"/>
+                <w:lang w:eastAsia="en-CA"/>
+                <w14:ligatures w14:val="none"/>
+              </w:rPr>
+              <w:t> </w:t>
+            </w:r>
+          </w:p>
+        </w:tc>
+        <w:tc>
+          <w:tcPr>
+            <w:tcW w:w="1220" w:type="dxa"/>
+            <w:tcBorders>
+              <w:top w:val="nil"/>
+              <w:left w:val="nil"/>
+              <w:bottom w:val="nil"/>
+              <w:right w:val="single" w:sz="4" w:space="0" w:color="auto"/>
+            </w:tcBorders>
+            <w:shd w:val="clear" w:color="auto" w:fill="auto"/>
+            <w:vAlign w:val="center"/>
+            <w:hideMark/>
+          </w:tcPr>
+          <w:p>
+            <w:pPr>
+              <w:spacing w:after="0" w:line="240" w:lineRule="auto"/>
+              <w:jc w:val="center"/>
+              <w:rPr>
+                <w:rFonts w:ascii="Calibri" w:eastAsia="Times New Roman" w:hAnsi="Calibri" w:cs="Calibri"/>
+                <w:color w:val="000000"/>
+                <w:kern w:val="0"/>
+                <w:sz w:val="22"/>
+                <w:szCs w:val="22"/>
+                <w:lang w:eastAsia="en-CA"/>
+                <w14:ligatures w14:val="none"/>
+              </w:rPr>
+            </w:pPr>
+            <w:r>
+              <w:rPr>
+                <w:rFonts w:ascii="Calibri" w:eastAsia="Times New Roman" w:hAnsi="Calibri" w:cs="Calibri"/>
+                <w:color w:val="000000"/>
+                <w:kern w:val="0"/>
+                <w:sz w:val="22"/>
+                <w:szCs w:val="22"/>
+                <w:lang w:eastAsia="en-CA"/>
+                <w14:ligatures w14:val="none"/>
+              </w:rPr>
+              <w:t> </w:t>
+            </w:r>
+          </w:p>
+        </w:tc>
+        <w:tc>
+          <w:tcPr>
+            <w:tcW w:w="7480" w:type="dxa"/>
+            <w:tcBorders>
+              <w:top w:val="nil"/>
+              <w:left w:val="nil"/>
+              <w:bottom w:val="single" w:sz="4" w:space="0" w:color="auto"/>
+              <w:right w:val="single" w:sz="4" w:space="0" w:color="auto"/>
+            </w:tcBorders>
+            <w:shd w:val="clear" w:color="auto" w:fill="auto"/>
+            <w:vAlign w:val="center"/>
+            <w:hideMark/>
+          </w:tcPr>
+          <w:p>
+            <w:pPr>
+              <w:spacing w:after="0" w:line="240" w:lineRule="auto"/>
+              <w:rPr>
+                <w:rFonts w:ascii="Calibri" w:eastAsia="Times New Roman" w:hAnsi="Calibri" w:cs="Calibri"/>
+                <w:color w:val="000000"/>
+                <w:kern w:val="0"/>
+                <w:sz w:val="22"/>
+                <w:szCs w:val="22"/>
+                <w:lang w:eastAsia="en-CA"/>
+                <w14:ligatures w14:val="none"/>
+              </w:rPr>
+            </w:pPr>
+            <w:r>
+              <w:rPr>
+                <w:rFonts w:ascii="Calibri" w:eastAsia="Times New Roman" w:hAnsi="Calibri" w:cs="Calibri"/>
+                <w:color w:val="000000"/>
+                <w:kern w:val="0"/>
+                <w:sz w:val="22"/>
+                <w:szCs w:val="22"/>
+                <w:lang w:eastAsia="en-CA"/>
+                <w14:ligatures w14:val="none"/>
+              </w:rPr>
+              <w:t>Implemented relationship score tracking between Farmer and Vendor pairs based on dispatch outcomes.</w:t>
             </w:r>
           </w:p>
         </w:tc>
       </w:tr>
       <w:tr>
-        <w:tc>
-          <w:tcPr>
-            <w:tcW w:w="1696" w:type="dxa"/>
-            <w:tcBorders>
+        <w:trPr>
+          <w:trHeight w:val="765"/>
+        </w:trPr>
+        <w:tc>
+          <w:tcPr>
+            <w:tcW w:w="1240" w:type="dxa"/>
+            <w:tcBorders>
+              <w:top w:val="nil"/>
+              <w:left w:val="single" w:sz="4" w:space="0" w:color="auto"/>
+              <w:bottom w:val="nil"/>
+              <w:right w:val="single" w:sz="4" w:space="0" w:color="auto"/>
+            </w:tcBorders>
+            <w:shd w:val="clear" w:color="auto" w:fill="auto"/>
+            <w:vAlign w:val="center"/>
+            <w:hideMark/>
+          </w:tcPr>
+          <w:p>
+            <w:pPr>
+              <w:spacing w:after="0" w:line="240" w:lineRule="auto"/>
+              <w:jc w:val="center"/>
+              <w:rPr>
+                <w:rFonts w:ascii="Calibri" w:eastAsia="Times New Roman" w:hAnsi="Calibri" w:cs="Calibri"/>
+                <w:color w:val="000000"/>
+                <w:kern w:val="0"/>
+                <w:sz w:val="22"/>
+                <w:szCs w:val="22"/>
+                <w:lang w:eastAsia="en-CA"/>
+                <w14:ligatures w14:val="none"/>
+              </w:rPr>
+            </w:pPr>
+            <w:r>
+              <w:rPr>
+                <w:rFonts w:ascii="Calibri" w:eastAsia="Times New Roman" w:hAnsi="Calibri" w:cs="Calibri"/>
+                <w:color w:val="000000"/>
+                <w:kern w:val="0"/>
+                <w:sz w:val="22"/>
+                <w:szCs w:val="22"/>
+                <w:lang w:eastAsia="en-CA"/>
+                <w14:ligatures w14:val="none"/>
+              </w:rPr>
+              <w:t> </w:t>
+            </w:r>
+          </w:p>
+        </w:tc>
+        <w:tc>
+          <w:tcPr>
+            <w:tcW w:w="1220" w:type="dxa"/>
+            <w:tcBorders>
+              <w:top w:val="nil"/>
+              <w:left w:val="nil"/>
+              <w:bottom w:val="nil"/>
+              <w:right w:val="single" w:sz="4" w:space="0" w:color="auto"/>
+            </w:tcBorders>
+            <w:shd w:val="clear" w:color="auto" w:fill="auto"/>
+            <w:vAlign w:val="center"/>
+            <w:hideMark/>
+          </w:tcPr>
+          <w:p>
+            <w:pPr>
+              <w:spacing w:after="0" w:line="240" w:lineRule="auto"/>
+              <w:jc w:val="center"/>
+              <w:rPr>
+                <w:rFonts w:ascii="Calibri" w:eastAsia="Times New Roman" w:hAnsi="Calibri" w:cs="Calibri"/>
+                <w:color w:val="000000"/>
+                <w:kern w:val="0"/>
+                <w:sz w:val="22"/>
+                <w:szCs w:val="22"/>
+                <w:lang w:eastAsia="en-CA"/>
+                <w14:ligatures w14:val="none"/>
+              </w:rPr>
+            </w:pPr>
+            <w:r>
+              <w:rPr>
+                <w:rFonts w:ascii="Calibri" w:eastAsia="Times New Roman" w:hAnsi="Calibri" w:cs="Calibri"/>
+                <w:color w:val="000000"/>
+                <w:kern w:val="0"/>
+                <w:sz w:val="22"/>
+                <w:szCs w:val="22"/>
+                <w:lang w:eastAsia="en-CA"/>
+                <w14:ligatures w14:val="none"/>
+              </w:rPr>
+              <w:t> </w:t>
+            </w:r>
+          </w:p>
+        </w:tc>
+        <w:tc>
+          <w:tcPr>
+            <w:tcW w:w="7480" w:type="dxa"/>
+            <w:tcBorders>
+              <w:top w:val="nil"/>
+              <w:left w:val="nil"/>
               <w:bottom w:val="single" w:sz="4" w:space="0" w:color="auto"/>
-            </w:tcBorders>
-            <w:vAlign w:val="center"/>
-          </w:tcPr>
-          <w:p>
-            <w:r>
-              <w:rPr>
-                <w:rFonts w:ascii="Calibri" w:hAnsi="Calibri" w:cs="Calibri"/>
-                <w:b/>
-                <w:bCs/>
-                <w:color w:val="000000"/>
-                <w:sz w:val="22"/>
-                <w:szCs w:val="22"/>
-              </w:rPr>
-              <w:t>01-Mar</w:t>
-            </w:r>
-          </w:p>
-        </w:tc>
-        <w:tc>
-          <w:tcPr>
-            <w:tcW w:w="2127" w:type="dxa"/>
-            <w:tcBorders>
-              <w:bottom w:val="single" w:sz="4" w:space="0" w:color="auto"/>
-            </w:tcBorders>
-            <w:vAlign w:val="center"/>
-          </w:tcPr>
-          <w:p>
-            <w:r>
-              <w:rPr>
-                <w:rFonts w:ascii="Calibri" w:hAnsi="Calibri" w:cs="Calibri"/>
-                <w:color w:val="000000"/>
-                <w:sz w:val="22"/>
-                <w:szCs w:val="22"/>
-              </w:rPr>
-              <w:t> 5</w:t>
-            </w:r>
-          </w:p>
-        </w:tc>
-        <w:tc>
-          <w:tcPr>
-            <w:tcW w:w="5527" w:type="dxa"/>
-            <w:vAlign w:val="center"/>
-          </w:tcPr>
-          <w:p>
-            <w:r>
-              <w:rPr>
-                <w:rFonts w:ascii="Calibri" w:hAnsi="Calibri" w:cs="Calibri"/>
-                <w:color w:val="000000"/>
-                <w:sz w:val="22"/>
-                <w:szCs w:val="22"/>
-              </w:rPr>
-              <w:t>Implemented Dispatch module (backend) (</w:t>
-            </w:r>
-            <w:proofErr w:type="spellStart"/>
-            <w:r>
-              <w:rPr>
-                <w:rFonts w:ascii="Calibri" w:hAnsi="Calibri" w:cs="Calibri"/>
-                <w:color w:val="000000"/>
-                <w:sz w:val="22"/>
-                <w:szCs w:val="22"/>
-              </w:rPr>
-              <w:t>DispatchController.cs</w:t>
-            </w:r>
-            <w:proofErr w:type="spellEnd"/>
-            <w:r>
-              <w:rPr>
-                <w:rFonts w:ascii="Calibri" w:hAnsi="Calibri" w:cs="Calibri"/>
-                <w:color w:val="000000"/>
-                <w:sz w:val="22"/>
-                <w:szCs w:val="22"/>
-              </w:rPr>
-              <w:t xml:space="preserve">, </w:t>
-            </w:r>
-            <w:proofErr w:type="spellStart"/>
-            <w:r>
-              <w:rPr>
-                <w:rFonts w:ascii="Calibri" w:hAnsi="Calibri" w:cs="Calibri"/>
-                <w:color w:val="000000"/>
-                <w:sz w:val="22"/>
-                <w:szCs w:val="22"/>
-              </w:rPr>
-              <w:t>CreateDispatchDto.cs</w:t>
-            </w:r>
-            <w:proofErr w:type="spellEnd"/>
-            <w:r>
-              <w:rPr>
-                <w:rFonts w:ascii="Calibri" w:hAnsi="Calibri" w:cs="Calibri"/>
-                <w:color w:val="000000"/>
-                <w:sz w:val="22"/>
-                <w:szCs w:val="22"/>
-              </w:rPr>
-              <w:t>)</w:t>
+              <w:right w:val="single" w:sz="4" w:space="0" w:color="auto"/>
+            </w:tcBorders>
+            <w:shd w:val="clear" w:color="auto" w:fill="auto"/>
+            <w:vAlign w:val="center"/>
+            <w:hideMark/>
+          </w:tcPr>
+          <w:p>
+            <w:pPr>
+              <w:spacing w:after="0" w:line="240" w:lineRule="auto"/>
+              <w:rPr>
+                <w:rFonts w:ascii="Calibri" w:eastAsia="Times New Roman" w:hAnsi="Calibri" w:cs="Calibri"/>
+                <w:color w:val="000000"/>
+                <w:kern w:val="0"/>
+                <w:sz w:val="22"/>
+                <w:szCs w:val="22"/>
+                <w:lang w:eastAsia="en-CA"/>
+                <w14:ligatures w14:val="none"/>
+              </w:rPr>
+            </w:pPr>
+            <w:r>
+              <w:rPr>
+                <w:rFonts w:ascii="Calibri" w:eastAsia="Times New Roman" w:hAnsi="Calibri" w:cs="Calibri"/>
+                <w:color w:val="000000"/>
+                <w:kern w:val="0"/>
+                <w:sz w:val="22"/>
+                <w:szCs w:val="22"/>
+                <w:lang w:eastAsia="en-CA"/>
+                <w14:ligatures w14:val="none"/>
+              </w:rPr>
+              <w:t xml:space="preserve">Added automatic score updates for </w:t>
+            </w:r>
+            <w:r>
+              <w:rPr>
+                <w:rFonts w:ascii="Arial Unicode MS" w:eastAsia="Times New Roman" w:hAnsi="Arial Unicode MS" w:cs="Calibri"/>
+                <w:color w:val="000000"/>
+                <w:kern w:val="0"/>
+                <w:sz w:val="20"/>
+                <w:szCs w:val="20"/>
+                <w:lang w:eastAsia="en-CA"/>
+                <w14:ligatures w14:val="none"/>
+              </w:rPr>
+              <w:t>Delivered</w:t>
+            </w:r>
+            <w:r>
+              <w:rPr>
+                <w:rFonts w:ascii="Calibri" w:eastAsia="Times New Roman" w:hAnsi="Calibri" w:cs="Calibri"/>
+                <w:color w:val="000000"/>
+                <w:kern w:val="0"/>
+                <w:sz w:val="22"/>
+                <w:szCs w:val="22"/>
+                <w:lang w:eastAsia="en-CA"/>
+                <w14:ligatures w14:val="none"/>
+              </w:rPr>
+              <w:t xml:space="preserve"> and </w:t>
+            </w:r>
+            <w:r>
+              <w:rPr>
+                <w:rFonts w:ascii="Arial Unicode MS" w:eastAsia="Times New Roman" w:hAnsi="Arial Unicode MS" w:cs="Calibri"/>
+                <w:color w:val="000000"/>
+                <w:kern w:val="0"/>
+                <w:sz w:val="20"/>
+                <w:szCs w:val="20"/>
+                <w:lang w:eastAsia="en-CA"/>
+                <w14:ligatures w14:val="none"/>
+              </w:rPr>
+              <w:t>Cancelled</w:t>
+            </w:r>
+            <w:r>
+              <w:rPr>
+                <w:rFonts w:ascii="Calibri" w:eastAsia="Times New Roman" w:hAnsi="Calibri" w:cs="Calibri"/>
+                <w:color w:val="000000"/>
+                <w:kern w:val="0"/>
+                <w:sz w:val="22"/>
+                <w:szCs w:val="22"/>
+                <w:lang w:eastAsia="en-CA"/>
+                <w14:ligatures w14:val="none"/>
+              </w:rPr>
+              <w:t xml:space="preserve"> dispatch events.</w:t>
             </w:r>
           </w:p>
         </w:tc>
       </w:tr>
       <w:tr>
-        <w:tc>
-          <w:tcPr>
-            <w:tcW w:w="1696" w:type="dxa"/>
-            <w:tcBorders>
+        <w:trPr>
+          <w:trHeight w:val="765"/>
+        </w:trPr>
+        <w:tc>
+          <w:tcPr>
+            <w:tcW w:w="1240" w:type="dxa"/>
+            <w:tcBorders>
+              <w:top w:val="nil"/>
+              <w:left w:val="single" w:sz="4" w:space="0" w:color="auto"/>
               <w:bottom w:val="nil"/>
-            </w:tcBorders>
-            <w:vAlign w:val="center"/>
-          </w:tcPr>
-          <w:p>
-            <w:r>
-              <w:rPr>
-                <w:rFonts w:ascii="Calibri" w:hAnsi="Calibri" w:cs="Calibri"/>
-                <w:b/>
-                <w:bCs/>
-                <w:color w:val="000000"/>
-                <w:sz w:val="22"/>
-                <w:szCs w:val="22"/>
-              </w:rPr>
-              <w:t>02-Mar</w:t>
-            </w:r>
-          </w:p>
-        </w:tc>
-        <w:tc>
-          <w:tcPr>
-            <w:tcW w:w="2127" w:type="dxa"/>
-            <w:tcBorders>
+              <w:right w:val="single" w:sz="4" w:space="0" w:color="auto"/>
+            </w:tcBorders>
+            <w:shd w:val="clear" w:color="auto" w:fill="auto"/>
+            <w:vAlign w:val="center"/>
+            <w:hideMark/>
+          </w:tcPr>
+          <w:p>
+            <w:pPr>
+              <w:spacing w:after="0" w:line="240" w:lineRule="auto"/>
+              <w:jc w:val="center"/>
+              <w:rPr>
+                <w:rFonts w:ascii="Calibri" w:eastAsia="Times New Roman" w:hAnsi="Calibri" w:cs="Calibri"/>
+                <w:color w:val="000000"/>
+                <w:kern w:val="0"/>
+                <w:sz w:val="22"/>
+                <w:szCs w:val="22"/>
+                <w:lang w:eastAsia="en-CA"/>
+                <w14:ligatures w14:val="none"/>
+              </w:rPr>
+            </w:pPr>
+            <w:r>
+              <w:rPr>
+                <w:rFonts w:ascii="Calibri" w:eastAsia="Times New Roman" w:hAnsi="Calibri" w:cs="Calibri"/>
+                <w:color w:val="000000"/>
+                <w:kern w:val="0"/>
+                <w:sz w:val="22"/>
+                <w:szCs w:val="22"/>
+                <w:lang w:eastAsia="en-CA"/>
+                <w14:ligatures w14:val="none"/>
+              </w:rPr>
+              <w:t> </w:t>
+            </w:r>
+          </w:p>
+        </w:tc>
+        <w:tc>
+          <w:tcPr>
+            <w:tcW w:w="1220" w:type="dxa"/>
+            <w:tcBorders>
+              <w:top w:val="nil"/>
+              <w:left w:val="nil"/>
               <w:bottom w:val="nil"/>
-            </w:tcBorders>
-            <w:vAlign w:val="center"/>
-          </w:tcPr>
-          <w:p>
-            <w:r>
-              <w:rPr>
-                <w:rFonts w:ascii="Calibri" w:hAnsi="Calibri" w:cs="Calibri"/>
-                <w:color w:val="000000"/>
-                <w:sz w:val="22"/>
-                <w:szCs w:val="22"/>
-              </w:rPr>
-              <w:t> 6</w:t>
-            </w:r>
-          </w:p>
-        </w:tc>
-        <w:tc>
-          <w:tcPr>
-            <w:tcW w:w="5527" w:type="dxa"/>
-            <w:vAlign w:val="center"/>
-          </w:tcPr>
-          <w:p>
-            <w:r>
-              <w:rPr>
-                <w:rFonts w:ascii="Calibri" w:hAnsi="Calibri" w:cs="Calibri"/>
-                <w:color w:val="000000"/>
-                <w:sz w:val="22"/>
-                <w:szCs w:val="22"/>
-              </w:rPr>
-              <w:t>Fixed Create Dispatch - select request issue by aligning backend dispatch initialization and frontend handling</w:t>
+              <w:right w:val="single" w:sz="4" w:space="0" w:color="auto"/>
+            </w:tcBorders>
+            <w:shd w:val="clear" w:color="auto" w:fill="auto"/>
+            <w:vAlign w:val="center"/>
+            <w:hideMark/>
+          </w:tcPr>
+          <w:p>
+            <w:pPr>
+              <w:spacing w:after="0" w:line="240" w:lineRule="auto"/>
+              <w:jc w:val="center"/>
+              <w:rPr>
+                <w:rFonts w:ascii="Calibri" w:eastAsia="Times New Roman" w:hAnsi="Calibri" w:cs="Calibri"/>
+                <w:color w:val="000000"/>
+                <w:kern w:val="0"/>
+                <w:sz w:val="22"/>
+                <w:szCs w:val="22"/>
+                <w:lang w:eastAsia="en-CA"/>
+                <w14:ligatures w14:val="none"/>
+              </w:rPr>
+            </w:pPr>
+            <w:r>
+              <w:rPr>
+                <w:rFonts w:ascii="Calibri" w:eastAsia="Times New Roman" w:hAnsi="Calibri" w:cs="Calibri"/>
+                <w:color w:val="000000"/>
+                <w:kern w:val="0"/>
+                <w:sz w:val="22"/>
+                <w:szCs w:val="22"/>
+                <w:lang w:eastAsia="en-CA"/>
+                <w14:ligatures w14:val="none"/>
+              </w:rPr>
+              <w:t> </w:t>
+            </w:r>
+          </w:p>
+        </w:tc>
+        <w:tc>
+          <w:tcPr>
+            <w:tcW w:w="7480" w:type="dxa"/>
+            <w:tcBorders>
+              <w:top w:val="nil"/>
+              <w:left w:val="nil"/>
+              <w:bottom w:val="single" w:sz="4" w:space="0" w:color="auto"/>
+              <w:right w:val="single" w:sz="4" w:space="0" w:color="auto"/>
+            </w:tcBorders>
+            <w:shd w:val="clear" w:color="auto" w:fill="auto"/>
+            <w:vAlign w:val="center"/>
+            <w:hideMark/>
+          </w:tcPr>
+          <w:p>
+            <w:pPr>
+              <w:spacing w:after="0" w:line="240" w:lineRule="auto"/>
+              <w:rPr>
+                <w:rFonts w:ascii="Calibri" w:eastAsia="Times New Roman" w:hAnsi="Calibri" w:cs="Calibri"/>
+                <w:color w:val="000000"/>
+                <w:kern w:val="0"/>
+                <w:sz w:val="22"/>
+                <w:szCs w:val="22"/>
+                <w:lang w:eastAsia="en-CA"/>
+                <w14:ligatures w14:val="none"/>
+              </w:rPr>
+            </w:pPr>
+            <w:r>
+              <w:rPr>
+                <w:rFonts w:ascii="Calibri" w:eastAsia="Times New Roman" w:hAnsi="Calibri" w:cs="Calibri"/>
+                <w:color w:val="000000"/>
+                <w:kern w:val="0"/>
+                <w:sz w:val="22"/>
+                <w:szCs w:val="22"/>
+                <w:lang w:eastAsia="en-CA"/>
+                <w14:ligatures w14:val="none"/>
+              </w:rPr>
+              <w:t>Computed relationship score using measurable factors including on-time delivery rate, fulfillment rate, and cancellation rate.</w:t>
             </w:r>
           </w:p>
         </w:tc>
       </w:tr>
       <w:tr>
-        <w:tc>
-          <w:tcPr>
-            <w:tcW w:w="1696" w:type="dxa"/>
-            <w:tcBorders>
-              <w:top w:val="nil"/>
+        <w:trPr>
+          <w:trHeight w:val="765"/>
+        </w:trPr>
+        <w:tc>
+          <w:tcPr>
+            <w:tcW w:w="1240" w:type="dxa"/>
+            <w:tcBorders>
+              <w:top w:val="nil"/>
+              <w:left w:val="single" w:sz="4" w:space="0" w:color="auto"/>
               <w:bottom w:val="nil"/>
-            </w:tcBorders>
-            <w:vAlign w:val="center"/>
-          </w:tcPr>
-          <w:p>
-            <w:r>
-              <w:rPr>
-                <w:rFonts w:ascii="Calibri" w:hAnsi="Calibri" w:cs="Calibri"/>
-                <w:color w:val="000000"/>
-                <w:sz w:val="22"/>
-                <w:szCs w:val="22"/>
+              <w:right w:val="single" w:sz="4" w:space="0" w:color="auto"/>
+            </w:tcBorders>
+            <w:shd w:val="clear" w:color="auto" w:fill="auto"/>
+            <w:vAlign w:val="center"/>
+            <w:hideMark/>
+          </w:tcPr>
+          <w:p>
+            <w:pPr>
+              <w:spacing w:after="0" w:line="240" w:lineRule="auto"/>
+              <w:jc w:val="center"/>
+              <w:rPr>
+                <w:rFonts w:ascii="Calibri" w:eastAsia="Times New Roman" w:hAnsi="Calibri" w:cs="Calibri"/>
+                <w:color w:val="000000"/>
+                <w:kern w:val="0"/>
+                <w:sz w:val="22"/>
+                <w:szCs w:val="22"/>
+                <w:lang w:eastAsia="en-CA"/>
+                <w14:ligatures w14:val="none"/>
+              </w:rPr>
+            </w:pPr>
+            <w:r>
+              <w:rPr>
+                <w:rFonts w:ascii="Calibri" w:eastAsia="Times New Roman" w:hAnsi="Calibri" w:cs="Calibri"/>
+                <w:color w:val="000000"/>
+                <w:kern w:val="0"/>
+                <w:sz w:val="22"/>
+                <w:szCs w:val="22"/>
+                <w:lang w:eastAsia="en-CA"/>
+                <w14:ligatures w14:val="none"/>
               </w:rPr>
               <w:t> </w:t>
             </w:r>
@@ -946,20 +2757,40 @@
         </w:tc>
         <w:tc>
           <w:tcPr>
-            <w:tcW w:w="2127" w:type="dxa"/>
-            <w:tcBorders>
-              <w:top w:val="nil"/>
+            <w:tcW w:w="1220" w:type="dxa"/>
+            <w:tcBorders>
+              <w:top w:val="nil"/>
+              <w:left w:val="nil"/>
               <w:bottom w:val="nil"/>
-            </w:tcBorders>
-            <w:vAlign w:val="center"/>
-          </w:tcPr>
-          <w:p>
-            <w:r>
-              <w:rPr>
-                <w:rFonts w:ascii="Calibri" w:hAnsi="Calibri" w:cs="Calibri"/>
-                <w:color w:val="000000"/>
-                <w:sz w:val="22"/>
-                <w:szCs w:val="22"/>
+              <w:right w:val="single" w:sz="4" w:space="0" w:color="auto"/>
+            </w:tcBorders>
+            <w:shd w:val="clear" w:color="auto" w:fill="auto"/>
+            <w:vAlign w:val="center"/>
+            <w:hideMark/>
+          </w:tcPr>
+          <w:p>
+            <w:pPr>
+              <w:spacing w:after="0" w:line="240" w:lineRule="auto"/>
+              <w:jc w:val="center"/>
+              <w:rPr>
+                <w:rFonts w:ascii="Calibri" w:eastAsia="Times New Roman" w:hAnsi="Calibri" w:cs="Calibri"/>
+                <w:color w:val="000000"/>
+                <w:kern w:val="0"/>
+                <w:sz w:val="22"/>
+                <w:szCs w:val="22"/>
+                <w:lang w:eastAsia="en-CA"/>
+                <w14:ligatures w14:val="none"/>
+              </w:rPr>
+            </w:pPr>
+            <w:r>
+              <w:rPr>
+                <w:rFonts w:ascii="Calibri" w:eastAsia="Times New Roman" w:hAnsi="Calibri" w:cs="Calibri"/>
+                <w:color w:val="000000"/>
+                <w:kern w:val="0"/>
+                <w:sz w:val="22"/>
+                <w:szCs w:val="22"/>
+                <w:lang w:eastAsia="en-CA"/>
+                <w14:ligatures w14:val="none"/>
               </w:rPr>
               <w:t> </w:t>
             </w:r>
@@ -967,70 +2798,85 @@
         </w:tc>
         <w:tc>
           <w:tcPr>
-            <w:tcW w:w="5527" w:type="dxa"/>
-            <w:vAlign w:val="center"/>
-          </w:tcPr>
-          <w:p>
-            <w:r>
-              <w:rPr>
-                <w:rFonts w:ascii="Calibri" w:hAnsi="Calibri" w:cs="Calibri"/>
-                <w:color w:val="000000"/>
-                <w:sz w:val="22"/>
-                <w:szCs w:val="22"/>
-              </w:rPr>
-              <w:t xml:space="preserve">Fixed Dispatched items update issue by adding/returning </w:t>
-            </w:r>
-            <w:proofErr w:type="spellStart"/>
-            <w:r>
-              <w:rPr>
-                <w:rFonts w:ascii="Calibri" w:hAnsi="Calibri" w:cs="Calibri"/>
-                <w:color w:val="000000"/>
-                <w:sz w:val="22"/>
-                <w:szCs w:val="22"/>
-              </w:rPr>
-              <w:t>demandRequestId</w:t>
-            </w:r>
-            <w:proofErr w:type="spellEnd"/>
-            <w:r>
-              <w:rPr>
-                <w:rFonts w:ascii="Calibri" w:hAnsi="Calibri" w:cs="Calibri"/>
-                <w:color w:val="000000"/>
-                <w:sz w:val="22"/>
-                <w:szCs w:val="22"/>
-              </w:rPr>
-              <w:t xml:space="preserve"> correctly in </w:t>
-            </w:r>
-            <w:proofErr w:type="spellStart"/>
-            <w:r>
-              <w:rPr>
-                <w:rFonts w:ascii="Calibri" w:hAnsi="Calibri" w:cs="Calibri"/>
-                <w:color w:val="000000"/>
-                <w:sz w:val="22"/>
-                <w:szCs w:val="22"/>
-              </w:rPr>
-              <w:t>FarmerController.cs</w:t>
-            </w:r>
-            <w:proofErr w:type="spellEnd"/>
+            <w:tcW w:w="7480" w:type="dxa"/>
+            <w:tcBorders>
+              <w:top w:val="nil"/>
+              <w:left w:val="nil"/>
+              <w:bottom w:val="single" w:sz="4" w:space="0" w:color="auto"/>
+              <w:right w:val="single" w:sz="4" w:space="0" w:color="auto"/>
+            </w:tcBorders>
+            <w:shd w:val="clear" w:color="auto" w:fill="auto"/>
+            <w:vAlign w:val="center"/>
+            <w:hideMark/>
+          </w:tcPr>
+          <w:p>
+            <w:pPr>
+              <w:spacing w:after="0" w:line="240" w:lineRule="auto"/>
+              <w:rPr>
+                <w:rFonts w:ascii="Calibri" w:eastAsia="Times New Roman" w:hAnsi="Calibri" w:cs="Calibri"/>
+                <w:color w:val="000000"/>
+                <w:kern w:val="0"/>
+                <w:sz w:val="22"/>
+                <w:szCs w:val="22"/>
+                <w:lang w:eastAsia="en-CA"/>
+                <w14:ligatures w14:val="none"/>
+              </w:rPr>
+            </w:pPr>
+            <w:r>
+              <w:rPr>
+                <w:rFonts w:ascii="Calibri" w:eastAsia="Times New Roman" w:hAnsi="Calibri" w:cs="Calibri"/>
+                <w:color w:val="000000"/>
+                <w:kern w:val="0"/>
+                <w:sz w:val="22"/>
+                <w:szCs w:val="22"/>
+                <w:lang w:eastAsia="en-CA"/>
+                <w14:ligatures w14:val="none"/>
+              </w:rPr>
+              <w:t>Exposed backend API endpoints for viewing relationship statistics.</w:t>
+            </w:r>
           </w:p>
         </w:tc>
       </w:tr>
       <w:tr>
-        <w:tc>
-          <w:tcPr>
-            <w:tcW w:w="1696" w:type="dxa"/>
-            <w:tcBorders>
-              <w:top w:val="nil"/>
+        <w:trPr>
+          <w:trHeight w:val="765"/>
+        </w:trPr>
+        <w:tc>
+          <w:tcPr>
+            <w:tcW w:w="1240" w:type="dxa"/>
+            <w:tcBorders>
+              <w:top w:val="nil"/>
+              <w:left w:val="single" w:sz="4" w:space="0" w:color="auto"/>
               <w:bottom w:val="nil"/>
-            </w:tcBorders>
-            <w:vAlign w:val="center"/>
-          </w:tcPr>
-          <w:p>
-            <w:r>
-              <w:rPr>
-                <w:rFonts w:ascii="Calibri" w:hAnsi="Calibri" w:cs="Calibri"/>
-                <w:color w:val="000000"/>
-                <w:sz w:val="22"/>
-                <w:szCs w:val="22"/>
+              <w:right w:val="single" w:sz="4" w:space="0" w:color="auto"/>
+            </w:tcBorders>
+            <w:shd w:val="clear" w:color="auto" w:fill="auto"/>
+            <w:vAlign w:val="center"/>
+            <w:hideMark/>
+          </w:tcPr>
+          <w:p>
+            <w:pPr>
+              <w:spacing w:after="0" w:line="240" w:lineRule="auto"/>
+              <w:jc w:val="center"/>
+              <w:rPr>
+                <w:rFonts w:ascii="Calibri" w:eastAsia="Times New Roman" w:hAnsi="Calibri" w:cs="Calibri"/>
+                <w:color w:val="000000"/>
+                <w:kern w:val="0"/>
+                <w:sz w:val="22"/>
+                <w:szCs w:val="22"/>
+                <w:lang w:eastAsia="en-CA"/>
+                <w14:ligatures w14:val="none"/>
+              </w:rPr>
+            </w:pPr>
+            <w:r>
+              <w:rPr>
+                <w:rFonts w:ascii="Calibri" w:eastAsia="Times New Roman" w:hAnsi="Calibri" w:cs="Calibri"/>
+                <w:color w:val="000000"/>
+                <w:kern w:val="0"/>
+                <w:sz w:val="22"/>
+                <w:szCs w:val="22"/>
+                <w:lang w:eastAsia="en-CA"/>
+                <w14:ligatures w14:val="none"/>
               </w:rPr>
               <w:t> </w:t>
             </w:r>
@@ -1038,20 +2884,40 @@
         </w:tc>
         <w:tc>
           <w:tcPr>
-            <w:tcW w:w="2127" w:type="dxa"/>
-            <w:tcBorders>
-              <w:top w:val="nil"/>
+            <w:tcW w:w="1220" w:type="dxa"/>
+            <w:tcBorders>
+              <w:top w:val="nil"/>
+              <w:left w:val="nil"/>
               <w:bottom w:val="nil"/>
-            </w:tcBorders>
-            <w:vAlign w:val="center"/>
-          </w:tcPr>
-          <w:p>
-            <w:r>
-              <w:rPr>
-                <w:rFonts w:ascii="Calibri" w:hAnsi="Calibri" w:cs="Calibri"/>
-                <w:color w:val="000000"/>
-                <w:sz w:val="22"/>
-                <w:szCs w:val="22"/>
+              <w:right w:val="single" w:sz="4" w:space="0" w:color="auto"/>
+            </w:tcBorders>
+            <w:shd w:val="clear" w:color="auto" w:fill="auto"/>
+            <w:vAlign w:val="center"/>
+            <w:hideMark/>
+          </w:tcPr>
+          <w:p>
+            <w:pPr>
+              <w:spacing w:after="0" w:line="240" w:lineRule="auto"/>
+              <w:jc w:val="center"/>
+              <w:rPr>
+                <w:rFonts w:ascii="Calibri" w:eastAsia="Times New Roman" w:hAnsi="Calibri" w:cs="Calibri"/>
+                <w:color w:val="000000"/>
+                <w:kern w:val="0"/>
+                <w:sz w:val="22"/>
+                <w:szCs w:val="22"/>
+                <w:lang w:eastAsia="en-CA"/>
+                <w14:ligatures w14:val="none"/>
+              </w:rPr>
+            </w:pPr>
+            <w:r>
+              <w:rPr>
+                <w:rFonts w:ascii="Calibri" w:eastAsia="Times New Roman" w:hAnsi="Calibri" w:cs="Calibri"/>
+                <w:color w:val="000000"/>
+                <w:kern w:val="0"/>
+                <w:sz w:val="22"/>
+                <w:szCs w:val="22"/>
+                <w:lang w:eastAsia="en-CA"/>
+                <w14:ligatures w14:val="none"/>
               </w:rPr>
               <w:t> </w:t>
             </w:r>
@@ -1059,70 +2925,189 @@
         </w:tc>
         <w:tc>
           <w:tcPr>
-            <w:tcW w:w="5527" w:type="dxa"/>
-            <w:vAlign w:val="center"/>
-          </w:tcPr>
-          <w:p>
-            <w:r>
-              <w:rPr>
-                <w:rFonts w:ascii="Calibri" w:hAnsi="Calibri" w:cs="Calibri"/>
-                <w:color w:val="000000"/>
-                <w:sz w:val="22"/>
-                <w:szCs w:val="22"/>
-              </w:rPr>
-              <w:t xml:space="preserve">Implemented nested routing support by adding Outlet in </w:t>
+            <w:tcW w:w="7480" w:type="dxa"/>
+            <w:tcBorders>
+              <w:top w:val="nil"/>
+              <w:left w:val="nil"/>
+              <w:bottom w:val="single" w:sz="4" w:space="0" w:color="auto"/>
+              <w:right w:val="single" w:sz="4" w:space="0" w:color="auto"/>
+            </w:tcBorders>
+            <w:shd w:val="clear" w:color="auto" w:fill="auto"/>
+            <w:vAlign w:val="center"/>
+            <w:hideMark/>
+          </w:tcPr>
+          <w:p>
+            <w:pPr>
+              <w:spacing w:after="0" w:line="240" w:lineRule="auto"/>
+              <w:rPr>
+                <w:rFonts w:ascii="Calibri" w:eastAsia="Times New Roman" w:hAnsi="Calibri" w:cs="Calibri"/>
+                <w:color w:val="000000"/>
+                <w:kern w:val="0"/>
+                <w:sz w:val="22"/>
+                <w:szCs w:val="22"/>
+                <w:lang w:eastAsia="en-CA"/>
+                <w14:ligatures w14:val="none"/>
+              </w:rPr>
+            </w:pPr>
+            <w:r>
+              <w:rPr>
+                <w:rFonts w:ascii="Calibri" w:eastAsia="Times New Roman" w:hAnsi="Calibri" w:cs="Calibri"/>
+                <w:color w:val="000000"/>
+                <w:kern w:val="0"/>
+                <w:sz w:val="22"/>
+                <w:szCs w:val="22"/>
+                <w:lang w:eastAsia="en-CA"/>
+                <w14:ligatures w14:val="none"/>
+              </w:rPr>
+              <w:t xml:space="preserve">Added and updated files required for relationship scoring, including </w:t>
             </w:r>
             <w:proofErr w:type="spellStart"/>
             <w:r>
               <w:rPr>
-                <w:rFonts w:ascii="Calibri" w:hAnsi="Calibri" w:cs="Calibri"/>
-                <w:color w:val="000000"/>
-                <w:sz w:val="22"/>
-                <w:szCs w:val="22"/>
-              </w:rPr>
-              <w:t>RequireAuth</w:t>
+                <w:rFonts w:ascii="Arial Unicode MS" w:eastAsia="Times New Roman" w:hAnsi="Arial Unicode MS" w:cs="Calibri"/>
+                <w:color w:val="000000"/>
+                <w:kern w:val="0"/>
+                <w:sz w:val="20"/>
+                <w:szCs w:val="20"/>
+                <w:lang w:eastAsia="en-CA"/>
+                <w14:ligatures w14:val="none"/>
+              </w:rPr>
+              <w:t>RelationshipStat</w:t>
             </w:r>
             <w:proofErr w:type="spellEnd"/>
             <w:r>
               <w:rPr>
-                <w:rFonts w:ascii="Calibri" w:hAnsi="Calibri" w:cs="Calibri"/>
-                <w:color w:val="000000"/>
-                <w:sz w:val="22"/>
-                <w:szCs w:val="22"/>
-              </w:rPr>
-              <w:t xml:space="preserve"> and </w:t>
+                <w:rFonts w:ascii="Calibri" w:eastAsia="Times New Roman" w:hAnsi="Calibri" w:cs="Calibri"/>
+                <w:color w:val="000000"/>
+                <w:kern w:val="0"/>
+                <w:sz w:val="22"/>
+                <w:szCs w:val="22"/>
+                <w:lang w:eastAsia="en-CA"/>
+                <w14:ligatures w14:val="none"/>
+              </w:rPr>
+              <w:t xml:space="preserve">, </w:t>
             </w:r>
             <w:proofErr w:type="spellStart"/>
             <w:r>
               <w:rPr>
-                <w:rFonts w:ascii="Calibri" w:hAnsi="Calibri" w:cs="Calibri"/>
-                <w:color w:val="000000"/>
-                <w:sz w:val="22"/>
-                <w:szCs w:val="22"/>
-              </w:rPr>
-              <w:t>RequireRole.jsx</w:t>
+                <w:rFonts w:ascii="Arial Unicode MS" w:eastAsia="Times New Roman" w:hAnsi="Arial Unicode MS" w:cs="Calibri"/>
+                <w:color w:val="000000"/>
+                <w:kern w:val="0"/>
+                <w:sz w:val="20"/>
+                <w:szCs w:val="20"/>
+                <w:lang w:eastAsia="en-CA"/>
+                <w14:ligatures w14:val="none"/>
+              </w:rPr>
+              <w:t>RelationshipScoreRowDto</w:t>
             </w:r>
             <w:proofErr w:type="spellEnd"/>
+            <w:r>
+              <w:rPr>
+                <w:rFonts w:ascii="Calibri" w:eastAsia="Times New Roman" w:hAnsi="Calibri" w:cs="Calibri"/>
+                <w:color w:val="000000"/>
+                <w:kern w:val="0"/>
+                <w:sz w:val="22"/>
+                <w:szCs w:val="22"/>
+                <w:lang w:eastAsia="en-CA"/>
+                <w14:ligatures w14:val="none"/>
+              </w:rPr>
+              <w:t xml:space="preserve">, </w:t>
+            </w:r>
+            <w:proofErr w:type="spellStart"/>
+            <w:r>
+              <w:rPr>
+                <w:rFonts w:ascii="Arial Unicode MS" w:eastAsia="Times New Roman" w:hAnsi="Arial Unicode MS" w:cs="Calibri"/>
+                <w:color w:val="000000"/>
+                <w:kern w:val="0"/>
+                <w:sz w:val="20"/>
+                <w:szCs w:val="20"/>
+                <w:lang w:eastAsia="en-CA"/>
+                <w14:ligatures w14:val="none"/>
+              </w:rPr>
+              <w:t>RelationshipScoreService</w:t>
+            </w:r>
+            <w:proofErr w:type="spellEnd"/>
+            <w:r>
+              <w:rPr>
+                <w:rFonts w:ascii="Calibri" w:eastAsia="Times New Roman" w:hAnsi="Calibri" w:cs="Calibri"/>
+                <w:color w:val="000000"/>
+                <w:kern w:val="0"/>
+                <w:sz w:val="22"/>
+                <w:szCs w:val="22"/>
+                <w:lang w:eastAsia="en-CA"/>
+                <w14:ligatures w14:val="none"/>
+              </w:rPr>
+              <w:t xml:space="preserve">, and </w:t>
+            </w:r>
+            <w:proofErr w:type="spellStart"/>
+            <w:r>
+              <w:rPr>
+                <w:rFonts w:ascii="Arial Unicode MS" w:eastAsia="Times New Roman" w:hAnsi="Arial Unicode MS" w:cs="Calibri"/>
+                <w:color w:val="000000"/>
+                <w:kern w:val="0"/>
+                <w:sz w:val="20"/>
+                <w:szCs w:val="20"/>
+                <w:lang w:eastAsia="en-CA"/>
+                <w14:ligatures w14:val="none"/>
+              </w:rPr>
+              <w:t>RelationshipStatsController</w:t>
+            </w:r>
+            <w:proofErr w:type="spellEnd"/>
+            <w:r>
+              <w:rPr>
+                <w:rFonts w:ascii="Calibri" w:eastAsia="Times New Roman" w:hAnsi="Calibri" w:cs="Calibri"/>
+                <w:color w:val="000000"/>
+                <w:kern w:val="0"/>
+                <w:sz w:val="22"/>
+                <w:szCs w:val="22"/>
+                <w:lang w:eastAsia="en-CA"/>
+                <w14:ligatures w14:val="none"/>
+              </w:rPr>
+              <w:t>.</w:t>
+            </w:r>
           </w:p>
         </w:tc>
       </w:tr>
       <w:tr>
-        <w:tc>
-          <w:tcPr>
-            <w:tcW w:w="1696" w:type="dxa"/>
-            <w:tcBorders>
-              <w:top w:val="nil"/>
-              <w:bottom w:val="nil"/>
-            </w:tcBorders>
-            <w:vAlign w:val="center"/>
-          </w:tcPr>
-          <w:p>
-            <w:r>
-              <w:rPr>
-                <w:rFonts w:ascii="Calibri" w:hAnsi="Calibri" w:cs="Calibri"/>
-                <w:color w:val="000000"/>
-                <w:sz w:val="22"/>
-                <w:szCs w:val="22"/>
+        <w:trPr>
+          <w:trHeight w:val="765"/>
+        </w:trPr>
+        <w:tc>
+          <w:tcPr>
+            <w:tcW w:w="1240" w:type="dxa"/>
+            <w:tcBorders>
+              <w:top w:val="nil"/>
+              <w:left w:val="single" w:sz="4" w:space="0" w:color="auto"/>
+              <w:bottom w:val="single" w:sz="4" w:space="0" w:color="auto"/>
+              <w:right w:val="single" w:sz="4" w:space="0" w:color="auto"/>
+            </w:tcBorders>
+            <w:shd w:val="clear" w:color="auto" w:fill="auto"/>
+            <w:vAlign w:val="center"/>
+            <w:hideMark/>
+          </w:tcPr>
+          <w:p>
+            <w:pPr>
+              <w:spacing w:after="0" w:line="240" w:lineRule="auto"/>
+              <w:jc w:val="center"/>
+              <w:rPr>
+                <w:rFonts w:ascii="Calibri" w:eastAsia="Times New Roman" w:hAnsi="Calibri" w:cs="Calibri"/>
+                <w:color w:val="000000"/>
+                <w:kern w:val="0"/>
+                <w:sz w:val="22"/>
+                <w:szCs w:val="22"/>
+                <w:lang w:eastAsia="en-CA"/>
+                <w14:ligatures w14:val="none"/>
+              </w:rPr>
+            </w:pPr>
+            <w:r>
+              <w:rPr>
+                <w:rFonts w:ascii="Calibri" w:eastAsia="Times New Roman" w:hAnsi="Calibri" w:cs="Calibri"/>
+                <w:color w:val="000000"/>
+                <w:kern w:val="0"/>
+                <w:sz w:val="22"/>
+                <w:szCs w:val="22"/>
+                <w:lang w:eastAsia="en-CA"/>
+                <w14:ligatures w14:val="none"/>
               </w:rPr>
               <w:t> </w:t>
             </w:r>
@@ -1130,20 +3115,40 @@
         </w:tc>
         <w:tc>
           <w:tcPr>
-            <w:tcW w:w="2127" w:type="dxa"/>
-            <w:tcBorders>
-              <w:top w:val="nil"/>
-              <w:bottom w:val="nil"/>
-            </w:tcBorders>
-            <w:vAlign w:val="center"/>
-          </w:tcPr>
-          <w:p>
-            <w:r>
-              <w:rPr>
-                <w:rFonts w:ascii="Calibri" w:hAnsi="Calibri" w:cs="Calibri"/>
-                <w:color w:val="000000"/>
-                <w:sz w:val="22"/>
-                <w:szCs w:val="22"/>
+            <w:tcW w:w="1220" w:type="dxa"/>
+            <w:tcBorders>
+              <w:top w:val="nil"/>
+              <w:left w:val="nil"/>
+              <w:bottom w:val="single" w:sz="4" w:space="0" w:color="auto"/>
+              <w:right w:val="single" w:sz="4" w:space="0" w:color="auto"/>
+            </w:tcBorders>
+            <w:shd w:val="clear" w:color="auto" w:fill="auto"/>
+            <w:vAlign w:val="center"/>
+            <w:hideMark/>
+          </w:tcPr>
+          <w:p>
+            <w:pPr>
+              <w:spacing w:after="0" w:line="240" w:lineRule="auto"/>
+              <w:jc w:val="center"/>
+              <w:rPr>
+                <w:rFonts w:ascii="Calibri" w:eastAsia="Times New Roman" w:hAnsi="Calibri" w:cs="Calibri"/>
+                <w:color w:val="000000"/>
+                <w:kern w:val="0"/>
+                <w:sz w:val="22"/>
+                <w:szCs w:val="22"/>
+                <w:lang w:eastAsia="en-CA"/>
+                <w14:ligatures w14:val="none"/>
+              </w:rPr>
+            </w:pPr>
+            <w:r>
+              <w:rPr>
+                <w:rFonts w:ascii="Calibri" w:eastAsia="Times New Roman" w:hAnsi="Calibri" w:cs="Calibri"/>
+                <w:color w:val="000000"/>
+                <w:kern w:val="0"/>
+                <w:sz w:val="22"/>
+                <w:szCs w:val="22"/>
+                <w:lang w:eastAsia="en-CA"/>
+                <w14:ligatures w14:val="none"/>
               </w:rPr>
               <w:t> </w:t>
             </w:r>
@@ -1151,384 +3156,72 @@
         </w:tc>
         <w:tc>
           <w:tcPr>
-            <w:tcW w:w="5527" w:type="dxa"/>
-            <w:vAlign w:val="center"/>
-          </w:tcPr>
-          <w:p>
-            <w:r>
-              <w:rPr>
-                <w:rFonts w:ascii="Calibri" w:hAnsi="Calibri" w:cs="Calibri"/>
-                <w:color w:val="000000"/>
-                <w:sz w:val="22"/>
-                <w:szCs w:val="22"/>
-              </w:rPr>
-              <w:t>Completed Farmer Products page frontend + backend (</w:t>
+            <w:tcW w:w="7480" w:type="dxa"/>
+            <w:tcBorders>
+              <w:top w:val="nil"/>
+              <w:left w:val="nil"/>
+              <w:bottom w:val="single" w:sz="4" w:space="0" w:color="auto"/>
+              <w:right w:val="single" w:sz="4" w:space="0" w:color="auto"/>
+            </w:tcBorders>
+            <w:shd w:val="clear" w:color="auto" w:fill="auto"/>
+            <w:vAlign w:val="center"/>
+            <w:hideMark/>
+          </w:tcPr>
+          <w:p>
+            <w:pPr>
+              <w:spacing w:after="0" w:line="240" w:lineRule="auto"/>
+              <w:rPr>
+                <w:rFonts w:ascii="Calibri" w:eastAsia="Times New Roman" w:hAnsi="Calibri" w:cs="Calibri"/>
+                <w:color w:val="000000"/>
+                <w:kern w:val="0"/>
+                <w:sz w:val="22"/>
+                <w:szCs w:val="22"/>
+                <w:lang w:eastAsia="en-CA"/>
+                <w14:ligatures w14:val="none"/>
+              </w:rPr>
+            </w:pPr>
+            <w:r>
+              <w:rPr>
+                <w:rFonts w:ascii="Calibri" w:eastAsia="Times New Roman" w:hAnsi="Calibri" w:cs="Calibri"/>
+                <w:color w:val="000000"/>
+                <w:kern w:val="0"/>
+                <w:sz w:val="22"/>
+                <w:szCs w:val="22"/>
+                <w:lang w:eastAsia="en-CA"/>
+                <w14:ligatures w14:val="none"/>
+              </w:rPr>
+              <w:t xml:space="preserve">Integrated score update logic into </w:t>
             </w:r>
             <w:proofErr w:type="spellStart"/>
             <w:r>
               <w:rPr>
-                <w:rFonts w:ascii="Calibri" w:hAnsi="Calibri" w:cs="Calibri"/>
-                <w:color w:val="000000"/>
-                <w:sz w:val="22"/>
-                <w:szCs w:val="22"/>
-              </w:rPr>
-              <w:t>FarmerProducts.jsx</w:t>
+                <w:rFonts w:ascii="Arial Unicode MS" w:eastAsia="Times New Roman" w:hAnsi="Arial Unicode MS" w:cs="Calibri"/>
+                <w:color w:val="000000"/>
+                <w:kern w:val="0"/>
+                <w:sz w:val="20"/>
+                <w:szCs w:val="20"/>
+                <w:lang w:eastAsia="en-CA"/>
+                <w14:ligatures w14:val="none"/>
+              </w:rPr>
+              <w:t>VendorDispatchesController</w:t>
             </w:r>
             <w:proofErr w:type="spellEnd"/>
             <w:r>
               <w:rPr>
-                <w:rFonts w:ascii="Calibri" w:hAnsi="Calibri" w:cs="Calibri"/>
-                <w:color w:val="000000"/>
-                <w:sz w:val="22"/>
-                <w:szCs w:val="22"/>
-              </w:rPr>
-              <w:t xml:space="preserve">, </w:t>
-            </w:r>
-            <w:proofErr w:type="spellStart"/>
-            <w:r>
-              <w:rPr>
-                <w:rFonts w:ascii="Calibri" w:hAnsi="Calibri" w:cs="Calibri"/>
-                <w:color w:val="000000"/>
-                <w:sz w:val="22"/>
-                <w:szCs w:val="22"/>
-              </w:rPr>
-              <w:t>FarmerController.cs</w:t>
-            </w:r>
-            <w:proofErr w:type="spellEnd"/>
-            <w:r>
-              <w:rPr>
-                <w:rFonts w:ascii="Calibri" w:hAnsi="Calibri" w:cs="Calibri"/>
-                <w:color w:val="000000"/>
-                <w:sz w:val="22"/>
-                <w:szCs w:val="22"/>
-              </w:rPr>
-              <w:t xml:space="preserve"> / </w:t>
-            </w:r>
-            <w:proofErr w:type="spellStart"/>
-            <w:r>
-              <w:rPr>
-                <w:rFonts w:ascii="Calibri" w:hAnsi="Calibri" w:cs="Calibri"/>
-                <w:color w:val="000000"/>
-                <w:sz w:val="22"/>
-                <w:szCs w:val="22"/>
-              </w:rPr>
-              <w:t>ProductsController.cs</w:t>
-            </w:r>
-            <w:proofErr w:type="spellEnd"/>
-            <w:r>
-              <w:rPr>
-                <w:rFonts w:ascii="Calibri" w:hAnsi="Calibri" w:cs="Calibri"/>
-                <w:color w:val="000000"/>
-                <w:sz w:val="22"/>
-                <w:szCs w:val="22"/>
-              </w:rPr>
-              <w:t xml:space="preserve">, </w:t>
-            </w:r>
-            <w:proofErr w:type="spellStart"/>
-            <w:r>
-              <w:rPr>
-                <w:rFonts w:ascii="Calibri" w:hAnsi="Calibri" w:cs="Calibri"/>
-                <w:color w:val="000000"/>
-                <w:sz w:val="22"/>
-                <w:szCs w:val="22"/>
-              </w:rPr>
-              <w:t>InventoryLotDto.cs</w:t>
-            </w:r>
-            <w:proofErr w:type="spellEnd"/>
-            <w:r>
-              <w:rPr>
-                <w:rFonts w:ascii="Calibri" w:hAnsi="Calibri" w:cs="Calibri"/>
-                <w:color w:val="000000"/>
-                <w:sz w:val="22"/>
-                <w:szCs w:val="22"/>
-              </w:rPr>
-              <w:t xml:space="preserve">, </w:t>
-            </w:r>
-            <w:proofErr w:type="spellStart"/>
-            <w:r>
-              <w:rPr>
-                <w:rFonts w:ascii="Calibri" w:hAnsi="Calibri" w:cs="Calibri"/>
-                <w:color w:val="000000"/>
-                <w:sz w:val="22"/>
-                <w:szCs w:val="22"/>
-              </w:rPr>
-              <w:t>UpdateInventoryLotDto.cs</w:t>
-            </w:r>
-            <w:proofErr w:type="spellEnd"/>
-            <w:r>
-              <w:rPr>
-                <w:rFonts w:ascii="Calibri" w:hAnsi="Calibri" w:cs="Calibri"/>
-                <w:color w:val="000000"/>
-                <w:sz w:val="22"/>
-                <w:szCs w:val="22"/>
-              </w:rPr>
-              <w:t>)</w:t>
-            </w:r>
-          </w:p>
-        </w:tc>
-      </w:tr>
-      <w:tr>
-        <w:tc>
-          <w:tcPr>
-            <w:tcW w:w="1696" w:type="dxa"/>
-            <w:tcBorders>
-              <w:top w:val="nil"/>
-              <w:bottom w:val="nil"/>
-            </w:tcBorders>
-            <w:vAlign w:val="center"/>
-          </w:tcPr>
-          <w:p>
-            <w:r>
-              <w:rPr>
-                <w:rFonts w:ascii="Calibri" w:hAnsi="Calibri" w:cs="Calibri"/>
-                <w:color w:val="000000"/>
-                <w:sz w:val="22"/>
-                <w:szCs w:val="22"/>
-              </w:rPr>
-              <w:t> </w:t>
-            </w:r>
-          </w:p>
-        </w:tc>
-        <w:tc>
-          <w:tcPr>
-            <w:tcW w:w="2127" w:type="dxa"/>
-            <w:tcBorders>
-              <w:top w:val="nil"/>
-              <w:bottom w:val="nil"/>
-            </w:tcBorders>
-            <w:vAlign w:val="center"/>
-          </w:tcPr>
-          <w:p>
-            <w:r>
-              <w:rPr>
-                <w:rFonts w:ascii="Calibri" w:hAnsi="Calibri" w:cs="Calibri"/>
-                <w:color w:val="000000"/>
-                <w:sz w:val="22"/>
-                <w:szCs w:val="22"/>
-              </w:rPr>
-              <w:t> </w:t>
-            </w:r>
-          </w:p>
-        </w:tc>
-        <w:tc>
-          <w:tcPr>
-            <w:tcW w:w="5527" w:type="dxa"/>
-            <w:vAlign w:val="center"/>
-          </w:tcPr>
-          <w:p>
-            <w:r>
-              <w:rPr>
-                <w:rFonts w:ascii="Calibri" w:hAnsi="Calibri" w:cs="Calibri"/>
-                <w:color w:val="000000"/>
-                <w:sz w:val="22"/>
-                <w:szCs w:val="22"/>
-              </w:rPr>
-              <w:t>Completed Farmer Requests page frontend + backend (</w:t>
-            </w:r>
-            <w:proofErr w:type="spellStart"/>
-            <w:r>
-              <w:rPr>
-                <w:rFonts w:ascii="Calibri" w:hAnsi="Calibri" w:cs="Calibri"/>
-                <w:color w:val="000000"/>
-                <w:sz w:val="22"/>
-                <w:szCs w:val="22"/>
-              </w:rPr>
-              <w:t>FarmerController.cs</w:t>
-            </w:r>
-            <w:proofErr w:type="spellEnd"/>
-            <w:r>
-              <w:rPr>
-                <w:rFonts w:ascii="Calibri" w:hAnsi="Calibri" w:cs="Calibri"/>
-                <w:color w:val="000000"/>
-                <w:sz w:val="22"/>
-                <w:szCs w:val="22"/>
-              </w:rPr>
-              <w:t xml:space="preserve">, </w:t>
-            </w:r>
-            <w:proofErr w:type="spellStart"/>
-            <w:r>
-              <w:rPr>
-                <w:rFonts w:ascii="Calibri" w:hAnsi="Calibri" w:cs="Calibri"/>
-                <w:color w:val="000000"/>
-                <w:sz w:val="22"/>
-                <w:szCs w:val="22"/>
-              </w:rPr>
-              <w:t>FarmerDemandRequestRowDto.cs</w:t>
-            </w:r>
-            <w:proofErr w:type="spellEnd"/>
-            <w:r>
-              <w:rPr>
-                <w:rFonts w:ascii="Calibri" w:hAnsi="Calibri" w:cs="Calibri"/>
-                <w:color w:val="000000"/>
-                <w:sz w:val="22"/>
-                <w:szCs w:val="22"/>
-              </w:rPr>
-              <w:t xml:space="preserve">, </w:t>
-            </w:r>
-            <w:proofErr w:type="spellStart"/>
-            <w:r>
-              <w:rPr>
-                <w:rFonts w:ascii="Calibri" w:hAnsi="Calibri" w:cs="Calibri"/>
-                <w:color w:val="000000"/>
-                <w:sz w:val="22"/>
-                <w:szCs w:val="22"/>
-              </w:rPr>
-              <w:t>FarmerRequests.jsx</w:t>
-            </w:r>
-            <w:proofErr w:type="spellEnd"/>
-            <w:r>
-              <w:rPr>
-                <w:rFonts w:ascii="Calibri" w:hAnsi="Calibri" w:cs="Calibri"/>
-                <w:color w:val="000000"/>
-                <w:sz w:val="22"/>
-                <w:szCs w:val="22"/>
-              </w:rPr>
-              <w:t>)</w:t>
-            </w:r>
-          </w:p>
-        </w:tc>
-      </w:tr>
-      <w:tr>
-        <w:tc>
-          <w:tcPr>
-            <w:tcW w:w="1696" w:type="dxa"/>
-            <w:tcBorders>
-              <w:top w:val="nil"/>
-            </w:tcBorders>
-            <w:vAlign w:val="center"/>
-          </w:tcPr>
-          <w:p>
-            <w:r>
-              <w:rPr>
-                <w:rFonts w:ascii="Calibri" w:hAnsi="Calibri" w:cs="Calibri"/>
-                <w:color w:val="000000"/>
-                <w:sz w:val="22"/>
-                <w:szCs w:val="22"/>
-              </w:rPr>
-              <w:t> </w:t>
-            </w:r>
-          </w:p>
-        </w:tc>
-        <w:tc>
-          <w:tcPr>
-            <w:tcW w:w="2127" w:type="dxa"/>
-            <w:tcBorders>
-              <w:top w:val="nil"/>
-            </w:tcBorders>
-            <w:vAlign w:val="center"/>
-          </w:tcPr>
-          <w:p>
-            <w:r>
-              <w:rPr>
-                <w:rFonts w:ascii="Calibri" w:hAnsi="Calibri" w:cs="Calibri"/>
-                <w:color w:val="000000"/>
-                <w:sz w:val="22"/>
-                <w:szCs w:val="22"/>
-              </w:rPr>
-              <w:t> </w:t>
-            </w:r>
-          </w:p>
-        </w:tc>
-        <w:tc>
-          <w:tcPr>
-            <w:tcW w:w="5527" w:type="dxa"/>
-            <w:vAlign w:val="center"/>
-          </w:tcPr>
-          <w:p>
-            <w:r>
-              <w:rPr>
-                <w:rFonts w:ascii="Calibri" w:hAnsi="Calibri" w:cs="Calibri"/>
-                <w:color w:val="000000"/>
-                <w:sz w:val="22"/>
-                <w:szCs w:val="22"/>
-              </w:rPr>
-              <w:t>Completed Farmer Dispatch page frontend + backend (</w:t>
-            </w:r>
-            <w:proofErr w:type="spellStart"/>
-            <w:r>
-              <w:rPr>
-                <w:rFonts w:ascii="Calibri" w:hAnsi="Calibri" w:cs="Calibri"/>
-                <w:color w:val="000000"/>
-                <w:sz w:val="22"/>
-                <w:szCs w:val="22"/>
-              </w:rPr>
-              <w:t>DispatchRowDto.cs</w:t>
-            </w:r>
-            <w:proofErr w:type="spellEnd"/>
-            <w:r>
-              <w:rPr>
-                <w:rFonts w:ascii="Calibri" w:hAnsi="Calibri" w:cs="Calibri"/>
-                <w:color w:val="000000"/>
-                <w:sz w:val="22"/>
-                <w:szCs w:val="22"/>
-              </w:rPr>
-              <w:t xml:space="preserve">, </w:t>
-            </w:r>
-            <w:proofErr w:type="spellStart"/>
-            <w:r>
-              <w:rPr>
-                <w:rFonts w:ascii="Calibri" w:hAnsi="Calibri" w:cs="Calibri"/>
-                <w:color w:val="000000"/>
-                <w:sz w:val="22"/>
-                <w:szCs w:val="22"/>
-              </w:rPr>
-              <w:t>UpdateDispatchStatusDto.cs</w:t>
-            </w:r>
-            <w:proofErr w:type="spellEnd"/>
-            <w:r>
-              <w:rPr>
-                <w:rFonts w:ascii="Calibri" w:hAnsi="Calibri" w:cs="Calibri"/>
-                <w:color w:val="000000"/>
-                <w:sz w:val="22"/>
-                <w:szCs w:val="22"/>
-              </w:rPr>
-              <w:t xml:space="preserve">, </w:t>
-            </w:r>
-            <w:proofErr w:type="spellStart"/>
-            <w:r>
-              <w:rPr>
-                <w:rFonts w:ascii="Calibri" w:hAnsi="Calibri" w:cs="Calibri"/>
-                <w:color w:val="000000"/>
-                <w:sz w:val="22"/>
-                <w:szCs w:val="22"/>
-              </w:rPr>
-              <w:t>FarmerDispatchController.cs</w:t>
-            </w:r>
-            <w:proofErr w:type="spellEnd"/>
-            <w:r>
-              <w:rPr>
-                <w:rFonts w:ascii="Calibri" w:hAnsi="Calibri" w:cs="Calibri"/>
-                <w:color w:val="000000"/>
-                <w:sz w:val="22"/>
-                <w:szCs w:val="22"/>
-              </w:rPr>
-              <w:t xml:space="preserve">, </w:t>
-            </w:r>
-            <w:proofErr w:type="spellStart"/>
-            <w:r>
-              <w:rPr>
-                <w:rFonts w:ascii="Calibri" w:hAnsi="Calibri" w:cs="Calibri"/>
-                <w:color w:val="000000"/>
-                <w:sz w:val="22"/>
-                <w:szCs w:val="22"/>
-              </w:rPr>
-              <w:t>FarmerDispatch.jsx</w:t>
-            </w:r>
-            <w:proofErr w:type="spellEnd"/>
-            <w:r>
-              <w:rPr>
-                <w:rFonts w:ascii="Calibri" w:hAnsi="Calibri" w:cs="Calibri"/>
-                <w:color w:val="000000"/>
-                <w:sz w:val="22"/>
-                <w:szCs w:val="22"/>
-              </w:rPr>
-              <w:t>)</w:t>
+                <w:rFonts w:ascii="Calibri" w:eastAsia="Times New Roman" w:hAnsi="Calibri" w:cs="Calibri"/>
+                <w:color w:val="000000"/>
+                <w:kern w:val="0"/>
+                <w:sz w:val="22"/>
+                <w:szCs w:val="22"/>
+                <w:lang w:eastAsia="en-CA"/>
+                <w14:ligatures w14:val="none"/>
+              </w:rPr>
+              <w:t xml:space="preserve"> confirm delivery flow and outlined remaining frontend analytics views for forecast, optimization, and relationship endpoints.</w:t>
             </w:r>
           </w:p>
         </w:tc>
       </w:tr>
     </w:tbl>
-    <w:p/>
     <w:p/>
     <w:p>
       <w:pPr>
@@ -1555,7 +3248,6 @@
           <w:b/>
           <w:bCs/>
         </w:rPr>
-        <w:lastRenderedPageBreak/>
         <w:t>Summary Description of work done during this reporting period</w:t>
       </w:r>
     </w:p>
@@ -1566,39 +3258,13 @@
         </w:tabs>
       </w:pPr>
       <w:r>
-        <w:t xml:space="preserve">This week, I completed the core Inventory, Requests, and Dispatch workflows of the </w:t>
-      </w:r>
-      <w:proofErr w:type="spellStart"/>
-      <w:r>
-        <w:t>FarmVendor</w:t>
-      </w:r>
-      <w:proofErr w:type="spellEnd"/>
-      <w:r>
-        <w:t xml:space="preserve"> application. I implemented the Add Product Lot feature (React form + API POST) and integrated it with SQL Server using Entity Framework Core. I developed the Dispatch module with backend stock validation, inventory deduction, demand request status updates, and delivery status transitions (Planned → </w:t>
-      </w:r>
-      <w:proofErr w:type="spellStart"/>
-      <w:r>
-        <w:t>InTransit</w:t>
-      </w:r>
-      <w:proofErr w:type="spellEnd"/>
-      <w:r>
-        <w:t xml:space="preserve"> → Delivered → Cancelled). On the frontend, I built the Farmer Products, Farmer Requests, and Farmer Dispatch pages and integrated them using protected nested routing with Outlet in </w:t>
-      </w:r>
-      <w:proofErr w:type="spellStart"/>
-      <w:r>
-        <w:t>RequireAuth</w:t>
-      </w:r>
-      <w:proofErr w:type="spellEnd"/>
-      <w:r>
-        <w:t xml:space="preserve"> and </w:t>
-      </w:r>
-      <w:proofErr w:type="spellStart"/>
-      <w:r>
-        <w:t>RequireRole</w:t>
-      </w:r>
-      <w:proofErr w:type="spellEnd"/>
-      <w:r>
-        <w:t>.</w:t>
+        <w:t xml:space="preserve">This week, I </w:t>
+      </w:r>
+      <w:r>
+        <w:t xml:space="preserve">expanded FarmVendor system </w:t>
+      </w:r>
+      <w:r>
+        <w:t>beyond its initial MVP and into the advanced modules required for forecasting, optimization, and relationship analytics.</w:t>
       </w:r>
     </w:p>
     <w:p>
@@ -1608,46 +3274,151 @@
         </w:tabs>
       </w:pPr>
       <w:r>
-        <w:t xml:space="preserve">During development, I encountered issues such as missing </w:t>
+        <w:t xml:space="preserve">I implemented full vendor-side functionality by creating inventory lots, validating stock, enabling farmers to dispatch products accurately based on vendor demand requests. The vendor dashboard expanded by adding functionality for creating demand </w:t>
+      </w:r>
+      <w:proofErr w:type="gramStart"/>
+      <w:r>
+        <w:t>request,created</w:t>
+      </w:r>
+      <w:proofErr w:type="gramEnd"/>
+      <w:r>
+        <w:t xml:space="preserve"> separate navigations for incoming dispatches,</w:t>
+      </w:r>
+      <w:r>
+        <w:rPr>
+          <w:rFonts w:ascii="Segoe UI" w:eastAsia="Times New Roman" w:hAnsi="Segoe UI" w:cs="Segoe UI"/>
+          <w:kern w:val="0"/>
+          <w:sz w:val="21"/>
+          <w:szCs w:val="21"/>
+          <w:lang w:eastAsia="en-CA"/>
+          <w14:ligatures w14:val="none"/>
+        </w:rPr>
+        <w:t xml:space="preserve"> </w:t>
+      </w:r>
+      <w:r>
+        <w:t xml:space="preserve">Confirm Delivery </w:t>
       </w:r>
       <w:proofErr w:type="spellStart"/>
       <w:r>
-        <w:t>demandRequestId</w:t>
+        <w:t>workflow</w:t>
+      </w:r>
+      <w:r>
+        <w:t>.This</w:t>
       </w:r>
       <w:proofErr w:type="spellEnd"/>
       <w:r>
-        <w:t xml:space="preserve"> in API responses, HTTP 400 errors due to DTO mismatches, and EF Core </w:t>
+        <w:t xml:space="preserve"> screen </w:t>
+      </w:r>
+      <w:r>
+        <w:t>allows vendors to acknowledge deliveries and automatically updates both the dispatch status and related demand request statu</w:t>
+      </w:r>
+      <w:r>
+        <w:t xml:space="preserve">s. </w:t>
+      </w:r>
+      <w:r>
+        <w:t>During this process, several full</w:t>
+      </w:r>
+      <w:r>
+        <w:noBreakHyphen/>
+        <w:t>stack integration issues were identified and resolved, including DTO mismatches, dropdown binding errors, missing API fields, and EF Core type</w:t>
+      </w:r>
+      <w:r>
+        <w:noBreakHyphen/>
+        <w:t>mapping problems</w:t>
+      </w:r>
+    </w:p>
+    <w:p>
+      <w:pPr>
+        <w:tabs>
+          <w:tab w:val="left" w:pos="1110"/>
+        </w:tabs>
+      </w:pPr>
+      <w:r>
+        <w:t>I developed a baseline demand forecasting module using a simple moving</w:t>
+      </w:r>
+      <w:r>
+        <w:noBreakHyphen/>
+        <w:t>average method implemented entirely in .NET</w:t>
+      </w:r>
+      <w:r>
+        <w:t xml:space="preserve"> and saved data in a separate table for later evaluation. Then I </w:t>
+      </w:r>
+      <w:r>
+        <w:lastRenderedPageBreak/>
+        <w:t xml:space="preserve">developed optimization module and matched inventory to predict vendor demand using greedy allocation approach. This workflow exposed through new API end points and tested and confirmed on postman while sorting different types of authorization issues using the support of AI </w:t>
       </w:r>
       <w:proofErr w:type="spellStart"/>
       <w:r>
-        <w:t>IQueryable</w:t>
+        <w:t>tools.Finally</w:t>
       </w:r>
       <w:proofErr w:type="spellEnd"/>
       <w:r>
-        <w:t xml:space="preserve"> conversion errors with Include queries. These were resolved by restructuring DTO projections, explicitly defining </w:t>
+        <w:t xml:space="preserve"> I developed relationship score module to evaluate long term performance between farmers and </w:t>
       </w:r>
       <w:proofErr w:type="spellStart"/>
       <w:r>
-        <w:t>IQueryable</w:t>
+        <w:t>vendors.Th</w:t>
       </w:r>
       <w:proofErr w:type="spellEnd"/>
       <w:r>
-        <w:t xml:space="preserve">&lt;Dispatch&gt;, and aligning frontend-backend property naming. No major changes were made to the proposal, but I refined the architecture by separating controllers and strengthening DTO usage. The next phase will focus on developing the optimization </w:t>
-      </w:r>
-      <w:proofErr w:type="gramStart"/>
-      <w:r>
-        <w:t xml:space="preserve">model </w:t>
-      </w:r>
-      <w:r>
-        <w:t>,</w:t>
-      </w:r>
-      <w:proofErr w:type="gramEnd"/>
-      <w:r>
-        <w:t xml:space="preserve"> and beginning experimental evaluation</w:t>
-      </w:r>
-      <w:r>
-        <w:t>.</w:t>
-      </w:r>
+        <w:t xml:space="preserve"> </w:t>
+      </w:r>
+      <w:proofErr w:type="spellStart"/>
+      <w:r>
+        <w:t>escore</w:t>
+      </w:r>
+      <w:proofErr w:type="spellEnd"/>
+      <w:r>
+        <w:t xml:space="preserve"> system measure </w:t>
+      </w:r>
+      <w:proofErr w:type="spellStart"/>
+      <w:r>
+        <w:t>fullfilment</w:t>
+      </w:r>
+      <w:proofErr w:type="spellEnd"/>
+      <w:r>
+        <w:t xml:space="preserve"> rate, on-time delivery and cancellation frequency which fully integrated with delivery confirmation flow that can automatically scores whenever a dispatch is marked</w:t>
+      </w:r>
+      <w:r>
+        <w:t xml:space="preserve"> delivered or </w:t>
+      </w:r>
+      <w:proofErr w:type="spellStart"/>
+      <w:r>
+        <w:t>cancelled.I</w:t>
+      </w:r>
+      <w:proofErr w:type="spellEnd"/>
+      <w:r>
+        <w:t xml:space="preserve"> added API end points to retrieve relationship statistics </w:t>
+      </w:r>
+      <w:proofErr w:type="spellStart"/>
+      <w:r>
+        <w:t>whick</w:t>
+      </w:r>
+      <w:proofErr w:type="spellEnd"/>
+      <w:r>
+        <w:t xml:space="preserve"> confirmed via postman.</w:t>
+      </w:r>
+    </w:p>
+    <w:p>
+      <w:pPr>
+        <w:tabs>
+          <w:tab w:val="left" w:pos="1110"/>
+        </w:tabs>
+      </w:pPr>
+    </w:p>
+    <w:p>
+      <w:pPr>
+        <w:tabs>
+          <w:tab w:val="left" w:pos="1110"/>
+        </w:tabs>
+      </w:pPr>
+    </w:p>
+    <w:p>
+      <w:pPr>
+        <w:tabs>
+          <w:tab w:val="left" w:pos="1110"/>
+        </w:tabs>
+      </w:pPr>
     </w:p>
     <w:p>
       <w:pPr>
@@ -1677,297 +3448,304 @@
       </w:r>
     </w:p>
     <w:p>
-      <w:r>
-        <w:t xml:space="preserve">Backend </w:t>
-      </w:r>
-      <w:proofErr w:type="gramStart"/>
-      <w:r>
-        <w:t>Implementation</w:t>
-      </w:r>
-      <w:r>
-        <w:t>(</w:t>
-      </w:r>
-      <w:proofErr w:type="gramEnd"/>
-      <w:r>
-        <w:t>files added/updated)</w:t>
-      </w:r>
-      <w:r>
-        <w:t>:</w:t>
+      <w:pPr>
+        <w:rPr>
+          <w:b/>
+          <w:bCs/>
+        </w:rPr>
+      </w:pPr>
+      <w:r>
+        <w:rPr>
+          <w:b/>
+          <w:bCs/>
+        </w:rPr>
+        <w:t>Backend Implementation (files added/updated):</w:t>
       </w:r>
     </w:p>
     <w:p>
-      <w:pPr>
-        <w:numPr>
-          <w:ilvl w:val="0"/>
-          <w:numId w:val="1"/>
-        </w:numPr>
-      </w:pPr>
+      <w:r>
+        <w:t xml:space="preserve">• </w:t>
+      </w:r>
       <w:proofErr w:type="spellStart"/>
       <w:r>
-        <w:t>DispatchController.cs</w:t>
+        <w:t>VendorDemandRequestsController.cs</w:t>
+      </w:r>
+      <w:proofErr w:type="spellEnd"/>
+      <w:r>
+        <w:br/>
+        <w:t xml:space="preserve">• </w:t>
+      </w:r>
+      <w:proofErr w:type="spellStart"/>
+      <w:r>
+        <w:t>VendorDispatchesController.cs</w:t>
+      </w:r>
+      <w:proofErr w:type="spellEnd"/>
+      <w:r>
+        <w:br/>
+        <w:t xml:space="preserve">• </w:t>
+      </w:r>
+      <w:proofErr w:type="spellStart"/>
+      <w:r>
+        <w:t>ForecastController.cs</w:t>
+      </w:r>
+      <w:proofErr w:type="spellEnd"/>
+      <w:r>
+        <w:br/>
+        <w:t xml:space="preserve">• </w:t>
+      </w:r>
+      <w:proofErr w:type="spellStart"/>
+      <w:r>
+        <w:t>OptimizationController.cs</w:t>
+      </w:r>
+      <w:proofErr w:type="spellEnd"/>
+      <w:r>
+        <w:br/>
+        <w:t xml:space="preserve">• </w:t>
+      </w:r>
+      <w:proofErr w:type="spellStart"/>
+      <w:r>
+        <w:t>RelationshipStatsController.cs</w:t>
       </w:r>
       <w:proofErr w:type="spellEnd"/>
     </w:p>
     <w:p>
-      <w:pPr>
-        <w:numPr>
-          <w:ilvl w:val="0"/>
-          <w:numId w:val="1"/>
-        </w:numPr>
-      </w:pPr>
+      <w:r>
+        <w:t xml:space="preserve">• </w:t>
+      </w:r>
       <w:proofErr w:type="spellStart"/>
       <w:r>
-        <w:t>FarmerDispatchController.cs</w:t>
+        <w:t>DispatchOptimizationService.cs</w:t>
+      </w:r>
+      <w:proofErr w:type="spellEnd"/>
+      <w:r>
+        <w:br/>
+        <w:t xml:space="preserve">• </w:t>
+      </w:r>
+      <w:proofErr w:type="spellStart"/>
+      <w:r>
+        <w:t>DemandForecastService.cs</w:t>
+      </w:r>
+      <w:proofErr w:type="spellEnd"/>
+      <w:r>
+        <w:br/>
+        <w:t xml:space="preserve">• </w:t>
+      </w:r>
+      <w:proofErr w:type="spellStart"/>
+      <w:r>
+        <w:t>RelationshipScoreService.cs</w:t>
       </w:r>
       <w:proofErr w:type="spellEnd"/>
     </w:p>
     <w:p>
-      <w:pPr>
-        <w:numPr>
-          <w:ilvl w:val="0"/>
-          <w:numId w:val="1"/>
-        </w:numPr>
-      </w:pPr>
+      <w:r>
+        <w:t xml:space="preserve">• </w:t>
+      </w:r>
       <w:proofErr w:type="spellStart"/>
       <w:r>
-        <w:t>CreateDispatchDto.cs</w:t>
+        <w:t>DemandForecast.cs</w:t>
+      </w:r>
+      <w:proofErr w:type="spellEnd"/>
+      <w:r>
+        <w:br/>
+        <w:t xml:space="preserve">• </w:t>
+      </w:r>
+      <w:proofErr w:type="spellStart"/>
+      <w:r>
+        <w:t>RecommendedDispatchPlan.cs</w:t>
+      </w:r>
+      <w:proofErr w:type="spellEnd"/>
+      <w:r>
+        <w:br/>
+        <w:t xml:space="preserve">• </w:t>
+      </w:r>
+      <w:proofErr w:type="spellStart"/>
+      <w:r>
+        <w:t>RelationshipStat.cs</w:t>
       </w:r>
       <w:proofErr w:type="spellEnd"/>
     </w:p>
     <w:p>
-      <w:pPr>
-        <w:numPr>
-          <w:ilvl w:val="0"/>
-          <w:numId w:val="1"/>
-        </w:numPr>
-      </w:pPr>
+      <w:r>
+        <w:t xml:space="preserve">• </w:t>
+      </w:r>
       <w:proofErr w:type="spellStart"/>
       <w:r>
-        <w:t>DispatchRowDto.cs</w:t>
+        <w:t>GenerateForecastDto.cs</w:t>
+      </w:r>
+      <w:proofErr w:type="spellEnd"/>
+      <w:r>
+        <w:br/>
+        <w:t xml:space="preserve">• </w:t>
+      </w:r>
+      <w:proofErr w:type="spellStart"/>
+      <w:r>
+        <w:t>RunOptimizationDto.cs</w:t>
+      </w:r>
+      <w:proofErr w:type="spellEnd"/>
+      <w:r>
+        <w:br/>
+        <w:t xml:space="preserve">• </w:t>
+      </w:r>
+      <w:proofErr w:type="spellStart"/>
+      <w:r>
+        <w:t>DemandForecastRowDto.cs</w:t>
+      </w:r>
+      <w:proofErr w:type="spellEnd"/>
+      <w:r>
+        <w:br/>
+        <w:t xml:space="preserve">• </w:t>
+      </w:r>
+      <w:proofErr w:type="spellStart"/>
+      <w:r>
+        <w:t>RecommendedDispatchPlanRowDto.cs</w:t>
+      </w:r>
+      <w:proofErr w:type="spellEnd"/>
+      <w:r>
+        <w:br/>
+        <w:t xml:space="preserve">• </w:t>
+      </w:r>
+      <w:proofErr w:type="spellStart"/>
+      <w:r>
+        <w:t>RelationshipScoreRowDto.cs</w:t>
       </w:r>
       <w:proofErr w:type="spellEnd"/>
     </w:p>
     <w:p>
-      <w:pPr>
-        <w:numPr>
-          <w:ilvl w:val="0"/>
-          <w:numId w:val="1"/>
-        </w:numPr>
-      </w:pPr>
+      <w:r>
+        <w:lastRenderedPageBreak/>
+        <w:t>• Updates to existing models:</w:t>
+      </w:r>
+      <w:r>
+        <w:br/>
+        <w:t xml:space="preserve">– </w:t>
+      </w:r>
       <w:proofErr w:type="spellStart"/>
       <w:r>
-        <w:t>UpdateDispatchStatusDto.cs</w:t>
+        <w:t>Dispatch.cs</w:t>
+      </w:r>
+      <w:proofErr w:type="spellEnd"/>
+      <w:r>
+        <w:br/>
+        <w:t xml:space="preserve">– </w:t>
+      </w:r>
+      <w:proofErr w:type="spellStart"/>
+      <w:r>
+        <w:t>DemandRequest.cs</w:t>
+      </w:r>
+      <w:proofErr w:type="spellEnd"/>
+      <w:r>
+        <w:br/>
+        <w:t xml:space="preserve">– </w:t>
+      </w:r>
+      <w:proofErr w:type="spellStart"/>
+      <w:r>
+        <w:t>InventoryLot.cs</w:t>
       </w:r>
       <w:proofErr w:type="spellEnd"/>
     </w:p>
     <w:p>
-      <w:pPr>
-        <w:numPr>
-          <w:ilvl w:val="0"/>
-          <w:numId w:val="1"/>
-        </w:numPr>
-      </w:pPr>
-      <w:proofErr w:type="spellStart"/>
-      <w:r>
-        <w:t>FarmerDemandRequestRowDto.cs</w:t>
-      </w:r>
-      <w:proofErr w:type="spellEnd"/>
+      <w:r>
+        <w:t>• EF Core migrations for:</w:t>
+      </w:r>
+      <w:r>
+        <w:br/>
+        <w:t>– Forecasting tables</w:t>
+      </w:r>
+      <w:r>
+        <w:br/>
+        <w:t>– Recommended dispatch plan tables</w:t>
+      </w:r>
+      <w:r>
+        <w:br/>
+        <w:t>– Relationship statistics tables</w:t>
+      </w:r>
     </w:p>
     <w:p>
-      <w:pPr>
-        <w:numPr>
-          <w:ilvl w:val="0"/>
-          <w:numId w:val="1"/>
-        </w:numPr>
-      </w:pPr>
-      <w:proofErr w:type="spellStart"/>
-      <w:r>
-        <w:t>InventoryLotDto.cs</w:t>
-      </w:r>
-      <w:proofErr w:type="spellEnd"/>
+      <w:r>
+        <w:t xml:space="preserve">Frontend </w:t>
+      </w:r>
+      <w:proofErr w:type="gramStart"/>
+      <w:r>
+        <w:t>Implementation</w:t>
+      </w:r>
+      <w:r>
+        <w:t>(</w:t>
+      </w:r>
+      <w:proofErr w:type="gramEnd"/>
+      <w:r>
+        <w:t>files added/updated)</w:t>
+      </w:r>
+      <w:r>
+        <w:t>:</w:t>
+      </w:r>
     </w:p>
     <w:p>
-      <w:pPr>
-        <w:numPr>
-          <w:ilvl w:val="0"/>
-          <w:numId w:val="1"/>
-        </w:numPr>
-      </w:pPr>
+      <w:r>
+        <w:t xml:space="preserve">• Updates to </w:t>
+      </w:r>
       <w:proofErr w:type="spellStart"/>
       <w:r>
-        <w:t>UpdateInventoryLotDto.cs</w:t>
+        <w:t>VendorDashboard.jsx</w:t>
       </w:r>
       <w:proofErr w:type="spellEnd"/>
+      <w:r>
+        <w:t xml:space="preserve"> to integrate</w:t>
+      </w:r>
+      <w:r>
+        <w:br/>
+        <w:t>– Create Demand Request</w:t>
+      </w:r>
+      <w:r>
+        <w:br/>
+        <w:t>– Incoming Dispatches view</w:t>
+      </w:r>
+      <w:r>
+        <w:br/>
+        <w:t>– Confirm Delivery workflow</w:t>
+      </w:r>
     </w:p>
     <w:p>
-      <w:pPr>
-        <w:numPr>
-          <w:ilvl w:val="0"/>
-          <w:numId w:val="1"/>
-        </w:numPr>
-      </w:pPr>
-      <w:r>
-        <w:t xml:space="preserve">Updates in </w:t>
-      </w:r>
-      <w:proofErr w:type="spellStart"/>
-      <w:r>
-        <w:t>FarmerController.cs</w:t>
-      </w:r>
-      <w:proofErr w:type="spellEnd"/>
+      <w:r>
+        <w:t>• UI logic updates for dispatch confirmation and forecasting/optimization integration</w:t>
+      </w:r>
+      <w:r>
+        <w:br/>
+        <w:t>• Dashboard layout and interaction improvements</w:t>
+      </w:r>
+      <w:r>
+        <w:br/>
+        <w:t>• Styling and minor UI enhancements to support new workflows</w:t>
+      </w:r>
     </w:p>
     <w:p>
-      <w:pPr>
-        <w:numPr>
-          <w:ilvl w:val="0"/>
-          <w:numId w:val="1"/>
-        </w:numPr>
-      </w:pPr>
-      <w:r>
-        <w:lastRenderedPageBreak/>
-        <w:t xml:space="preserve">Updates in </w:t>
+      <w:r>
+        <w:t xml:space="preserve">All changes have been committed to the </w:t>
+      </w:r>
+      <w:r>
+        <w:t>repository</w:t>
+      </w:r>
+      <w:r>
+        <w:t xml:space="preserve"> under the appropriate Implementation directory. The progress report document will be checked into the </w:t>
       </w:r>
       <w:proofErr w:type="spellStart"/>
       <w:r>
-        <w:t>ProductsController.cs</w:t>
+        <w:t>DocumentsAndReports</w:t>
       </w:r>
       <w:proofErr w:type="spellEnd"/>
+      <w:r>
+        <w:t xml:space="preserve"> folder as required, and submitted on Blackboard.</w:t>
+      </w:r>
     </w:p>
-    <w:p>
-      <w:r>
-        <w:t xml:space="preserve">Frontend </w:t>
-      </w:r>
-      <w:proofErr w:type="gramStart"/>
-      <w:r>
-        <w:t>Implementation</w:t>
-      </w:r>
-      <w:r>
-        <w:t>(</w:t>
-      </w:r>
-      <w:proofErr w:type="gramEnd"/>
-      <w:r>
-        <w:t>files added/updated)</w:t>
-      </w:r>
-      <w:r>
-        <w:t>:</w:t>
-      </w:r>
-    </w:p>
-    <w:p>
-      <w:pPr>
-        <w:numPr>
-          <w:ilvl w:val="0"/>
-          <w:numId w:val="2"/>
-        </w:numPr>
-      </w:pPr>
-      <w:proofErr w:type="spellStart"/>
-      <w:r>
-        <w:t>FarmerProducts.jsx</w:t>
-      </w:r>
-      <w:proofErr w:type="spellEnd"/>
-    </w:p>
-    <w:p>
-      <w:pPr>
-        <w:numPr>
-          <w:ilvl w:val="0"/>
-          <w:numId w:val="2"/>
-        </w:numPr>
-      </w:pPr>
-      <w:proofErr w:type="spellStart"/>
-      <w:r>
-        <w:t>FarmerRequests.jsx</w:t>
-      </w:r>
-      <w:proofErr w:type="spellEnd"/>
-    </w:p>
-    <w:p>
-      <w:pPr>
-        <w:numPr>
-          <w:ilvl w:val="0"/>
-          <w:numId w:val="2"/>
-        </w:numPr>
-      </w:pPr>
-      <w:proofErr w:type="spellStart"/>
-      <w:r>
-        <w:t>FarmerDispatch.jsx</w:t>
-      </w:r>
-      <w:proofErr w:type="spellEnd"/>
-    </w:p>
-    <w:p>
-      <w:pPr>
-        <w:numPr>
-          <w:ilvl w:val="0"/>
-          <w:numId w:val="2"/>
-        </w:numPr>
-      </w:pPr>
-      <w:r>
-        <w:t xml:space="preserve">Updates to </w:t>
-      </w:r>
-      <w:proofErr w:type="spellStart"/>
-      <w:r>
-        <w:t>FarmerDashboard.jsx</w:t>
-      </w:r>
-      <w:proofErr w:type="spellEnd"/>
-    </w:p>
-    <w:p>
-      <w:pPr>
-        <w:numPr>
-          <w:ilvl w:val="0"/>
-          <w:numId w:val="2"/>
-        </w:numPr>
-      </w:pPr>
-      <w:proofErr w:type="spellStart"/>
-      <w:r>
-        <w:t>RequireAuth.jsx</w:t>
-      </w:r>
-      <w:proofErr w:type="spellEnd"/>
-      <w:r>
-        <w:t xml:space="preserve"> (with Outlet support)</w:t>
-      </w:r>
-    </w:p>
-    <w:p>
-      <w:pPr>
-        <w:numPr>
-          <w:ilvl w:val="0"/>
-          <w:numId w:val="2"/>
-        </w:numPr>
-      </w:pPr>
-      <w:proofErr w:type="spellStart"/>
-      <w:r>
-        <w:t>RequireRole.jsx</w:t>
-      </w:r>
-      <w:proofErr w:type="spellEnd"/>
-      <w:r>
-        <w:t xml:space="preserve"> (nested routing support)</w:t>
-      </w:r>
-    </w:p>
-    <w:p>
-      <w:pPr>
-        <w:numPr>
-          <w:ilvl w:val="0"/>
-          <w:numId w:val="2"/>
-        </w:numPr>
-      </w:pPr>
-      <w:r>
-        <w:t>dashboard.css styling updates</w:t>
-      </w:r>
-    </w:p>
-    <w:p>
-      <w:r>
-        <w:t xml:space="preserve">All changes have been committed to the </w:t>
-      </w:r>
-      <w:r>
-        <w:t>repository</w:t>
-      </w:r>
-      <w:r>
-        <w:t xml:space="preserve"> under the appropriate Implementation directory. The progress report document will be checked into the </w:t>
-      </w:r>
-      <w:proofErr w:type="spellStart"/>
-      <w:r>
-        <w:t>DocumentsAndReports</w:t>
-      </w:r>
-      <w:proofErr w:type="spellEnd"/>
-      <w:r>
-        <w:t xml:space="preserve"> folder as required, and submitted on Blackboard.</w:t>
-      </w:r>
-    </w:p>
+    <w:p/>
+    <w:p/>
+    <w:p/>
+    <w:p/>
+    <w:p/>
+    <w:p/>
+    <w:p/>
+    <w:p/>
+    <w:p/>
+    <w:p/>
     <w:p/>
     <w:p>
       <w:pPr>
@@ -1981,360 +3759,976 @@
           <w:b/>
           <w:bCs/>
         </w:rPr>
+        <w:lastRenderedPageBreak/>
         <w:t>AI Use Section</w:t>
       </w:r>
     </w:p>
     <w:tbl>
       <w:tblPr>
-        <w:tblW w:w="0" w:type="auto"/>
-        <w:tblCellSpacing w:w="15" w:type="dxa"/>
-        <w:tblCellMar>
-          <w:top w:w="15" w:type="dxa"/>
-          <w:left w:w="15" w:type="dxa"/>
-          <w:bottom w:w="15" w:type="dxa"/>
-          <w:right w:w="15" w:type="dxa"/>
-        </w:tblCellMar>
+        <w:tblW w:w="8500" w:type="dxa"/>
         <w:tblLook w:val="04A0" w:firstRow="1" w:lastRow="0" w:firstColumn="1" w:lastColumn="0" w:noHBand="0" w:noVBand="1"/>
       </w:tblPr>
       <w:tblGrid>
-        <w:gridCol w:w="1150"/>
-        <w:gridCol w:w="1750"/>
-        <w:gridCol w:w="2787"/>
-        <w:gridCol w:w="3673"/>
+        <w:gridCol w:w="1400"/>
+        <w:gridCol w:w="2920"/>
+        <w:gridCol w:w="4180"/>
       </w:tblGrid>
       <w:tr>
         <w:trPr>
-          <w:tblHeader/>
-          <w:tblCellSpacing w:w="15" w:type="dxa"/>
+          <w:trHeight w:val="345"/>
         </w:trPr>
         <w:tc>
           <w:tcPr>
-            <w:tcW w:w="0" w:type="auto"/>
-            <w:vAlign w:val="center"/>
-            <w:hideMark/>
-          </w:tcPr>
-          <w:p>
-            <w:pPr>
-              <w:rPr>
+            <w:tcW w:w="1400" w:type="dxa"/>
+            <w:tcBorders>
+              <w:top w:val="single" w:sz="8" w:space="0" w:color="E6E6E6"/>
+              <w:left w:val="single" w:sz="8" w:space="0" w:color="E6E6E6"/>
+              <w:bottom w:val="single" w:sz="8" w:space="0" w:color="E6E6E6"/>
+              <w:right w:val="single" w:sz="8" w:space="0" w:color="E6E6E6"/>
+            </w:tcBorders>
+            <w:shd w:val="clear" w:color="000000" w:fill="D9D9D9"/>
+            <w:vAlign w:val="center"/>
+            <w:hideMark/>
+          </w:tcPr>
+          <w:p>
+            <w:pPr>
+              <w:spacing w:after="0" w:line="240" w:lineRule="auto"/>
+              <w:jc w:val="center"/>
+              <w:rPr>
+                <w:rFonts w:ascii="Segoe UI" w:eastAsia="Times New Roman" w:hAnsi="Segoe UI" w:cs="Segoe UI"/>
                 <w:b/>
                 <w:bCs/>
-              </w:rPr>
-            </w:pPr>
-            <w:r>
-              <w:rPr>
+                <w:color w:val="000000"/>
+                <w:kern w:val="0"/>
+                <w:sz w:val="22"/>
+                <w:szCs w:val="22"/>
+                <w:lang w:eastAsia="en-CA"/>
+                <w14:ligatures w14:val="none"/>
+              </w:rPr>
+            </w:pPr>
+            <w:r>
+              <w:rPr>
+                <w:rFonts w:ascii="Segoe UI" w:eastAsia="Times New Roman" w:hAnsi="Segoe UI" w:cs="Segoe UI"/>
                 <w:b/>
                 <w:bCs/>
-              </w:rPr>
-              <w:t>AI Tool Name</w:t>
-            </w:r>
-          </w:p>
-        </w:tc>
-        <w:tc>
-          <w:tcPr>
-            <w:tcW w:w="0" w:type="auto"/>
-            <w:vAlign w:val="center"/>
-            <w:hideMark/>
-          </w:tcPr>
-          <w:p>
-            <w:pPr>
-              <w:rPr>
+                <w:color w:val="000000"/>
+                <w:kern w:val="0"/>
+                <w:sz w:val="22"/>
+                <w:szCs w:val="22"/>
+                <w:lang w:eastAsia="en-CA"/>
+                <w14:ligatures w14:val="none"/>
+              </w:rPr>
+              <w:t>Date</w:t>
+            </w:r>
+          </w:p>
+        </w:tc>
+        <w:tc>
+          <w:tcPr>
+            <w:tcW w:w="2920" w:type="dxa"/>
+            <w:tcBorders>
+              <w:top w:val="single" w:sz="8" w:space="0" w:color="E6E6E6"/>
+              <w:left w:val="nil"/>
+              <w:bottom w:val="single" w:sz="8" w:space="0" w:color="E6E6E6"/>
+              <w:right w:val="single" w:sz="8" w:space="0" w:color="E6E6E6"/>
+            </w:tcBorders>
+            <w:shd w:val="clear" w:color="000000" w:fill="D9D9D9"/>
+            <w:vAlign w:val="center"/>
+            <w:hideMark/>
+          </w:tcPr>
+          <w:p>
+            <w:pPr>
+              <w:spacing w:after="0" w:line="240" w:lineRule="auto"/>
+              <w:jc w:val="center"/>
+              <w:rPr>
+                <w:rFonts w:ascii="Segoe UI" w:eastAsia="Times New Roman" w:hAnsi="Segoe UI" w:cs="Segoe UI"/>
                 <w:b/>
                 <w:bCs/>
-              </w:rPr>
-            </w:pPr>
-            <w:r>
-              <w:rPr>
+                <w:color w:val="000000"/>
+                <w:kern w:val="0"/>
+                <w:sz w:val="22"/>
+                <w:szCs w:val="22"/>
+                <w:lang w:eastAsia="en-CA"/>
+                <w14:ligatures w14:val="none"/>
+              </w:rPr>
+            </w:pPr>
+            <w:r>
+              <w:rPr>
+                <w:rFonts w:ascii="Segoe UI" w:eastAsia="Times New Roman" w:hAnsi="Segoe UI" w:cs="Segoe UI"/>
                 <w:b/>
                 <w:bCs/>
-              </w:rPr>
-              <w:t>Version / Account Type</w:t>
-            </w:r>
-          </w:p>
-        </w:tc>
-        <w:tc>
-          <w:tcPr>
-            <w:tcW w:w="0" w:type="auto"/>
-            <w:vAlign w:val="center"/>
-            <w:hideMark/>
-          </w:tcPr>
-          <w:p>
-            <w:pPr>
-              <w:rPr>
+                <w:color w:val="000000"/>
+                <w:kern w:val="0"/>
+                <w:sz w:val="22"/>
+                <w:szCs w:val="22"/>
+                <w:lang w:eastAsia="en-CA"/>
+                <w14:ligatures w14:val="none"/>
+              </w:rPr>
+              <w:t>Work Completed</w:t>
+            </w:r>
+          </w:p>
+        </w:tc>
+        <w:tc>
+          <w:tcPr>
+            <w:tcW w:w="4180" w:type="dxa"/>
+            <w:tcBorders>
+              <w:top w:val="single" w:sz="8" w:space="0" w:color="E6E6E6"/>
+              <w:left w:val="nil"/>
+              <w:bottom w:val="single" w:sz="8" w:space="0" w:color="E6E6E6"/>
+              <w:right w:val="single" w:sz="8" w:space="0" w:color="E6E6E6"/>
+            </w:tcBorders>
+            <w:shd w:val="clear" w:color="000000" w:fill="D9D9D9"/>
+            <w:vAlign w:val="center"/>
+            <w:hideMark/>
+          </w:tcPr>
+          <w:p>
+            <w:pPr>
+              <w:spacing w:after="0" w:line="240" w:lineRule="auto"/>
+              <w:jc w:val="center"/>
+              <w:rPr>
+                <w:rFonts w:ascii="Segoe UI" w:eastAsia="Times New Roman" w:hAnsi="Segoe UI" w:cs="Segoe UI"/>
                 <w:b/>
                 <w:bCs/>
-              </w:rPr>
-            </w:pPr>
-            <w:r>
-              <w:rPr>
+                <w:color w:val="000000"/>
+                <w:kern w:val="0"/>
+                <w:sz w:val="22"/>
+                <w:szCs w:val="22"/>
+                <w:lang w:eastAsia="en-CA"/>
+                <w14:ligatures w14:val="none"/>
+              </w:rPr>
+            </w:pPr>
+            <w:r>
+              <w:rPr>
+                <w:rFonts w:ascii="Segoe UI" w:eastAsia="Times New Roman" w:hAnsi="Segoe UI" w:cs="Segoe UI"/>
                 <w:b/>
                 <w:bCs/>
-              </w:rPr>
-              <w:t>Specific Feature Used</w:t>
-            </w:r>
-          </w:p>
-        </w:tc>
-        <w:tc>
-          <w:tcPr>
-            <w:tcW w:w="0" w:type="auto"/>
-            <w:vAlign w:val="center"/>
-            <w:hideMark/>
-          </w:tcPr>
-          <w:p>
-            <w:pPr>
-              <w:rPr>
-                <w:b/>
-                <w:bCs/>
-              </w:rPr>
-            </w:pPr>
-            <w:r>
-              <w:rPr>
-                <w:b/>
-                <w:bCs/>
-              </w:rPr>
-              <w:t>Value Addition (What I Added Beyond AI Output)</w:t>
+                <w:color w:val="000000"/>
+                <w:kern w:val="0"/>
+                <w:sz w:val="22"/>
+                <w:szCs w:val="22"/>
+                <w:lang w:eastAsia="en-CA"/>
+                <w14:ligatures w14:val="none"/>
+              </w:rPr>
+              <w:t>Details / Description</w:t>
             </w:r>
           </w:p>
         </w:tc>
       </w:tr>
       <w:tr>
         <w:trPr>
-          <w:tblCellSpacing w:w="15" w:type="dxa"/>
+          <w:trHeight w:val="4635"/>
         </w:trPr>
         <w:tc>
           <w:tcPr>
-            <w:tcW w:w="0" w:type="auto"/>
-            <w:vAlign w:val="center"/>
-            <w:hideMark/>
-          </w:tcPr>
-          <w:p>
-            <w:r>
-              <w:t>ChatGPT</w:t>
-            </w:r>
-          </w:p>
-        </w:tc>
-        <w:tc>
-          <w:tcPr>
-            <w:tcW w:w="0" w:type="auto"/>
-            <w:vAlign w:val="center"/>
-            <w:hideMark/>
-          </w:tcPr>
-          <w:p>
-            <w:proofErr w:type="gramStart"/>
-            <w:r>
-              <w:t>5.2</w:t>
-            </w:r>
-            <w:r>
-              <w:t>,Premium</w:t>
-            </w:r>
-            <w:proofErr w:type="gramEnd"/>
-          </w:p>
-        </w:tc>
-        <w:tc>
-          <w:tcPr>
-            <w:tcW w:w="0" w:type="auto"/>
-            <w:vAlign w:val="center"/>
-            <w:hideMark/>
-          </w:tcPr>
-          <w:p>
-            <w:r>
-              <w:t>Backend query debugging and EF Core issues</w:t>
-            </w:r>
-          </w:p>
-        </w:tc>
-        <w:tc>
-          <w:tcPr>
-            <w:tcW w:w="0" w:type="auto"/>
-            <w:vAlign w:val="center"/>
-            <w:hideMark/>
-          </w:tcPr>
-          <w:p>
-            <w:r>
-              <w:t xml:space="preserve">Adapted suggestions to match project namespace, </w:t>
-            </w:r>
-            <w:proofErr w:type="spellStart"/>
-            <w:r>
-              <w:t>DbSet</w:t>
-            </w:r>
-            <w:proofErr w:type="spellEnd"/>
-            <w:r>
-              <w:t xml:space="preserve"> naming, and Identity setup</w:t>
+            <w:tcW w:w="1400" w:type="dxa"/>
+            <w:tcBorders>
+              <w:top w:val="nil"/>
+              <w:left w:val="single" w:sz="8" w:space="0" w:color="E6E6E6"/>
+              <w:bottom w:val="single" w:sz="8" w:space="0" w:color="E6E6E6"/>
+              <w:right w:val="single" w:sz="8" w:space="0" w:color="E6E6E6"/>
+            </w:tcBorders>
+            <w:shd w:val="clear" w:color="auto" w:fill="auto"/>
+            <w:vAlign w:val="center"/>
+            <w:hideMark/>
+          </w:tcPr>
+          <w:p>
+            <w:pPr>
+              <w:spacing w:after="0" w:line="240" w:lineRule="auto"/>
+              <w:jc w:val="center"/>
+              <w:rPr>
+                <w:rFonts w:ascii="Segoe UI" w:eastAsia="Times New Roman" w:hAnsi="Segoe UI" w:cs="Segoe UI"/>
+                <w:b/>
+                <w:bCs/>
+                <w:color w:val="000000"/>
+                <w:kern w:val="0"/>
+                <w:sz w:val="22"/>
+                <w:szCs w:val="22"/>
+                <w:lang w:eastAsia="en-CA"/>
+                <w14:ligatures w14:val="none"/>
+              </w:rPr>
+            </w:pPr>
+            <w:r>
+              <w:rPr>
+                <w:rFonts w:ascii="Segoe UI" w:eastAsia="Times New Roman" w:hAnsi="Segoe UI" w:cs="Segoe UI"/>
+                <w:b/>
+                <w:bCs/>
+                <w:color w:val="000000"/>
+                <w:kern w:val="0"/>
+                <w:sz w:val="22"/>
+                <w:szCs w:val="22"/>
+                <w:lang w:eastAsia="en-CA"/>
+                <w14:ligatures w14:val="none"/>
+              </w:rPr>
+              <w:t>03-Mar</w:t>
+            </w:r>
+          </w:p>
+        </w:tc>
+        <w:tc>
+          <w:tcPr>
+            <w:tcW w:w="2920" w:type="dxa"/>
+            <w:tcBorders>
+              <w:top w:val="nil"/>
+              <w:left w:val="nil"/>
+              <w:bottom w:val="single" w:sz="8" w:space="0" w:color="E6E6E6"/>
+              <w:right w:val="single" w:sz="8" w:space="0" w:color="E6E6E6"/>
+            </w:tcBorders>
+            <w:shd w:val="clear" w:color="auto" w:fill="auto"/>
+            <w:vAlign w:val="center"/>
+            <w:hideMark/>
+          </w:tcPr>
+          <w:p>
+            <w:pPr>
+              <w:spacing w:after="0" w:line="240" w:lineRule="auto"/>
+              <w:rPr>
+                <w:rFonts w:ascii="Segoe UI" w:eastAsia="Times New Roman" w:hAnsi="Segoe UI" w:cs="Segoe UI"/>
+                <w:color w:val="000000"/>
+                <w:kern w:val="0"/>
+                <w:sz w:val="22"/>
+                <w:szCs w:val="22"/>
+                <w:lang w:eastAsia="en-CA"/>
+                <w14:ligatures w14:val="none"/>
+              </w:rPr>
+            </w:pPr>
+            <w:r>
+              <w:rPr>
+                <w:rFonts w:ascii="Segoe UI" w:eastAsia="Times New Roman" w:hAnsi="Segoe UI" w:cs="Segoe UI"/>
+                <w:color w:val="000000"/>
+                <w:kern w:val="0"/>
+                <w:sz w:val="22"/>
+                <w:szCs w:val="22"/>
+                <w:lang w:eastAsia="en-CA"/>
+                <w14:ligatures w14:val="none"/>
+              </w:rPr>
+              <w:t>Vendor-side functional enhancements</w:t>
+            </w:r>
+          </w:p>
+        </w:tc>
+        <w:tc>
+          <w:tcPr>
+            <w:tcW w:w="4180" w:type="dxa"/>
+            <w:tcBorders>
+              <w:top w:val="nil"/>
+              <w:left w:val="nil"/>
+              <w:bottom w:val="single" w:sz="8" w:space="0" w:color="E6E6E6"/>
+              <w:right w:val="single" w:sz="8" w:space="0" w:color="E6E6E6"/>
+            </w:tcBorders>
+            <w:shd w:val="clear" w:color="auto" w:fill="auto"/>
+            <w:vAlign w:val="center"/>
+            <w:hideMark/>
+          </w:tcPr>
+          <w:p>
+            <w:pPr>
+              <w:spacing w:after="0" w:line="240" w:lineRule="auto"/>
+              <w:rPr>
+                <w:rFonts w:ascii="Segoe UI" w:eastAsia="Times New Roman" w:hAnsi="Segoe UI" w:cs="Segoe UI"/>
+                <w:color w:val="000000"/>
+                <w:kern w:val="0"/>
+                <w:sz w:val="22"/>
+                <w:szCs w:val="22"/>
+                <w:lang w:eastAsia="en-CA"/>
+                <w14:ligatures w14:val="none"/>
+              </w:rPr>
+            </w:pPr>
+            <w:r>
+              <w:rPr>
+                <w:rFonts w:ascii="Segoe UI" w:eastAsia="Times New Roman" w:hAnsi="Segoe UI" w:cs="Segoe UI"/>
+                <w:color w:val="000000"/>
+                <w:kern w:val="0"/>
+                <w:sz w:val="22"/>
+                <w:szCs w:val="22"/>
+                <w:lang w:eastAsia="en-CA"/>
+                <w14:ligatures w14:val="none"/>
+              </w:rPr>
+              <w:t>Implemented inventory lot creation and stock validation, enabling farmers to dispatch products based on vendor demand requests. Integrated Create Demand Request UI with backend APIs. Built Incoming Dispatches view and the Confirm Delivery workflow, which updates dispatch and demand request statuses automatically. Fixed multiple integration issues including DTO mismatches, binding errors, missing fields, and EF Core query problems. Added backend CSV/data export features.</w:t>
             </w:r>
           </w:p>
         </w:tc>
       </w:tr>
       <w:tr>
         <w:trPr>
-          <w:tblCellSpacing w:w="15" w:type="dxa"/>
+          <w:trHeight w:val="1995"/>
         </w:trPr>
         <w:tc>
           <w:tcPr>
-            <w:tcW w:w="0" w:type="auto"/>
-            <w:vAlign w:val="center"/>
-            <w:hideMark/>
-          </w:tcPr>
-          <w:p>
-            <w:r>
-              <w:t>ChatGPT</w:t>
-            </w:r>
-          </w:p>
-        </w:tc>
-        <w:tc>
-          <w:tcPr>
-            <w:tcW w:w="0" w:type="auto"/>
-            <w:vAlign w:val="center"/>
-            <w:hideMark/>
-          </w:tcPr>
-          <w:p>
-            <w:proofErr w:type="gramStart"/>
-            <w:r>
-              <w:t>5.2</w:t>
-            </w:r>
-            <w:r>
-              <w:t>,Premium</w:t>
-            </w:r>
-            <w:proofErr w:type="gramEnd"/>
-          </w:p>
-        </w:tc>
-        <w:tc>
-          <w:tcPr>
-            <w:tcW w:w="0" w:type="auto"/>
-            <w:vAlign w:val="center"/>
-            <w:hideMark/>
-          </w:tcPr>
-          <w:p>
-            <w:r>
-              <w:t>Routing and nested Outlet implementation</w:t>
-            </w:r>
-          </w:p>
-        </w:tc>
-        <w:tc>
-          <w:tcPr>
-            <w:tcW w:w="0" w:type="auto"/>
-            <w:vAlign w:val="center"/>
-            <w:hideMark/>
-          </w:tcPr>
-          <w:p>
-            <w:r>
-              <w:t>Customized routing logic to support role-based dashboards</w:t>
+            <w:tcW w:w="1400" w:type="dxa"/>
+            <w:tcBorders>
+              <w:top w:val="nil"/>
+              <w:left w:val="single" w:sz="8" w:space="0" w:color="E6E6E6"/>
+              <w:bottom w:val="single" w:sz="8" w:space="0" w:color="E6E6E6"/>
+              <w:right w:val="single" w:sz="8" w:space="0" w:color="E6E6E6"/>
+            </w:tcBorders>
+            <w:shd w:val="clear" w:color="auto" w:fill="auto"/>
+            <w:vAlign w:val="center"/>
+            <w:hideMark/>
+          </w:tcPr>
+          <w:p>
+            <w:pPr>
+              <w:spacing w:after="0" w:line="240" w:lineRule="auto"/>
+              <w:jc w:val="center"/>
+              <w:rPr>
+                <w:rFonts w:ascii="Segoe UI" w:eastAsia="Times New Roman" w:hAnsi="Segoe UI" w:cs="Segoe UI"/>
+                <w:b/>
+                <w:bCs/>
+                <w:color w:val="000000"/>
+                <w:kern w:val="0"/>
+                <w:sz w:val="22"/>
+                <w:szCs w:val="22"/>
+                <w:lang w:eastAsia="en-CA"/>
+                <w14:ligatures w14:val="none"/>
+              </w:rPr>
+            </w:pPr>
+            <w:r>
+              <w:rPr>
+                <w:rFonts w:ascii="Segoe UI" w:eastAsia="Times New Roman" w:hAnsi="Segoe UI" w:cs="Segoe UI"/>
+                <w:b/>
+                <w:bCs/>
+                <w:color w:val="000000"/>
+                <w:kern w:val="0"/>
+                <w:sz w:val="22"/>
+                <w:szCs w:val="22"/>
+                <w:lang w:eastAsia="en-CA"/>
+                <w14:ligatures w14:val="none"/>
+              </w:rPr>
+              <w:t>07-Mar</w:t>
+            </w:r>
+          </w:p>
+        </w:tc>
+        <w:tc>
+          <w:tcPr>
+            <w:tcW w:w="2920" w:type="dxa"/>
+            <w:tcBorders>
+              <w:top w:val="nil"/>
+              <w:left w:val="nil"/>
+              <w:bottom w:val="single" w:sz="8" w:space="0" w:color="E6E6E6"/>
+              <w:right w:val="single" w:sz="8" w:space="0" w:color="E6E6E6"/>
+            </w:tcBorders>
+            <w:shd w:val="clear" w:color="auto" w:fill="auto"/>
+            <w:vAlign w:val="center"/>
+            <w:hideMark/>
+          </w:tcPr>
+          <w:p>
+            <w:pPr>
+              <w:spacing w:after="0" w:line="240" w:lineRule="auto"/>
+              <w:rPr>
+                <w:rFonts w:ascii="Segoe UI" w:eastAsia="Times New Roman" w:hAnsi="Segoe UI" w:cs="Segoe UI"/>
+                <w:color w:val="000000"/>
+                <w:kern w:val="0"/>
+                <w:sz w:val="22"/>
+                <w:szCs w:val="22"/>
+                <w:lang w:eastAsia="en-CA"/>
+                <w14:ligatures w14:val="none"/>
+              </w:rPr>
+            </w:pPr>
+            <w:r>
+              <w:rPr>
+                <w:rFonts w:ascii="Segoe UI" w:eastAsia="Times New Roman" w:hAnsi="Segoe UI" w:cs="Segoe UI"/>
+                <w:color w:val="000000"/>
+                <w:kern w:val="0"/>
+                <w:sz w:val="22"/>
+                <w:szCs w:val="22"/>
+                <w:lang w:eastAsia="en-CA"/>
+                <w14:ligatures w14:val="none"/>
+              </w:rPr>
+              <w:t>Baseline demand forecasting module</w:t>
+            </w:r>
+          </w:p>
+        </w:tc>
+        <w:tc>
+          <w:tcPr>
+            <w:tcW w:w="4180" w:type="dxa"/>
+            <w:tcBorders>
+              <w:top w:val="nil"/>
+              <w:left w:val="nil"/>
+              <w:bottom w:val="single" w:sz="8" w:space="0" w:color="E6E6E6"/>
+              <w:right w:val="single" w:sz="8" w:space="0" w:color="E6E6E6"/>
+            </w:tcBorders>
+            <w:shd w:val="clear" w:color="auto" w:fill="auto"/>
+            <w:vAlign w:val="center"/>
+            <w:hideMark/>
+          </w:tcPr>
+          <w:p>
+            <w:pPr>
+              <w:spacing w:after="0" w:line="240" w:lineRule="auto"/>
+              <w:rPr>
+                <w:rFonts w:ascii="Segoe UI" w:eastAsia="Times New Roman" w:hAnsi="Segoe UI" w:cs="Segoe UI"/>
+                <w:color w:val="000000"/>
+                <w:kern w:val="0"/>
+                <w:sz w:val="22"/>
+                <w:szCs w:val="22"/>
+                <w:lang w:eastAsia="en-CA"/>
+                <w14:ligatures w14:val="none"/>
+              </w:rPr>
+            </w:pPr>
+            <w:r>
+              <w:rPr>
+                <w:rFonts w:ascii="Segoe UI" w:eastAsia="Times New Roman" w:hAnsi="Segoe UI" w:cs="Segoe UI"/>
+                <w:color w:val="000000"/>
+                <w:kern w:val="0"/>
+                <w:sz w:val="22"/>
+                <w:szCs w:val="22"/>
+                <w:lang w:eastAsia="en-CA"/>
+                <w14:ligatures w14:val="none"/>
+              </w:rPr>
+              <w:t>Developed a simple moving</w:t>
+            </w:r>
+            <w:r>
+              <w:rPr>
+                <w:rFonts w:ascii="Segoe UI" w:eastAsia="Times New Roman" w:hAnsi="Segoe UI" w:cs="Segoe UI"/>
+                <w:color w:val="000000"/>
+                <w:kern w:val="0"/>
+                <w:sz w:val="22"/>
+                <w:szCs w:val="22"/>
+                <w:lang w:eastAsia="en-CA"/>
+                <w14:ligatures w14:val="none"/>
+              </w:rPr>
+              <w:noBreakHyphen/>
+              <w:t>average forecasting engine in .NET. Added logic to generate product-level demand predictions and store them in the database for later research and evaluation.</w:t>
             </w:r>
           </w:p>
         </w:tc>
       </w:tr>
       <w:tr>
         <w:trPr>
-          <w:tblCellSpacing w:w="15" w:type="dxa"/>
+          <w:trHeight w:val="2985"/>
         </w:trPr>
         <w:tc>
           <w:tcPr>
-            <w:tcW w:w="0" w:type="auto"/>
-            <w:vAlign w:val="center"/>
-          </w:tcPr>
-          <w:p/>
-        </w:tc>
-        <w:tc>
-          <w:tcPr>
-            <w:tcW w:w="0" w:type="auto"/>
-            <w:vAlign w:val="center"/>
-          </w:tcPr>
-          <w:p/>
-        </w:tc>
-        <w:tc>
-          <w:tcPr>
-            <w:tcW w:w="0" w:type="auto"/>
-            <w:vAlign w:val="center"/>
-          </w:tcPr>
-          <w:p>
-            <w:r>
-              <w:t>Developed worklog document in professional way</w:t>
-            </w:r>
-          </w:p>
-        </w:tc>
-        <w:tc>
-          <w:tcPr>
-            <w:tcW w:w="0" w:type="auto"/>
-            <w:vAlign w:val="center"/>
-          </w:tcPr>
-          <w:p>
-            <w:r>
-              <w:t>Added required file names accordingly with work done</w:t>
+            <w:tcW w:w="1400" w:type="dxa"/>
+            <w:tcBorders>
+              <w:top w:val="nil"/>
+              <w:left w:val="single" w:sz="8" w:space="0" w:color="E6E6E6"/>
+              <w:bottom w:val="single" w:sz="8" w:space="0" w:color="E6E6E6"/>
+              <w:right w:val="single" w:sz="8" w:space="0" w:color="E6E6E6"/>
+            </w:tcBorders>
+            <w:shd w:val="clear" w:color="auto" w:fill="auto"/>
+            <w:vAlign w:val="center"/>
+            <w:hideMark/>
+          </w:tcPr>
+          <w:p>
+            <w:pPr>
+              <w:spacing w:after="0" w:line="240" w:lineRule="auto"/>
+              <w:jc w:val="center"/>
+              <w:rPr>
+                <w:rFonts w:ascii="Segoe UI" w:eastAsia="Times New Roman" w:hAnsi="Segoe UI" w:cs="Segoe UI"/>
+                <w:b/>
+                <w:bCs/>
+                <w:color w:val="000000"/>
+                <w:kern w:val="0"/>
+                <w:sz w:val="22"/>
+                <w:szCs w:val="22"/>
+                <w:lang w:eastAsia="en-CA"/>
+                <w14:ligatures w14:val="none"/>
+              </w:rPr>
+            </w:pPr>
+            <w:r>
+              <w:rPr>
+                <w:rFonts w:ascii="Segoe UI" w:eastAsia="Times New Roman" w:hAnsi="Segoe UI" w:cs="Segoe UI"/>
+                <w:b/>
+                <w:bCs/>
+                <w:color w:val="000000"/>
+                <w:kern w:val="0"/>
+                <w:sz w:val="22"/>
+                <w:szCs w:val="22"/>
+                <w:lang w:eastAsia="en-CA"/>
+                <w14:ligatures w14:val="none"/>
+              </w:rPr>
+              <w:t>March 7–8</w:t>
+            </w:r>
+          </w:p>
+        </w:tc>
+        <w:tc>
+          <w:tcPr>
+            <w:tcW w:w="2920" w:type="dxa"/>
+            <w:tcBorders>
+              <w:top w:val="nil"/>
+              <w:left w:val="nil"/>
+              <w:bottom w:val="single" w:sz="8" w:space="0" w:color="E6E6E6"/>
+              <w:right w:val="single" w:sz="8" w:space="0" w:color="E6E6E6"/>
+            </w:tcBorders>
+            <w:shd w:val="clear" w:color="auto" w:fill="auto"/>
+            <w:vAlign w:val="center"/>
+            <w:hideMark/>
+          </w:tcPr>
+          <w:p>
+            <w:pPr>
+              <w:spacing w:after="0" w:line="240" w:lineRule="auto"/>
+              <w:rPr>
+                <w:rFonts w:ascii="Segoe UI" w:eastAsia="Times New Roman" w:hAnsi="Segoe UI" w:cs="Segoe UI"/>
+                <w:color w:val="000000"/>
+                <w:kern w:val="0"/>
+                <w:sz w:val="22"/>
+                <w:szCs w:val="22"/>
+                <w:lang w:eastAsia="en-CA"/>
+                <w14:ligatures w14:val="none"/>
+              </w:rPr>
+            </w:pPr>
+            <w:r>
+              <w:rPr>
+                <w:rFonts w:ascii="Segoe UI" w:eastAsia="Times New Roman" w:hAnsi="Segoe UI" w:cs="Segoe UI"/>
+                <w:color w:val="000000"/>
+                <w:kern w:val="0"/>
+                <w:sz w:val="22"/>
+                <w:szCs w:val="22"/>
+                <w:lang w:eastAsia="en-CA"/>
+                <w14:ligatures w14:val="none"/>
+              </w:rPr>
+              <w:t>Dispatch optimization module</w:t>
+            </w:r>
+          </w:p>
+        </w:tc>
+        <w:tc>
+          <w:tcPr>
+            <w:tcW w:w="4180" w:type="dxa"/>
+            <w:tcBorders>
+              <w:top w:val="nil"/>
+              <w:left w:val="nil"/>
+              <w:bottom w:val="single" w:sz="8" w:space="0" w:color="E6E6E6"/>
+              <w:right w:val="single" w:sz="8" w:space="0" w:color="E6E6E6"/>
+            </w:tcBorders>
+            <w:shd w:val="clear" w:color="auto" w:fill="auto"/>
+            <w:vAlign w:val="center"/>
+            <w:hideMark/>
+          </w:tcPr>
+          <w:p>
+            <w:pPr>
+              <w:spacing w:after="0" w:line="240" w:lineRule="auto"/>
+              <w:rPr>
+                <w:rFonts w:ascii="Segoe UI" w:eastAsia="Times New Roman" w:hAnsi="Segoe UI" w:cs="Segoe UI"/>
+                <w:color w:val="000000"/>
+                <w:kern w:val="0"/>
+                <w:sz w:val="22"/>
+                <w:szCs w:val="22"/>
+                <w:lang w:eastAsia="en-CA"/>
+                <w14:ligatures w14:val="none"/>
+              </w:rPr>
+            </w:pPr>
+            <w:r>
+              <w:rPr>
+                <w:rFonts w:ascii="Segoe UI" w:eastAsia="Times New Roman" w:hAnsi="Segoe UI" w:cs="Segoe UI"/>
+                <w:color w:val="000000"/>
+                <w:kern w:val="0"/>
+                <w:sz w:val="22"/>
+                <w:szCs w:val="22"/>
+                <w:lang w:eastAsia="en-CA"/>
+                <w14:ligatures w14:val="none"/>
+              </w:rPr>
+              <w:t xml:space="preserve">Designed and implemented a greedy allocation optimization technique to match farmer inventory with forecasted vendor demand. Created the </w:t>
+            </w:r>
+            <w:proofErr w:type="spellStart"/>
+            <w:r>
+              <w:rPr>
+                <w:rFonts w:ascii="Arial Unicode MS" w:eastAsia="Times New Roman" w:hAnsi="Arial Unicode MS" w:cs="Segoe UI"/>
+                <w:color w:val="000000"/>
+                <w:kern w:val="0"/>
+                <w:sz w:val="20"/>
+                <w:szCs w:val="20"/>
+                <w:lang w:eastAsia="en-CA"/>
+                <w14:ligatures w14:val="none"/>
+              </w:rPr>
+              <w:t>DispatchOptimizationService</w:t>
+            </w:r>
+            <w:proofErr w:type="spellEnd"/>
+            <w:r>
+              <w:rPr>
+                <w:rFonts w:ascii="Segoe UI" w:eastAsia="Times New Roman" w:hAnsi="Segoe UI" w:cs="Segoe UI"/>
+                <w:color w:val="000000"/>
+                <w:kern w:val="0"/>
+                <w:sz w:val="22"/>
+                <w:szCs w:val="22"/>
+                <w:lang w:eastAsia="en-CA"/>
+                <w14:ligatures w14:val="none"/>
+              </w:rPr>
+              <w:t>, integrated it with inventory and forecast data, and added API endpoints for generating and retrieving optimized dispatch plans.</w:t>
             </w:r>
           </w:p>
         </w:tc>
       </w:tr>
       <w:tr>
         <w:trPr>
-          <w:tblCellSpacing w:w="15" w:type="dxa"/>
+          <w:trHeight w:val="2325"/>
         </w:trPr>
         <w:tc>
           <w:tcPr>
-            <w:tcW w:w="0" w:type="auto"/>
-            <w:vAlign w:val="center"/>
-          </w:tcPr>
-          <w:p/>
-        </w:tc>
-        <w:tc>
-          <w:tcPr>
-            <w:tcW w:w="0" w:type="auto"/>
-            <w:vAlign w:val="center"/>
-          </w:tcPr>
-          <w:p/>
-        </w:tc>
-        <w:tc>
-          <w:tcPr>
-            <w:tcW w:w="0" w:type="auto"/>
-          </w:tcPr>
-          <w:p>
-            <w:r>
-              <w:t>DTO structure design guidance</w:t>
-            </w:r>
-          </w:p>
-        </w:tc>
-        <w:tc>
-          <w:tcPr>
-            <w:tcW w:w="0" w:type="auto"/>
-          </w:tcPr>
-          <w:p>
-            <w:r>
-              <w:t>DTO structure design guidance</w:t>
+            <w:tcW w:w="1400" w:type="dxa"/>
+            <w:tcBorders>
+              <w:top w:val="nil"/>
+              <w:left w:val="single" w:sz="8" w:space="0" w:color="E6E6E6"/>
+              <w:bottom w:val="single" w:sz="8" w:space="0" w:color="E6E6E6"/>
+              <w:right w:val="single" w:sz="8" w:space="0" w:color="E6E6E6"/>
+            </w:tcBorders>
+            <w:shd w:val="clear" w:color="auto" w:fill="auto"/>
+            <w:vAlign w:val="center"/>
+            <w:hideMark/>
+          </w:tcPr>
+          <w:p>
+            <w:pPr>
+              <w:spacing w:after="0" w:line="240" w:lineRule="auto"/>
+              <w:jc w:val="center"/>
+              <w:rPr>
+                <w:rFonts w:ascii="Segoe UI" w:eastAsia="Times New Roman" w:hAnsi="Segoe UI" w:cs="Segoe UI"/>
+                <w:b/>
+                <w:bCs/>
+                <w:color w:val="000000"/>
+                <w:kern w:val="0"/>
+                <w:sz w:val="22"/>
+                <w:szCs w:val="22"/>
+                <w:lang w:eastAsia="en-CA"/>
+                <w14:ligatures w14:val="none"/>
+              </w:rPr>
+            </w:pPr>
+            <w:r>
+              <w:rPr>
+                <w:rFonts w:ascii="Segoe UI" w:eastAsia="Times New Roman" w:hAnsi="Segoe UI" w:cs="Segoe UI"/>
+                <w:b/>
+                <w:bCs/>
+                <w:color w:val="000000"/>
+                <w:kern w:val="0"/>
+                <w:sz w:val="22"/>
+                <w:szCs w:val="22"/>
+                <w:lang w:eastAsia="en-CA"/>
+                <w14:ligatures w14:val="none"/>
+              </w:rPr>
+              <w:t>08-Mar</w:t>
+            </w:r>
+          </w:p>
+        </w:tc>
+        <w:tc>
+          <w:tcPr>
+            <w:tcW w:w="2920" w:type="dxa"/>
+            <w:tcBorders>
+              <w:top w:val="nil"/>
+              <w:left w:val="nil"/>
+              <w:bottom w:val="single" w:sz="8" w:space="0" w:color="E6E6E6"/>
+              <w:right w:val="single" w:sz="8" w:space="0" w:color="E6E6E6"/>
+            </w:tcBorders>
+            <w:shd w:val="clear" w:color="auto" w:fill="auto"/>
+            <w:vAlign w:val="center"/>
+            <w:hideMark/>
+          </w:tcPr>
+          <w:p>
+            <w:pPr>
+              <w:spacing w:after="0" w:line="240" w:lineRule="auto"/>
+              <w:rPr>
+                <w:rFonts w:ascii="Segoe UI" w:eastAsia="Times New Roman" w:hAnsi="Segoe UI" w:cs="Segoe UI"/>
+                <w:color w:val="000000"/>
+                <w:kern w:val="0"/>
+                <w:sz w:val="22"/>
+                <w:szCs w:val="22"/>
+                <w:lang w:eastAsia="en-CA"/>
+                <w14:ligatures w14:val="none"/>
+              </w:rPr>
+            </w:pPr>
+            <w:r>
+              <w:rPr>
+                <w:rFonts w:ascii="Segoe UI" w:eastAsia="Times New Roman" w:hAnsi="Segoe UI" w:cs="Segoe UI"/>
+                <w:color w:val="000000"/>
+                <w:kern w:val="0"/>
+                <w:sz w:val="22"/>
+                <w:szCs w:val="22"/>
+                <w:lang w:eastAsia="en-CA"/>
+                <w14:ligatures w14:val="none"/>
+              </w:rPr>
+              <w:t>Optimization research &amp; design</w:t>
+            </w:r>
+          </w:p>
+        </w:tc>
+        <w:tc>
+          <w:tcPr>
+            <w:tcW w:w="4180" w:type="dxa"/>
+            <w:tcBorders>
+              <w:top w:val="nil"/>
+              <w:left w:val="nil"/>
+              <w:bottom w:val="single" w:sz="8" w:space="0" w:color="E6E6E6"/>
+              <w:right w:val="single" w:sz="8" w:space="0" w:color="E6E6E6"/>
+            </w:tcBorders>
+            <w:shd w:val="clear" w:color="auto" w:fill="auto"/>
+            <w:vAlign w:val="center"/>
+            <w:hideMark/>
+          </w:tcPr>
+          <w:p>
+            <w:pPr>
+              <w:spacing w:after="0" w:line="240" w:lineRule="auto"/>
+              <w:rPr>
+                <w:rFonts w:ascii="Segoe UI" w:eastAsia="Times New Roman" w:hAnsi="Segoe UI" w:cs="Segoe UI"/>
+                <w:color w:val="000000"/>
+                <w:kern w:val="0"/>
+                <w:sz w:val="22"/>
+                <w:szCs w:val="22"/>
+                <w:lang w:eastAsia="en-CA"/>
+                <w14:ligatures w14:val="none"/>
+              </w:rPr>
+            </w:pPr>
+            <w:r>
+              <w:rPr>
+                <w:rFonts w:ascii="Segoe UI" w:eastAsia="Times New Roman" w:hAnsi="Segoe UI" w:cs="Segoe UI"/>
+                <w:color w:val="000000"/>
+                <w:kern w:val="0"/>
+                <w:sz w:val="22"/>
+                <w:szCs w:val="22"/>
+                <w:lang w:eastAsia="en-CA"/>
+                <w14:ligatures w14:val="none"/>
+              </w:rPr>
+              <w:t>Conducted research on allocation strategies to determine how forecasted demand and inventory should drive decisions on which farmer supplies which vendor and in what quantity. Refined the optimization workflow based on analysis.</w:t>
             </w:r>
           </w:p>
         </w:tc>
       </w:tr>
       <w:tr>
         <w:trPr>
-          <w:tblCellSpacing w:w="15" w:type="dxa"/>
+          <w:trHeight w:val="3645"/>
         </w:trPr>
         <w:tc>
           <w:tcPr>
-            <w:tcW w:w="0" w:type="auto"/>
-            <w:vAlign w:val="center"/>
-          </w:tcPr>
-          <w:p/>
-        </w:tc>
-        <w:tc>
-          <w:tcPr>
-            <w:tcW w:w="0" w:type="auto"/>
-            <w:vAlign w:val="center"/>
-          </w:tcPr>
-          <w:p/>
-        </w:tc>
-        <w:tc>
-          <w:tcPr>
-            <w:tcW w:w="0" w:type="auto"/>
-          </w:tcPr>
-          <w:p>
-            <w:r>
-              <w:t>Dispatch status update flow guidance</w:t>
-            </w:r>
-          </w:p>
-        </w:tc>
-        <w:tc>
-          <w:tcPr>
-            <w:tcW w:w="0" w:type="auto"/>
-          </w:tcPr>
-          <w:p>
-            <w:r>
-              <w:t>Dispatch status update flow guidance</w:t>
+            <w:tcW w:w="1400" w:type="dxa"/>
+            <w:tcBorders>
+              <w:top w:val="nil"/>
+              <w:left w:val="single" w:sz="8" w:space="0" w:color="E6E6E6"/>
+              <w:bottom w:val="single" w:sz="8" w:space="0" w:color="E6E6E6"/>
+              <w:right w:val="single" w:sz="8" w:space="0" w:color="E6E6E6"/>
+            </w:tcBorders>
+            <w:shd w:val="clear" w:color="auto" w:fill="auto"/>
+            <w:vAlign w:val="center"/>
+            <w:hideMark/>
+          </w:tcPr>
+          <w:p>
+            <w:pPr>
+              <w:spacing w:after="0" w:line="240" w:lineRule="auto"/>
+              <w:jc w:val="center"/>
+              <w:rPr>
+                <w:rFonts w:ascii="Segoe UI" w:eastAsia="Times New Roman" w:hAnsi="Segoe UI" w:cs="Segoe UI"/>
+                <w:b/>
+                <w:bCs/>
+                <w:color w:val="000000"/>
+                <w:kern w:val="0"/>
+                <w:sz w:val="22"/>
+                <w:szCs w:val="22"/>
+                <w:lang w:eastAsia="en-CA"/>
+                <w14:ligatures w14:val="none"/>
+              </w:rPr>
+            </w:pPr>
+            <w:r>
+              <w:rPr>
+                <w:rFonts w:ascii="Segoe UI" w:eastAsia="Times New Roman" w:hAnsi="Segoe UI" w:cs="Segoe UI"/>
+                <w:b/>
+                <w:bCs/>
+                <w:color w:val="000000"/>
+                <w:kern w:val="0"/>
+                <w:sz w:val="22"/>
+                <w:szCs w:val="22"/>
+                <w:lang w:eastAsia="en-CA"/>
+                <w14:ligatures w14:val="none"/>
+              </w:rPr>
+              <w:lastRenderedPageBreak/>
+              <w:t>09-Mar</w:t>
+            </w:r>
+          </w:p>
+        </w:tc>
+        <w:tc>
+          <w:tcPr>
+            <w:tcW w:w="2920" w:type="dxa"/>
+            <w:tcBorders>
+              <w:top w:val="nil"/>
+              <w:left w:val="nil"/>
+              <w:bottom w:val="single" w:sz="8" w:space="0" w:color="E6E6E6"/>
+              <w:right w:val="single" w:sz="8" w:space="0" w:color="E6E6E6"/>
+            </w:tcBorders>
+            <w:shd w:val="clear" w:color="auto" w:fill="auto"/>
+            <w:vAlign w:val="center"/>
+            <w:hideMark/>
+          </w:tcPr>
+          <w:p>
+            <w:pPr>
+              <w:spacing w:after="0" w:line="240" w:lineRule="auto"/>
+              <w:rPr>
+                <w:rFonts w:ascii="Segoe UI" w:eastAsia="Times New Roman" w:hAnsi="Segoe UI" w:cs="Segoe UI"/>
+                <w:color w:val="000000"/>
+                <w:kern w:val="0"/>
+                <w:sz w:val="22"/>
+                <w:szCs w:val="22"/>
+                <w:lang w:eastAsia="en-CA"/>
+                <w14:ligatures w14:val="none"/>
+              </w:rPr>
+            </w:pPr>
+            <w:r>
+              <w:rPr>
+                <w:rFonts w:ascii="Segoe UI" w:eastAsia="Times New Roman" w:hAnsi="Segoe UI" w:cs="Segoe UI"/>
+                <w:color w:val="000000"/>
+                <w:kern w:val="0"/>
+                <w:sz w:val="22"/>
+                <w:szCs w:val="22"/>
+                <w:lang w:eastAsia="en-CA"/>
+                <w14:ligatures w14:val="none"/>
+              </w:rPr>
+              <w:t>Relationship scoring module</w:t>
+            </w:r>
+          </w:p>
+        </w:tc>
+        <w:tc>
+          <w:tcPr>
+            <w:tcW w:w="4180" w:type="dxa"/>
+            <w:tcBorders>
+              <w:top w:val="nil"/>
+              <w:left w:val="nil"/>
+              <w:bottom w:val="single" w:sz="8" w:space="0" w:color="E6E6E6"/>
+              <w:right w:val="single" w:sz="8" w:space="0" w:color="E6E6E6"/>
+            </w:tcBorders>
+            <w:shd w:val="clear" w:color="auto" w:fill="auto"/>
+            <w:vAlign w:val="center"/>
+            <w:hideMark/>
+          </w:tcPr>
+          <w:p>
+            <w:pPr>
+              <w:spacing w:after="0" w:line="240" w:lineRule="auto"/>
+              <w:rPr>
+                <w:rFonts w:ascii="Segoe UI" w:eastAsia="Times New Roman" w:hAnsi="Segoe UI" w:cs="Segoe UI"/>
+                <w:color w:val="000000"/>
+                <w:kern w:val="0"/>
+                <w:sz w:val="22"/>
+                <w:szCs w:val="22"/>
+                <w:lang w:eastAsia="en-CA"/>
+                <w14:ligatures w14:val="none"/>
+              </w:rPr>
+            </w:pPr>
+            <w:r>
+              <w:rPr>
+                <w:rFonts w:ascii="Segoe UI" w:eastAsia="Times New Roman" w:hAnsi="Segoe UI" w:cs="Segoe UI"/>
+                <w:color w:val="000000"/>
+                <w:kern w:val="0"/>
+                <w:sz w:val="22"/>
+                <w:szCs w:val="22"/>
+                <w:lang w:eastAsia="en-CA"/>
+                <w14:ligatures w14:val="none"/>
+              </w:rPr>
+              <w:t>Implemented a scoring model that evaluates farmer–vendor collaboration based on fulfillment rate, on-time delivery, and cancellation rate. Added models, DTOs, and API endpoints for viewing relationship statistics. Integrated automatic score recalculation into the delivery confirmation workflow so that scores update whenever a dispatch is delivered or cancelled.</w:t>
+            </w:r>
+          </w:p>
+        </w:tc>
+      </w:tr>
+      <w:tr>
+        <w:trPr>
+          <w:trHeight w:val="2655"/>
+        </w:trPr>
+        <w:tc>
+          <w:tcPr>
+            <w:tcW w:w="1400" w:type="dxa"/>
+            <w:tcBorders>
+              <w:top w:val="nil"/>
+              <w:left w:val="single" w:sz="8" w:space="0" w:color="E6E6E6"/>
+              <w:bottom w:val="single" w:sz="8" w:space="0" w:color="E6E6E6"/>
+              <w:right w:val="single" w:sz="8" w:space="0" w:color="E6E6E6"/>
+            </w:tcBorders>
+            <w:shd w:val="clear" w:color="auto" w:fill="auto"/>
+            <w:vAlign w:val="center"/>
+            <w:hideMark/>
+          </w:tcPr>
+          <w:p>
+            <w:pPr>
+              <w:spacing w:after="0" w:line="240" w:lineRule="auto"/>
+              <w:jc w:val="center"/>
+              <w:rPr>
+                <w:rFonts w:ascii="Segoe UI" w:eastAsia="Times New Roman" w:hAnsi="Segoe UI" w:cs="Segoe UI"/>
+                <w:b/>
+                <w:bCs/>
+                <w:color w:val="000000"/>
+                <w:kern w:val="0"/>
+                <w:sz w:val="22"/>
+                <w:szCs w:val="22"/>
+                <w:lang w:eastAsia="en-CA"/>
+                <w14:ligatures w14:val="none"/>
+              </w:rPr>
+            </w:pPr>
+            <w:r>
+              <w:rPr>
+                <w:rFonts w:ascii="Segoe UI" w:eastAsia="Times New Roman" w:hAnsi="Segoe UI" w:cs="Segoe UI"/>
+                <w:b/>
+                <w:bCs/>
+                <w:color w:val="000000"/>
+                <w:kern w:val="0"/>
+                <w:sz w:val="22"/>
+                <w:szCs w:val="22"/>
+                <w:lang w:eastAsia="en-CA"/>
+                <w14:ligatures w14:val="none"/>
+              </w:rPr>
+              <w:t xml:space="preserve">March 3–9 </w:t>
+            </w:r>
+          </w:p>
+        </w:tc>
+        <w:tc>
+          <w:tcPr>
+            <w:tcW w:w="2920" w:type="dxa"/>
+            <w:tcBorders>
+              <w:top w:val="nil"/>
+              <w:left w:val="nil"/>
+              <w:bottom w:val="single" w:sz="8" w:space="0" w:color="E6E6E6"/>
+              <w:right w:val="single" w:sz="8" w:space="0" w:color="E6E6E6"/>
+            </w:tcBorders>
+            <w:shd w:val="clear" w:color="auto" w:fill="auto"/>
+            <w:vAlign w:val="center"/>
+            <w:hideMark/>
+          </w:tcPr>
+          <w:p>
+            <w:pPr>
+              <w:spacing w:after="0" w:line="240" w:lineRule="auto"/>
+              <w:rPr>
+                <w:rFonts w:ascii="Segoe UI" w:eastAsia="Times New Roman" w:hAnsi="Segoe UI" w:cs="Segoe UI"/>
+                <w:color w:val="000000"/>
+                <w:kern w:val="0"/>
+                <w:sz w:val="22"/>
+                <w:szCs w:val="22"/>
+                <w:lang w:eastAsia="en-CA"/>
+                <w14:ligatures w14:val="none"/>
+              </w:rPr>
+            </w:pPr>
+            <w:r>
+              <w:rPr>
+                <w:rFonts w:ascii="Segoe UI" w:eastAsia="Times New Roman" w:hAnsi="Segoe UI" w:cs="Segoe UI"/>
+                <w:color w:val="000000"/>
+                <w:kern w:val="0"/>
+                <w:sz w:val="22"/>
+                <w:szCs w:val="22"/>
+                <w:lang w:eastAsia="en-CA"/>
+                <w14:ligatures w14:val="none"/>
+              </w:rPr>
+              <w:t>Full-stack integration &amp; research preparation</w:t>
+            </w:r>
+          </w:p>
+        </w:tc>
+        <w:tc>
+          <w:tcPr>
+            <w:tcW w:w="4180" w:type="dxa"/>
+            <w:tcBorders>
+              <w:top w:val="nil"/>
+              <w:left w:val="nil"/>
+              <w:bottom w:val="single" w:sz="8" w:space="0" w:color="E6E6E6"/>
+              <w:right w:val="single" w:sz="8" w:space="0" w:color="E6E6E6"/>
+            </w:tcBorders>
+            <w:shd w:val="clear" w:color="auto" w:fill="auto"/>
+            <w:vAlign w:val="center"/>
+            <w:hideMark/>
+          </w:tcPr>
+          <w:p>
+            <w:pPr>
+              <w:spacing w:after="0" w:line="240" w:lineRule="auto"/>
+              <w:rPr>
+                <w:rFonts w:ascii="Segoe UI" w:eastAsia="Times New Roman" w:hAnsi="Segoe UI" w:cs="Segoe UI"/>
+                <w:color w:val="000000"/>
+                <w:kern w:val="0"/>
+                <w:sz w:val="22"/>
+                <w:szCs w:val="22"/>
+                <w:lang w:eastAsia="en-CA"/>
+                <w14:ligatures w14:val="none"/>
+              </w:rPr>
+            </w:pPr>
+            <w:r>
+              <w:rPr>
+                <w:rFonts w:ascii="Segoe UI" w:eastAsia="Times New Roman" w:hAnsi="Segoe UI" w:cs="Segoe UI"/>
+                <w:color w:val="000000"/>
+                <w:kern w:val="0"/>
+                <w:sz w:val="22"/>
+                <w:szCs w:val="22"/>
+                <w:lang w:eastAsia="en-CA"/>
+                <w14:ligatures w14:val="none"/>
+              </w:rPr>
+              <w:t>Resolved backend–frontend mismatches across DTOs, route models, and API responses. Ensured that forecasting, optimization, and scoring modules are fully operational for the upcoming experimental evaluation phase. Added database logging and support structures for future analysis.</w:t>
             </w:r>
           </w:p>
         </w:tc>
@@ -2358,69 +4752,55 @@
       </w:r>
     </w:p>
     <w:p>
-      <w:pPr>
-        <w:numPr>
-          <w:ilvl w:val="0"/>
-          <w:numId w:val="3"/>
-        </w:numPr>
-      </w:pPr>
-      <w:r>
-        <w:t>Integrated all suggested logic into an existing .NET 8 + Identity architecture.</w:t>
+      <w:r>
+        <w:t>• Integrated AI-suggested concepts and implementation guidance into an existing ASP.NET Core (.NET 8) backend architecture using Identity authentication and JWT-based authorization.</w:t>
       </w:r>
     </w:p>
     <w:p>
-      <w:pPr>
-        <w:numPr>
-          <w:ilvl w:val="0"/>
-          <w:numId w:val="3"/>
-        </w:numPr>
-      </w:pPr>
-      <w:r>
-        <w:t>Designed final schema relationships independently.</w:t>
+      <w:r>
+        <w:t xml:space="preserve">• Independently designed and finalized the database schema relationships and entity models, ensuring correct mapping between Farmers, Vendors, Products, </w:t>
+      </w:r>
+      <w:proofErr w:type="spellStart"/>
+      <w:r>
+        <w:t>InventoryLots</w:t>
+      </w:r>
+      <w:proofErr w:type="spellEnd"/>
+      <w:r>
+        <w:t xml:space="preserve">, </w:t>
+      </w:r>
+      <w:proofErr w:type="spellStart"/>
+      <w:r>
+        <w:t>DemandRequests</w:t>
+      </w:r>
+      <w:proofErr w:type="spellEnd"/>
+      <w:r>
+        <w:t>, Dispatches, Forecasts, and Relationship statistics.</w:t>
       </w:r>
     </w:p>
     <w:p>
-      <w:pPr>
-        <w:numPr>
-          <w:ilvl w:val="0"/>
-          <w:numId w:val="3"/>
-        </w:numPr>
-      </w:pPr>
-      <w:r>
-        <w:t>Debugged integration errors specific to EF Core and JWT.</w:t>
+      <w:r>
+        <w:t>• Identified and debugged integration issues specific to EF Core, API routing, and JWT authentication, including DTO mismatches, dependency injection errors, and query typing problems.</w:t>
       </w:r>
     </w:p>
     <w:p>
-      <w:pPr>
-        <w:numPr>
-          <w:ilvl w:val="0"/>
-          <w:numId w:val="3"/>
-        </w:numPr>
-      </w:pPr>
-      <w:r>
-        <w:t>Ensured real DB persistence (not mock-based).</w:t>
+      <w:r>
+        <w:t>• Implemented real database persistence using Entity Framework Core and SQL Server, ensuring that all forecasting, optimization, and relationship tracking modules operate on actual stored data rather than mock datasets.</w:t>
       </w:r>
     </w:p>
     <w:p>
-      <w:pPr>
-        <w:numPr>
-          <w:ilvl w:val="0"/>
-          <w:numId w:val="3"/>
-        </w:numPr>
-      </w:pPr>
-      <w:r>
-        <w:t>Implemented stock validation logic and business rules manually.</w:t>
+      <w:r>
+        <w:lastRenderedPageBreak/>
+        <w:t>• Developed and enforced custom business logic rules, including stock validation during dispatch creation, demand request matching, delivery confirmation workflows, and relationship score updates.</w:t>
       </w:r>
     </w:p>
     <w:p>
-      <w:pPr>
-        <w:numPr>
-          <w:ilvl w:val="0"/>
-          <w:numId w:val="3"/>
-        </w:numPr>
-      </w:pPr>
-      <w:r>
-        <w:t>Conducted full frontend-backend integration and testing.</w:t>
+      <w:r>
+        <w:t>• Performed complete frontend–backend integration using React and ASP.NET Core APIs, including building dashboard views, implementing API calls, validating request payloads, and testing endpoints through Postman and the web interface.</w:t>
+      </w:r>
+    </w:p>
+    <w:p>
+      <w:r>
+        <w:t>• Designed and implemented core research components, including a baseline demand forecasting module, a dispatch optimization module, and a relationship score tracking system that evaluates farmer–vendor collaboration performance.</w:t>
       </w:r>
     </w:p>
     <w:p/>
@@ -3865,7 +6245,6 @@
   <w:style w:type="character" w:default="1" w:styleId="DefaultParagraphFont">
     <w:name w:val="Default Paragraph Font"/>
     <w:uiPriority w:val="1"/>
-    <w:semiHidden/>
     <w:unhideWhenUsed/>
   </w:style>
   <w:style w:type="table" w:default="1" w:styleId="TableNormal">

--- a/ReportsAndDocuments/ManeeshaE_ProgressReport3.docx
+++ b/ReportsAndDocuments/ManeeshaE_ProgressReport3.docx
@@ -1,6 +1,6 @@
 
 <file path=word/document.xml><?xml version="1.0" encoding="utf-8"?>
-<w:document xmlns:wpc="http://schemas.microsoft.com/office/word/2010/wordprocessingCanvas" xmlns:cx="http://schemas.microsoft.com/office/drawing/2014/chartex" xmlns:cx1="http://schemas.microsoft.com/office/drawing/2015/9/8/chartex" xmlns:cx2="http://schemas.microsoft.com/office/drawing/2015/10/21/chartex" xmlns:cx3="http://schemas.microsoft.com/office/drawing/2016/5/9/chartex" xmlns:cx4="http://schemas.microsoft.com/office/drawing/2016/5/10/chartex" xmlns:cx5="http://schemas.microsoft.com/office/drawing/2016/5/11/chartex" xmlns:cx6="http://schemas.microsoft.com/office/drawing/2016/5/12/chartex" xmlns:cx7="http://schemas.microsoft.com/office/drawing/2016/5/13/chartex" xmlns:cx8="http://schemas.microsoft.com/office/drawing/2016/5/14/chartex" xmlns:mc="http://schemas.openxmlformats.org/markup-compatibility/2006" xmlns:aink="http://schemas.microsoft.com/office/drawing/2016/ink" xmlns:am3d="http://schemas.microsoft.com/office/drawing/2017/model3d" xmlns:o="urn:schemas-microsoft-com:office:office" xmlns:oel="http://schemas.microsoft.com/office/2019/extlst" xmlns:r="http://schemas.openxmlformats.org/officeDocument/2006/relationships" xmlns:m="http://schemas.openxmlformats.org/officeDocument/2006/math" xmlns:v="urn:schemas-microsoft-com:vml" xmlns:wp14="http://schemas.microsoft.com/office/word/2010/wordprocessingDrawing" xmlns:wp="http://schemas.openxmlformats.org/drawingml/2006/wordprocessingDrawing" xmlns:w10="urn:schemas-microsoft-com:office:word" xmlns:w="http://schemas.openxmlformats.org/wordprocessingml/2006/main" xmlns:w14="http://schemas.microsoft.com/office/word/2010/wordml" xmlns:w15="http://schemas.microsoft.com/office/word/2012/wordml" xmlns:w16cex="http://schemas.microsoft.com/office/word/2018/wordml/cex" xmlns:w16cid="http://schemas.microsoft.com/office/word/2016/wordml/cid" xmlns:w16="http://schemas.microsoft.com/office/word/2018/wordml" xmlns:w16sdtdh="http://schemas.microsoft.com/office/word/2020/wordml/sdtdatahash" xmlns:w16se="http://schemas.microsoft.com/office/word/2015/wordml/symex" xmlns:wpg="http://schemas.microsoft.com/office/word/2010/wordprocessingGroup" xmlns:wpi="http://schemas.microsoft.com/office/word/2010/wordprocessingInk" xmlns:wne="http://schemas.microsoft.com/office/word/2006/wordml" xmlns:wps="http://schemas.microsoft.com/office/word/2010/wordprocessingShape" mc:Ignorable="w14 w15 w16se w16cid w16 w16cex w16sdtdh wp14">
+<w:document xmlns:wpc="http://schemas.microsoft.com/office/word/2010/wordprocessingCanvas" xmlns:cx="http://schemas.microsoft.com/office/drawing/2014/chartex" xmlns:cx1="http://schemas.microsoft.com/office/drawing/2015/9/8/chartex" xmlns:cx2="http://schemas.microsoft.com/office/drawing/2015/10/21/chartex" xmlns:cx3="http://schemas.microsoft.com/office/drawing/2016/5/9/chartex" xmlns:cx4="http://schemas.microsoft.com/office/drawing/2016/5/10/chartex" xmlns:cx5="http://schemas.microsoft.com/office/drawing/2016/5/11/chartex" xmlns:cx6="http://schemas.microsoft.com/office/drawing/2016/5/12/chartex" xmlns:cx7="http://schemas.microsoft.com/office/drawing/2016/5/13/chartex" xmlns:cx8="http://schemas.microsoft.com/office/drawing/2016/5/14/chartex" xmlns:mc="http://schemas.openxmlformats.org/markup-compatibility/2006" xmlns:aink="http://schemas.microsoft.com/office/drawing/2016/ink" xmlns:am3d="http://schemas.microsoft.com/office/drawing/2017/model3d" xmlns:o="urn:schemas-microsoft-com:office:office" xmlns:oel="http://schemas.microsoft.com/office/2019/extlst" xmlns:r="http://schemas.openxmlformats.org/officeDocument/2006/relationships" xmlns:m="http://schemas.openxmlformats.org/officeDocument/2006/math" xmlns:v="urn:schemas-microsoft-com:vml" xmlns:wp14="http://schemas.microsoft.com/office/word/2010/wordprocessingDrawing" xmlns:wp="http://schemas.openxmlformats.org/drawingml/2006/wordprocessingDrawing" xmlns:w10="urn:schemas-microsoft-com:office:word" xmlns:w="http://schemas.openxmlformats.org/wordprocessingml/2006/main" xmlns:w14="http://schemas.microsoft.com/office/word/2010/wordml" xmlns:w15="http://schemas.microsoft.com/office/word/2012/wordml" xmlns:w16cex="http://schemas.microsoft.com/office/word/2018/wordml/cex" xmlns:w16cid="http://schemas.microsoft.com/office/word/2016/wordml/cid" xmlns:w16="http://schemas.microsoft.com/office/word/2018/wordml" xmlns:w16du="http://schemas.microsoft.com/office/word/2023/wordml/word16du" xmlns:w16sdtdh="http://schemas.microsoft.com/office/word/2020/wordml/sdtdatahash" xmlns:w16sdtfl="http://schemas.microsoft.com/office/word/2024/wordml/sdtformatlock" xmlns:w16se="http://schemas.microsoft.com/office/word/2015/wordml/symex" xmlns:wpg="http://schemas.microsoft.com/office/word/2010/wordprocessingGroup" xmlns:wpi="http://schemas.microsoft.com/office/word/2010/wordprocessingInk" xmlns:wne="http://schemas.microsoft.com/office/word/2006/wordml" xmlns:wps="http://schemas.microsoft.com/office/word/2010/wordprocessingShape" mc:Ignorable="w14 w15 w16se w16cid w16 w16cex w16sdtdh w16sdtfl w16du wp14">
   <w:body>
     <w:p>
       <w:r>
@@ -15,15 +15,7 @@
         <w:t xml:space="preserve"> </w:t>
       </w:r>
       <w:r>
-        <w:t xml:space="preserve">Maneesha </w:t>
-      </w:r>
-      <w:proofErr w:type="spellStart"/>
-      <w:r>
-        <w:t>Eeshwara</w:t>
-      </w:r>
-      <w:proofErr w:type="spellEnd"/>
-      <w:r>
-        <w:t xml:space="preserve"> – 300392759 </w:t>
+        <w:t xml:space="preserve">Maneesha Eeshwara – 300392759 </w:t>
       </w:r>
     </w:p>
     <w:p>
@@ -284,7 +276,6 @@
               <w:bottom w:val="nil"/>
               <w:right w:val="single" w:sz="4" w:space="0" w:color="auto"/>
             </w:tcBorders>
-            <w:shd w:val="clear" w:color="auto" w:fill="auto"/>
             <w:vAlign w:val="center"/>
             <w:hideMark/>
           </w:tcPr>
@@ -325,7 +316,6 @@
               <w:bottom w:val="nil"/>
               <w:right w:val="nil"/>
             </w:tcBorders>
-            <w:shd w:val="clear" w:color="auto" w:fill="auto"/>
             <w:vAlign w:val="center"/>
             <w:hideMark/>
           </w:tcPr>
@@ -366,7 +356,6 @@
               <w:bottom w:val="single" w:sz="4" w:space="0" w:color="auto"/>
               <w:right w:val="single" w:sz="4" w:space="0" w:color="auto"/>
             </w:tcBorders>
-            <w:shd w:val="clear" w:color="auto" w:fill="auto"/>
             <w:vAlign w:val="center"/>
             <w:hideMark/>
           </w:tcPr>
@@ -411,7 +400,6 @@
               <w:bottom w:val="nil"/>
               <w:right w:val="single" w:sz="4" w:space="0" w:color="auto"/>
             </w:tcBorders>
-            <w:shd w:val="clear" w:color="auto" w:fill="auto"/>
             <w:vAlign w:val="center"/>
             <w:hideMark/>
           </w:tcPr>
@@ -452,7 +440,6 @@
               <w:bottom w:val="nil"/>
               <w:right w:val="nil"/>
             </w:tcBorders>
-            <w:shd w:val="clear" w:color="auto" w:fill="auto"/>
             <w:vAlign w:val="center"/>
             <w:hideMark/>
           </w:tcPr>
@@ -493,7 +480,6 @@
               <w:bottom w:val="single" w:sz="4" w:space="0" w:color="auto"/>
               <w:right w:val="single" w:sz="4" w:space="0" w:color="auto"/>
             </w:tcBorders>
-            <w:shd w:val="clear" w:color="auto" w:fill="auto"/>
             <w:vAlign w:val="center"/>
             <w:hideMark/>
           </w:tcPr>
@@ -538,7 +524,6 @@
               <w:bottom w:val="single" w:sz="4" w:space="0" w:color="auto"/>
               <w:right w:val="single" w:sz="4" w:space="0" w:color="auto"/>
             </w:tcBorders>
-            <w:shd w:val="clear" w:color="auto" w:fill="auto"/>
             <w:vAlign w:val="center"/>
             <w:hideMark/>
           </w:tcPr>
@@ -579,7 +564,6 @@
               <w:bottom w:val="single" w:sz="4" w:space="0" w:color="auto"/>
               <w:right w:val="nil"/>
             </w:tcBorders>
-            <w:shd w:val="clear" w:color="auto" w:fill="auto"/>
             <w:vAlign w:val="center"/>
             <w:hideMark/>
           </w:tcPr>
@@ -620,7 +604,6 @@
               <w:bottom w:val="single" w:sz="4" w:space="0" w:color="auto"/>
               <w:right w:val="single" w:sz="4" w:space="0" w:color="auto"/>
             </w:tcBorders>
-            <w:shd w:val="clear" w:color="auto" w:fill="auto"/>
             <w:vAlign w:val="center"/>
             <w:hideMark/>
           </w:tcPr>
@@ -665,7 +648,6 @@
               <w:bottom w:val="nil"/>
               <w:right w:val="single" w:sz="4" w:space="0" w:color="auto"/>
             </w:tcBorders>
-            <w:shd w:val="clear" w:color="auto" w:fill="auto"/>
             <w:vAlign w:val="center"/>
             <w:hideMark/>
           </w:tcPr>
@@ -706,7 +688,6 @@
               <w:bottom w:val="nil"/>
               <w:right w:val="single" w:sz="4" w:space="0" w:color="auto"/>
             </w:tcBorders>
-            <w:shd w:val="clear" w:color="auto" w:fill="auto"/>
             <w:vAlign w:val="center"/>
             <w:hideMark/>
           </w:tcPr>
@@ -747,7 +728,6 @@
               <w:bottom w:val="single" w:sz="4" w:space="0" w:color="auto"/>
               <w:right w:val="single" w:sz="4" w:space="0" w:color="auto"/>
             </w:tcBorders>
-            <w:shd w:val="clear" w:color="auto" w:fill="auto"/>
             <w:vAlign w:val="center"/>
             <w:hideMark/>
           </w:tcPr>
@@ -792,7 +772,6 @@
               <w:bottom w:val="nil"/>
               <w:right w:val="single" w:sz="4" w:space="0" w:color="auto"/>
             </w:tcBorders>
-            <w:shd w:val="clear" w:color="auto" w:fill="auto"/>
             <w:vAlign w:val="center"/>
             <w:hideMark/>
           </w:tcPr>
@@ -833,7 +812,6 @@
               <w:bottom w:val="nil"/>
               <w:right w:val="single" w:sz="4" w:space="0" w:color="auto"/>
             </w:tcBorders>
-            <w:shd w:val="clear" w:color="auto" w:fill="auto"/>
             <w:vAlign w:val="center"/>
             <w:hideMark/>
           </w:tcPr>
@@ -874,7 +852,6 @@
               <w:bottom w:val="single" w:sz="4" w:space="0" w:color="auto"/>
               <w:right w:val="single" w:sz="4" w:space="0" w:color="auto"/>
             </w:tcBorders>
-            <w:shd w:val="clear" w:color="auto" w:fill="auto"/>
             <w:vAlign w:val="center"/>
             <w:hideMark/>
           </w:tcPr>
@@ -971,7 +948,6 @@
               <w:bottom w:val="single" w:sz="4" w:space="0" w:color="auto"/>
               <w:right w:val="single" w:sz="4" w:space="0" w:color="auto"/>
             </w:tcBorders>
-            <w:shd w:val="clear" w:color="auto" w:fill="auto"/>
             <w:vAlign w:val="center"/>
             <w:hideMark/>
           </w:tcPr>
@@ -1012,7 +988,6 @@
               <w:bottom w:val="single" w:sz="4" w:space="0" w:color="auto"/>
               <w:right w:val="single" w:sz="4" w:space="0" w:color="auto"/>
             </w:tcBorders>
-            <w:shd w:val="clear" w:color="auto" w:fill="auto"/>
             <w:vAlign w:val="center"/>
             <w:hideMark/>
           </w:tcPr>
@@ -1053,7 +1028,6 @@
               <w:bottom w:val="single" w:sz="4" w:space="0" w:color="auto"/>
               <w:right w:val="single" w:sz="4" w:space="0" w:color="auto"/>
             </w:tcBorders>
-            <w:shd w:val="clear" w:color="auto" w:fill="auto"/>
             <w:vAlign w:val="center"/>
             <w:hideMark/>
           </w:tcPr>
@@ -1098,7 +1072,6 @@
               <w:bottom w:val="nil"/>
               <w:right w:val="single" w:sz="4" w:space="0" w:color="auto"/>
             </w:tcBorders>
-            <w:shd w:val="clear" w:color="auto" w:fill="auto"/>
             <w:vAlign w:val="center"/>
             <w:hideMark/>
           </w:tcPr>
@@ -1139,7 +1112,6 @@
               <w:bottom w:val="nil"/>
               <w:right w:val="single" w:sz="4" w:space="0" w:color="auto"/>
             </w:tcBorders>
-            <w:shd w:val="clear" w:color="auto" w:fill="auto"/>
             <w:vAlign w:val="center"/>
             <w:hideMark/>
           </w:tcPr>
@@ -1180,7 +1152,6 @@
               <w:bottom w:val="single" w:sz="4" w:space="0" w:color="auto"/>
               <w:right w:val="single" w:sz="4" w:space="0" w:color="auto"/>
             </w:tcBorders>
-            <w:shd w:val="clear" w:color="auto" w:fill="auto"/>
             <w:vAlign w:val="center"/>
             <w:hideMark/>
           </w:tcPr>
@@ -1225,7 +1196,6 @@
               <w:bottom w:val="nil"/>
               <w:right w:val="single" w:sz="4" w:space="0" w:color="auto"/>
             </w:tcBorders>
-            <w:shd w:val="clear" w:color="auto" w:fill="auto"/>
             <w:vAlign w:val="center"/>
             <w:hideMark/>
           </w:tcPr>
@@ -1266,7 +1236,6 @@
               <w:bottom w:val="nil"/>
               <w:right w:val="single" w:sz="4" w:space="0" w:color="auto"/>
             </w:tcBorders>
-            <w:shd w:val="clear" w:color="auto" w:fill="auto"/>
             <w:vAlign w:val="center"/>
             <w:hideMark/>
           </w:tcPr>
@@ -1307,7 +1276,6 @@
               <w:bottom w:val="single" w:sz="4" w:space="0" w:color="auto"/>
               <w:right w:val="single" w:sz="4" w:space="0" w:color="auto"/>
             </w:tcBorders>
-            <w:shd w:val="clear" w:color="auto" w:fill="auto"/>
             <w:vAlign w:val="center"/>
             <w:hideMark/>
           </w:tcPr>
@@ -1378,7 +1346,6 @@
               <w:bottom w:val="nil"/>
               <w:right w:val="single" w:sz="4" w:space="0" w:color="auto"/>
             </w:tcBorders>
-            <w:shd w:val="clear" w:color="auto" w:fill="auto"/>
             <w:vAlign w:val="center"/>
             <w:hideMark/>
           </w:tcPr>
@@ -1419,7 +1386,6 @@
               <w:bottom w:val="nil"/>
               <w:right w:val="single" w:sz="4" w:space="0" w:color="auto"/>
             </w:tcBorders>
-            <w:shd w:val="clear" w:color="auto" w:fill="auto"/>
             <w:vAlign w:val="center"/>
             <w:hideMark/>
           </w:tcPr>
@@ -1460,7 +1426,6 @@
               <w:bottom w:val="single" w:sz="4" w:space="0" w:color="auto"/>
               <w:right w:val="single" w:sz="4" w:space="0" w:color="auto"/>
             </w:tcBorders>
-            <w:shd w:val="clear" w:color="auto" w:fill="auto"/>
             <w:vAlign w:val="center"/>
             <w:hideMark/>
           </w:tcPr>
@@ -1505,7 +1470,6 @@
               <w:bottom w:val="nil"/>
               <w:right w:val="single" w:sz="4" w:space="0" w:color="auto"/>
             </w:tcBorders>
-            <w:shd w:val="clear" w:color="auto" w:fill="auto"/>
             <w:vAlign w:val="center"/>
             <w:hideMark/>
           </w:tcPr>
@@ -1546,7 +1510,6 @@
               <w:bottom w:val="nil"/>
               <w:right w:val="single" w:sz="4" w:space="0" w:color="auto"/>
             </w:tcBorders>
-            <w:shd w:val="clear" w:color="auto" w:fill="auto"/>
             <w:vAlign w:val="center"/>
             <w:hideMark/>
           </w:tcPr>
@@ -1587,7 +1550,6 @@
               <w:bottom w:val="single" w:sz="4" w:space="0" w:color="auto"/>
               <w:right w:val="single" w:sz="4" w:space="0" w:color="auto"/>
             </w:tcBorders>
-            <w:shd w:val="clear" w:color="auto" w:fill="auto"/>
             <w:vAlign w:val="center"/>
             <w:hideMark/>
           </w:tcPr>
@@ -1632,7 +1594,6 @@
               <w:bottom w:val="nil"/>
               <w:right w:val="single" w:sz="4" w:space="0" w:color="auto"/>
             </w:tcBorders>
-            <w:shd w:val="clear" w:color="auto" w:fill="auto"/>
             <w:vAlign w:val="center"/>
             <w:hideMark/>
           </w:tcPr>
@@ -1673,7 +1634,6 @@
               <w:bottom w:val="nil"/>
               <w:right w:val="single" w:sz="4" w:space="0" w:color="auto"/>
             </w:tcBorders>
-            <w:shd w:val="clear" w:color="auto" w:fill="auto"/>
             <w:vAlign w:val="center"/>
             <w:hideMark/>
           </w:tcPr>
@@ -1714,7 +1674,6 @@
               <w:bottom w:val="single" w:sz="4" w:space="0" w:color="auto"/>
               <w:right w:val="single" w:sz="4" w:space="0" w:color="auto"/>
             </w:tcBorders>
-            <w:shd w:val="clear" w:color="auto" w:fill="auto"/>
             <w:vAlign w:val="center"/>
             <w:hideMark/>
           </w:tcPr>
@@ -1785,7 +1744,6 @@
               <w:bottom w:val="single" w:sz="4" w:space="0" w:color="auto"/>
               <w:right w:val="single" w:sz="4" w:space="0" w:color="auto"/>
             </w:tcBorders>
-            <w:shd w:val="clear" w:color="auto" w:fill="auto"/>
             <w:vAlign w:val="center"/>
             <w:hideMark/>
           </w:tcPr>
@@ -1826,7 +1784,6 @@
               <w:bottom w:val="single" w:sz="4" w:space="0" w:color="auto"/>
               <w:right w:val="single" w:sz="4" w:space="0" w:color="auto"/>
             </w:tcBorders>
-            <w:shd w:val="clear" w:color="auto" w:fill="auto"/>
             <w:vAlign w:val="center"/>
             <w:hideMark/>
           </w:tcPr>
@@ -1867,7 +1824,6 @@
               <w:bottom w:val="single" w:sz="4" w:space="0" w:color="auto"/>
               <w:right w:val="single" w:sz="4" w:space="0" w:color="auto"/>
             </w:tcBorders>
-            <w:shd w:val="clear" w:color="auto" w:fill="auto"/>
             <w:vAlign w:val="center"/>
             <w:hideMark/>
           </w:tcPr>
@@ -1912,7 +1868,6 @@
               <w:bottom w:val="nil"/>
               <w:right w:val="single" w:sz="4" w:space="0" w:color="auto"/>
             </w:tcBorders>
-            <w:shd w:val="clear" w:color="auto" w:fill="auto"/>
             <w:vAlign w:val="center"/>
             <w:hideMark/>
           </w:tcPr>
@@ -1954,7 +1909,6 @@
               <w:bottom w:val="nil"/>
               <w:right w:val="single" w:sz="4" w:space="0" w:color="auto"/>
             </w:tcBorders>
-            <w:shd w:val="clear" w:color="auto" w:fill="auto"/>
             <w:vAlign w:val="center"/>
             <w:hideMark/>
           </w:tcPr>
@@ -1995,7 +1949,6 @@
               <w:bottom w:val="single" w:sz="4" w:space="0" w:color="auto"/>
               <w:right w:val="single" w:sz="4" w:space="0" w:color="auto"/>
             </w:tcBorders>
-            <w:shd w:val="clear" w:color="auto" w:fill="auto"/>
             <w:vAlign w:val="center"/>
             <w:hideMark/>
           </w:tcPr>
@@ -2040,7 +1993,6 @@
               <w:bottom w:val="single" w:sz="4" w:space="0" w:color="auto"/>
               <w:right w:val="single" w:sz="4" w:space="0" w:color="auto"/>
             </w:tcBorders>
-            <w:shd w:val="clear" w:color="auto" w:fill="auto"/>
             <w:vAlign w:val="center"/>
             <w:hideMark/>
           </w:tcPr>
@@ -2081,7 +2033,6 @@
               <w:bottom w:val="single" w:sz="4" w:space="0" w:color="auto"/>
               <w:right w:val="single" w:sz="4" w:space="0" w:color="auto"/>
             </w:tcBorders>
-            <w:shd w:val="clear" w:color="auto" w:fill="auto"/>
             <w:vAlign w:val="center"/>
             <w:hideMark/>
           </w:tcPr>
@@ -2122,7 +2073,6 @@
               <w:bottom w:val="single" w:sz="4" w:space="0" w:color="auto"/>
               <w:right w:val="single" w:sz="4" w:space="0" w:color="auto"/>
             </w:tcBorders>
-            <w:shd w:val="clear" w:color="auto" w:fill="auto"/>
             <w:vAlign w:val="center"/>
             <w:hideMark/>
           </w:tcPr>
@@ -2167,7 +2117,6 @@
               <w:bottom w:val="nil"/>
               <w:right w:val="single" w:sz="4" w:space="0" w:color="auto"/>
             </w:tcBorders>
-            <w:shd w:val="clear" w:color="auto" w:fill="auto"/>
             <w:vAlign w:val="center"/>
             <w:hideMark/>
           </w:tcPr>
@@ -2208,7 +2157,6 @@
               <w:bottom w:val="nil"/>
               <w:right w:val="single" w:sz="4" w:space="0" w:color="auto"/>
             </w:tcBorders>
-            <w:shd w:val="clear" w:color="auto" w:fill="auto"/>
             <w:vAlign w:val="center"/>
             <w:hideMark/>
           </w:tcPr>
@@ -2236,7 +2184,7 @@
                 <w:lang w:eastAsia="en-CA"/>
                 <w14:ligatures w14:val="none"/>
               </w:rPr>
-              <w:t>6</w:t>
+              <w:t>7</w:t>
             </w:r>
           </w:p>
         </w:tc>
@@ -2249,7 +2197,6 @@
               <w:bottom w:val="single" w:sz="4" w:space="0" w:color="auto"/>
               <w:right w:val="single" w:sz="4" w:space="0" w:color="auto"/>
             </w:tcBorders>
-            <w:shd w:val="clear" w:color="auto" w:fill="auto"/>
             <w:vAlign w:val="center"/>
             <w:hideMark/>
           </w:tcPr>
@@ -2294,7 +2241,6 @@
               <w:bottom w:val="nil"/>
               <w:right w:val="single" w:sz="4" w:space="0" w:color="auto"/>
             </w:tcBorders>
-            <w:shd w:val="clear" w:color="auto" w:fill="auto"/>
             <w:vAlign w:val="center"/>
             <w:hideMark/>
           </w:tcPr>
@@ -2335,7 +2281,6 @@
               <w:bottom w:val="nil"/>
               <w:right w:val="single" w:sz="4" w:space="0" w:color="auto"/>
             </w:tcBorders>
-            <w:shd w:val="clear" w:color="auto" w:fill="auto"/>
             <w:vAlign w:val="center"/>
             <w:hideMark/>
           </w:tcPr>
@@ -2376,7 +2321,6 @@
               <w:bottom w:val="single" w:sz="4" w:space="0" w:color="auto"/>
               <w:right w:val="single" w:sz="4" w:space="0" w:color="auto"/>
             </w:tcBorders>
-            <w:shd w:val="clear" w:color="auto" w:fill="auto"/>
             <w:vAlign w:val="center"/>
             <w:hideMark/>
           </w:tcPr>
@@ -2421,7 +2365,6 @@
               <w:bottom w:val="nil"/>
               <w:right w:val="single" w:sz="4" w:space="0" w:color="auto"/>
             </w:tcBorders>
-            <w:shd w:val="clear" w:color="auto" w:fill="auto"/>
             <w:vAlign w:val="center"/>
             <w:hideMark/>
           </w:tcPr>
@@ -2462,7 +2405,6 @@
               <w:bottom w:val="nil"/>
               <w:right w:val="single" w:sz="4" w:space="0" w:color="auto"/>
             </w:tcBorders>
-            <w:shd w:val="clear" w:color="auto" w:fill="auto"/>
             <w:vAlign w:val="center"/>
             <w:hideMark/>
           </w:tcPr>
@@ -2503,7 +2445,6 @@
               <w:bottom w:val="single" w:sz="4" w:space="0" w:color="auto"/>
               <w:right w:val="single" w:sz="4" w:space="0" w:color="auto"/>
             </w:tcBorders>
-            <w:shd w:val="clear" w:color="auto" w:fill="auto"/>
             <w:vAlign w:val="center"/>
             <w:hideMark/>
           </w:tcPr>
@@ -2596,7 +2537,6 @@
               <w:bottom w:val="nil"/>
               <w:right w:val="single" w:sz="4" w:space="0" w:color="auto"/>
             </w:tcBorders>
-            <w:shd w:val="clear" w:color="auto" w:fill="auto"/>
             <w:vAlign w:val="center"/>
             <w:hideMark/>
           </w:tcPr>
@@ -2637,7 +2577,6 @@
               <w:bottom w:val="nil"/>
               <w:right w:val="single" w:sz="4" w:space="0" w:color="auto"/>
             </w:tcBorders>
-            <w:shd w:val="clear" w:color="auto" w:fill="auto"/>
             <w:vAlign w:val="center"/>
             <w:hideMark/>
           </w:tcPr>
@@ -2678,7 +2617,6 @@
               <w:bottom w:val="single" w:sz="4" w:space="0" w:color="auto"/>
               <w:right w:val="single" w:sz="4" w:space="0" w:color="auto"/>
             </w:tcBorders>
-            <w:shd w:val="clear" w:color="auto" w:fill="auto"/>
             <w:vAlign w:val="center"/>
             <w:hideMark/>
           </w:tcPr>
@@ -2723,7 +2661,6 @@
               <w:bottom w:val="nil"/>
               <w:right w:val="single" w:sz="4" w:space="0" w:color="auto"/>
             </w:tcBorders>
-            <w:shd w:val="clear" w:color="auto" w:fill="auto"/>
             <w:vAlign w:val="center"/>
             <w:hideMark/>
           </w:tcPr>
@@ -2764,7 +2701,6 @@
               <w:bottom w:val="nil"/>
               <w:right w:val="single" w:sz="4" w:space="0" w:color="auto"/>
             </w:tcBorders>
-            <w:shd w:val="clear" w:color="auto" w:fill="auto"/>
             <w:vAlign w:val="center"/>
             <w:hideMark/>
           </w:tcPr>
@@ -2805,7 +2741,6 @@
               <w:bottom w:val="single" w:sz="4" w:space="0" w:color="auto"/>
               <w:right w:val="single" w:sz="4" w:space="0" w:color="auto"/>
             </w:tcBorders>
-            <w:shd w:val="clear" w:color="auto" w:fill="auto"/>
             <w:vAlign w:val="center"/>
             <w:hideMark/>
           </w:tcPr>
@@ -2850,7 +2785,6 @@
               <w:bottom w:val="nil"/>
               <w:right w:val="single" w:sz="4" w:space="0" w:color="auto"/>
             </w:tcBorders>
-            <w:shd w:val="clear" w:color="auto" w:fill="auto"/>
             <w:vAlign w:val="center"/>
             <w:hideMark/>
           </w:tcPr>
@@ -2891,7 +2825,6 @@
               <w:bottom w:val="nil"/>
               <w:right w:val="single" w:sz="4" w:space="0" w:color="auto"/>
             </w:tcBorders>
-            <w:shd w:val="clear" w:color="auto" w:fill="auto"/>
             <w:vAlign w:val="center"/>
             <w:hideMark/>
           </w:tcPr>
@@ -2932,7 +2865,6 @@
               <w:bottom w:val="single" w:sz="4" w:space="0" w:color="auto"/>
               <w:right w:val="single" w:sz="4" w:space="0" w:color="auto"/>
             </w:tcBorders>
-            <w:shd w:val="clear" w:color="auto" w:fill="auto"/>
             <w:vAlign w:val="center"/>
             <w:hideMark/>
           </w:tcPr>
@@ -3064,6 +2996,156 @@
                 <w14:ligatures w14:val="none"/>
               </w:rPr>
               <w:t>.</w:t>
+            </w:r>
+          </w:p>
+        </w:tc>
+      </w:tr>
+      <w:tr>
+        <w:trPr>
+          <w:trHeight w:val="765"/>
+        </w:trPr>
+        <w:tc>
+          <w:tcPr>
+            <w:tcW w:w="1240" w:type="dxa"/>
+            <w:tcBorders>
+              <w:top w:val="nil"/>
+              <w:left w:val="single" w:sz="4" w:space="0" w:color="auto"/>
+              <w:bottom w:val="nil"/>
+              <w:right w:val="single" w:sz="4" w:space="0" w:color="auto"/>
+            </w:tcBorders>
+            <w:vAlign w:val="center"/>
+            <w:hideMark/>
+          </w:tcPr>
+          <w:p>
+            <w:pPr>
+              <w:spacing w:after="0" w:line="240" w:lineRule="auto"/>
+              <w:jc w:val="center"/>
+              <w:rPr>
+                <w:rFonts w:ascii="Calibri" w:eastAsia="Times New Roman" w:hAnsi="Calibri" w:cs="Calibri"/>
+                <w:color w:val="000000"/>
+                <w:kern w:val="0"/>
+                <w:sz w:val="22"/>
+                <w:szCs w:val="22"/>
+                <w:lang w:eastAsia="en-CA"/>
+                <w14:ligatures w14:val="none"/>
+              </w:rPr>
+            </w:pPr>
+            <w:r>
+              <w:rPr>
+                <w:rFonts w:ascii="Calibri" w:eastAsia="Times New Roman" w:hAnsi="Calibri" w:cs="Calibri"/>
+                <w:color w:val="000000"/>
+                <w:kern w:val="0"/>
+                <w:sz w:val="22"/>
+                <w:szCs w:val="22"/>
+                <w:lang w:eastAsia="en-CA"/>
+                <w14:ligatures w14:val="none"/>
+              </w:rPr>
+              <w:t> </w:t>
+            </w:r>
+          </w:p>
+        </w:tc>
+        <w:tc>
+          <w:tcPr>
+            <w:tcW w:w="1220" w:type="dxa"/>
+            <w:tcBorders>
+              <w:top w:val="nil"/>
+              <w:left w:val="nil"/>
+              <w:bottom w:val="nil"/>
+              <w:right w:val="single" w:sz="4" w:space="0" w:color="auto"/>
+            </w:tcBorders>
+            <w:vAlign w:val="center"/>
+            <w:hideMark/>
+          </w:tcPr>
+          <w:p>
+            <w:pPr>
+              <w:spacing w:after="0" w:line="240" w:lineRule="auto"/>
+              <w:jc w:val="center"/>
+              <w:rPr>
+                <w:rFonts w:ascii="Calibri" w:eastAsia="Times New Roman" w:hAnsi="Calibri" w:cs="Calibri"/>
+                <w:color w:val="000000"/>
+                <w:kern w:val="0"/>
+                <w:sz w:val="22"/>
+                <w:szCs w:val="22"/>
+                <w:lang w:eastAsia="en-CA"/>
+                <w14:ligatures w14:val="none"/>
+              </w:rPr>
+            </w:pPr>
+            <w:r>
+              <w:rPr>
+                <w:rFonts w:ascii="Calibri" w:eastAsia="Times New Roman" w:hAnsi="Calibri" w:cs="Calibri"/>
+                <w:color w:val="000000"/>
+                <w:kern w:val="0"/>
+                <w:sz w:val="22"/>
+                <w:szCs w:val="22"/>
+                <w:lang w:eastAsia="en-CA"/>
+                <w14:ligatures w14:val="none"/>
+              </w:rPr>
+              <w:t> </w:t>
+            </w:r>
+          </w:p>
+        </w:tc>
+        <w:tc>
+          <w:tcPr>
+            <w:tcW w:w="7480" w:type="dxa"/>
+            <w:tcBorders>
+              <w:top w:val="nil"/>
+              <w:left w:val="nil"/>
+              <w:bottom w:val="nil"/>
+              <w:right w:val="single" w:sz="4" w:space="0" w:color="auto"/>
+            </w:tcBorders>
+            <w:vAlign w:val="center"/>
+            <w:hideMark/>
+          </w:tcPr>
+          <w:p>
+            <w:pPr>
+              <w:spacing w:after="0" w:line="240" w:lineRule="auto"/>
+              <w:rPr>
+                <w:rFonts w:ascii="Calibri" w:eastAsia="Times New Roman" w:hAnsi="Calibri" w:cs="Calibri"/>
+                <w:color w:val="000000"/>
+                <w:kern w:val="0"/>
+                <w:sz w:val="22"/>
+                <w:szCs w:val="22"/>
+                <w:lang w:eastAsia="en-CA"/>
+                <w14:ligatures w14:val="none"/>
+              </w:rPr>
+            </w:pPr>
+            <w:r>
+              <w:rPr>
+                <w:rFonts w:ascii="Calibri" w:eastAsia="Times New Roman" w:hAnsi="Calibri" w:cs="Calibri"/>
+                <w:color w:val="000000"/>
+                <w:kern w:val="0"/>
+                <w:sz w:val="22"/>
+                <w:szCs w:val="22"/>
+                <w:lang w:eastAsia="en-CA"/>
+                <w14:ligatures w14:val="none"/>
+              </w:rPr>
+              <w:t xml:space="preserve">Integrated score update logic into </w:t>
+            </w:r>
+            <w:proofErr w:type="spellStart"/>
+            <w:r>
+              <w:rPr>
+                <w:rFonts w:ascii="Arial Unicode MS" w:eastAsia="Times New Roman" w:hAnsi="Arial Unicode MS" w:cs="Calibri"/>
+                <w:color w:val="000000"/>
+                <w:kern w:val="0"/>
+                <w:sz w:val="20"/>
+                <w:szCs w:val="20"/>
+                <w:lang w:eastAsia="en-CA"/>
+                <w14:ligatures w14:val="none"/>
+              </w:rPr>
+              <w:t>VendorDispatchesController</w:t>
+            </w:r>
+            <w:proofErr w:type="spellEnd"/>
+            <w:r>
+              <w:rPr>
+                <w:rFonts w:ascii="Calibri" w:eastAsia="Times New Roman" w:hAnsi="Calibri" w:cs="Calibri"/>
+                <w:color w:val="000000"/>
+                <w:kern w:val="0"/>
+                <w:sz w:val="22"/>
+                <w:szCs w:val="22"/>
+                <w:lang w:eastAsia="en-CA"/>
+                <w14:ligatures w14:val="none"/>
+              </w:rPr>
+              <w:t xml:space="preserve"> confirm delivery flow and outlined remaining frontend analytics views for forecast, optimization, and relationship endpoints.</w:t>
             </w:r>
           </w:p>
         </w:tc>
@@ -3081,9 +3163,7 @@
               <w:bottom w:val="single" w:sz="4" w:space="0" w:color="auto"/>
               <w:right w:val="single" w:sz="4" w:space="0" w:color="auto"/>
             </w:tcBorders>
-            <w:shd w:val="clear" w:color="auto" w:fill="auto"/>
             <w:vAlign w:val="center"/>
-            <w:hideMark/>
           </w:tcPr>
           <w:p>
             <w:pPr>
@@ -3099,18 +3179,6 @@
                 <w14:ligatures w14:val="none"/>
               </w:rPr>
             </w:pPr>
-            <w:r>
-              <w:rPr>
-                <w:rFonts w:ascii="Calibri" w:eastAsia="Times New Roman" w:hAnsi="Calibri" w:cs="Calibri"/>
-                <w:color w:val="000000"/>
-                <w:kern w:val="0"/>
-                <w:sz w:val="22"/>
-                <w:szCs w:val="22"/>
-                <w:lang w:eastAsia="en-CA"/>
-                <w14:ligatures w14:val="none"/>
-              </w:rPr>
-              <w:t> </w:t>
-            </w:r>
           </w:p>
         </w:tc>
         <w:tc>
@@ -3122,9 +3190,7 @@
               <w:bottom w:val="single" w:sz="4" w:space="0" w:color="auto"/>
               <w:right w:val="single" w:sz="4" w:space="0" w:color="auto"/>
             </w:tcBorders>
-            <w:shd w:val="clear" w:color="auto" w:fill="auto"/>
             <w:vAlign w:val="center"/>
-            <w:hideMark/>
           </w:tcPr>
           <w:p>
             <w:pPr>
@@ -3140,18 +3206,6 @@
                 <w14:ligatures w14:val="none"/>
               </w:rPr>
             </w:pPr>
-            <w:r>
-              <w:rPr>
-                <w:rFonts w:ascii="Calibri" w:eastAsia="Times New Roman" w:hAnsi="Calibri" w:cs="Calibri"/>
-                <w:color w:val="000000"/>
-                <w:kern w:val="0"/>
-                <w:sz w:val="22"/>
-                <w:szCs w:val="22"/>
-                <w:lang w:eastAsia="en-CA"/>
-                <w14:ligatures w14:val="none"/>
-              </w:rPr>
-              <w:t> </w:t>
-            </w:r>
           </w:p>
         </w:tc>
         <w:tc>
@@ -3163,9 +3217,7 @@
               <w:bottom w:val="single" w:sz="4" w:space="0" w:color="auto"/>
               <w:right w:val="single" w:sz="4" w:space="0" w:color="auto"/>
             </w:tcBorders>
-            <w:shd w:val="clear" w:color="auto" w:fill="auto"/>
             <w:vAlign w:val="center"/>
-            <w:hideMark/>
           </w:tcPr>
           <w:p>
             <w:pPr>
@@ -3190,33 +3242,7 @@
                 <w:lang w:eastAsia="en-CA"/>
                 <w14:ligatures w14:val="none"/>
               </w:rPr>
-              <w:t xml:space="preserve">Integrated score update logic into </w:t>
-            </w:r>
-            <w:proofErr w:type="spellStart"/>
-            <w:r>
-              <w:rPr>
-                <w:rFonts w:ascii="Arial Unicode MS" w:eastAsia="Times New Roman" w:hAnsi="Arial Unicode MS" w:cs="Calibri"/>
-                <w:color w:val="000000"/>
-                <w:kern w:val="0"/>
-                <w:sz w:val="20"/>
-                <w:szCs w:val="20"/>
-                <w:lang w:eastAsia="en-CA"/>
-                <w14:ligatures w14:val="none"/>
-              </w:rPr>
-              <w:t>VendorDispatchesController</w:t>
-            </w:r>
-            <w:proofErr w:type="spellEnd"/>
-            <w:r>
-              <w:rPr>
-                <w:rFonts w:ascii="Calibri" w:eastAsia="Times New Roman" w:hAnsi="Calibri" w:cs="Calibri"/>
-                <w:color w:val="000000"/>
-                <w:kern w:val="0"/>
-                <w:sz w:val="22"/>
-                <w:szCs w:val="22"/>
-                <w:lang w:eastAsia="en-CA"/>
-                <w14:ligatures w14:val="none"/>
-              </w:rPr>
-              <w:t xml:space="preserve"> confirm delivery flow and outlined remaining frontend analytics views for forecast, optimization, and relationship endpoints.</w:t>
+              <w:t>Developed Progress report3</w:t>
             </w:r>
           </w:p>
         </w:tc>
@@ -3299,6 +3325,7 @@
         <w:t xml:space="preserve">Confirm Delivery </w:t>
       </w:r>
       <w:proofErr w:type="spellStart"/>
+      <w:proofErr w:type="gramStart"/>
       <w:r>
         <w:t>workflow</w:t>
       </w:r>
@@ -3306,6 +3333,7 @@
         <w:t>.This</w:t>
       </w:r>
       <w:proofErr w:type="spellEnd"/>
+      <w:proofErr w:type="gramEnd"/>
       <w:r>
         <w:t xml:space="preserve"> screen </w:t>
       </w:r>
@@ -3334,6 +3362,7 @@
         </w:tabs>
       </w:pPr>
       <w:r>
+        <w:lastRenderedPageBreak/>
         <w:t>I developed a baseline demand forecasting module using a simple moving</w:t>
       </w:r>
       <w:r>
@@ -3341,11 +3370,7 @@
         <w:t>average method implemented entirely in .NET</w:t>
       </w:r>
       <w:r>
-        <w:t xml:space="preserve"> and saved data in a separate table for later evaluation. Then I </w:t>
-      </w:r>
-      <w:r>
-        <w:lastRenderedPageBreak/>
-        <w:t xml:space="preserve">developed optimization module and matched inventory to predict vendor demand using greedy allocation approach. This workflow exposed through new API end points and tested and confirmed on postman while sorting different types of authorization issues using the support of AI </w:t>
+        <w:t xml:space="preserve"> and saved data in a separate table for later evaluation. Then I developed optimization module and matched inventory to predict vendor demand using greedy allocation approach. This workflow exposed through new API end points and tested and confirmed on postman while sorting different types of authorization issues using the support of AI </w:t>
       </w:r>
       <w:proofErr w:type="spellStart"/>
       <w:r>
@@ -3405,28 +3430,755 @@
           <w:tab w:val="left" w:pos="1110"/>
         </w:tabs>
       </w:pPr>
-    </w:p>
-    <w:p>
-      <w:pPr>
-        <w:tabs>
-          <w:tab w:val="left" w:pos="1110"/>
-        </w:tabs>
-      </w:pPr>
-    </w:p>
-    <w:p>
-      <w:pPr>
-        <w:tabs>
-          <w:tab w:val="left" w:pos="1110"/>
-        </w:tabs>
-      </w:pPr>
-    </w:p>
-    <w:p>
-      <w:pPr>
-        <w:tabs>
-          <w:tab w:val="left" w:pos="1110"/>
-        </w:tabs>
-      </w:pPr>
-    </w:p>
+      <w:r>
+        <w:t xml:space="preserve">Next </w:t>
+      </w:r>
+      <w:proofErr w:type="gramStart"/>
+      <w:r>
+        <w:t>Step :</w:t>
+      </w:r>
+      <w:proofErr w:type="gramEnd"/>
+      <w:r>
+        <w:t xml:space="preserve"> </w:t>
+      </w:r>
+    </w:p>
+    <w:p>
+      <w:pPr>
+        <w:pStyle w:val="ListParagraph"/>
+        <w:numPr>
+          <w:ilvl w:val="0"/>
+          <w:numId w:val="21"/>
+        </w:numPr>
+      </w:pPr>
+      <w:r>
+        <w:t>Create frontend analytics pages to display forecasting results, optimization plans, and relationship scores.</w:t>
+      </w:r>
+    </w:p>
+    <w:p>
+      <w:pPr>
+        <w:pStyle w:val="ListParagraph"/>
+        <w:numPr>
+          <w:ilvl w:val="0"/>
+          <w:numId w:val="21"/>
+        </w:numPr>
+      </w:pPr>
+      <w:r>
+        <w:t>Connect frontend views to backend APIs:</w:t>
+      </w:r>
+    </w:p>
+    <w:p>
+      <w:pPr>
+        <w:numPr>
+          <w:ilvl w:val="1"/>
+          <w:numId w:val="21"/>
+        </w:numPr>
+      </w:pPr>
+      <w:r>
+        <w:t>GET /</w:t>
+      </w:r>
+      <w:proofErr w:type="spellStart"/>
+      <w:r>
+        <w:t>api</w:t>
+      </w:r>
+      <w:proofErr w:type="spellEnd"/>
+      <w:r>
+        <w:t>/forecasts</w:t>
+      </w:r>
+    </w:p>
+    <w:p>
+      <w:pPr>
+        <w:numPr>
+          <w:ilvl w:val="1"/>
+          <w:numId w:val="21"/>
+        </w:numPr>
+      </w:pPr>
+      <w:r>
+        <w:t>POST /</w:t>
+      </w:r>
+      <w:proofErr w:type="spellStart"/>
+      <w:r>
+        <w:t>api</w:t>
+      </w:r>
+      <w:proofErr w:type="spellEnd"/>
+      <w:r>
+        <w:t>/forecasts/generate</w:t>
+      </w:r>
+    </w:p>
+    <w:p>
+      <w:pPr>
+        <w:numPr>
+          <w:ilvl w:val="1"/>
+          <w:numId w:val="21"/>
+        </w:numPr>
+      </w:pPr>
+      <w:r>
+        <w:t>GET /</w:t>
+      </w:r>
+      <w:proofErr w:type="spellStart"/>
+      <w:r>
+        <w:t>api</w:t>
+      </w:r>
+      <w:proofErr w:type="spellEnd"/>
+      <w:r>
+        <w:t>/optimization/plans</w:t>
+      </w:r>
+    </w:p>
+    <w:p>
+      <w:pPr>
+        <w:numPr>
+          <w:ilvl w:val="1"/>
+          <w:numId w:val="21"/>
+        </w:numPr>
+      </w:pPr>
+      <w:r>
+        <w:t>POST /</w:t>
+      </w:r>
+      <w:proofErr w:type="spellStart"/>
+      <w:r>
+        <w:t>api</w:t>
+      </w:r>
+      <w:proofErr w:type="spellEnd"/>
+      <w:r>
+        <w:t>/optimization/run</w:t>
+      </w:r>
+    </w:p>
+    <w:p>
+      <w:pPr>
+        <w:numPr>
+          <w:ilvl w:val="1"/>
+          <w:numId w:val="21"/>
+        </w:numPr>
+      </w:pPr>
+      <w:r>
+        <w:t>GET /</w:t>
+      </w:r>
+      <w:proofErr w:type="spellStart"/>
+      <w:r>
+        <w:t>api</w:t>
+      </w:r>
+      <w:proofErr w:type="spellEnd"/>
+      <w:r>
+        <w:t>/</w:t>
+      </w:r>
+      <w:proofErr w:type="spellStart"/>
+      <w:r>
+        <w:t>relationshipstats</w:t>
+      </w:r>
+      <w:proofErr w:type="spellEnd"/>
+    </w:p>
+    <w:p>
+      <w:pPr>
+        <w:pStyle w:val="ListParagraph"/>
+        <w:numPr>
+          <w:ilvl w:val="0"/>
+          <w:numId w:val="21"/>
+        </w:numPr>
+      </w:pPr>
+      <w:r>
+        <w:t>Perform forecasting evaluation</w:t>
+      </w:r>
+    </w:p>
+    <w:p>
+      <w:pPr>
+        <w:pStyle w:val="ListParagraph"/>
+        <w:numPr>
+          <w:ilvl w:val="0"/>
+          <w:numId w:val="21"/>
+        </w:numPr>
+      </w:pPr>
+      <w:r>
+        <w:t>Evaluate optimization results using metrics like demand fulfillment rate, inventory utilization, and delivery efficiency</w:t>
+      </w:r>
+    </w:p>
+    <w:p>
+      <w:pPr>
+        <w:pStyle w:val="ListParagraph"/>
+        <w:numPr>
+          <w:ilvl w:val="0"/>
+          <w:numId w:val="21"/>
+        </w:numPr>
+      </w:pPr>
+      <w:r>
+        <w:t>Analyze relationship score trends between farmers and vendors based on delivery outcomes.</w:t>
+      </w:r>
+    </w:p>
+    <w:p>
+      <w:pPr>
+        <w:pStyle w:val="ListParagraph"/>
+        <w:numPr>
+          <w:ilvl w:val="0"/>
+          <w:numId w:val="21"/>
+        </w:numPr>
+      </w:pPr>
+      <w:r>
+        <w:t>Prepare graphs and tables for experimental results.</w:t>
+      </w:r>
+    </w:p>
+    <w:p>
+      <w:pPr>
+        <w:pStyle w:val="ListParagraph"/>
+        <w:numPr>
+          <w:ilvl w:val="0"/>
+          <w:numId w:val="21"/>
+        </w:numPr>
+      </w:pPr>
+      <w:r>
+        <w:t>Document findings and integrate them into the final project report and presentation</w:t>
+      </w:r>
+    </w:p>
+    <w:p/>
+    <w:p>
+      <w:r>
+        <w:t>Repo Check in of Implementation completed</w:t>
+      </w:r>
+    </w:p>
+    <w:p>
+      <w:r>
+        <w:t>The implementation work completed during this reporting period has been periodically checked into the GitHub repository under the Implementation folder. The files and folders I have checked into the repository are as follows:</w:t>
+      </w:r>
+    </w:p>
+    <w:p>
+      <w:r>
+        <w:t>Backend Implementation (files added/updated):</w:t>
+      </w:r>
+    </w:p>
+    <w:p>
+      <w:pPr>
+        <w:pStyle w:val="ListParagraph"/>
+        <w:numPr>
+          <w:ilvl w:val="0"/>
+          <w:numId w:val="15"/>
+        </w:numPr>
+      </w:pPr>
+      <w:proofErr w:type="spellStart"/>
+      <w:r>
+        <w:lastRenderedPageBreak/>
+        <w:t>VendorDemandRequestsController.cs</w:t>
+      </w:r>
+      <w:proofErr w:type="spellEnd"/>
+    </w:p>
+    <w:p>
+      <w:pPr>
+        <w:pStyle w:val="ListParagraph"/>
+        <w:numPr>
+          <w:ilvl w:val="0"/>
+          <w:numId w:val="15"/>
+        </w:numPr>
+      </w:pPr>
+      <w:proofErr w:type="spellStart"/>
+      <w:r>
+        <w:t>VendorDispatchesController.cs</w:t>
+      </w:r>
+      <w:proofErr w:type="spellEnd"/>
+    </w:p>
+    <w:p>
+      <w:pPr>
+        <w:pStyle w:val="ListParagraph"/>
+        <w:numPr>
+          <w:ilvl w:val="0"/>
+          <w:numId w:val="15"/>
+        </w:numPr>
+      </w:pPr>
+      <w:proofErr w:type="spellStart"/>
+      <w:r>
+        <w:t>ForecastController.cs</w:t>
+      </w:r>
+      <w:proofErr w:type="spellEnd"/>
+    </w:p>
+    <w:p>
+      <w:pPr>
+        <w:pStyle w:val="ListParagraph"/>
+        <w:numPr>
+          <w:ilvl w:val="0"/>
+          <w:numId w:val="15"/>
+        </w:numPr>
+      </w:pPr>
+      <w:proofErr w:type="spellStart"/>
+      <w:r>
+        <w:t>OptimizationController.cs</w:t>
+      </w:r>
+      <w:proofErr w:type="spellEnd"/>
+    </w:p>
+    <w:p>
+      <w:pPr>
+        <w:pStyle w:val="ListParagraph"/>
+        <w:numPr>
+          <w:ilvl w:val="0"/>
+          <w:numId w:val="15"/>
+        </w:numPr>
+      </w:pPr>
+      <w:proofErr w:type="spellStart"/>
+      <w:r>
+        <w:t>RelationshipStatsController.cs</w:t>
+      </w:r>
+      <w:proofErr w:type="spellEnd"/>
+    </w:p>
+    <w:p>
+      <w:pPr>
+        <w:pStyle w:val="ListParagraph"/>
+        <w:numPr>
+          <w:ilvl w:val="0"/>
+          <w:numId w:val="15"/>
+        </w:numPr>
+      </w:pPr>
+      <w:proofErr w:type="spellStart"/>
+      <w:r>
+        <w:t>DispatchOptimizationService.cs</w:t>
+      </w:r>
+      <w:proofErr w:type="spellEnd"/>
+    </w:p>
+    <w:p>
+      <w:pPr>
+        <w:pStyle w:val="ListParagraph"/>
+        <w:numPr>
+          <w:ilvl w:val="0"/>
+          <w:numId w:val="15"/>
+        </w:numPr>
+      </w:pPr>
+      <w:proofErr w:type="spellStart"/>
+      <w:r>
+        <w:t>DemandForecastService.cs</w:t>
+      </w:r>
+      <w:proofErr w:type="spellEnd"/>
+    </w:p>
+    <w:p>
+      <w:pPr>
+        <w:pStyle w:val="ListParagraph"/>
+        <w:numPr>
+          <w:ilvl w:val="0"/>
+          <w:numId w:val="15"/>
+        </w:numPr>
+      </w:pPr>
+      <w:proofErr w:type="spellStart"/>
+      <w:r>
+        <w:t>RelationshipScoreService.cs</w:t>
+      </w:r>
+      <w:proofErr w:type="spellEnd"/>
+    </w:p>
+    <w:p>
+      <w:pPr>
+        <w:pStyle w:val="ListParagraph"/>
+        <w:numPr>
+          <w:ilvl w:val="0"/>
+          <w:numId w:val="15"/>
+        </w:numPr>
+      </w:pPr>
+      <w:proofErr w:type="spellStart"/>
+      <w:r>
+        <w:t>DemandForecast.cs</w:t>
+      </w:r>
+      <w:proofErr w:type="spellEnd"/>
+    </w:p>
+    <w:p>
+      <w:pPr>
+        <w:pStyle w:val="ListParagraph"/>
+        <w:numPr>
+          <w:ilvl w:val="0"/>
+          <w:numId w:val="15"/>
+        </w:numPr>
+      </w:pPr>
+      <w:proofErr w:type="spellStart"/>
+      <w:r>
+        <w:t>RecommendedDispatchPlan.cs</w:t>
+      </w:r>
+      <w:proofErr w:type="spellEnd"/>
+    </w:p>
+    <w:p>
+      <w:pPr>
+        <w:pStyle w:val="ListParagraph"/>
+        <w:numPr>
+          <w:ilvl w:val="0"/>
+          <w:numId w:val="15"/>
+        </w:numPr>
+      </w:pPr>
+      <w:proofErr w:type="spellStart"/>
+      <w:r>
+        <w:t>RelationshipStat.cs</w:t>
+      </w:r>
+      <w:proofErr w:type="spellEnd"/>
+    </w:p>
+    <w:p>
+      <w:pPr>
+        <w:pStyle w:val="ListParagraph"/>
+        <w:numPr>
+          <w:ilvl w:val="0"/>
+          <w:numId w:val="15"/>
+        </w:numPr>
+      </w:pPr>
+      <w:proofErr w:type="spellStart"/>
+      <w:r>
+        <w:t>GenerateForecastDto.cs</w:t>
+      </w:r>
+      <w:proofErr w:type="spellEnd"/>
+    </w:p>
+    <w:p>
+      <w:pPr>
+        <w:pStyle w:val="ListParagraph"/>
+        <w:numPr>
+          <w:ilvl w:val="0"/>
+          <w:numId w:val="15"/>
+        </w:numPr>
+      </w:pPr>
+      <w:proofErr w:type="spellStart"/>
+      <w:r>
+        <w:t>RunOptimizationDto.cs</w:t>
+      </w:r>
+      <w:proofErr w:type="spellEnd"/>
+    </w:p>
+    <w:p>
+      <w:pPr>
+        <w:pStyle w:val="ListParagraph"/>
+        <w:numPr>
+          <w:ilvl w:val="0"/>
+          <w:numId w:val="15"/>
+        </w:numPr>
+      </w:pPr>
+      <w:proofErr w:type="spellStart"/>
+      <w:r>
+        <w:t>DemandForecastRowDto.cs</w:t>
+      </w:r>
+      <w:proofErr w:type="spellEnd"/>
+    </w:p>
+    <w:p>
+      <w:pPr>
+        <w:pStyle w:val="ListParagraph"/>
+        <w:numPr>
+          <w:ilvl w:val="0"/>
+          <w:numId w:val="15"/>
+        </w:numPr>
+      </w:pPr>
+      <w:proofErr w:type="spellStart"/>
+      <w:r>
+        <w:t>RecommendedDispatchPlanRowDto.cs</w:t>
+      </w:r>
+      <w:proofErr w:type="spellEnd"/>
+    </w:p>
+    <w:p>
+      <w:pPr>
+        <w:pStyle w:val="ListParagraph"/>
+        <w:numPr>
+          <w:ilvl w:val="0"/>
+          <w:numId w:val="15"/>
+        </w:numPr>
+      </w:pPr>
+      <w:proofErr w:type="spellStart"/>
+      <w:r>
+        <w:t>RelationshipScoreRowDto.cs</w:t>
+      </w:r>
+      <w:proofErr w:type="spellEnd"/>
+    </w:p>
+    <w:p>
+      <w:pPr>
+        <w:pStyle w:val="ListParagraph"/>
+        <w:numPr>
+          <w:ilvl w:val="0"/>
+          <w:numId w:val="15"/>
+        </w:numPr>
+      </w:pPr>
+      <w:r>
+        <w:t>Updates to existing models:</w:t>
+      </w:r>
+    </w:p>
+    <w:p>
+      <w:pPr>
+        <w:pStyle w:val="ListParagraph"/>
+        <w:numPr>
+          <w:ilvl w:val="1"/>
+          <w:numId w:val="15"/>
+        </w:numPr>
+      </w:pPr>
+      <w:proofErr w:type="spellStart"/>
+      <w:r>
+        <w:t>Dispatch.cs</w:t>
+      </w:r>
+      <w:proofErr w:type="spellEnd"/>
+    </w:p>
+    <w:p>
+      <w:pPr>
+        <w:pStyle w:val="ListParagraph"/>
+        <w:numPr>
+          <w:ilvl w:val="1"/>
+          <w:numId w:val="15"/>
+        </w:numPr>
+      </w:pPr>
+      <w:proofErr w:type="spellStart"/>
+      <w:r>
+        <w:t>DemandRequest.cs</w:t>
+      </w:r>
+      <w:proofErr w:type="spellEnd"/>
+    </w:p>
+    <w:p>
+      <w:pPr>
+        <w:pStyle w:val="ListParagraph"/>
+        <w:numPr>
+          <w:ilvl w:val="1"/>
+          <w:numId w:val="15"/>
+        </w:numPr>
+      </w:pPr>
+      <w:proofErr w:type="spellStart"/>
+      <w:r>
+        <w:t>InventoryLot.cs</w:t>
+      </w:r>
+      <w:proofErr w:type="spellEnd"/>
+    </w:p>
+    <w:p>
+      <w:pPr>
+        <w:pStyle w:val="ListParagraph"/>
+        <w:numPr>
+          <w:ilvl w:val="0"/>
+          <w:numId w:val="6"/>
+        </w:numPr>
+      </w:pPr>
+      <w:r>
+        <w:t>EF Core migrations for:</w:t>
+      </w:r>
+    </w:p>
+    <w:p>
+      <w:pPr>
+        <w:pStyle w:val="ListParagraph"/>
+        <w:numPr>
+          <w:ilvl w:val="1"/>
+          <w:numId w:val="16"/>
+        </w:numPr>
+      </w:pPr>
+      <w:r>
+        <w:t>Forecasting tables</w:t>
+      </w:r>
+    </w:p>
+    <w:p>
+      <w:pPr>
+        <w:pStyle w:val="ListParagraph"/>
+        <w:numPr>
+          <w:ilvl w:val="1"/>
+          <w:numId w:val="16"/>
+        </w:numPr>
+      </w:pPr>
+      <w:r>
+        <w:t>Recommended dispatch plan tables</w:t>
+      </w:r>
+    </w:p>
+    <w:p>
+      <w:pPr>
+        <w:pStyle w:val="ListParagraph"/>
+        <w:numPr>
+          <w:ilvl w:val="1"/>
+          <w:numId w:val="16"/>
+        </w:numPr>
+      </w:pPr>
+      <w:r>
+        <w:t>Relationship statistics tables</w:t>
+      </w:r>
+    </w:p>
+    <w:p>
+      <w:r>
+        <w:t xml:space="preserve">Frontend </w:t>
+      </w:r>
+      <w:proofErr w:type="gramStart"/>
+      <w:r>
+        <w:t>Implementation</w:t>
+      </w:r>
+      <w:r>
+        <w:t>(</w:t>
+      </w:r>
+      <w:proofErr w:type="gramEnd"/>
+      <w:r>
+        <w:t>files added/updated)</w:t>
+      </w:r>
+      <w:r>
+        <w:t>:</w:t>
+      </w:r>
+    </w:p>
+    <w:p>
+      <w:pPr>
+        <w:pStyle w:val="ListParagraph"/>
+        <w:numPr>
+          <w:ilvl w:val="0"/>
+          <w:numId w:val="8"/>
+        </w:numPr>
+      </w:pPr>
+      <w:r>
+        <w:t xml:space="preserve">Updates to </w:t>
+      </w:r>
+      <w:proofErr w:type="spellStart"/>
+      <w:r>
+        <w:t>VendorDashboard.jsx</w:t>
+      </w:r>
+      <w:proofErr w:type="spellEnd"/>
+      <w:r>
+        <w:t xml:space="preserve"> to integrate</w:t>
+      </w:r>
+    </w:p>
+    <w:p>
+      <w:pPr>
+        <w:pStyle w:val="ListParagraph"/>
+        <w:numPr>
+          <w:ilvl w:val="1"/>
+          <w:numId w:val="8"/>
+        </w:numPr>
+      </w:pPr>
+      <w:r>
+        <w:t>Create Demand Request</w:t>
+      </w:r>
+    </w:p>
+    <w:p>
+      <w:pPr>
+        <w:pStyle w:val="ListParagraph"/>
+        <w:numPr>
+          <w:ilvl w:val="1"/>
+          <w:numId w:val="8"/>
+        </w:numPr>
+      </w:pPr>
+      <w:r>
+        <w:t>Incoming Dispatches view</w:t>
+      </w:r>
+    </w:p>
+    <w:p>
+      <w:pPr>
+        <w:pStyle w:val="ListParagraph"/>
+        <w:numPr>
+          <w:ilvl w:val="1"/>
+          <w:numId w:val="8"/>
+        </w:numPr>
+      </w:pPr>
+      <w:r>
+        <w:t>Confirm Delivery workflow</w:t>
+      </w:r>
+    </w:p>
+    <w:p>
+      <w:pPr>
+        <w:pStyle w:val="ListParagraph"/>
+        <w:numPr>
+          <w:ilvl w:val="0"/>
+          <w:numId w:val="8"/>
+        </w:numPr>
+      </w:pPr>
+      <w:r>
+        <w:t>UI logic updates for dispatch confirmation and forecasting/optimization integration</w:t>
+      </w:r>
+      <w:r>
+        <w:t>.</w:t>
+      </w:r>
+    </w:p>
+    <w:p>
+      <w:pPr>
+        <w:pStyle w:val="ListParagraph"/>
+        <w:numPr>
+          <w:ilvl w:val="0"/>
+          <w:numId w:val="8"/>
+        </w:numPr>
+      </w:pPr>
+      <w:r>
+        <w:t>Dashboard layout and interaction improvements</w:t>
+      </w:r>
+      <w:r>
+        <w:t>.</w:t>
+      </w:r>
+    </w:p>
+    <w:p>
+      <w:pPr>
+        <w:pStyle w:val="ListParagraph"/>
+        <w:numPr>
+          <w:ilvl w:val="0"/>
+          <w:numId w:val="8"/>
+        </w:numPr>
+      </w:pPr>
+      <w:r>
+        <w:t>Styling and minor UI enhancements to support new workflows</w:t>
+      </w:r>
+    </w:p>
+    <w:p>
+      <w:r>
+        <w:t xml:space="preserve">All changes have been committed to the repository under the appropriate Implementation directory. The progress report document will be checked into the </w:t>
+      </w:r>
+      <w:proofErr w:type="spellStart"/>
+      <w:r>
+        <w:t>DocumentsAndReports</w:t>
+      </w:r>
+      <w:proofErr w:type="spellEnd"/>
+      <w:r>
+        <w:t xml:space="preserve"> folder as </w:t>
+      </w:r>
+      <w:proofErr w:type="gramStart"/>
+      <w:r>
+        <w:t>required, and</w:t>
+      </w:r>
+      <w:proofErr w:type="gramEnd"/>
+      <w:r>
+        <w:t xml:space="preserve"> submitted on Blackboard.</w:t>
+      </w:r>
+    </w:p>
+    <w:p/>
+    <w:p>
+      <w:proofErr w:type="spellStart"/>
+      <w:r>
+        <w:t>DocumentsAndReports</w:t>
+      </w:r>
+      <w:proofErr w:type="spellEnd"/>
+      <w:r>
+        <w:t xml:space="preserve"> </w:t>
+      </w:r>
+    </w:p>
+    <w:p>
+      <w:pPr>
+        <w:pStyle w:val="ListParagraph"/>
+        <w:numPr>
+          <w:ilvl w:val="0"/>
+          <w:numId w:val="19"/>
+        </w:numPr>
+      </w:pPr>
+      <w:r>
+        <w:t>Progress reports3 document</w:t>
+      </w:r>
+    </w:p>
+    <w:p>
+      <w:pPr>
+        <w:pStyle w:val="ListParagraph"/>
+        <w:numPr>
+          <w:ilvl w:val="0"/>
+          <w:numId w:val="19"/>
+        </w:numPr>
+      </w:pPr>
+      <w:r>
+        <w:t>Worklog excel sheet</w:t>
+      </w:r>
+    </w:p>
+    <w:p>
+      <w:pPr>
+        <w:pStyle w:val="ListParagraph"/>
+        <w:numPr>
+          <w:ilvl w:val="0"/>
+          <w:numId w:val="19"/>
+        </w:numPr>
+      </w:pPr>
+      <w:r>
+        <w:t>Installation steps document</w:t>
+      </w:r>
+    </w:p>
+    <w:p>
+      <w:pPr>
+        <w:pStyle w:val="ListParagraph"/>
+        <w:numPr>
+          <w:ilvl w:val="0"/>
+          <w:numId w:val="19"/>
+        </w:numPr>
+      </w:pPr>
+      <w:r>
+        <w:t>Issues identified document</w:t>
+      </w:r>
+    </w:p>
+    <w:p>
+      <w:pPr>
+        <w:pStyle w:val="ListParagraph"/>
+        <w:numPr>
+          <w:ilvl w:val="0"/>
+          <w:numId w:val="19"/>
+        </w:numPr>
+      </w:pPr>
+      <w:r>
+        <w:t>Appendix</w:t>
+      </w:r>
+    </w:p>
+    <w:p/>
     <w:p>
       <w:pPr>
         <w:rPr>
@@ -3439,339 +4191,18 @@
           <w:b/>
           <w:bCs/>
         </w:rPr>
-        <w:t>Repo Check in of Implementation completed</w:t>
-      </w:r>
-    </w:p>
-    <w:p>
-      <w:r>
-        <w:t>The implementation work completed during this reporting period has been periodically checked into the GitHub repository under the Implementation folder. The files and folders I have checked into the repository are as follows:</w:t>
-      </w:r>
-    </w:p>
-    <w:p>
-      <w:pPr>
-        <w:rPr>
-          <w:b/>
-          <w:bCs/>
-        </w:rPr>
-      </w:pPr>
-      <w:r>
-        <w:rPr>
-          <w:b/>
-          <w:bCs/>
-        </w:rPr>
-        <w:t>Backend Implementation (files added/updated):</w:t>
-      </w:r>
-    </w:p>
-    <w:p>
-      <w:r>
-        <w:t xml:space="preserve">• </w:t>
-      </w:r>
-      <w:proofErr w:type="spellStart"/>
-      <w:r>
-        <w:t>VendorDemandRequestsController.cs</w:t>
-      </w:r>
-      <w:proofErr w:type="spellEnd"/>
-      <w:r>
-        <w:br/>
-        <w:t xml:space="preserve">• </w:t>
-      </w:r>
-      <w:proofErr w:type="spellStart"/>
-      <w:r>
-        <w:t>VendorDispatchesController.cs</w:t>
-      </w:r>
-      <w:proofErr w:type="spellEnd"/>
-      <w:r>
-        <w:br/>
-        <w:t xml:space="preserve">• </w:t>
-      </w:r>
-      <w:proofErr w:type="spellStart"/>
-      <w:r>
-        <w:t>ForecastController.cs</w:t>
-      </w:r>
-      <w:proofErr w:type="spellEnd"/>
-      <w:r>
-        <w:br/>
-        <w:t xml:space="preserve">• </w:t>
-      </w:r>
-      <w:proofErr w:type="spellStart"/>
-      <w:r>
-        <w:t>OptimizationController.cs</w:t>
-      </w:r>
-      <w:proofErr w:type="spellEnd"/>
-      <w:r>
-        <w:br/>
-        <w:t xml:space="preserve">• </w:t>
-      </w:r>
-      <w:proofErr w:type="spellStart"/>
-      <w:r>
-        <w:t>RelationshipStatsController.cs</w:t>
-      </w:r>
-      <w:proofErr w:type="spellEnd"/>
-    </w:p>
-    <w:p>
-      <w:r>
-        <w:t xml:space="preserve">• </w:t>
-      </w:r>
-      <w:proofErr w:type="spellStart"/>
-      <w:r>
-        <w:t>DispatchOptimizationService.cs</w:t>
-      </w:r>
-      <w:proofErr w:type="spellEnd"/>
-      <w:r>
-        <w:br/>
-        <w:t xml:space="preserve">• </w:t>
-      </w:r>
-      <w:proofErr w:type="spellStart"/>
-      <w:r>
-        <w:t>DemandForecastService.cs</w:t>
-      </w:r>
-      <w:proofErr w:type="spellEnd"/>
-      <w:r>
-        <w:br/>
-        <w:t xml:space="preserve">• </w:t>
-      </w:r>
-      <w:proofErr w:type="spellStart"/>
-      <w:r>
-        <w:t>RelationshipScoreService.cs</w:t>
-      </w:r>
-      <w:proofErr w:type="spellEnd"/>
-    </w:p>
-    <w:p>
-      <w:r>
-        <w:t xml:space="preserve">• </w:t>
-      </w:r>
-      <w:proofErr w:type="spellStart"/>
-      <w:r>
-        <w:t>DemandForecast.cs</w:t>
-      </w:r>
-      <w:proofErr w:type="spellEnd"/>
-      <w:r>
-        <w:br/>
-        <w:t xml:space="preserve">• </w:t>
-      </w:r>
-      <w:proofErr w:type="spellStart"/>
-      <w:r>
-        <w:t>RecommendedDispatchPlan.cs</w:t>
-      </w:r>
-      <w:proofErr w:type="spellEnd"/>
-      <w:r>
-        <w:br/>
-        <w:t xml:space="preserve">• </w:t>
-      </w:r>
-      <w:proofErr w:type="spellStart"/>
-      <w:r>
-        <w:t>RelationshipStat.cs</w:t>
-      </w:r>
-      <w:proofErr w:type="spellEnd"/>
-    </w:p>
-    <w:p>
-      <w:r>
-        <w:t xml:space="preserve">• </w:t>
-      </w:r>
-      <w:proofErr w:type="spellStart"/>
-      <w:r>
-        <w:t>GenerateForecastDto.cs</w:t>
-      </w:r>
-      <w:proofErr w:type="spellEnd"/>
-      <w:r>
-        <w:br/>
-        <w:t xml:space="preserve">• </w:t>
-      </w:r>
-      <w:proofErr w:type="spellStart"/>
-      <w:r>
-        <w:t>RunOptimizationDto.cs</w:t>
-      </w:r>
-      <w:proofErr w:type="spellEnd"/>
-      <w:r>
-        <w:br/>
-        <w:t xml:space="preserve">• </w:t>
-      </w:r>
-      <w:proofErr w:type="spellStart"/>
-      <w:r>
-        <w:t>DemandForecastRowDto.cs</w:t>
-      </w:r>
-      <w:proofErr w:type="spellEnd"/>
-      <w:r>
-        <w:br/>
-        <w:t xml:space="preserve">• </w:t>
-      </w:r>
-      <w:proofErr w:type="spellStart"/>
-      <w:r>
-        <w:t>RecommendedDispatchPlanRowDto.cs</w:t>
-      </w:r>
-      <w:proofErr w:type="spellEnd"/>
-      <w:r>
-        <w:br/>
-        <w:t xml:space="preserve">• </w:t>
-      </w:r>
-      <w:proofErr w:type="spellStart"/>
-      <w:r>
-        <w:t>RelationshipScoreRowDto.cs</w:t>
-      </w:r>
-      <w:proofErr w:type="spellEnd"/>
-    </w:p>
-    <w:p>
-      <w:r>
-        <w:lastRenderedPageBreak/>
-        <w:t>• Updates to existing models:</w:t>
-      </w:r>
-      <w:r>
-        <w:br/>
-        <w:t xml:space="preserve">– </w:t>
-      </w:r>
-      <w:proofErr w:type="spellStart"/>
-      <w:r>
-        <w:t>Dispatch.cs</w:t>
-      </w:r>
-      <w:proofErr w:type="spellEnd"/>
-      <w:r>
-        <w:br/>
-        <w:t xml:space="preserve">– </w:t>
-      </w:r>
-      <w:proofErr w:type="spellStart"/>
-      <w:r>
-        <w:t>DemandRequest.cs</w:t>
-      </w:r>
-      <w:proofErr w:type="spellEnd"/>
-      <w:r>
-        <w:br/>
-        <w:t xml:space="preserve">– </w:t>
-      </w:r>
-      <w:proofErr w:type="spellStart"/>
-      <w:r>
-        <w:t>InventoryLot.cs</w:t>
-      </w:r>
-      <w:proofErr w:type="spellEnd"/>
-    </w:p>
-    <w:p>
-      <w:r>
-        <w:t>• EF Core migrations for:</w:t>
-      </w:r>
-      <w:r>
-        <w:br/>
-        <w:t>– Forecasting tables</w:t>
-      </w:r>
-      <w:r>
-        <w:br/>
-        <w:t>– Recommended dispatch plan tables</w:t>
-      </w:r>
-      <w:r>
-        <w:br/>
-        <w:t>– Relationship statistics tables</w:t>
-      </w:r>
-    </w:p>
-    <w:p>
-      <w:r>
-        <w:t xml:space="preserve">Frontend </w:t>
-      </w:r>
-      <w:proofErr w:type="gramStart"/>
-      <w:r>
-        <w:t>Implementation</w:t>
-      </w:r>
-      <w:r>
-        <w:t>(</w:t>
-      </w:r>
-      <w:proofErr w:type="gramEnd"/>
-      <w:r>
-        <w:t>files added/updated)</w:t>
-      </w:r>
-      <w:r>
-        <w:t>:</w:t>
-      </w:r>
-    </w:p>
-    <w:p>
-      <w:r>
-        <w:t xml:space="preserve">• Updates to </w:t>
-      </w:r>
-      <w:proofErr w:type="spellStart"/>
-      <w:r>
-        <w:t>VendorDashboard.jsx</w:t>
-      </w:r>
-      <w:proofErr w:type="spellEnd"/>
-      <w:r>
-        <w:t xml:space="preserve"> to integrate</w:t>
-      </w:r>
-      <w:r>
-        <w:br/>
-        <w:t>– Create Demand Request</w:t>
-      </w:r>
-      <w:r>
-        <w:br/>
-        <w:t>– Incoming Dispatches view</w:t>
-      </w:r>
-      <w:r>
-        <w:br/>
-        <w:t>– Confirm Delivery workflow</w:t>
-      </w:r>
-    </w:p>
-    <w:p>
-      <w:r>
-        <w:t>• UI logic updates for dispatch confirmation and forecasting/optimization integration</w:t>
-      </w:r>
-      <w:r>
-        <w:br/>
-        <w:t>• Dashboard layout and interaction improvements</w:t>
-      </w:r>
-      <w:r>
-        <w:br/>
-        <w:t>• Styling and minor UI enhancements to support new workflows</w:t>
-      </w:r>
-    </w:p>
-    <w:p>
-      <w:r>
-        <w:t xml:space="preserve">All changes have been committed to the </w:t>
-      </w:r>
-      <w:r>
-        <w:t>repository</w:t>
-      </w:r>
-      <w:r>
-        <w:t xml:space="preserve"> under the appropriate Implementation directory. The progress report document will be checked into the </w:t>
-      </w:r>
-      <w:proofErr w:type="spellStart"/>
-      <w:r>
-        <w:t>DocumentsAndReports</w:t>
-      </w:r>
-      <w:proofErr w:type="spellEnd"/>
-      <w:r>
-        <w:t xml:space="preserve"> folder as required, and submitted on Blackboard.</w:t>
-      </w:r>
-    </w:p>
-    <w:p/>
-    <w:p/>
-    <w:p/>
-    <w:p/>
-    <w:p/>
-    <w:p/>
-    <w:p/>
-    <w:p/>
-    <w:p/>
-    <w:p/>
-    <w:p/>
-    <w:p>
-      <w:pPr>
-        <w:rPr>
-          <w:b/>
-          <w:bCs/>
-        </w:rPr>
-      </w:pPr>
-      <w:r>
-        <w:rPr>
-          <w:b/>
-          <w:bCs/>
-        </w:rPr>
-        <w:lastRenderedPageBreak/>
         <w:t>AI Use Section</w:t>
       </w:r>
     </w:p>
     <w:tbl>
       <w:tblPr>
-        <w:tblW w:w="8500" w:type="dxa"/>
+        <w:tblW w:w="10055" w:type="dxa"/>
         <w:tblLook w:val="04A0" w:firstRow="1" w:lastRow="0" w:firstColumn="1" w:lastColumn="0" w:noHBand="0" w:noVBand="1"/>
       </w:tblPr>
       <w:tblGrid>
         <w:gridCol w:w="1400"/>
         <w:gridCol w:w="2920"/>
-        <w:gridCol w:w="4180"/>
+        <w:gridCol w:w="5735"/>
       </w:tblGrid>
       <w:tr>
         <w:trPr>
@@ -3869,7 +4300,7 @@
         </w:tc>
         <w:tc>
           <w:tcPr>
-            <w:tcW w:w="4180" w:type="dxa"/>
+            <w:tcW w:w="5735" w:type="dxa"/>
             <w:tcBorders>
               <w:top w:val="single" w:sz="8" w:space="0" w:color="E6E6E6"/>
               <w:left w:val="nil"/>
@@ -3926,7 +4357,6 @@
               <w:bottom w:val="single" w:sz="8" w:space="0" w:color="E6E6E6"/>
               <w:right w:val="single" w:sz="8" w:space="0" w:color="E6E6E6"/>
             </w:tcBorders>
-            <w:shd w:val="clear" w:color="auto" w:fill="auto"/>
             <w:vAlign w:val="center"/>
             <w:hideMark/>
           </w:tcPr>
@@ -3971,7 +4401,6 @@
               <w:bottom w:val="single" w:sz="8" w:space="0" w:color="E6E6E6"/>
               <w:right w:val="single" w:sz="8" w:space="0" w:color="E6E6E6"/>
             </w:tcBorders>
-            <w:shd w:val="clear" w:color="auto" w:fill="auto"/>
             <w:vAlign w:val="center"/>
             <w:hideMark/>
           </w:tcPr>
@@ -4004,14 +4433,13 @@
         </w:tc>
         <w:tc>
           <w:tcPr>
-            <w:tcW w:w="4180" w:type="dxa"/>
+            <w:tcW w:w="5735" w:type="dxa"/>
             <w:tcBorders>
               <w:top w:val="nil"/>
               <w:left w:val="nil"/>
               <w:bottom w:val="single" w:sz="8" w:space="0" w:color="E6E6E6"/>
               <w:right w:val="single" w:sz="8" w:space="0" w:color="E6E6E6"/>
             </w:tcBorders>
-            <w:shd w:val="clear" w:color="auto" w:fill="auto"/>
             <w:vAlign w:val="center"/>
             <w:hideMark/>
           </w:tcPr>
@@ -4056,7 +4484,6 @@
               <w:bottom w:val="single" w:sz="8" w:space="0" w:color="E6E6E6"/>
               <w:right w:val="single" w:sz="8" w:space="0" w:color="E6E6E6"/>
             </w:tcBorders>
-            <w:shd w:val="clear" w:color="auto" w:fill="auto"/>
             <w:vAlign w:val="center"/>
             <w:hideMark/>
           </w:tcPr>
@@ -4101,7 +4528,6 @@
               <w:bottom w:val="single" w:sz="8" w:space="0" w:color="E6E6E6"/>
               <w:right w:val="single" w:sz="8" w:space="0" w:color="E6E6E6"/>
             </w:tcBorders>
-            <w:shd w:val="clear" w:color="auto" w:fill="auto"/>
             <w:vAlign w:val="center"/>
             <w:hideMark/>
           </w:tcPr>
@@ -4134,14 +4560,13 @@
         </w:tc>
         <w:tc>
           <w:tcPr>
-            <w:tcW w:w="4180" w:type="dxa"/>
+            <w:tcW w:w="5735" w:type="dxa"/>
             <w:tcBorders>
               <w:top w:val="nil"/>
               <w:left w:val="nil"/>
               <w:bottom w:val="single" w:sz="8" w:space="0" w:color="E6E6E6"/>
               <w:right w:val="single" w:sz="8" w:space="0" w:color="E6E6E6"/>
             </w:tcBorders>
-            <w:shd w:val="clear" w:color="auto" w:fill="auto"/>
             <w:vAlign w:val="center"/>
             <w:hideMark/>
           </w:tcPr>
@@ -4199,7 +4624,6 @@
               <w:bottom w:val="single" w:sz="8" w:space="0" w:color="E6E6E6"/>
               <w:right w:val="single" w:sz="8" w:space="0" w:color="E6E6E6"/>
             </w:tcBorders>
-            <w:shd w:val="clear" w:color="auto" w:fill="auto"/>
             <w:vAlign w:val="center"/>
             <w:hideMark/>
           </w:tcPr>
@@ -4231,6 +4655,7 @@
                 <w:lang w:eastAsia="en-CA"/>
                 <w14:ligatures w14:val="none"/>
               </w:rPr>
+              <w:lastRenderedPageBreak/>
               <w:t>March 7–8</w:t>
             </w:r>
           </w:p>
@@ -4244,7 +4669,6 @@
               <w:bottom w:val="single" w:sz="8" w:space="0" w:color="E6E6E6"/>
               <w:right w:val="single" w:sz="8" w:space="0" w:color="E6E6E6"/>
             </w:tcBorders>
-            <w:shd w:val="clear" w:color="auto" w:fill="auto"/>
             <w:vAlign w:val="center"/>
             <w:hideMark/>
           </w:tcPr>
@@ -4277,14 +4701,13 @@
         </w:tc>
         <w:tc>
           <w:tcPr>
-            <w:tcW w:w="4180" w:type="dxa"/>
+            <w:tcW w:w="5735" w:type="dxa"/>
             <w:tcBorders>
               <w:top w:val="nil"/>
               <w:left w:val="nil"/>
               <w:bottom w:val="single" w:sz="8" w:space="0" w:color="E6E6E6"/>
               <w:right w:val="single" w:sz="8" w:space="0" w:color="E6E6E6"/>
             </w:tcBorders>
-            <w:shd w:val="clear" w:color="auto" w:fill="auto"/>
             <w:vAlign w:val="center"/>
             <w:hideMark/>
           </w:tcPr>
@@ -4355,7 +4778,6 @@
               <w:bottom w:val="single" w:sz="8" w:space="0" w:color="E6E6E6"/>
               <w:right w:val="single" w:sz="8" w:space="0" w:color="E6E6E6"/>
             </w:tcBorders>
-            <w:shd w:val="clear" w:color="auto" w:fill="auto"/>
             <w:vAlign w:val="center"/>
             <w:hideMark/>
           </w:tcPr>
@@ -4400,7 +4822,6 @@
               <w:bottom w:val="single" w:sz="8" w:space="0" w:color="E6E6E6"/>
               <w:right w:val="single" w:sz="8" w:space="0" w:color="E6E6E6"/>
             </w:tcBorders>
-            <w:shd w:val="clear" w:color="auto" w:fill="auto"/>
             <w:vAlign w:val="center"/>
             <w:hideMark/>
           </w:tcPr>
@@ -4433,14 +4854,13 @@
         </w:tc>
         <w:tc>
           <w:tcPr>
-            <w:tcW w:w="4180" w:type="dxa"/>
+            <w:tcW w:w="5735" w:type="dxa"/>
             <w:tcBorders>
               <w:top w:val="nil"/>
               <w:left w:val="nil"/>
               <w:bottom w:val="single" w:sz="8" w:space="0" w:color="E6E6E6"/>
               <w:right w:val="single" w:sz="8" w:space="0" w:color="E6E6E6"/>
             </w:tcBorders>
-            <w:shd w:val="clear" w:color="auto" w:fill="auto"/>
             <w:vAlign w:val="center"/>
             <w:hideMark/>
           </w:tcPr>
@@ -4485,7 +4905,6 @@
               <w:bottom w:val="single" w:sz="8" w:space="0" w:color="E6E6E6"/>
               <w:right w:val="single" w:sz="8" w:space="0" w:color="E6E6E6"/>
             </w:tcBorders>
-            <w:shd w:val="clear" w:color="auto" w:fill="auto"/>
             <w:vAlign w:val="center"/>
             <w:hideMark/>
           </w:tcPr>
@@ -4517,7 +4936,6 @@
                 <w:lang w:eastAsia="en-CA"/>
                 <w14:ligatures w14:val="none"/>
               </w:rPr>
-              <w:lastRenderedPageBreak/>
               <w:t>09-Mar</w:t>
             </w:r>
           </w:p>
@@ -4531,7 +4949,6 @@
               <w:bottom w:val="single" w:sz="8" w:space="0" w:color="E6E6E6"/>
               <w:right w:val="single" w:sz="8" w:space="0" w:color="E6E6E6"/>
             </w:tcBorders>
-            <w:shd w:val="clear" w:color="auto" w:fill="auto"/>
             <w:vAlign w:val="center"/>
             <w:hideMark/>
           </w:tcPr>
@@ -4564,14 +4981,13 @@
         </w:tc>
         <w:tc>
           <w:tcPr>
-            <w:tcW w:w="4180" w:type="dxa"/>
+            <w:tcW w:w="5735" w:type="dxa"/>
             <w:tcBorders>
               <w:top w:val="nil"/>
               <w:left w:val="nil"/>
               <w:bottom w:val="single" w:sz="8" w:space="0" w:color="E6E6E6"/>
               <w:right w:val="single" w:sz="8" w:space="0" w:color="E6E6E6"/>
             </w:tcBorders>
-            <w:shd w:val="clear" w:color="auto" w:fill="auto"/>
             <w:vAlign w:val="center"/>
             <w:hideMark/>
           </w:tcPr>
@@ -4599,6 +5015,133 @@
                 <w14:ligatures w14:val="none"/>
               </w:rPr>
               <w:t>Implemented a scoring model that evaluates farmer–vendor collaboration based on fulfillment rate, on-time delivery, and cancellation rate. Added models, DTOs, and API endpoints for viewing relationship statistics. Integrated automatic score recalculation into the delivery confirmation workflow so that scores update whenever a dispatch is delivered or cancelled.</w:t>
+            </w:r>
+          </w:p>
+        </w:tc>
+      </w:tr>
+      <w:tr>
+        <w:trPr>
+          <w:trHeight w:val="2655"/>
+        </w:trPr>
+        <w:tc>
+          <w:tcPr>
+            <w:tcW w:w="1400" w:type="dxa"/>
+            <w:tcBorders>
+              <w:top w:val="nil"/>
+              <w:left w:val="single" w:sz="8" w:space="0" w:color="E6E6E6"/>
+              <w:bottom w:val="nil"/>
+              <w:right w:val="single" w:sz="8" w:space="0" w:color="E6E6E6"/>
+            </w:tcBorders>
+            <w:vAlign w:val="center"/>
+            <w:hideMark/>
+          </w:tcPr>
+          <w:p>
+            <w:pPr>
+              <w:spacing w:after="0" w:line="240" w:lineRule="auto"/>
+              <w:jc w:val="center"/>
+              <w:rPr>
+                <w:rFonts w:ascii="Segoe UI" w:eastAsia="Times New Roman" w:hAnsi="Segoe UI" w:cs="Segoe UI"/>
+                <w:b/>
+                <w:bCs/>
+                <w:color w:val="000000"/>
+                <w:kern w:val="0"/>
+                <w:sz w:val="22"/>
+                <w:szCs w:val="22"/>
+                <w:lang w:eastAsia="en-CA"/>
+                <w14:ligatures w14:val="none"/>
+              </w:rPr>
+            </w:pPr>
+            <w:r>
+              <w:rPr>
+                <w:rFonts w:ascii="Segoe UI" w:eastAsia="Times New Roman" w:hAnsi="Segoe UI" w:cs="Segoe UI"/>
+                <w:b/>
+                <w:bCs/>
+                <w:color w:val="000000"/>
+                <w:kern w:val="0"/>
+                <w:sz w:val="22"/>
+                <w:szCs w:val="22"/>
+                <w:lang w:eastAsia="en-CA"/>
+                <w14:ligatures w14:val="none"/>
+              </w:rPr>
+              <w:t xml:space="preserve">March 3–9 </w:t>
+            </w:r>
+          </w:p>
+        </w:tc>
+        <w:tc>
+          <w:tcPr>
+            <w:tcW w:w="2920" w:type="dxa"/>
+            <w:tcBorders>
+              <w:top w:val="nil"/>
+              <w:left w:val="nil"/>
+              <w:bottom w:val="nil"/>
+              <w:right w:val="single" w:sz="8" w:space="0" w:color="E6E6E6"/>
+            </w:tcBorders>
+            <w:vAlign w:val="center"/>
+            <w:hideMark/>
+          </w:tcPr>
+          <w:p>
+            <w:pPr>
+              <w:spacing w:after="0" w:line="240" w:lineRule="auto"/>
+              <w:rPr>
+                <w:rFonts w:ascii="Segoe UI" w:eastAsia="Times New Roman" w:hAnsi="Segoe UI" w:cs="Segoe UI"/>
+                <w:color w:val="000000"/>
+                <w:kern w:val="0"/>
+                <w:sz w:val="22"/>
+                <w:szCs w:val="22"/>
+                <w:lang w:eastAsia="en-CA"/>
+                <w14:ligatures w14:val="none"/>
+              </w:rPr>
+            </w:pPr>
+            <w:r>
+              <w:rPr>
+                <w:rFonts w:ascii="Segoe UI" w:eastAsia="Times New Roman" w:hAnsi="Segoe UI" w:cs="Segoe UI"/>
+                <w:color w:val="000000"/>
+                <w:kern w:val="0"/>
+                <w:sz w:val="22"/>
+                <w:szCs w:val="22"/>
+                <w:lang w:eastAsia="en-CA"/>
+                <w14:ligatures w14:val="none"/>
+              </w:rPr>
+              <w:t>Full-stack integration &amp; research preparation</w:t>
+            </w:r>
+          </w:p>
+        </w:tc>
+        <w:tc>
+          <w:tcPr>
+            <w:tcW w:w="5735" w:type="dxa"/>
+            <w:tcBorders>
+              <w:top w:val="nil"/>
+              <w:left w:val="nil"/>
+              <w:bottom w:val="nil"/>
+              <w:right w:val="single" w:sz="8" w:space="0" w:color="E6E6E6"/>
+            </w:tcBorders>
+            <w:vAlign w:val="center"/>
+            <w:hideMark/>
+          </w:tcPr>
+          <w:p>
+            <w:pPr>
+              <w:spacing w:after="0" w:line="240" w:lineRule="auto"/>
+              <w:rPr>
+                <w:rFonts w:ascii="Segoe UI" w:eastAsia="Times New Roman" w:hAnsi="Segoe UI" w:cs="Segoe UI"/>
+                <w:color w:val="000000"/>
+                <w:kern w:val="0"/>
+                <w:sz w:val="22"/>
+                <w:szCs w:val="22"/>
+                <w:lang w:eastAsia="en-CA"/>
+                <w14:ligatures w14:val="none"/>
+              </w:rPr>
+            </w:pPr>
+            <w:r>
+              <w:rPr>
+                <w:rFonts w:ascii="Segoe UI" w:eastAsia="Times New Roman" w:hAnsi="Segoe UI" w:cs="Segoe UI"/>
+                <w:color w:val="000000"/>
+                <w:kern w:val="0"/>
+                <w:sz w:val="22"/>
+                <w:szCs w:val="22"/>
+                <w:lang w:eastAsia="en-CA"/>
+                <w14:ligatures w14:val="none"/>
+              </w:rPr>
+              <w:t>Resolved backend–frontend mismatches across DTOs, route models, and API responses. Ensured that forecasting, optimization, and scoring modules are fully operational for the upcoming experimental evaluation phase. Added database logging and support structures for future analysis.</w:t>
             </w:r>
           </w:p>
         </w:tc>
@@ -4616,9 +5159,7 @@
               <w:bottom w:val="single" w:sz="8" w:space="0" w:color="E6E6E6"/>
               <w:right w:val="single" w:sz="8" w:space="0" w:color="E6E6E6"/>
             </w:tcBorders>
-            <w:shd w:val="clear" w:color="auto" w:fill="auto"/>
             <w:vAlign w:val="center"/>
-            <w:hideMark/>
           </w:tcPr>
           <w:p>
             <w:pPr>
@@ -4636,20 +5177,6 @@
                 <w14:ligatures w14:val="none"/>
               </w:rPr>
             </w:pPr>
-            <w:r>
-              <w:rPr>
-                <w:rFonts w:ascii="Segoe UI" w:eastAsia="Times New Roman" w:hAnsi="Segoe UI" w:cs="Segoe UI"/>
-                <w:b/>
-                <w:bCs/>
-                <w:color w:val="000000"/>
-                <w:kern w:val="0"/>
-                <w:sz w:val="22"/>
-                <w:szCs w:val="22"/>
-                <w:lang w:eastAsia="en-CA"/>
-                <w14:ligatures w14:val="none"/>
-              </w:rPr>
-              <w:t xml:space="preserve">March 3–9 </w:t>
-            </w:r>
           </w:p>
         </w:tc>
         <w:tc>
@@ -4661,9 +5188,7 @@
               <w:bottom w:val="single" w:sz="8" w:space="0" w:color="E6E6E6"/>
               <w:right w:val="single" w:sz="8" w:space="0" w:color="E6E6E6"/>
             </w:tcBorders>
-            <w:shd w:val="clear" w:color="auto" w:fill="auto"/>
             <w:vAlign w:val="center"/>
-            <w:hideMark/>
           </w:tcPr>
           <w:p>
             <w:pPr>
@@ -4679,31 +5204,20 @@
               </w:rPr>
             </w:pPr>
             <w:r>
-              <w:rPr>
-                <w:rFonts w:ascii="Segoe UI" w:eastAsia="Times New Roman" w:hAnsi="Segoe UI" w:cs="Segoe UI"/>
-                <w:color w:val="000000"/>
-                <w:kern w:val="0"/>
-                <w:sz w:val="22"/>
-                <w:szCs w:val="22"/>
-                <w:lang w:eastAsia="en-CA"/>
-                <w14:ligatures w14:val="none"/>
-              </w:rPr>
-              <w:t>Full-stack integration &amp; research preparation</w:t>
+              <w:t>Developed worklog document in professional way</w:t>
             </w:r>
           </w:p>
         </w:tc>
         <w:tc>
           <w:tcPr>
-            <w:tcW w:w="4180" w:type="dxa"/>
+            <w:tcW w:w="5735" w:type="dxa"/>
             <w:tcBorders>
               <w:top w:val="nil"/>
               <w:left w:val="nil"/>
               <w:bottom w:val="single" w:sz="8" w:space="0" w:color="E6E6E6"/>
               <w:right w:val="single" w:sz="8" w:space="0" w:color="E6E6E6"/>
             </w:tcBorders>
-            <w:shd w:val="clear" w:color="auto" w:fill="auto"/>
             <w:vAlign w:val="center"/>
-            <w:hideMark/>
           </w:tcPr>
           <w:p>
             <w:pPr>
@@ -4719,16 +5233,7 @@
               </w:rPr>
             </w:pPr>
             <w:r>
-              <w:rPr>
-                <w:rFonts w:ascii="Segoe UI" w:eastAsia="Times New Roman" w:hAnsi="Segoe UI" w:cs="Segoe UI"/>
-                <w:color w:val="000000"/>
-                <w:kern w:val="0"/>
-                <w:sz w:val="22"/>
-                <w:szCs w:val="22"/>
-                <w:lang w:eastAsia="en-CA"/>
-                <w14:ligatures w14:val="none"/>
-              </w:rPr>
-              <w:t>Resolved backend–frontend mismatches across DTOs, route models, and API responses. Ensured that forecasting, optimization, and scoring modules are fully operational for the upcoming experimental evaluation phase. Added database logging and support structures for future analysis.</w:t>
+              <w:t>Added required file names accordingly with work done</w:t>
             </w:r>
           </w:p>
         </w:tc>
@@ -4736,6 +5241,7 @@
     </w:tbl>
     <w:p/>
     <w:p/>
+    <w:p/>
     <w:p>
       <w:pPr>
         <w:rPr>
@@ -4752,13 +5258,47 @@
       </w:r>
     </w:p>
     <w:p>
-      <w:r>
-        <w:t>• Integrated AI-suggested concepts and implementation guidance into an existing ASP.NET Core (.NET 8) backend architecture using Identity authentication and JWT-based authorization.</w:t>
-      </w:r>
-    </w:p>
-    <w:p>
-      <w:r>
-        <w:t xml:space="preserve">• Independently designed and finalized the database schema relationships and entity models, ensuring correct mapping between Farmers, Vendors, Products, </w:t>
+      <w:pPr>
+        <w:pStyle w:val="ListParagraph"/>
+        <w:numPr>
+          <w:ilvl w:val="0"/>
+          <w:numId w:val="12"/>
+        </w:numPr>
+      </w:pPr>
+      <w:r>
+        <w:t xml:space="preserve">Integrated all </w:t>
+      </w:r>
+      <w:r>
+        <w:t xml:space="preserve">AI </w:t>
+      </w:r>
+      <w:r>
+        <w:t>suggested logic into an existing .NET 8 + Identity architecture.</w:t>
+      </w:r>
+    </w:p>
+    <w:p>
+      <w:pPr>
+        <w:pStyle w:val="ListParagraph"/>
+        <w:numPr>
+          <w:ilvl w:val="0"/>
+          <w:numId w:val="12"/>
+        </w:numPr>
+      </w:pPr>
+      <w:r>
+        <w:t xml:space="preserve">Independently designed and finalized the database schema relationships and entity models, </w:t>
+      </w:r>
+      <w:r>
+        <w:t xml:space="preserve">with </w:t>
+      </w:r>
+      <w:proofErr w:type="gramStart"/>
+      <w:r>
+        <w:t xml:space="preserve">the </w:t>
+      </w:r>
+      <w:r>
+        <w:t xml:space="preserve"> correct</w:t>
+      </w:r>
+      <w:proofErr w:type="gramEnd"/>
+      <w:r>
+        <w:t xml:space="preserve"> mapping between Farmers, Vendors, Products, </w:t>
       </w:r>
       <w:proofErr w:type="spellStart"/>
       <w:r>
@@ -4778,29 +5318,168 @@
       </w:r>
     </w:p>
     <w:p>
-      <w:r>
-        <w:t>• Identified and debugged integration issues specific to EF Core, API routing, and JWT authentication, including DTO mismatches, dependency injection errors, and query typing problems.</w:t>
-      </w:r>
-    </w:p>
-    <w:p>
-      <w:r>
-        <w:t>• Implemented real database persistence using Entity Framework Core and SQL Server, ensuring that all forecasting, optimization, and relationship tracking modules operate on actual stored data rather than mock datasets.</w:t>
-      </w:r>
-    </w:p>
-    <w:p>
+      <w:pPr>
+        <w:pStyle w:val="ListParagraph"/>
+        <w:numPr>
+          <w:ilvl w:val="0"/>
+          <w:numId w:val="12"/>
+        </w:numPr>
+      </w:pPr>
+      <w:r>
+        <w:t>Identified and debugged integration issues specific to EF Core, API routing, and JWT authentication</w:t>
+      </w:r>
+    </w:p>
+    <w:p>
+      <w:pPr>
+        <w:pStyle w:val="ListParagraph"/>
+        <w:numPr>
+          <w:ilvl w:val="0"/>
+          <w:numId w:val="12"/>
+        </w:numPr>
+      </w:pPr>
+      <w:r>
+        <w:t>Implemented real database persistence using Entity Framework Core and SQL Server, ensuring that all forecasting, optimization, and relationship tracking modules operate on actual stored data</w:t>
+      </w:r>
+      <w:r>
+        <w:t>.</w:t>
+      </w:r>
+    </w:p>
+    <w:p>
+      <w:pPr>
+        <w:pStyle w:val="ListParagraph"/>
+        <w:numPr>
+          <w:ilvl w:val="0"/>
+          <w:numId w:val="12"/>
+        </w:numPr>
+      </w:pPr>
+      <w:r>
+        <w:t>Developed and enforced custom business logic rules, including stock validation during dispatch creation, demand request matching, delivery confirmation workflows, and relationship score updates.</w:t>
+      </w:r>
+    </w:p>
+    <w:p>
+      <w:pPr>
+        <w:pStyle w:val="ListParagraph"/>
+        <w:numPr>
+          <w:ilvl w:val="0"/>
+          <w:numId w:val="12"/>
+        </w:numPr>
+      </w:pPr>
+      <w:r>
+        <w:t xml:space="preserve">Performed </w:t>
+      </w:r>
+      <w:r>
+        <w:t xml:space="preserve">below </w:t>
+      </w:r>
+      <w:r>
+        <w:t>complete frontend–backend integration using React and ASP.NET Core APIs</w:t>
+      </w:r>
+    </w:p>
+    <w:p>
+      <w:pPr>
+        <w:pStyle w:val="ListParagraph"/>
+        <w:numPr>
+          <w:ilvl w:val="1"/>
+          <w:numId w:val="12"/>
+        </w:numPr>
+      </w:pPr>
+      <w:r>
+        <w:t>building dashboard views</w:t>
+      </w:r>
+    </w:p>
+    <w:p>
+      <w:pPr>
+        <w:pStyle w:val="ListParagraph"/>
+        <w:numPr>
+          <w:ilvl w:val="1"/>
+          <w:numId w:val="12"/>
+        </w:numPr>
+      </w:pPr>
+      <w:r>
+        <w:t>implementing API calls</w:t>
+      </w:r>
+    </w:p>
+    <w:p>
+      <w:pPr>
+        <w:pStyle w:val="ListParagraph"/>
+        <w:numPr>
+          <w:ilvl w:val="1"/>
+          <w:numId w:val="12"/>
+        </w:numPr>
+      </w:pPr>
+      <w:r>
+        <w:t>validating request payloads</w:t>
+      </w:r>
+    </w:p>
+    <w:p>
+      <w:pPr>
+        <w:pStyle w:val="ListParagraph"/>
+        <w:numPr>
+          <w:ilvl w:val="1"/>
+          <w:numId w:val="12"/>
+        </w:numPr>
+      </w:pPr>
+      <w:r>
+        <w:t>testing endpoints through Postman and the web interface.</w:t>
+      </w:r>
+    </w:p>
+    <w:p>
+      <w:pPr>
+        <w:pStyle w:val="ListParagraph"/>
+      </w:pPr>
+    </w:p>
+    <w:p>
+      <w:pPr>
+        <w:pStyle w:val="ListParagraph"/>
+        <w:numPr>
+          <w:ilvl w:val="0"/>
+          <w:numId w:val="12"/>
+        </w:numPr>
+      </w:pPr>
+      <w:r>
+        <w:t>Designed and implemented below core research components</w:t>
+      </w:r>
+    </w:p>
+    <w:p>
+      <w:pPr>
+        <w:pStyle w:val="ListParagraph"/>
+        <w:numPr>
+          <w:ilvl w:val="0"/>
+          <w:numId w:val="14"/>
+        </w:numPr>
+      </w:pPr>
+      <w:r>
+        <w:t>a baseline demand forecasting module</w:t>
+      </w:r>
+    </w:p>
+    <w:p>
+      <w:pPr>
+        <w:pStyle w:val="ListParagraph"/>
+        <w:numPr>
+          <w:ilvl w:val="0"/>
+          <w:numId w:val="14"/>
+        </w:numPr>
+      </w:pPr>
+      <w:r>
+        <w:t>a dispatch optimization module</w:t>
+      </w:r>
+    </w:p>
+    <w:p>
+      <w:pPr>
+        <w:pStyle w:val="ListParagraph"/>
+        <w:numPr>
+          <w:ilvl w:val="0"/>
+          <w:numId w:val="14"/>
+        </w:numPr>
+      </w:pPr>
       <w:r>
         <w:lastRenderedPageBreak/>
-        <w:t>• Developed and enforced custom business logic rules, including stock validation during dispatch creation, demand request matching, delivery confirmation workflows, and relationship score updates.</w:t>
-      </w:r>
-    </w:p>
-    <w:p>
-      <w:r>
-        <w:t>• Performed complete frontend–backend integration using React and ASP.NET Core APIs, including building dashboard views, implementing API calls, validating request payloads, and testing endpoints through Postman and the web interface.</w:t>
-      </w:r>
-    </w:p>
-    <w:p>
-      <w:r>
-        <w:t>• Designed and implemented core research components, including a baseline demand forecasting module, a dispatch optimization module, and a relationship score tracking system that evaluates farmer–vendor collaboration performance.</w:t>
+        <w:t xml:space="preserve">a relationship </w:t>
+      </w:r>
+      <w:r>
+        <w:t>scores</w:t>
+      </w:r>
+      <w:r>
+        <w:t xml:space="preserve"> tracking system that evaluates farmer–vendor collaboration performance.</w:t>
       </w:r>
     </w:p>
     <w:p/>
@@ -4827,73 +5506,154 @@
     </w:p>
     <w:p>
       <w:pPr>
+        <w:pStyle w:val="ListParagraph"/>
         <w:numPr>
           <w:ilvl w:val="0"/>
-          <w:numId w:val="4"/>
+          <w:numId w:val="10"/>
         </w:numPr>
       </w:pPr>
       <w:r>
-        <w:t xml:space="preserve">“Fix </w:t>
-      </w:r>
-      <w:proofErr w:type="spellStart"/>
-      <w:r>
-        <w:t>IQueryable</w:t>
-      </w:r>
-      <w:proofErr w:type="spellEnd"/>
-      <w:r>
-        <w:t xml:space="preserve"> implicit conversion error in EF Core Include query”</w:t>
-      </w:r>
-    </w:p>
-    <w:p>
-      <w:pPr>
+        <w:t>“How to implement a moving-average demand forecasting module in ASP.NET Core using EF Core data”</w:t>
+      </w:r>
+    </w:p>
+    <w:p>
+      <w:pPr>
+        <w:pStyle w:val="ListParagraph"/>
         <w:numPr>
           <w:ilvl w:val="0"/>
-          <w:numId w:val="4"/>
+          <w:numId w:val="10"/>
         </w:numPr>
       </w:pPr>
       <w:r>
-        <w:t>“Why am I getting 400 error when posting dispatch”</w:t>
-      </w:r>
-    </w:p>
-    <w:p>
-      <w:pPr>
+        <w:t xml:space="preserve">“Design the </w:t>
+      </w:r>
+      <w:proofErr w:type="spellStart"/>
+      <w:r>
+        <w:t>DemandForecast</w:t>
+      </w:r>
+      <w:proofErr w:type="spellEnd"/>
+      <w:r>
+        <w:t xml:space="preserve"> model and API endpoints for generating and retrieving forecast results”</w:t>
+      </w:r>
+    </w:p>
+    <w:p>
+      <w:pPr>
+        <w:pStyle w:val="ListParagraph"/>
         <w:numPr>
           <w:ilvl w:val="0"/>
-          <w:numId w:val="4"/>
+          <w:numId w:val="10"/>
         </w:numPr>
       </w:pPr>
       <w:r>
-        <w:t>“How to implement nested routes with Outlet in React Router v6”</w:t>
-      </w:r>
-    </w:p>
-    <w:p>
-      <w:pPr>
+        <w:t>“How to create a greedy optimization algorithm to allocate farmer inventory to vendor demand requests”</w:t>
+      </w:r>
+    </w:p>
+    <w:p>
+      <w:pPr>
+        <w:pStyle w:val="ListParagraph"/>
         <w:numPr>
           <w:ilvl w:val="0"/>
-          <w:numId w:val="4"/>
+          <w:numId w:val="10"/>
         </w:numPr>
       </w:pPr>
       <w:r>
-        <w:t>“How to design DTO for dispatch status update”</w:t>
-      </w:r>
-    </w:p>
-    <w:p>
-      <w:pPr>
+        <w:t xml:space="preserve">“How to design </w:t>
+      </w:r>
+      <w:proofErr w:type="spellStart"/>
+      <w:r>
+        <w:t>RecommendedDispatchPlan</w:t>
+      </w:r>
+      <w:proofErr w:type="spellEnd"/>
+      <w:r>
+        <w:t xml:space="preserve"> table and </w:t>
+      </w:r>
+      <w:proofErr w:type="spellStart"/>
+      <w:r>
+        <w:t>DispatchOptimizationService</w:t>
+      </w:r>
+      <w:proofErr w:type="spellEnd"/>
+      <w:r>
+        <w:t xml:space="preserve"> for dispatch recommendation logic”</w:t>
+      </w:r>
+    </w:p>
+    <w:p>
+      <w:pPr>
+        <w:pStyle w:val="ListParagraph"/>
         <w:numPr>
           <w:ilvl w:val="0"/>
-          <w:numId w:val="4"/>
+          <w:numId w:val="10"/>
         </w:numPr>
       </w:pPr>
       <w:r>
-        <w:t xml:space="preserve">“How to return </w:t>
+        <w:t>“How to implement relationship score tracking between farmers and vendors based on delivery outcomes”</w:t>
+      </w:r>
+    </w:p>
+    <w:p>
+      <w:pPr>
+        <w:pStyle w:val="ListParagraph"/>
+        <w:numPr>
+          <w:ilvl w:val="0"/>
+          <w:numId w:val="10"/>
+        </w:numPr>
+      </w:pPr>
+      <w:r>
+        <w:t>“How to update relationship scores automatically when dispatch status changes to Delivered or Cancelled”</w:t>
+      </w:r>
+    </w:p>
+    <w:p>
+      <w:pPr>
+        <w:pStyle w:val="ListParagraph"/>
+        <w:numPr>
+          <w:ilvl w:val="0"/>
+          <w:numId w:val="10"/>
+        </w:numPr>
+      </w:pPr>
+      <w:r>
+        <w:t xml:space="preserve">“Fix dependency injection error when using </w:t>
       </w:r>
       <w:proofErr w:type="spellStart"/>
       <w:r>
-        <w:t>demandRequestId</w:t>
+        <w:t>RelationshipScoreService</w:t>
       </w:r>
       <w:proofErr w:type="spellEnd"/>
       <w:r>
-        <w:t xml:space="preserve"> in projection query”</w:t>
+        <w:t xml:space="preserve"> in ASP.NET Core controller”</w:t>
+      </w:r>
+    </w:p>
+    <w:p>
+      <w:pPr>
+        <w:pStyle w:val="ListParagraph"/>
+        <w:numPr>
+          <w:ilvl w:val="0"/>
+          <w:numId w:val="10"/>
+        </w:numPr>
+      </w:pPr>
+      <w:r>
+        <w:t>“Create React frontend views to display forecast results, optimization plans, and relationship statistics”</w:t>
+      </w:r>
+    </w:p>
+    <w:p>
+      <w:pPr>
+        <w:pStyle w:val="ListParagraph"/>
+        <w:numPr>
+          <w:ilvl w:val="0"/>
+          <w:numId w:val="10"/>
+        </w:numPr>
+      </w:pPr>
+      <w:r>
+        <w:t>“How to integrate backend analytics endpoints with React dashboard pages using secure API calls”</w:t>
+      </w:r>
+    </w:p>
+    <w:p>
+      <w:pPr>
+        <w:pStyle w:val="ListParagraph"/>
+        <w:numPr>
+          <w:ilvl w:val="0"/>
+          <w:numId w:val="10"/>
+        </w:numPr>
+      </w:pPr>
+      <w:r>
+        <w:t>“How to export database data to CSV for research experiments and evaluation metrics”</w:t>
       </w:r>
     </w:p>
     <w:p>
@@ -4914,8 +5674,171 @@
 </file>
 
 <file path=word/numbering.xml><?xml version="1.0" encoding="utf-8"?>
-<w:numbering xmlns:wpc="http://schemas.microsoft.com/office/word/2010/wordprocessingCanvas" xmlns:cx="http://schemas.microsoft.com/office/drawing/2014/chartex" xmlns:cx1="http://schemas.microsoft.com/office/drawing/2015/9/8/chartex" xmlns:cx2="http://schemas.microsoft.com/office/drawing/2015/10/21/chartex" xmlns:cx3="http://schemas.microsoft.com/office/drawing/2016/5/9/chartex" xmlns:cx4="http://schemas.microsoft.com/office/drawing/2016/5/10/chartex" xmlns:cx5="http://schemas.microsoft.com/office/drawing/2016/5/11/chartex" xmlns:cx6="http://schemas.microsoft.com/office/drawing/2016/5/12/chartex" xmlns:cx7="http://schemas.microsoft.com/office/drawing/2016/5/13/chartex" xmlns:cx8="http://schemas.microsoft.com/office/drawing/2016/5/14/chartex" xmlns:mc="http://schemas.openxmlformats.org/markup-compatibility/2006" xmlns:aink="http://schemas.microsoft.com/office/drawing/2016/ink" xmlns:am3d="http://schemas.microsoft.com/office/drawing/2017/model3d" xmlns:o="urn:schemas-microsoft-com:office:office" xmlns:oel="http://schemas.microsoft.com/office/2019/extlst" xmlns:r="http://schemas.openxmlformats.org/officeDocument/2006/relationships" xmlns:m="http://schemas.openxmlformats.org/officeDocument/2006/math" xmlns:v="urn:schemas-microsoft-com:vml" xmlns:wp14="http://schemas.microsoft.com/office/word/2010/wordprocessingDrawing" xmlns:wp="http://schemas.openxmlformats.org/drawingml/2006/wordprocessingDrawing" xmlns:w10="urn:schemas-microsoft-com:office:word" xmlns:w="http://schemas.openxmlformats.org/wordprocessingml/2006/main" xmlns:w14="http://schemas.microsoft.com/office/word/2010/wordml" xmlns:w15="http://schemas.microsoft.com/office/word/2012/wordml" xmlns:w16cex="http://schemas.microsoft.com/office/word/2018/wordml/cex" xmlns:w16cid="http://schemas.microsoft.com/office/word/2016/wordml/cid" xmlns:w16="http://schemas.microsoft.com/office/word/2018/wordml" xmlns:w16sdtdh="http://schemas.microsoft.com/office/word/2020/wordml/sdtdatahash" xmlns:w16se="http://schemas.microsoft.com/office/word/2015/wordml/symex" xmlns:wpg="http://schemas.microsoft.com/office/word/2010/wordprocessingGroup" xmlns:wpi="http://schemas.microsoft.com/office/word/2010/wordprocessingInk" xmlns:wne="http://schemas.microsoft.com/office/word/2006/wordml" xmlns:wps="http://schemas.microsoft.com/office/word/2010/wordprocessingShape" mc:Ignorable="w14 w15 w16se w16cid w16 w16cex w16sdtdh wp14">
+<w:numbering xmlns:wpc="http://schemas.microsoft.com/office/word/2010/wordprocessingCanvas" xmlns:cx="http://schemas.microsoft.com/office/drawing/2014/chartex" xmlns:cx1="http://schemas.microsoft.com/office/drawing/2015/9/8/chartex" xmlns:cx2="http://schemas.microsoft.com/office/drawing/2015/10/21/chartex" xmlns:cx3="http://schemas.microsoft.com/office/drawing/2016/5/9/chartex" xmlns:cx4="http://schemas.microsoft.com/office/drawing/2016/5/10/chartex" xmlns:cx5="http://schemas.microsoft.com/office/drawing/2016/5/11/chartex" xmlns:cx6="http://schemas.microsoft.com/office/drawing/2016/5/12/chartex" xmlns:cx7="http://schemas.microsoft.com/office/drawing/2016/5/13/chartex" xmlns:cx8="http://schemas.microsoft.com/office/drawing/2016/5/14/chartex" xmlns:mc="http://schemas.openxmlformats.org/markup-compatibility/2006" xmlns:aink="http://schemas.microsoft.com/office/drawing/2016/ink" xmlns:am3d="http://schemas.microsoft.com/office/drawing/2017/model3d" xmlns:o="urn:schemas-microsoft-com:office:office" xmlns:oel="http://schemas.microsoft.com/office/2019/extlst" xmlns:r="http://schemas.openxmlformats.org/officeDocument/2006/relationships" xmlns:m="http://schemas.openxmlformats.org/officeDocument/2006/math" xmlns:v="urn:schemas-microsoft-com:vml" xmlns:wp14="http://schemas.microsoft.com/office/word/2010/wordprocessingDrawing" xmlns:wp="http://schemas.openxmlformats.org/drawingml/2006/wordprocessingDrawing" xmlns:w10="urn:schemas-microsoft-com:office:word" xmlns:w="http://schemas.openxmlformats.org/wordprocessingml/2006/main" xmlns:w14="http://schemas.microsoft.com/office/word/2010/wordml" xmlns:w15="http://schemas.microsoft.com/office/word/2012/wordml" xmlns:w16cex="http://schemas.microsoft.com/office/word/2018/wordml/cex" xmlns:w16cid="http://schemas.microsoft.com/office/word/2016/wordml/cid" xmlns:w16="http://schemas.microsoft.com/office/word/2018/wordml" xmlns:w16du="http://schemas.microsoft.com/office/word/2023/wordml/word16du" xmlns:w16sdtdh="http://schemas.microsoft.com/office/word/2020/wordml/sdtdatahash" xmlns:w16sdtfl="http://schemas.microsoft.com/office/word/2024/wordml/sdtformatlock" xmlns:w16se="http://schemas.microsoft.com/office/word/2015/wordml/symex" xmlns:wpg="http://schemas.microsoft.com/office/word/2010/wordprocessingGroup" xmlns:wpi="http://schemas.microsoft.com/office/word/2010/wordprocessingInk" xmlns:wne="http://schemas.microsoft.com/office/word/2006/wordml" xmlns:wps="http://schemas.microsoft.com/office/word/2010/wordprocessingShape" mc:Ignorable="w14 w15 w16se w16cid w16 w16cex w16sdtdh w16sdtfl w16du wp14">
   <w:abstractNum w:abstractNumId="0" w15:restartNumberingAfterBreak="0">
+    <w:nsid w:val="9DF216F5"/>
+    <w:multiLevelType w:val="hybridMultilevel"/>
+    <w:tmpl w:val="FFFFFFFF"/>
+    <w:lvl w:ilvl="0" w:tplc="FFFFFFFF">
+      <w:start w:val="1"/>
+      <w:numFmt w:val="bullet"/>
+      <w:lvlText w:val="•"/>
+      <w:lvlJc w:val="left"/>
+    </w:lvl>
+    <w:lvl w:ilvl="1" w:tplc="FFFFFFFF">
+      <w:numFmt w:val="decimal"/>
+      <w:lvlText w:val=""/>
+      <w:lvlJc w:val="left"/>
+    </w:lvl>
+    <w:lvl w:ilvl="2" w:tplc="FFFFFFFF">
+      <w:numFmt w:val="decimal"/>
+      <w:lvlText w:val=""/>
+      <w:lvlJc w:val="left"/>
+    </w:lvl>
+    <w:lvl w:ilvl="3" w:tplc="FFFFFFFF">
+      <w:numFmt w:val="decimal"/>
+      <w:lvlText w:val=""/>
+      <w:lvlJc w:val="left"/>
+    </w:lvl>
+    <w:lvl w:ilvl="4" w:tplc="FFFFFFFF">
+      <w:numFmt w:val="decimal"/>
+      <w:lvlText w:val=""/>
+      <w:lvlJc w:val="left"/>
+    </w:lvl>
+    <w:lvl w:ilvl="5" w:tplc="FFFFFFFF">
+      <w:numFmt w:val="decimal"/>
+      <w:lvlText w:val=""/>
+      <w:lvlJc w:val="left"/>
+    </w:lvl>
+    <w:lvl w:ilvl="6" w:tplc="FFFFFFFF">
+      <w:numFmt w:val="decimal"/>
+      <w:lvlText w:val=""/>
+      <w:lvlJc w:val="left"/>
+    </w:lvl>
+    <w:lvl w:ilvl="7" w:tplc="FFFFFFFF">
+      <w:numFmt w:val="decimal"/>
+      <w:lvlText w:val=""/>
+      <w:lvlJc w:val="left"/>
+    </w:lvl>
+    <w:lvl w:ilvl="8" w:tplc="FFFFFFFF">
+      <w:numFmt w:val="decimal"/>
+      <w:lvlText w:val=""/>
+      <w:lvlJc w:val="left"/>
+    </w:lvl>
+  </w:abstractNum>
+  <w:abstractNum w:abstractNumId="1" w15:restartNumberingAfterBreak="0">
+    <w:nsid w:val="00917B60"/>
+    <w:multiLevelType w:val="hybridMultilevel"/>
+    <w:tmpl w:val="8D186CCE"/>
+    <w:lvl w:ilvl="0" w:tplc="8BD84B56">
+      <w:numFmt w:val="bullet"/>
+      <w:lvlText w:val=""/>
+      <w:lvlJc w:val="left"/>
+      <w:pPr>
+        <w:ind w:left="720" w:hanging="360"/>
+      </w:pPr>
+      <w:rPr>
+        <w:rFonts w:ascii="Aptos" w:eastAsiaTheme="minorHAnsi" w:hAnsi="Aptos" w:cstheme="minorBidi" w:hint="default"/>
+      </w:rPr>
+    </w:lvl>
+    <w:lvl w:ilvl="1" w:tplc="10090003" w:tentative="1">
+      <w:start w:val="1"/>
+      <w:numFmt w:val="bullet"/>
+      <w:lvlText w:val="o"/>
+      <w:lvlJc w:val="left"/>
+      <w:pPr>
+        <w:ind w:left="1440" w:hanging="360"/>
+      </w:pPr>
+      <w:rPr>
+        <w:rFonts w:ascii="Courier New" w:hAnsi="Courier New" w:cs="Courier New" w:hint="default"/>
+      </w:rPr>
+    </w:lvl>
+    <w:lvl w:ilvl="2" w:tplc="10090005" w:tentative="1">
+      <w:start w:val="1"/>
+      <w:numFmt w:val="bullet"/>
+      <w:lvlText w:val=""/>
+      <w:lvlJc w:val="left"/>
+      <w:pPr>
+        <w:ind w:left="2160" w:hanging="360"/>
+      </w:pPr>
+      <w:rPr>
+        <w:rFonts w:ascii="Wingdings" w:hAnsi="Wingdings" w:hint="default"/>
+      </w:rPr>
+    </w:lvl>
+    <w:lvl w:ilvl="3" w:tplc="10090001" w:tentative="1">
+      <w:start w:val="1"/>
+      <w:numFmt w:val="bullet"/>
+      <w:lvlText w:val=""/>
+      <w:lvlJc w:val="left"/>
+      <w:pPr>
+        <w:ind w:left="2880" w:hanging="360"/>
+      </w:pPr>
+      <w:rPr>
+        <w:rFonts w:ascii="Symbol" w:hAnsi="Symbol" w:hint="default"/>
+      </w:rPr>
+    </w:lvl>
+    <w:lvl w:ilvl="4" w:tplc="10090003" w:tentative="1">
+      <w:start w:val="1"/>
+      <w:numFmt w:val="bullet"/>
+      <w:lvlText w:val="o"/>
+      <w:lvlJc w:val="left"/>
+      <w:pPr>
+        <w:ind w:left="3600" w:hanging="360"/>
+      </w:pPr>
+      <w:rPr>
+        <w:rFonts w:ascii="Courier New" w:hAnsi="Courier New" w:cs="Courier New" w:hint="default"/>
+      </w:rPr>
+    </w:lvl>
+    <w:lvl w:ilvl="5" w:tplc="10090005" w:tentative="1">
+      <w:start w:val="1"/>
+      <w:numFmt w:val="bullet"/>
+      <w:lvlText w:val=""/>
+      <w:lvlJc w:val="left"/>
+      <w:pPr>
+        <w:ind w:left="4320" w:hanging="360"/>
+      </w:pPr>
+      <w:rPr>
+        <w:rFonts w:ascii="Wingdings" w:hAnsi="Wingdings" w:hint="default"/>
+      </w:rPr>
+    </w:lvl>
+    <w:lvl w:ilvl="6" w:tplc="10090001" w:tentative="1">
+      <w:start w:val="1"/>
+      <w:numFmt w:val="bullet"/>
+      <w:lvlText w:val=""/>
+      <w:lvlJc w:val="left"/>
+      <w:pPr>
+        <w:ind w:left="5040" w:hanging="360"/>
+      </w:pPr>
+      <w:rPr>
+        <w:rFonts w:ascii="Symbol" w:hAnsi="Symbol" w:hint="default"/>
+      </w:rPr>
+    </w:lvl>
+    <w:lvl w:ilvl="7" w:tplc="10090003" w:tentative="1">
+      <w:start w:val="1"/>
+      <w:numFmt w:val="bullet"/>
+      <w:lvlText w:val="o"/>
+      <w:lvlJc w:val="left"/>
+      <w:pPr>
+        <w:ind w:left="5760" w:hanging="360"/>
+      </w:pPr>
+      <w:rPr>
+        <w:rFonts w:ascii="Courier New" w:hAnsi="Courier New" w:cs="Courier New" w:hint="default"/>
+      </w:rPr>
+    </w:lvl>
+    <w:lvl w:ilvl="8" w:tplc="10090005" w:tentative="1">
+      <w:start w:val="1"/>
+      <w:numFmt w:val="bullet"/>
+      <w:lvlText w:val=""/>
+      <w:lvlJc w:val="left"/>
+      <w:pPr>
+        <w:ind w:left="6480" w:hanging="360"/>
+      </w:pPr>
+      <w:rPr>
+        <w:rFonts w:ascii="Wingdings" w:hAnsi="Wingdings" w:hint="default"/>
+      </w:rPr>
+    </w:lvl>
+  </w:abstractNum>
+  <w:abstractNum w:abstractNumId="2" w15:restartNumberingAfterBreak="0">
     <w:nsid w:val="0B365A99"/>
     <w:multiLevelType w:val="multilevel"/>
     <w:tmpl w:val="F64C6958"/>
@@ -5064,7 +5987,232 @@
       </w:rPr>
     </w:lvl>
   </w:abstractNum>
-  <w:abstractNum w:abstractNumId="1" w15:restartNumberingAfterBreak="0">
+  <w:abstractNum w:abstractNumId="3" w15:restartNumberingAfterBreak="0">
+    <w:nsid w:val="13997F0D"/>
+    <w:multiLevelType w:val="hybridMultilevel"/>
+    <w:tmpl w:val="5D8E6BBE"/>
+    <w:lvl w:ilvl="0" w:tplc="CC5C5CD2">
+      <w:numFmt w:val="bullet"/>
+      <w:lvlText w:val="•"/>
+      <w:lvlJc w:val="left"/>
+      <w:pPr>
+        <w:ind w:left="720" w:hanging="360"/>
+      </w:pPr>
+      <w:rPr>
+        <w:rFonts w:ascii="Aptos" w:eastAsiaTheme="minorHAnsi" w:hAnsi="Aptos" w:cstheme="minorBidi" w:hint="default"/>
+      </w:rPr>
+    </w:lvl>
+    <w:lvl w:ilvl="1" w:tplc="10090003" w:tentative="1">
+      <w:start w:val="1"/>
+      <w:numFmt w:val="bullet"/>
+      <w:lvlText w:val="o"/>
+      <w:lvlJc w:val="left"/>
+      <w:pPr>
+        <w:ind w:left="1440" w:hanging="360"/>
+      </w:pPr>
+      <w:rPr>
+        <w:rFonts w:ascii="Courier New" w:hAnsi="Courier New" w:cs="Courier New" w:hint="default"/>
+      </w:rPr>
+    </w:lvl>
+    <w:lvl w:ilvl="2" w:tplc="10090005" w:tentative="1">
+      <w:start w:val="1"/>
+      <w:numFmt w:val="bullet"/>
+      <w:lvlText w:val=""/>
+      <w:lvlJc w:val="left"/>
+      <w:pPr>
+        <w:ind w:left="2160" w:hanging="360"/>
+      </w:pPr>
+      <w:rPr>
+        <w:rFonts w:ascii="Wingdings" w:hAnsi="Wingdings" w:hint="default"/>
+      </w:rPr>
+    </w:lvl>
+    <w:lvl w:ilvl="3" w:tplc="10090001" w:tentative="1">
+      <w:start w:val="1"/>
+      <w:numFmt w:val="bullet"/>
+      <w:lvlText w:val=""/>
+      <w:lvlJc w:val="left"/>
+      <w:pPr>
+        <w:ind w:left="2880" w:hanging="360"/>
+      </w:pPr>
+      <w:rPr>
+        <w:rFonts w:ascii="Symbol" w:hAnsi="Symbol" w:hint="default"/>
+      </w:rPr>
+    </w:lvl>
+    <w:lvl w:ilvl="4" w:tplc="10090003" w:tentative="1">
+      <w:start w:val="1"/>
+      <w:numFmt w:val="bullet"/>
+      <w:lvlText w:val="o"/>
+      <w:lvlJc w:val="left"/>
+      <w:pPr>
+        <w:ind w:left="3600" w:hanging="360"/>
+      </w:pPr>
+      <w:rPr>
+        <w:rFonts w:ascii="Courier New" w:hAnsi="Courier New" w:cs="Courier New" w:hint="default"/>
+      </w:rPr>
+    </w:lvl>
+    <w:lvl w:ilvl="5" w:tplc="10090005" w:tentative="1">
+      <w:start w:val="1"/>
+      <w:numFmt w:val="bullet"/>
+      <w:lvlText w:val=""/>
+      <w:lvlJc w:val="left"/>
+      <w:pPr>
+        <w:ind w:left="4320" w:hanging="360"/>
+      </w:pPr>
+      <w:rPr>
+        <w:rFonts w:ascii="Wingdings" w:hAnsi="Wingdings" w:hint="default"/>
+      </w:rPr>
+    </w:lvl>
+    <w:lvl w:ilvl="6" w:tplc="10090001" w:tentative="1">
+      <w:start w:val="1"/>
+      <w:numFmt w:val="bullet"/>
+      <w:lvlText w:val=""/>
+      <w:lvlJc w:val="left"/>
+      <w:pPr>
+        <w:ind w:left="5040" w:hanging="360"/>
+      </w:pPr>
+      <w:rPr>
+        <w:rFonts w:ascii="Symbol" w:hAnsi="Symbol" w:hint="default"/>
+      </w:rPr>
+    </w:lvl>
+    <w:lvl w:ilvl="7" w:tplc="10090003" w:tentative="1">
+      <w:start w:val="1"/>
+      <w:numFmt w:val="bullet"/>
+      <w:lvlText w:val="o"/>
+      <w:lvlJc w:val="left"/>
+      <w:pPr>
+        <w:ind w:left="5760" w:hanging="360"/>
+      </w:pPr>
+      <w:rPr>
+        <w:rFonts w:ascii="Courier New" w:hAnsi="Courier New" w:cs="Courier New" w:hint="default"/>
+      </w:rPr>
+    </w:lvl>
+    <w:lvl w:ilvl="8" w:tplc="10090005" w:tentative="1">
+      <w:start w:val="1"/>
+      <w:numFmt w:val="bullet"/>
+      <w:lvlText w:val=""/>
+      <w:lvlJc w:val="left"/>
+      <w:pPr>
+        <w:ind w:left="6480" w:hanging="360"/>
+      </w:pPr>
+      <w:rPr>
+        <w:rFonts w:ascii="Wingdings" w:hAnsi="Wingdings" w:hint="default"/>
+      </w:rPr>
+    </w:lvl>
+  </w:abstractNum>
+  <w:abstractNum w:abstractNumId="4" w15:restartNumberingAfterBreak="0">
+    <w:nsid w:val="18A764E5"/>
+    <w:multiLevelType w:val="hybridMultilevel"/>
+    <w:tmpl w:val="8034C6E8"/>
+    <w:lvl w:ilvl="0" w:tplc="10090001">
+      <w:start w:val="1"/>
+      <w:numFmt w:val="bullet"/>
+      <w:lvlText w:val=""/>
+      <w:lvlJc w:val="left"/>
+      <w:pPr>
+        <w:ind w:left="1080" w:hanging="360"/>
+      </w:pPr>
+      <w:rPr>
+        <w:rFonts w:ascii="Symbol" w:hAnsi="Symbol" w:hint="default"/>
+      </w:rPr>
+    </w:lvl>
+    <w:lvl w:ilvl="1" w:tplc="10090003" w:tentative="1">
+      <w:start w:val="1"/>
+      <w:numFmt w:val="bullet"/>
+      <w:lvlText w:val="o"/>
+      <w:lvlJc w:val="left"/>
+      <w:pPr>
+        <w:ind w:left="1800" w:hanging="360"/>
+      </w:pPr>
+      <w:rPr>
+        <w:rFonts w:ascii="Courier New" w:hAnsi="Courier New" w:cs="Courier New" w:hint="default"/>
+      </w:rPr>
+    </w:lvl>
+    <w:lvl w:ilvl="2" w:tplc="10090005" w:tentative="1">
+      <w:start w:val="1"/>
+      <w:numFmt w:val="bullet"/>
+      <w:lvlText w:val=""/>
+      <w:lvlJc w:val="left"/>
+      <w:pPr>
+        <w:ind w:left="2520" w:hanging="360"/>
+      </w:pPr>
+      <w:rPr>
+        <w:rFonts w:ascii="Wingdings" w:hAnsi="Wingdings" w:hint="default"/>
+      </w:rPr>
+    </w:lvl>
+    <w:lvl w:ilvl="3" w:tplc="10090001" w:tentative="1">
+      <w:start w:val="1"/>
+      <w:numFmt w:val="bullet"/>
+      <w:lvlText w:val=""/>
+      <w:lvlJc w:val="left"/>
+      <w:pPr>
+        <w:ind w:left="3240" w:hanging="360"/>
+      </w:pPr>
+      <w:rPr>
+        <w:rFonts w:ascii="Symbol" w:hAnsi="Symbol" w:hint="default"/>
+      </w:rPr>
+    </w:lvl>
+    <w:lvl w:ilvl="4" w:tplc="10090003" w:tentative="1">
+      <w:start w:val="1"/>
+      <w:numFmt w:val="bullet"/>
+      <w:lvlText w:val="o"/>
+      <w:lvlJc w:val="left"/>
+      <w:pPr>
+        <w:ind w:left="3960" w:hanging="360"/>
+      </w:pPr>
+      <w:rPr>
+        <w:rFonts w:ascii="Courier New" w:hAnsi="Courier New" w:cs="Courier New" w:hint="default"/>
+      </w:rPr>
+    </w:lvl>
+    <w:lvl w:ilvl="5" w:tplc="10090005" w:tentative="1">
+      <w:start w:val="1"/>
+      <w:numFmt w:val="bullet"/>
+      <w:lvlText w:val=""/>
+      <w:lvlJc w:val="left"/>
+      <w:pPr>
+        <w:ind w:left="4680" w:hanging="360"/>
+      </w:pPr>
+      <w:rPr>
+        <w:rFonts w:ascii="Wingdings" w:hAnsi="Wingdings" w:hint="default"/>
+      </w:rPr>
+    </w:lvl>
+    <w:lvl w:ilvl="6" w:tplc="10090001" w:tentative="1">
+      <w:start w:val="1"/>
+      <w:numFmt w:val="bullet"/>
+      <w:lvlText w:val=""/>
+      <w:lvlJc w:val="left"/>
+      <w:pPr>
+        <w:ind w:left="5400" w:hanging="360"/>
+      </w:pPr>
+      <w:rPr>
+        <w:rFonts w:ascii="Symbol" w:hAnsi="Symbol" w:hint="default"/>
+      </w:rPr>
+    </w:lvl>
+    <w:lvl w:ilvl="7" w:tplc="10090003" w:tentative="1">
+      <w:start w:val="1"/>
+      <w:numFmt w:val="bullet"/>
+      <w:lvlText w:val="o"/>
+      <w:lvlJc w:val="left"/>
+      <w:pPr>
+        <w:ind w:left="6120" w:hanging="360"/>
+      </w:pPr>
+      <w:rPr>
+        <w:rFonts w:ascii="Courier New" w:hAnsi="Courier New" w:cs="Courier New" w:hint="default"/>
+      </w:rPr>
+    </w:lvl>
+    <w:lvl w:ilvl="8" w:tplc="10090005" w:tentative="1">
+      <w:start w:val="1"/>
+      <w:numFmt w:val="bullet"/>
+      <w:lvlText w:val=""/>
+      <w:lvlJc w:val="left"/>
+      <w:pPr>
+        <w:ind w:left="6840" w:hanging="360"/>
+      </w:pPr>
+      <w:rPr>
+        <w:rFonts w:ascii="Wingdings" w:hAnsi="Wingdings" w:hint="default"/>
+      </w:rPr>
+    </w:lvl>
+  </w:abstractNum>
+  <w:abstractNum w:abstractNumId="5" w15:restartNumberingAfterBreak="0">
     <w:nsid w:val="18D6706A"/>
     <w:multiLevelType w:val="multilevel"/>
     <w:tmpl w:val="D7B02BBE"/>
@@ -5213,7 +6361,7 @@
       </w:rPr>
     </w:lvl>
   </w:abstractNum>
-  <w:abstractNum w:abstractNumId="2" w15:restartNumberingAfterBreak="0">
+  <w:abstractNum w:abstractNumId="6" w15:restartNumberingAfterBreak="0">
     <w:nsid w:val="23B647E8"/>
     <w:multiLevelType w:val="multilevel"/>
     <w:tmpl w:val="9B3CD07E"/>
@@ -5362,7 +6510,1143 @@
       </w:rPr>
     </w:lvl>
   </w:abstractNum>
-  <w:abstractNum w:abstractNumId="3" w15:restartNumberingAfterBreak="0">
+  <w:abstractNum w:abstractNumId="7" w15:restartNumberingAfterBreak="0">
+    <w:nsid w:val="24E1791F"/>
+    <w:multiLevelType w:val="hybridMultilevel"/>
+    <w:tmpl w:val="BA9CA2F0"/>
+    <w:lvl w:ilvl="0" w:tplc="1009000F">
+      <w:start w:val="1"/>
+      <w:numFmt w:val="decimal"/>
+      <w:lvlText w:val="%1."/>
+      <w:lvlJc w:val="left"/>
+      <w:pPr>
+        <w:ind w:left="720" w:hanging="360"/>
+      </w:pPr>
+    </w:lvl>
+    <w:lvl w:ilvl="1" w:tplc="10090019" w:tentative="1">
+      <w:start w:val="1"/>
+      <w:numFmt w:val="lowerLetter"/>
+      <w:lvlText w:val="%2."/>
+      <w:lvlJc w:val="left"/>
+      <w:pPr>
+        <w:ind w:left="1440" w:hanging="360"/>
+      </w:pPr>
+    </w:lvl>
+    <w:lvl w:ilvl="2" w:tplc="1009001B" w:tentative="1">
+      <w:start w:val="1"/>
+      <w:numFmt w:val="lowerRoman"/>
+      <w:lvlText w:val="%3."/>
+      <w:lvlJc w:val="right"/>
+      <w:pPr>
+        <w:ind w:left="2160" w:hanging="180"/>
+      </w:pPr>
+    </w:lvl>
+    <w:lvl w:ilvl="3" w:tplc="1009000F" w:tentative="1">
+      <w:start w:val="1"/>
+      <w:numFmt w:val="decimal"/>
+      <w:lvlText w:val="%4."/>
+      <w:lvlJc w:val="left"/>
+      <w:pPr>
+        <w:ind w:left="2880" w:hanging="360"/>
+      </w:pPr>
+    </w:lvl>
+    <w:lvl w:ilvl="4" w:tplc="10090019" w:tentative="1">
+      <w:start w:val="1"/>
+      <w:numFmt w:val="lowerLetter"/>
+      <w:lvlText w:val="%5."/>
+      <w:lvlJc w:val="left"/>
+      <w:pPr>
+        <w:ind w:left="3600" w:hanging="360"/>
+      </w:pPr>
+    </w:lvl>
+    <w:lvl w:ilvl="5" w:tplc="1009001B" w:tentative="1">
+      <w:start w:val="1"/>
+      <w:numFmt w:val="lowerRoman"/>
+      <w:lvlText w:val="%6."/>
+      <w:lvlJc w:val="right"/>
+      <w:pPr>
+        <w:ind w:left="4320" w:hanging="180"/>
+      </w:pPr>
+    </w:lvl>
+    <w:lvl w:ilvl="6" w:tplc="1009000F" w:tentative="1">
+      <w:start w:val="1"/>
+      <w:numFmt w:val="decimal"/>
+      <w:lvlText w:val="%7."/>
+      <w:lvlJc w:val="left"/>
+      <w:pPr>
+        <w:ind w:left="5040" w:hanging="360"/>
+      </w:pPr>
+    </w:lvl>
+    <w:lvl w:ilvl="7" w:tplc="10090019" w:tentative="1">
+      <w:start w:val="1"/>
+      <w:numFmt w:val="lowerLetter"/>
+      <w:lvlText w:val="%8."/>
+      <w:lvlJc w:val="left"/>
+      <w:pPr>
+        <w:ind w:left="5760" w:hanging="360"/>
+      </w:pPr>
+    </w:lvl>
+    <w:lvl w:ilvl="8" w:tplc="1009001B" w:tentative="1">
+      <w:start w:val="1"/>
+      <w:numFmt w:val="lowerRoman"/>
+      <w:lvlText w:val="%9."/>
+      <w:lvlJc w:val="right"/>
+      <w:pPr>
+        <w:ind w:left="6480" w:hanging="180"/>
+      </w:pPr>
+    </w:lvl>
+  </w:abstractNum>
+  <w:abstractNum w:abstractNumId="8" w15:restartNumberingAfterBreak="0">
+    <w:nsid w:val="2E1C2C59"/>
+    <w:multiLevelType w:val="multilevel"/>
+    <w:tmpl w:val="1C9037EE"/>
+    <w:lvl w:ilvl="0">
+      <w:start w:val="1"/>
+      <w:numFmt w:val="bullet"/>
+      <w:lvlText w:val=""/>
+      <w:lvlJc w:val="left"/>
+      <w:pPr>
+        <w:tabs>
+          <w:tab w:val="num" w:pos="720"/>
+        </w:tabs>
+        <w:ind w:left="720" w:hanging="360"/>
+      </w:pPr>
+      <w:rPr>
+        <w:rFonts w:ascii="Symbol" w:hAnsi="Symbol" w:hint="default"/>
+        <w:sz w:val="20"/>
+      </w:rPr>
+    </w:lvl>
+    <w:lvl w:ilvl="1" w:tentative="1">
+      <w:start w:val="1"/>
+      <w:numFmt w:val="bullet"/>
+      <w:lvlText w:val="o"/>
+      <w:lvlJc w:val="left"/>
+      <w:pPr>
+        <w:tabs>
+          <w:tab w:val="num" w:pos="1440"/>
+        </w:tabs>
+        <w:ind w:left="1440" w:hanging="360"/>
+      </w:pPr>
+      <w:rPr>
+        <w:rFonts w:ascii="Courier New" w:hAnsi="Courier New" w:hint="default"/>
+        <w:sz w:val="20"/>
+      </w:rPr>
+    </w:lvl>
+    <w:lvl w:ilvl="2" w:tentative="1">
+      <w:start w:val="1"/>
+      <w:numFmt w:val="bullet"/>
+      <w:lvlText w:val=""/>
+      <w:lvlJc w:val="left"/>
+      <w:pPr>
+        <w:tabs>
+          <w:tab w:val="num" w:pos="2160"/>
+        </w:tabs>
+        <w:ind w:left="2160" w:hanging="360"/>
+      </w:pPr>
+      <w:rPr>
+        <w:rFonts w:ascii="Wingdings" w:hAnsi="Wingdings" w:hint="default"/>
+        <w:sz w:val="20"/>
+      </w:rPr>
+    </w:lvl>
+    <w:lvl w:ilvl="3" w:tentative="1">
+      <w:start w:val="1"/>
+      <w:numFmt w:val="bullet"/>
+      <w:lvlText w:val=""/>
+      <w:lvlJc w:val="left"/>
+      <w:pPr>
+        <w:tabs>
+          <w:tab w:val="num" w:pos="2880"/>
+        </w:tabs>
+        <w:ind w:left="2880" w:hanging="360"/>
+      </w:pPr>
+      <w:rPr>
+        <w:rFonts w:ascii="Wingdings" w:hAnsi="Wingdings" w:hint="default"/>
+        <w:sz w:val="20"/>
+      </w:rPr>
+    </w:lvl>
+    <w:lvl w:ilvl="4" w:tentative="1">
+      <w:start w:val="1"/>
+      <w:numFmt w:val="bullet"/>
+      <w:lvlText w:val=""/>
+      <w:lvlJc w:val="left"/>
+      <w:pPr>
+        <w:tabs>
+          <w:tab w:val="num" w:pos="3600"/>
+        </w:tabs>
+        <w:ind w:left="3600" w:hanging="360"/>
+      </w:pPr>
+      <w:rPr>
+        <w:rFonts w:ascii="Wingdings" w:hAnsi="Wingdings" w:hint="default"/>
+        <w:sz w:val="20"/>
+      </w:rPr>
+    </w:lvl>
+    <w:lvl w:ilvl="5" w:tentative="1">
+      <w:start w:val="1"/>
+      <w:numFmt w:val="bullet"/>
+      <w:lvlText w:val=""/>
+      <w:lvlJc w:val="left"/>
+      <w:pPr>
+        <w:tabs>
+          <w:tab w:val="num" w:pos="4320"/>
+        </w:tabs>
+        <w:ind w:left="4320" w:hanging="360"/>
+      </w:pPr>
+      <w:rPr>
+        <w:rFonts w:ascii="Wingdings" w:hAnsi="Wingdings" w:hint="default"/>
+        <w:sz w:val="20"/>
+      </w:rPr>
+    </w:lvl>
+    <w:lvl w:ilvl="6" w:tentative="1">
+      <w:start w:val="1"/>
+      <w:numFmt w:val="bullet"/>
+      <w:lvlText w:val=""/>
+      <w:lvlJc w:val="left"/>
+      <w:pPr>
+        <w:tabs>
+          <w:tab w:val="num" w:pos="5040"/>
+        </w:tabs>
+        <w:ind w:left="5040" w:hanging="360"/>
+      </w:pPr>
+      <w:rPr>
+        <w:rFonts w:ascii="Wingdings" w:hAnsi="Wingdings" w:hint="default"/>
+        <w:sz w:val="20"/>
+      </w:rPr>
+    </w:lvl>
+    <w:lvl w:ilvl="7" w:tentative="1">
+      <w:start w:val="1"/>
+      <w:numFmt w:val="bullet"/>
+      <w:lvlText w:val=""/>
+      <w:lvlJc w:val="left"/>
+      <w:pPr>
+        <w:tabs>
+          <w:tab w:val="num" w:pos="5760"/>
+        </w:tabs>
+        <w:ind w:left="5760" w:hanging="360"/>
+      </w:pPr>
+      <w:rPr>
+        <w:rFonts w:ascii="Wingdings" w:hAnsi="Wingdings" w:hint="default"/>
+        <w:sz w:val="20"/>
+      </w:rPr>
+    </w:lvl>
+    <w:lvl w:ilvl="8" w:tentative="1">
+      <w:start w:val="1"/>
+      <w:numFmt w:val="bullet"/>
+      <w:lvlText w:val=""/>
+      <w:lvlJc w:val="left"/>
+      <w:pPr>
+        <w:tabs>
+          <w:tab w:val="num" w:pos="6480"/>
+        </w:tabs>
+        <w:ind w:left="6480" w:hanging="360"/>
+      </w:pPr>
+      <w:rPr>
+        <w:rFonts w:ascii="Wingdings" w:hAnsi="Wingdings" w:hint="default"/>
+        <w:sz w:val="20"/>
+      </w:rPr>
+    </w:lvl>
+  </w:abstractNum>
+  <w:abstractNum w:abstractNumId="9" w15:restartNumberingAfterBreak="0">
+    <w:nsid w:val="2EB76AF0"/>
+    <w:multiLevelType w:val="hybridMultilevel"/>
+    <w:tmpl w:val="1792B6BA"/>
+    <w:lvl w:ilvl="0" w:tplc="1009000F">
+      <w:start w:val="1"/>
+      <w:numFmt w:val="decimal"/>
+      <w:lvlText w:val="%1."/>
+      <w:lvlJc w:val="left"/>
+      <w:pPr>
+        <w:ind w:left="720" w:hanging="360"/>
+      </w:pPr>
+    </w:lvl>
+    <w:lvl w:ilvl="1" w:tplc="10090019" w:tentative="1">
+      <w:start w:val="1"/>
+      <w:numFmt w:val="lowerLetter"/>
+      <w:lvlText w:val="%2."/>
+      <w:lvlJc w:val="left"/>
+      <w:pPr>
+        <w:ind w:left="1440" w:hanging="360"/>
+      </w:pPr>
+    </w:lvl>
+    <w:lvl w:ilvl="2" w:tplc="1009001B" w:tentative="1">
+      <w:start w:val="1"/>
+      <w:numFmt w:val="lowerRoman"/>
+      <w:lvlText w:val="%3."/>
+      <w:lvlJc w:val="right"/>
+      <w:pPr>
+        <w:ind w:left="2160" w:hanging="180"/>
+      </w:pPr>
+    </w:lvl>
+    <w:lvl w:ilvl="3" w:tplc="1009000F" w:tentative="1">
+      <w:start w:val="1"/>
+      <w:numFmt w:val="decimal"/>
+      <w:lvlText w:val="%4."/>
+      <w:lvlJc w:val="left"/>
+      <w:pPr>
+        <w:ind w:left="2880" w:hanging="360"/>
+      </w:pPr>
+    </w:lvl>
+    <w:lvl w:ilvl="4" w:tplc="10090019" w:tentative="1">
+      <w:start w:val="1"/>
+      <w:numFmt w:val="lowerLetter"/>
+      <w:lvlText w:val="%5."/>
+      <w:lvlJc w:val="left"/>
+      <w:pPr>
+        <w:ind w:left="3600" w:hanging="360"/>
+      </w:pPr>
+    </w:lvl>
+    <w:lvl w:ilvl="5" w:tplc="1009001B" w:tentative="1">
+      <w:start w:val="1"/>
+      <w:numFmt w:val="lowerRoman"/>
+      <w:lvlText w:val="%6."/>
+      <w:lvlJc w:val="right"/>
+      <w:pPr>
+        <w:ind w:left="4320" w:hanging="180"/>
+      </w:pPr>
+    </w:lvl>
+    <w:lvl w:ilvl="6" w:tplc="1009000F" w:tentative="1">
+      <w:start w:val="1"/>
+      <w:numFmt w:val="decimal"/>
+      <w:lvlText w:val="%7."/>
+      <w:lvlJc w:val="left"/>
+      <w:pPr>
+        <w:ind w:left="5040" w:hanging="360"/>
+      </w:pPr>
+    </w:lvl>
+    <w:lvl w:ilvl="7" w:tplc="10090019" w:tentative="1">
+      <w:start w:val="1"/>
+      <w:numFmt w:val="lowerLetter"/>
+      <w:lvlText w:val="%8."/>
+      <w:lvlJc w:val="left"/>
+      <w:pPr>
+        <w:ind w:left="5760" w:hanging="360"/>
+      </w:pPr>
+    </w:lvl>
+    <w:lvl w:ilvl="8" w:tplc="1009001B" w:tentative="1">
+      <w:start w:val="1"/>
+      <w:numFmt w:val="lowerRoman"/>
+      <w:lvlText w:val="%9."/>
+      <w:lvlJc w:val="right"/>
+      <w:pPr>
+        <w:ind w:left="6480" w:hanging="180"/>
+      </w:pPr>
+    </w:lvl>
+  </w:abstractNum>
+  <w:abstractNum w:abstractNumId="10" w15:restartNumberingAfterBreak="0">
+    <w:nsid w:val="31AF36FE"/>
+    <w:multiLevelType w:val="hybridMultilevel"/>
+    <w:tmpl w:val="11847080"/>
+    <w:lvl w:ilvl="0" w:tplc="FFFFFFFF">
+      <w:start w:val="1"/>
+      <w:numFmt w:val="bullet"/>
+      <w:lvlText w:val=""/>
+      <w:lvlJc w:val="left"/>
+      <w:pPr>
+        <w:ind w:left="720" w:hanging="360"/>
+      </w:pPr>
+      <w:rPr>
+        <w:rFonts w:ascii="Symbol" w:hAnsi="Symbol" w:hint="default"/>
+      </w:rPr>
+    </w:lvl>
+    <w:lvl w:ilvl="1" w:tplc="10090003">
+      <w:start w:val="1"/>
+      <w:numFmt w:val="bullet"/>
+      <w:lvlText w:val="o"/>
+      <w:lvlJc w:val="left"/>
+      <w:pPr>
+        <w:ind w:left="1440" w:hanging="360"/>
+      </w:pPr>
+      <w:rPr>
+        <w:rFonts w:ascii="Courier New" w:hAnsi="Courier New" w:cs="Courier New" w:hint="default"/>
+      </w:rPr>
+    </w:lvl>
+    <w:lvl w:ilvl="2" w:tplc="FFFFFFFF" w:tentative="1">
+      <w:start w:val="1"/>
+      <w:numFmt w:val="bullet"/>
+      <w:lvlText w:val=""/>
+      <w:lvlJc w:val="left"/>
+      <w:pPr>
+        <w:ind w:left="2160" w:hanging="360"/>
+      </w:pPr>
+      <w:rPr>
+        <w:rFonts w:ascii="Wingdings" w:hAnsi="Wingdings" w:hint="default"/>
+      </w:rPr>
+    </w:lvl>
+    <w:lvl w:ilvl="3" w:tplc="FFFFFFFF" w:tentative="1">
+      <w:start w:val="1"/>
+      <w:numFmt w:val="bullet"/>
+      <w:lvlText w:val=""/>
+      <w:lvlJc w:val="left"/>
+      <w:pPr>
+        <w:ind w:left="2880" w:hanging="360"/>
+      </w:pPr>
+      <w:rPr>
+        <w:rFonts w:ascii="Symbol" w:hAnsi="Symbol" w:hint="default"/>
+      </w:rPr>
+    </w:lvl>
+    <w:lvl w:ilvl="4" w:tplc="FFFFFFFF" w:tentative="1">
+      <w:start w:val="1"/>
+      <w:numFmt w:val="bullet"/>
+      <w:lvlText w:val="o"/>
+      <w:lvlJc w:val="left"/>
+      <w:pPr>
+        <w:ind w:left="3600" w:hanging="360"/>
+      </w:pPr>
+      <w:rPr>
+        <w:rFonts w:ascii="Courier New" w:hAnsi="Courier New" w:cs="Courier New" w:hint="default"/>
+      </w:rPr>
+    </w:lvl>
+    <w:lvl w:ilvl="5" w:tplc="FFFFFFFF" w:tentative="1">
+      <w:start w:val="1"/>
+      <w:numFmt w:val="bullet"/>
+      <w:lvlText w:val=""/>
+      <w:lvlJc w:val="left"/>
+      <w:pPr>
+        <w:ind w:left="4320" w:hanging="360"/>
+      </w:pPr>
+      <w:rPr>
+        <w:rFonts w:ascii="Wingdings" w:hAnsi="Wingdings" w:hint="default"/>
+      </w:rPr>
+    </w:lvl>
+    <w:lvl w:ilvl="6" w:tplc="FFFFFFFF" w:tentative="1">
+      <w:start w:val="1"/>
+      <w:numFmt w:val="bullet"/>
+      <w:lvlText w:val=""/>
+      <w:lvlJc w:val="left"/>
+      <w:pPr>
+        <w:ind w:left="5040" w:hanging="360"/>
+      </w:pPr>
+      <w:rPr>
+        <w:rFonts w:ascii="Symbol" w:hAnsi="Symbol" w:hint="default"/>
+      </w:rPr>
+    </w:lvl>
+    <w:lvl w:ilvl="7" w:tplc="FFFFFFFF" w:tentative="1">
+      <w:start w:val="1"/>
+      <w:numFmt w:val="bullet"/>
+      <w:lvlText w:val="o"/>
+      <w:lvlJc w:val="left"/>
+      <w:pPr>
+        <w:ind w:left="5760" w:hanging="360"/>
+      </w:pPr>
+      <w:rPr>
+        <w:rFonts w:ascii="Courier New" w:hAnsi="Courier New" w:cs="Courier New" w:hint="default"/>
+      </w:rPr>
+    </w:lvl>
+    <w:lvl w:ilvl="8" w:tplc="FFFFFFFF" w:tentative="1">
+      <w:start w:val="1"/>
+      <w:numFmt w:val="bullet"/>
+      <w:lvlText w:val=""/>
+      <w:lvlJc w:val="left"/>
+      <w:pPr>
+        <w:ind w:left="6480" w:hanging="360"/>
+      </w:pPr>
+      <w:rPr>
+        <w:rFonts w:ascii="Wingdings" w:hAnsi="Wingdings" w:hint="default"/>
+      </w:rPr>
+    </w:lvl>
+  </w:abstractNum>
+  <w:abstractNum w:abstractNumId="11" w15:restartNumberingAfterBreak="0">
+    <w:nsid w:val="368F5ADF"/>
+    <w:multiLevelType w:val="hybridMultilevel"/>
+    <w:tmpl w:val="027A4174"/>
+    <w:lvl w:ilvl="0" w:tplc="10090001">
+      <w:start w:val="1"/>
+      <w:numFmt w:val="bullet"/>
+      <w:lvlText w:val=""/>
+      <w:lvlJc w:val="left"/>
+      <w:pPr>
+        <w:ind w:left="720" w:hanging="360"/>
+      </w:pPr>
+      <w:rPr>
+        <w:rFonts w:ascii="Symbol" w:hAnsi="Symbol" w:hint="default"/>
+      </w:rPr>
+    </w:lvl>
+    <w:lvl w:ilvl="1" w:tplc="10090003">
+      <w:start w:val="1"/>
+      <w:numFmt w:val="bullet"/>
+      <w:lvlText w:val="o"/>
+      <w:lvlJc w:val="left"/>
+      <w:pPr>
+        <w:ind w:left="1440" w:hanging="360"/>
+      </w:pPr>
+      <w:rPr>
+        <w:rFonts w:ascii="Courier New" w:hAnsi="Courier New" w:cs="Courier New" w:hint="default"/>
+      </w:rPr>
+    </w:lvl>
+    <w:lvl w:ilvl="2" w:tplc="10090005" w:tentative="1">
+      <w:start w:val="1"/>
+      <w:numFmt w:val="bullet"/>
+      <w:lvlText w:val=""/>
+      <w:lvlJc w:val="left"/>
+      <w:pPr>
+        <w:ind w:left="2160" w:hanging="360"/>
+      </w:pPr>
+      <w:rPr>
+        <w:rFonts w:ascii="Wingdings" w:hAnsi="Wingdings" w:hint="default"/>
+      </w:rPr>
+    </w:lvl>
+    <w:lvl w:ilvl="3" w:tplc="10090001" w:tentative="1">
+      <w:start w:val="1"/>
+      <w:numFmt w:val="bullet"/>
+      <w:lvlText w:val=""/>
+      <w:lvlJc w:val="left"/>
+      <w:pPr>
+        <w:ind w:left="2880" w:hanging="360"/>
+      </w:pPr>
+      <w:rPr>
+        <w:rFonts w:ascii="Symbol" w:hAnsi="Symbol" w:hint="default"/>
+      </w:rPr>
+    </w:lvl>
+    <w:lvl w:ilvl="4" w:tplc="10090003" w:tentative="1">
+      <w:start w:val="1"/>
+      <w:numFmt w:val="bullet"/>
+      <w:lvlText w:val="o"/>
+      <w:lvlJc w:val="left"/>
+      <w:pPr>
+        <w:ind w:left="3600" w:hanging="360"/>
+      </w:pPr>
+      <w:rPr>
+        <w:rFonts w:ascii="Courier New" w:hAnsi="Courier New" w:cs="Courier New" w:hint="default"/>
+      </w:rPr>
+    </w:lvl>
+    <w:lvl w:ilvl="5" w:tplc="10090005" w:tentative="1">
+      <w:start w:val="1"/>
+      <w:numFmt w:val="bullet"/>
+      <w:lvlText w:val=""/>
+      <w:lvlJc w:val="left"/>
+      <w:pPr>
+        <w:ind w:left="4320" w:hanging="360"/>
+      </w:pPr>
+      <w:rPr>
+        <w:rFonts w:ascii="Wingdings" w:hAnsi="Wingdings" w:hint="default"/>
+      </w:rPr>
+    </w:lvl>
+    <w:lvl w:ilvl="6" w:tplc="10090001" w:tentative="1">
+      <w:start w:val="1"/>
+      <w:numFmt w:val="bullet"/>
+      <w:lvlText w:val=""/>
+      <w:lvlJc w:val="left"/>
+      <w:pPr>
+        <w:ind w:left="5040" w:hanging="360"/>
+      </w:pPr>
+      <w:rPr>
+        <w:rFonts w:ascii="Symbol" w:hAnsi="Symbol" w:hint="default"/>
+      </w:rPr>
+    </w:lvl>
+    <w:lvl w:ilvl="7" w:tplc="10090003" w:tentative="1">
+      <w:start w:val="1"/>
+      <w:numFmt w:val="bullet"/>
+      <w:lvlText w:val="o"/>
+      <w:lvlJc w:val="left"/>
+      <w:pPr>
+        <w:ind w:left="5760" w:hanging="360"/>
+      </w:pPr>
+      <w:rPr>
+        <w:rFonts w:ascii="Courier New" w:hAnsi="Courier New" w:cs="Courier New" w:hint="default"/>
+      </w:rPr>
+    </w:lvl>
+    <w:lvl w:ilvl="8" w:tplc="10090005" w:tentative="1">
+      <w:start w:val="1"/>
+      <w:numFmt w:val="bullet"/>
+      <w:lvlText w:val=""/>
+      <w:lvlJc w:val="left"/>
+      <w:pPr>
+        <w:ind w:left="6480" w:hanging="360"/>
+      </w:pPr>
+      <w:rPr>
+        <w:rFonts w:ascii="Wingdings" w:hAnsi="Wingdings" w:hint="default"/>
+      </w:rPr>
+    </w:lvl>
+  </w:abstractNum>
+  <w:abstractNum w:abstractNumId="12" w15:restartNumberingAfterBreak="0">
+    <w:nsid w:val="3F34773C"/>
+    <w:multiLevelType w:val="hybridMultilevel"/>
+    <w:tmpl w:val="39C0DB8E"/>
+    <w:lvl w:ilvl="0" w:tplc="1009000F">
+      <w:start w:val="1"/>
+      <w:numFmt w:val="decimal"/>
+      <w:lvlText w:val="%1."/>
+      <w:lvlJc w:val="left"/>
+      <w:pPr>
+        <w:ind w:left="720" w:hanging="360"/>
+      </w:pPr>
+    </w:lvl>
+    <w:lvl w:ilvl="1" w:tplc="10090019">
+      <w:start w:val="1"/>
+      <w:numFmt w:val="lowerLetter"/>
+      <w:lvlText w:val="%2."/>
+      <w:lvlJc w:val="left"/>
+      <w:pPr>
+        <w:ind w:left="1440" w:hanging="360"/>
+      </w:pPr>
+    </w:lvl>
+    <w:lvl w:ilvl="2" w:tplc="1009001B" w:tentative="1">
+      <w:start w:val="1"/>
+      <w:numFmt w:val="lowerRoman"/>
+      <w:lvlText w:val="%3."/>
+      <w:lvlJc w:val="right"/>
+      <w:pPr>
+        <w:ind w:left="2160" w:hanging="180"/>
+      </w:pPr>
+    </w:lvl>
+    <w:lvl w:ilvl="3" w:tplc="1009000F" w:tentative="1">
+      <w:start w:val="1"/>
+      <w:numFmt w:val="decimal"/>
+      <w:lvlText w:val="%4."/>
+      <w:lvlJc w:val="left"/>
+      <w:pPr>
+        <w:ind w:left="2880" w:hanging="360"/>
+      </w:pPr>
+    </w:lvl>
+    <w:lvl w:ilvl="4" w:tplc="10090019" w:tentative="1">
+      <w:start w:val="1"/>
+      <w:numFmt w:val="lowerLetter"/>
+      <w:lvlText w:val="%5."/>
+      <w:lvlJc w:val="left"/>
+      <w:pPr>
+        <w:ind w:left="3600" w:hanging="360"/>
+      </w:pPr>
+    </w:lvl>
+    <w:lvl w:ilvl="5" w:tplc="1009001B" w:tentative="1">
+      <w:start w:val="1"/>
+      <w:numFmt w:val="lowerRoman"/>
+      <w:lvlText w:val="%6."/>
+      <w:lvlJc w:val="right"/>
+      <w:pPr>
+        <w:ind w:left="4320" w:hanging="180"/>
+      </w:pPr>
+    </w:lvl>
+    <w:lvl w:ilvl="6" w:tplc="1009000F" w:tentative="1">
+      <w:start w:val="1"/>
+      <w:numFmt w:val="decimal"/>
+      <w:lvlText w:val="%7."/>
+      <w:lvlJc w:val="left"/>
+      <w:pPr>
+        <w:ind w:left="5040" w:hanging="360"/>
+      </w:pPr>
+    </w:lvl>
+    <w:lvl w:ilvl="7" w:tplc="10090019" w:tentative="1">
+      <w:start w:val="1"/>
+      <w:numFmt w:val="lowerLetter"/>
+      <w:lvlText w:val="%8."/>
+      <w:lvlJc w:val="left"/>
+      <w:pPr>
+        <w:ind w:left="5760" w:hanging="360"/>
+      </w:pPr>
+    </w:lvl>
+    <w:lvl w:ilvl="8" w:tplc="1009001B" w:tentative="1">
+      <w:start w:val="1"/>
+      <w:numFmt w:val="lowerRoman"/>
+      <w:lvlText w:val="%9."/>
+      <w:lvlJc w:val="right"/>
+      <w:pPr>
+        <w:ind w:left="6480" w:hanging="180"/>
+      </w:pPr>
+    </w:lvl>
+  </w:abstractNum>
+  <w:abstractNum w:abstractNumId="13" w15:restartNumberingAfterBreak="0">
+    <w:nsid w:val="43222993"/>
+    <w:multiLevelType w:val="hybridMultilevel"/>
+    <w:tmpl w:val="FA401A38"/>
+    <w:lvl w:ilvl="0" w:tplc="10090003">
+      <w:start w:val="1"/>
+      <w:numFmt w:val="bullet"/>
+      <w:lvlText w:val="o"/>
+      <w:lvlJc w:val="left"/>
+      <w:pPr>
+        <w:ind w:left="1440" w:hanging="360"/>
+      </w:pPr>
+      <w:rPr>
+        <w:rFonts w:ascii="Courier New" w:hAnsi="Courier New" w:cs="Courier New" w:hint="default"/>
+      </w:rPr>
+    </w:lvl>
+    <w:lvl w:ilvl="1" w:tplc="FFFFFFFF">
+      <w:start w:val="1"/>
+      <w:numFmt w:val="bullet"/>
+      <w:lvlText w:val="o"/>
+      <w:lvlJc w:val="left"/>
+      <w:pPr>
+        <w:ind w:left="2160" w:hanging="360"/>
+      </w:pPr>
+      <w:rPr>
+        <w:rFonts w:ascii="Courier New" w:hAnsi="Courier New" w:cs="Courier New" w:hint="default"/>
+      </w:rPr>
+    </w:lvl>
+    <w:lvl w:ilvl="2" w:tplc="FFFFFFFF" w:tentative="1">
+      <w:start w:val="1"/>
+      <w:numFmt w:val="bullet"/>
+      <w:lvlText w:val=""/>
+      <w:lvlJc w:val="left"/>
+      <w:pPr>
+        <w:ind w:left="2880" w:hanging="360"/>
+      </w:pPr>
+      <w:rPr>
+        <w:rFonts w:ascii="Wingdings" w:hAnsi="Wingdings" w:hint="default"/>
+      </w:rPr>
+    </w:lvl>
+    <w:lvl w:ilvl="3" w:tplc="FFFFFFFF" w:tentative="1">
+      <w:start w:val="1"/>
+      <w:numFmt w:val="bullet"/>
+      <w:lvlText w:val=""/>
+      <w:lvlJc w:val="left"/>
+      <w:pPr>
+        <w:ind w:left="3600" w:hanging="360"/>
+      </w:pPr>
+      <w:rPr>
+        <w:rFonts w:ascii="Symbol" w:hAnsi="Symbol" w:hint="default"/>
+      </w:rPr>
+    </w:lvl>
+    <w:lvl w:ilvl="4" w:tplc="FFFFFFFF" w:tentative="1">
+      <w:start w:val="1"/>
+      <w:numFmt w:val="bullet"/>
+      <w:lvlText w:val="o"/>
+      <w:lvlJc w:val="left"/>
+      <w:pPr>
+        <w:ind w:left="4320" w:hanging="360"/>
+      </w:pPr>
+      <w:rPr>
+        <w:rFonts w:ascii="Courier New" w:hAnsi="Courier New" w:cs="Courier New" w:hint="default"/>
+      </w:rPr>
+    </w:lvl>
+    <w:lvl w:ilvl="5" w:tplc="FFFFFFFF" w:tentative="1">
+      <w:start w:val="1"/>
+      <w:numFmt w:val="bullet"/>
+      <w:lvlText w:val=""/>
+      <w:lvlJc w:val="left"/>
+      <w:pPr>
+        <w:ind w:left="5040" w:hanging="360"/>
+      </w:pPr>
+      <w:rPr>
+        <w:rFonts w:ascii="Wingdings" w:hAnsi="Wingdings" w:hint="default"/>
+      </w:rPr>
+    </w:lvl>
+    <w:lvl w:ilvl="6" w:tplc="FFFFFFFF" w:tentative="1">
+      <w:start w:val="1"/>
+      <w:numFmt w:val="bullet"/>
+      <w:lvlText w:val=""/>
+      <w:lvlJc w:val="left"/>
+      <w:pPr>
+        <w:ind w:left="5760" w:hanging="360"/>
+      </w:pPr>
+      <w:rPr>
+        <w:rFonts w:ascii="Symbol" w:hAnsi="Symbol" w:hint="default"/>
+      </w:rPr>
+    </w:lvl>
+    <w:lvl w:ilvl="7" w:tplc="FFFFFFFF" w:tentative="1">
+      <w:start w:val="1"/>
+      <w:numFmt w:val="bullet"/>
+      <w:lvlText w:val="o"/>
+      <w:lvlJc w:val="left"/>
+      <w:pPr>
+        <w:ind w:left="6480" w:hanging="360"/>
+      </w:pPr>
+      <w:rPr>
+        <w:rFonts w:ascii="Courier New" w:hAnsi="Courier New" w:cs="Courier New" w:hint="default"/>
+      </w:rPr>
+    </w:lvl>
+    <w:lvl w:ilvl="8" w:tplc="FFFFFFFF" w:tentative="1">
+      <w:start w:val="1"/>
+      <w:numFmt w:val="bullet"/>
+      <w:lvlText w:val=""/>
+      <w:lvlJc w:val="left"/>
+      <w:pPr>
+        <w:ind w:left="7200" w:hanging="360"/>
+      </w:pPr>
+      <w:rPr>
+        <w:rFonts w:ascii="Wingdings" w:hAnsi="Wingdings" w:hint="default"/>
+      </w:rPr>
+    </w:lvl>
+  </w:abstractNum>
+  <w:abstractNum w:abstractNumId="14" w15:restartNumberingAfterBreak="0">
+    <w:nsid w:val="490C221A"/>
+    <w:multiLevelType w:val="hybridMultilevel"/>
+    <w:tmpl w:val="D368EF62"/>
+    <w:lvl w:ilvl="0" w:tplc="10090001">
+      <w:start w:val="1"/>
+      <w:numFmt w:val="bullet"/>
+      <w:lvlText w:val=""/>
+      <w:lvlJc w:val="left"/>
+      <w:pPr>
+        <w:ind w:left="720" w:hanging="360"/>
+      </w:pPr>
+      <w:rPr>
+        <w:rFonts w:ascii="Symbol" w:hAnsi="Symbol" w:hint="default"/>
+      </w:rPr>
+    </w:lvl>
+    <w:lvl w:ilvl="1" w:tplc="10090003">
+      <w:start w:val="1"/>
+      <w:numFmt w:val="bullet"/>
+      <w:lvlText w:val="o"/>
+      <w:lvlJc w:val="left"/>
+      <w:pPr>
+        <w:ind w:left="1440" w:hanging="360"/>
+      </w:pPr>
+      <w:rPr>
+        <w:rFonts w:ascii="Courier New" w:hAnsi="Courier New" w:cs="Courier New" w:hint="default"/>
+      </w:rPr>
+    </w:lvl>
+    <w:lvl w:ilvl="2" w:tplc="10090005" w:tentative="1">
+      <w:start w:val="1"/>
+      <w:numFmt w:val="bullet"/>
+      <w:lvlText w:val=""/>
+      <w:lvlJc w:val="left"/>
+      <w:pPr>
+        <w:ind w:left="2160" w:hanging="360"/>
+      </w:pPr>
+      <w:rPr>
+        <w:rFonts w:ascii="Wingdings" w:hAnsi="Wingdings" w:hint="default"/>
+      </w:rPr>
+    </w:lvl>
+    <w:lvl w:ilvl="3" w:tplc="10090001" w:tentative="1">
+      <w:start w:val="1"/>
+      <w:numFmt w:val="bullet"/>
+      <w:lvlText w:val=""/>
+      <w:lvlJc w:val="left"/>
+      <w:pPr>
+        <w:ind w:left="2880" w:hanging="360"/>
+      </w:pPr>
+      <w:rPr>
+        <w:rFonts w:ascii="Symbol" w:hAnsi="Symbol" w:hint="default"/>
+      </w:rPr>
+    </w:lvl>
+    <w:lvl w:ilvl="4" w:tplc="10090003" w:tentative="1">
+      <w:start w:val="1"/>
+      <w:numFmt w:val="bullet"/>
+      <w:lvlText w:val="o"/>
+      <w:lvlJc w:val="left"/>
+      <w:pPr>
+        <w:ind w:left="3600" w:hanging="360"/>
+      </w:pPr>
+      <w:rPr>
+        <w:rFonts w:ascii="Courier New" w:hAnsi="Courier New" w:cs="Courier New" w:hint="default"/>
+      </w:rPr>
+    </w:lvl>
+    <w:lvl w:ilvl="5" w:tplc="10090005" w:tentative="1">
+      <w:start w:val="1"/>
+      <w:numFmt w:val="bullet"/>
+      <w:lvlText w:val=""/>
+      <w:lvlJc w:val="left"/>
+      <w:pPr>
+        <w:ind w:left="4320" w:hanging="360"/>
+      </w:pPr>
+      <w:rPr>
+        <w:rFonts w:ascii="Wingdings" w:hAnsi="Wingdings" w:hint="default"/>
+      </w:rPr>
+    </w:lvl>
+    <w:lvl w:ilvl="6" w:tplc="10090001" w:tentative="1">
+      <w:start w:val="1"/>
+      <w:numFmt w:val="bullet"/>
+      <w:lvlText w:val=""/>
+      <w:lvlJc w:val="left"/>
+      <w:pPr>
+        <w:ind w:left="5040" w:hanging="360"/>
+      </w:pPr>
+      <w:rPr>
+        <w:rFonts w:ascii="Symbol" w:hAnsi="Symbol" w:hint="default"/>
+      </w:rPr>
+    </w:lvl>
+    <w:lvl w:ilvl="7" w:tplc="10090003" w:tentative="1">
+      <w:start w:val="1"/>
+      <w:numFmt w:val="bullet"/>
+      <w:lvlText w:val="o"/>
+      <w:lvlJc w:val="left"/>
+      <w:pPr>
+        <w:ind w:left="5760" w:hanging="360"/>
+      </w:pPr>
+      <w:rPr>
+        <w:rFonts w:ascii="Courier New" w:hAnsi="Courier New" w:cs="Courier New" w:hint="default"/>
+      </w:rPr>
+    </w:lvl>
+    <w:lvl w:ilvl="8" w:tplc="10090005" w:tentative="1">
+      <w:start w:val="1"/>
+      <w:numFmt w:val="bullet"/>
+      <w:lvlText w:val=""/>
+      <w:lvlJc w:val="left"/>
+      <w:pPr>
+        <w:ind w:left="6480" w:hanging="360"/>
+      </w:pPr>
+      <w:rPr>
+        <w:rFonts w:ascii="Wingdings" w:hAnsi="Wingdings" w:hint="default"/>
+      </w:rPr>
+    </w:lvl>
+  </w:abstractNum>
+  <w:abstractNum w:abstractNumId="15" w15:restartNumberingAfterBreak="0">
+    <w:nsid w:val="4C4A8728"/>
+    <w:multiLevelType w:val="hybridMultilevel"/>
+    <w:tmpl w:val="FFFFFFFF"/>
+    <w:lvl w:ilvl="0" w:tplc="FFFFFFFF">
+      <w:start w:val="1"/>
+      <w:numFmt w:val="bullet"/>
+      <w:lvlText w:val="•"/>
+      <w:lvlJc w:val="left"/>
+    </w:lvl>
+    <w:lvl w:ilvl="1" w:tplc="FFFFFFFF">
+      <w:numFmt w:val="decimal"/>
+      <w:lvlText w:val=""/>
+      <w:lvlJc w:val="left"/>
+    </w:lvl>
+    <w:lvl w:ilvl="2" w:tplc="FFFFFFFF">
+      <w:numFmt w:val="decimal"/>
+      <w:lvlText w:val=""/>
+      <w:lvlJc w:val="left"/>
+    </w:lvl>
+    <w:lvl w:ilvl="3" w:tplc="FFFFFFFF">
+      <w:numFmt w:val="decimal"/>
+      <w:lvlText w:val=""/>
+      <w:lvlJc w:val="left"/>
+    </w:lvl>
+    <w:lvl w:ilvl="4" w:tplc="FFFFFFFF">
+      <w:numFmt w:val="decimal"/>
+      <w:lvlText w:val=""/>
+      <w:lvlJc w:val="left"/>
+    </w:lvl>
+    <w:lvl w:ilvl="5" w:tplc="FFFFFFFF">
+      <w:numFmt w:val="decimal"/>
+      <w:lvlText w:val=""/>
+      <w:lvlJc w:val="left"/>
+    </w:lvl>
+    <w:lvl w:ilvl="6" w:tplc="FFFFFFFF">
+      <w:numFmt w:val="decimal"/>
+      <w:lvlText w:val=""/>
+      <w:lvlJc w:val="left"/>
+    </w:lvl>
+    <w:lvl w:ilvl="7" w:tplc="FFFFFFFF">
+      <w:numFmt w:val="decimal"/>
+      <w:lvlText w:val=""/>
+      <w:lvlJc w:val="left"/>
+    </w:lvl>
+    <w:lvl w:ilvl="8" w:tplc="FFFFFFFF">
+      <w:numFmt w:val="decimal"/>
+      <w:lvlText w:val=""/>
+      <w:lvlJc w:val="left"/>
+    </w:lvl>
+  </w:abstractNum>
+  <w:abstractNum w:abstractNumId="16" w15:restartNumberingAfterBreak="0">
+    <w:nsid w:val="4CC5763D"/>
+    <w:multiLevelType w:val="hybridMultilevel"/>
+    <w:tmpl w:val="C2360CDC"/>
+    <w:lvl w:ilvl="0" w:tplc="10090001">
+      <w:start w:val="1"/>
+      <w:numFmt w:val="bullet"/>
+      <w:lvlText w:val=""/>
+      <w:lvlJc w:val="left"/>
+      <w:pPr>
+        <w:ind w:left="1440" w:hanging="360"/>
+      </w:pPr>
+      <w:rPr>
+        <w:rFonts w:ascii="Symbol" w:hAnsi="Symbol" w:hint="default"/>
+      </w:rPr>
+    </w:lvl>
+    <w:lvl w:ilvl="1" w:tplc="10090003">
+      <w:start w:val="1"/>
+      <w:numFmt w:val="bullet"/>
+      <w:lvlText w:val="o"/>
+      <w:lvlJc w:val="left"/>
+      <w:pPr>
+        <w:ind w:left="2160" w:hanging="360"/>
+      </w:pPr>
+      <w:rPr>
+        <w:rFonts w:ascii="Courier New" w:hAnsi="Courier New" w:cs="Courier New" w:hint="default"/>
+      </w:rPr>
+    </w:lvl>
+    <w:lvl w:ilvl="2" w:tplc="10090005" w:tentative="1">
+      <w:start w:val="1"/>
+      <w:numFmt w:val="bullet"/>
+      <w:lvlText w:val=""/>
+      <w:lvlJc w:val="left"/>
+      <w:pPr>
+        <w:ind w:left="2880" w:hanging="360"/>
+      </w:pPr>
+      <w:rPr>
+        <w:rFonts w:ascii="Wingdings" w:hAnsi="Wingdings" w:hint="default"/>
+      </w:rPr>
+    </w:lvl>
+    <w:lvl w:ilvl="3" w:tplc="10090001" w:tentative="1">
+      <w:start w:val="1"/>
+      <w:numFmt w:val="bullet"/>
+      <w:lvlText w:val=""/>
+      <w:lvlJc w:val="left"/>
+      <w:pPr>
+        <w:ind w:left="3600" w:hanging="360"/>
+      </w:pPr>
+      <w:rPr>
+        <w:rFonts w:ascii="Symbol" w:hAnsi="Symbol" w:hint="default"/>
+      </w:rPr>
+    </w:lvl>
+    <w:lvl w:ilvl="4" w:tplc="10090003" w:tentative="1">
+      <w:start w:val="1"/>
+      <w:numFmt w:val="bullet"/>
+      <w:lvlText w:val="o"/>
+      <w:lvlJc w:val="left"/>
+      <w:pPr>
+        <w:ind w:left="4320" w:hanging="360"/>
+      </w:pPr>
+      <w:rPr>
+        <w:rFonts w:ascii="Courier New" w:hAnsi="Courier New" w:cs="Courier New" w:hint="default"/>
+      </w:rPr>
+    </w:lvl>
+    <w:lvl w:ilvl="5" w:tplc="10090005" w:tentative="1">
+      <w:start w:val="1"/>
+      <w:numFmt w:val="bullet"/>
+      <w:lvlText w:val=""/>
+      <w:lvlJc w:val="left"/>
+      <w:pPr>
+        <w:ind w:left="5040" w:hanging="360"/>
+      </w:pPr>
+      <w:rPr>
+        <w:rFonts w:ascii="Wingdings" w:hAnsi="Wingdings" w:hint="default"/>
+      </w:rPr>
+    </w:lvl>
+    <w:lvl w:ilvl="6" w:tplc="10090001" w:tentative="1">
+      <w:start w:val="1"/>
+      <w:numFmt w:val="bullet"/>
+      <w:lvlText w:val=""/>
+      <w:lvlJc w:val="left"/>
+      <w:pPr>
+        <w:ind w:left="5760" w:hanging="360"/>
+      </w:pPr>
+      <w:rPr>
+        <w:rFonts w:ascii="Symbol" w:hAnsi="Symbol" w:hint="default"/>
+      </w:rPr>
+    </w:lvl>
+    <w:lvl w:ilvl="7" w:tplc="10090003" w:tentative="1">
+      <w:start w:val="1"/>
+      <w:numFmt w:val="bullet"/>
+      <w:lvlText w:val="o"/>
+      <w:lvlJc w:val="left"/>
+      <w:pPr>
+        <w:ind w:left="6480" w:hanging="360"/>
+      </w:pPr>
+      <w:rPr>
+        <w:rFonts w:ascii="Courier New" w:hAnsi="Courier New" w:cs="Courier New" w:hint="default"/>
+      </w:rPr>
+    </w:lvl>
+    <w:lvl w:ilvl="8" w:tplc="10090005" w:tentative="1">
+      <w:start w:val="1"/>
+      <w:numFmt w:val="bullet"/>
+      <w:lvlText w:val=""/>
+      <w:lvlJc w:val="left"/>
+      <w:pPr>
+        <w:ind w:left="7200" w:hanging="360"/>
+      </w:pPr>
+      <w:rPr>
+        <w:rFonts w:ascii="Wingdings" w:hAnsi="Wingdings" w:hint="default"/>
+      </w:rPr>
+    </w:lvl>
+  </w:abstractNum>
+  <w:abstractNum w:abstractNumId="17" w15:restartNumberingAfterBreak="0">
+    <w:nsid w:val="4EB66D9E"/>
+    <w:multiLevelType w:val="hybridMultilevel"/>
+    <w:tmpl w:val="68FA9AAC"/>
+    <w:lvl w:ilvl="0" w:tplc="10090001">
+      <w:start w:val="1"/>
+      <w:numFmt w:val="bullet"/>
+      <w:lvlText w:val=""/>
+      <w:lvlJc w:val="left"/>
+      <w:pPr>
+        <w:ind w:left="720" w:hanging="360"/>
+      </w:pPr>
+      <w:rPr>
+        <w:rFonts w:ascii="Symbol" w:hAnsi="Symbol" w:hint="default"/>
+      </w:rPr>
+    </w:lvl>
+    <w:lvl w:ilvl="1" w:tplc="10090003" w:tentative="1">
+      <w:start w:val="1"/>
+      <w:numFmt w:val="bullet"/>
+      <w:lvlText w:val="o"/>
+      <w:lvlJc w:val="left"/>
+      <w:pPr>
+        <w:ind w:left="1440" w:hanging="360"/>
+      </w:pPr>
+      <w:rPr>
+        <w:rFonts w:ascii="Courier New" w:hAnsi="Courier New" w:cs="Courier New" w:hint="default"/>
+      </w:rPr>
+    </w:lvl>
+    <w:lvl w:ilvl="2" w:tplc="10090005" w:tentative="1">
+      <w:start w:val="1"/>
+      <w:numFmt w:val="bullet"/>
+      <w:lvlText w:val=""/>
+      <w:lvlJc w:val="left"/>
+      <w:pPr>
+        <w:ind w:left="2160" w:hanging="360"/>
+      </w:pPr>
+      <w:rPr>
+        <w:rFonts w:ascii="Wingdings" w:hAnsi="Wingdings" w:hint="default"/>
+      </w:rPr>
+    </w:lvl>
+    <w:lvl w:ilvl="3" w:tplc="10090001" w:tentative="1">
+      <w:start w:val="1"/>
+      <w:numFmt w:val="bullet"/>
+      <w:lvlText w:val=""/>
+      <w:lvlJc w:val="left"/>
+      <w:pPr>
+        <w:ind w:left="2880" w:hanging="360"/>
+      </w:pPr>
+      <w:rPr>
+        <w:rFonts w:ascii="Symbol" w:hAnsi="Symbol" w:hint="default"/>
+      </w:rPr>
+    </w:lvl>
+    <w:lvl w:ilvl="4" w:tplc="10090003" w:tentative="1">
+      <w:start w:val="1"/>
+      <w:numFmt w:val="bullet"/>
+      <w:lvlText w:val="o"/>
+      <w:lvlJc w:val="left"/>
+      <w:pPr>
+        <w:ind w:left="3600" w:hanging="360"/>
+      </w:pPr>
+      <w:rPr>
+        <w:rFonts w:ascii="Courier New" w:hAnsi="Courier New" w:cs="Courier New" w:hint="default"/>
+      </w:rPr>
+    </w:lvl>
+    <w:lvl w:ilvl="5" w:tplc="10090005" w:tentative="1">
+      <w:start w:val="1"/>
+      <w:numFmt w:val="bullet"/>
+      <w:lvlText w:val=""/>
+      <w:lvlJc w:val="left"/>
+      <w:pPr>
+        <w:ind w:left="4320" w:hanging="360"/>
+      </w:pPr>
+      <w:rPr>
+        <w:rFonts w:ascii="Wingdings" w:hAnsi="Wingdings" w:hint="default"/>
+      </w:rPr>
+    </w:lvl>
+    <w:lvl w:ilvl="6" w:tplc="10090001" w:tentative="1">
+      <w:start w:val="1"/>
+      <w:numFmt w:val="bullet"/>
+      <w:lvlText w:val=""/>
+      <w:lvlJc w:val="left"/>
+      <w:pPr>
+        <w:ind w:left="5040" w:hanging="360"/>
+      </w:pPr>
+      <w:rPr>
+        <w:rFonts w:ascii="Symbol" w:hAnsi="Symbol" w:hint="default"/>
+      </w:rPr>
+    </w:lvl>
+    <w:lvl w:ilvl="7" w:tplc="10090003" w:tentative="1">
+      <w:start w:val="1"/>
+      <w:numFmt w:val="bullet"/>
+      <w:lvlText w:val="o"/>
+      <w:lvlJc w:val="left"/>
+      <w:pPr>
+        <w:ind w:left="5760" w:hanging="360"/>
+      </w:pPr>
+      <w:rPr>
+        <w:rFonts w:ascii="Courier New" w:hAnsi="Courier New" w:cs="Courier New" w:hint="default"/>
+      </w:rPr>
+    </w:lvl>
+    <w:lvl w:ilvl="8" w:tplc="10090005" w:tentative="1">
+      <w:start w:val="1"/>
+      <w:numFmt w:val="bullet"/>
+      <w:lvlText w:val=""/>
+      <w:lvlJc w:val="left"/>
+      <w:pPr>
+        <w:ind w:left="6480" w:hanging="360"/>
+      </w:pPr>
+      <w:rPr>
+        <w:rFonts w:ascii="Wingdings" w:hAnsi="Wingdings" w:hint="default"/>
+      </w:rPr>
+    </w:lvl>
+  </w:abstractNum>
+  <w:abstractNum w:abstractNumId="18" w15:restartNumberingAfterBreak="0">
     <w:nsid w:val="59C11025"/>
     <w:multiLevelType w:val="multilevel"/>
     <w:tmpl w:val="2604D7DE"/>
@@ -5511,7 +7795,119 @@
       </w:rPr>
     </w:lvl>
   </w:abstractNum>
-  <w:abstractNum w:abstractNumId="4" w15:restartNumberingAfterBreak="0">
+  <w:abstractNum w:abstractNumId="19" w15:restartNumberingAfterBreak="0">
+    <w:nsid w:val="6A057DC7"/>
+    <w:multiLevelType w:val="hybridMultilevel"/>
+    <w:tmpl w:val="54E8D76C"/>
+    <w:lvl w:ilvl="0" w:tplc="10090001">
+      <w:start w:val="1"/>
+      <w:numFmt w:val="bullet"/>
+      <w:lvlText w:val=""/>
+      <w:lvlJc w:val="left"/>
+      <w:pPr>
+        <w:ind w:left="720" w:hanging="360"/>
+      </w:pPr>
+      <w:rPr>
+        <w:rFonts w:ascii="Symbol" w:hAnsi="Symbol" w:hint="default"/>
+      </w:rPr>
+    </w:lvl>
+    <w:lvl w:ilvl="1" w:tplc="E4D8D88A">
+      <w:numFmt w:val="bullet"/>
+      <w:lvlText w:val="•"/>
+      <w:lvlJc w:val="left"/>
+      <w:pPr>
+        <w:ind w:left="1440" w:hanging="360"/>
+      </w:pPr>
+      <w:rPr>
+        <w:rFonts w:ascii="Aptos" w:eastAsiaTheme="minorHAnsi" w:hAnsi="Aptos" w:cstheme="minorBidi" w:hint="default"/>
+      </w:rPr>
+    </w:lvl>
+    <w:lvl w:ilvl="2" w:tplc="10090005" w:tentative="1">
+      <w:start w:val="1"/>
+      <w:numFmt w:val="bullet"/>
+      <w:lvlText w:val=""/>
+      <w:lvlJc w:val="left"/>
+      <w:pPr>
+        <w:ind w:left="2160" w:hanging="360"/>
+      </w:pPr>
+      <w:rPr>
+        <w:rFonts w:ascii="Wingdings" w:hAnsi="Wingdings" w:hint="default"/>
+      </w:rPr>
+    </w:lvl>
+    <w:lvl w:ilvl="3" w:tplc="10090001" w:tentative="1">
+      <w:start w:val="1"/>
+      <w:numFmt w:val="bullet"/>
+      <w:lvlText w:val=""/>
+      <w:lvlJc w:val="left"/>
+      <w:pPr>
+        <w:ind w:left="2880" w:hanging="360"/>
+      </w:pPr>
+      <w:rPr>
+        <w:rFonts w:ascii="Symbol" w:hAnsi="Symbol" w:hint="default"/>
+      </w:rPr>
+    </w:lvl>
+    <w:lvl w:ilvl="4" w:tplc="10090003" w:tentative="1">
+      <w:start w:val="1"/>
+      <w:numFmt w:val="bullet"/>
+      <w:lvlText w:val="o"/>
+      <w:lvlJc w:val="left"/>
+      <w:pPr>
+        <w:ind w:left="3600" w:hanging="360"/>
+      </w:pPr>
+      <w:rPr>
+        <w:rFonts w:ascii="Courier New" w:hAnsi="Courier New" w:cs="Courier New" w:hint="default"/>
+      </w:rPr>
+    </w:lvl>
+    <w:lvl w:ilvl="5" w:tplc="10090005" w:tentative="1">
+      <w:start w:val="1"/>
+      <w:numFmt w:val="bullet"/>
+      <w:lvlText w:val=""/>
+      <w:lvlJc w:val="left"/>
+      <w:pPr>
+        <w:ind w:left="4320" w:hanging="360"/>
+      </w:pPr>
+      <w:rPr>
+        <w:rFonts w:ascii="Wingdings" w:hAnsi="Wingdings" w:hint="default"/>
+      </w:rPr>
+    </w:lvl>
+    <w:lvl w:ilvl="6" w:tplc="10090001" w:tentative="1">
+      <w:start w:val="1"/>
+      <w:numFmt w:val="bullet"/>
+      <w:lvlText w:val=""/>
+      <w:lvlJc w:val="left"/>
+      <w:pPr>
+        <w:ind w:left="5040" w:hanging="360"/>
+      </w:pPr>
+      <w:rPr>
+        <w:rFonts w:ascii="Symbol" w:hAnsi="Symbol" w:hint="default"/>
+      </w:rPr>
+    </w:lvl>
+    <w:lvl w:ilvl="7" w:tplc="10090003" w:tentative="1">
+      <w:start w:val="1"/>
+      <w:numFmt w:val="bullet"/>
+      <w:lvlText w:val="o"/>
+      <w:lvlJc w:val="left"/>
+      <w:pPr>
+        <w:ind w:left="5760" w:hanging="360"/>
+      </w:pPr>
+      <w:rPr>
+        <w:rFonts w:ascii="Courier New" w:hAnsi="Courier New" w:cs="Courier New" w:hint="default"/>
+      </w:rPr>
+    </w:lvl>
+    <w:lvl w:ilvl="8" w:tplc="10090005" w:tentative="1">
+      <w:start w:val="1"/>
+      <w:numFmt w:val="bullet"/>
+      <w:lvlText w:val=""/>
+      <w:lvlJc w:val="left"/>
+      <w:pPr>
+        <w:ind w:left="6480" w:hanging="360"/>
+      </w:pPr>
+      <w:rPr>
+        <w:rFonts w:ascii="Wingdings" w:hAnsi="Wingdings" w:hint="default"/>
+      </w:rPr>
+    </w:lvl>
+  </w:abstractNum>
+  <w:abstractNum w:abstractNumId="20" w15:restartNumberingAfterBreak="0">
     <w:nsid w:val="6A371B8B"/>
     <w:multiLevelType w:val="multilevel"/>
     <w:tmpl w:val="C02A87A8"/>
@@ -5624,26 +8020,190 @@
       </w:pPr>
     </w:lvl>
   </w:abstractNum>
+  <w:abstractNum w:abstractNumId="21" w15:restartNumberingAfterBreak="0">
+    <w:nsid w:val="75DB1C06"/>
+    <w:multiLevelType w:val="hybridMultilevel"/>
+    <w:tmpl w:val="AF76BEE6"/>
+    <w:lvl w:ilvl="0" w:tplc="10090001">
+      <w:start w:val="1"/>
+      <w:numFmt w:val="bullet"/>
+      <w:lvlText w:val=""/>
+      <w:lvlJc w:val="left"/>
+      <w:pPr>
+        <w:ind w:left="720" w:hanging="360"/>
+      </w:pPr>
+      <w:rPr>
+        <w:rFonts w:ascii="Symbol" w:hAnsi="Symbol" w:hint="default"/>
+      </w:rPr>
+    </w:lvl>
+    <w:lvl w:ilvl="1" w:tplc="10090003">
+      <w:start w:val="1"/>
+      <w:numFmt w:val="bullet"/>
+      <w:lvlText w:val="o"/>
+      <w:lvlJc w:val="left"/>
+      <w:pPr>
+        <w:ind w:left="1440" w:hanging="360"/>
+      </w:pPr>
+      <w:rPr>
+        <w:rFonts w:ascii="Courier New" w:hAnsi="Courier New" w:cs="Courier New" w:hint="default"/>
+      </w:rPr>
+    </w:lvl>
+    <w:lvl w:ilvl="2" w:tplc="10090005" w:tentative="1">
+      <w:start w:val="1"/>
+      <w:numFmt w:val="bullet"/>
+      <w:lvlText w:val=""/>
+      <w:lvlJc w:val="left"/>
+      <w:pPr>
+        <w:ind w:left="2160" w:hanging="360"/>
+      </w:pPr>
+      <w:rPr>
+        <w:rFonts w:ascii="Wingdings" w:hAnsi="Wingdings" w:hint="default"/>
+      </w:rPr>
+    </w:lvl>
+    <w:lvl w:ilvl="3" w:tplc="10090001" w:tentative="1">
+      <w:start w:val="1"/>
+      <w:numFmt w:val="bullet"/>
+      <w:lvlText w:val=""/>
+      <w:lvlJc w:val="left"/>
+      <w:pPr>
+        <w:ind w:left="2880" w:hanging="360"/>
+      </w:pPr>
+      <w:rPr>
+        <w:rFonts w:ascii="Symbol" w:hAnsi="Symbol" w:hint="default"/>
+      </w:rPr>
+    </w:lvl>
+    <w:lvl w:ilvl="4" w:tplc="10090003" w:tentative="1">
+      <w:start w:val="1"/>
+      <w:numFmt w:val="bullet"/>
+      <w:lvlText w:val="o"/>
+      <w:lvlJc w:val="left"/>
+      <w:pPr>
+        <w:ind w:left="3600" w:hanging="360"/>
+      </w:pPr>
+      <w:rPr>
+        <w:rFonts w:ascii="Courier New" w:hAnsi="Courier New" w:cs="Courier New" w:hint="default"/>
+      </w:rPr>
+    </w:lvl>
+    <w:lvl w:ilvl="5" w:tplc="10090005" w:tentative="1">
+      <w:start w:val="1"/>
+      <w:numFmt w:val="bullet"/>
+      <w:lvlText w:val=""/>
+      <w:lvlJc w:val="left"/>
+      <w:pPr>
+        <w:ind w:left="4320" w:hanging="360"/>
+      </w:pPr>
+      <w:rPr>
+        <w:rFonts w:ascii="Wingdings" w:hAnsi="Wingdings" w:hint="default"/>
+      </w:rPr>
+    </w:lvl>
+    <w:lvl w:ilvl="6" w:tplc="10090001" w:tentative="1">
+      <w:start w:val="1"/>
+      <w:numFmt w:val="bullet"/>
+      <w:lvlText w:val=""/>
+      <w:lvlJc w:val="left"/>
+      <w:pPr>
+        <w:ind w:left="5040" w:hanging="360"/>
+      </w:pPr>
+      <w:rPr>
+        <w:rFonts w:ascii="Symbol" w:hAnsi="Symbol" w:hint="default"/>
+      </w:rPr>
+    </w:lvl>
+    <w:lvl w:ilvl="7" w:tplc="10090003" w:tentative="1">
+      <w:start w:val="1"/>
+      <w:numFmt w:val="bullet"/>
+      <w:lvlText w:val="o"/>
+      <w:lvlJc w:val="left"/>
+      <w:pPr>
+        <w:ind w:left="5760" w:hanging="360"/>
+      </w:pPr>
+      <w:rPr>
+        <w:rFonts w:ascii="Courier New" w:hAnsi="Courier New" w:cs="Courier New" w:hint="default"/>
+      </w:rPr>
+    </w:lvl>
+    <w:lvl w:ilvl="8" w:tplc="10090005" w:tentative="1">
+      <w:start w:val="1"/>
+      <w:numFmt w:val="bullet"/>
+      <w:lvlText w:val=""/>
+      <w:lvlJc w:val="left"/>
+      <w:pPr>
+        <w:ind w:left="6480" w:hanging="360"/>
+      </w:pPr>
+      <w:rPr>
+        <w:rFonts w:ascii="Wingdings" w:hAnsi="Wingdings" w:hint="default"/>
+      </w:rPr>
+    </w:lvl>
+  </w:abstractNum>
   <w:num w:numId="1" w16cid:durableId="1741245001">
+    <w:abstractNumId w:val="2"/>
+  </w:num>
+  <w:num w:numId="2" w16cid:durableId="194928710">
+    <w:abstractNumId w:val="6"/>
+  </w:num>
+  <w:num w:numId="3" w16cid:durableId="1046299632">
+    <w:abstractNumId w:val="5"/>
+  </w:num>
+  <w:num w:numId="4" w16cid:durableId="1639189868">
+    <w:abstractNumId w:val="20"/>
+  </w:num>
+  <w:num w:numId="5" w16cid:durableId="16274066">
+    <w:abstractNumId w:val="18"/>
+  </w:num>
+  <w:num w:numId="6" w16cid:durableId="313609677">
+    <w:abstractNumId w:val="19"/>
+  </w:num>
+  <w:num w:numId="7" w16cid:durableId="1573735668">
+    <w:abstractNumId w:val="3"/>
+  </w:num>
+  <w:num w:numId="8" w16cid:durableId="1390421883">
+    <w:abstractNumId w:val="14"/>
+  </w:num>
+  <w:num w:numId="9" w16cid:durableId="390813225">
+    <w:abstractNumId w:val="7"/>
+  </w:num>
+  <w:num w:numId="10" w16cid:durableId="1988582920">
+    <w:abstractNumId w:val="9"/>
+  </w:num>
+  <w:num w:numId="11" w16cid:durableId="1678578246">
+    <w:abstractNumId w:val="16"/>
+  </w:num>
+  <w:num w:numId="12" w16cid:durableId="1354920840">
+    <w:abstractNumId w:val="21"/>
+  </w:num>
+  <w:num w:numId="13" w16cid:durableId="1076979152">
+    <w:abstractNumId w:val="4"/>
+  </w:num>
+  <w:num w:numId="14" w16cid:durableId="480658135">
+    <w:abstractNumId w:val="13"/>
+  </w:num>
+  <w:num w:numId="15" w16cid:durableId="642153728">
+    <w:abstractNumId w:val="11"/>
+  </w:num>
+  <w:num w:numId="16" w16cid:durableId="1711153047">
+    <w:abstractNumId w:val="10"/>
+  </w:num>
+  <w:num w:numId="17" w16cid:durableId="1072699095">
+    <w:abstractNumId w:val="15"/>
+  </w:num>
+  <w:num w:numId="18" w16cid:durableId="1859149522">
     <w:abstractNumId w:val="0"/>
   </w:num>
-  <w:num w:numId="2" w16cid:durableId="194928710">
-    <w:abstractNumId w:val="2"/>
+  <w:num w:numId="19" w16cid:durableId="2084912720">
+    <w:abstractNumId w:val="17"/>
   </w:num>
-  <w:num w:numId="3" w16cid:durableId="1046299632">
+  <w:num w:numId="20" w16cid:durableId="2119446040">
+    <w:abstractNumId w:val="8"/>
+  </w:num>
+  <w:num w:numId="21" w16cid:durableId="215775404">
+    <w:abstractNumId w:val="12"/>
+  </w:num>
+  <w:num w:numId="22" w16cid:durableId="845873416">
     <w:abstractNumId w:val="1"/>
-  </w:num>
-  <w:num w:numId="4" w16cid:durableId="1639189868">
-    <w:abstractNumId w:val="4"/>
-  </w:num>
-  <w:num w:numId="5" w16cid:durableId="16274066">
-    <w:abstractNumId w:val="3"/>
   </w:num>
 </w:numbering>
 </file>
 
 <file path=word/styles.xml><?xml version="1.0" encoding="utf-8"?>
-<w:styles xmlns:mc="http://schemas.openxmlformats.org/markup-compatibility/2006" xmlns:r="http://schemas.openxmlformats.org/officeDocument/2006/relationships" xmlns:w="http://schemas.openxmlformats.org/wordprocessingml/2006/main" xmlns:w14="http://schemas.microsoft.com/office/word/2010/wordml" xmlns:w15="http://schemas.microsoft.com/office/word/2012/wordml" xmlns:w16cex="http://schemas.microsoft.com/office/word/2018/wordml/cex" xmlns:w16cid="http://schemas.microsoft.com/office/word/2016/wordml/cid" xmlns:w16="http://schemas.microsoft.com/office/word/2018/wordml" xmlns:w16sdtdh="http://schemas.microsoft.com/office/word/2020/wordml/sdtdatahash" xmlns:w16se="http://schemas.microsoft.com/office/word/2015/wordml/symex" mc:Ignorable="w14 w15 w16se w16cid w16 w16cex w16sdtdh">
+<w:styles xmlns:mc="http://schemas.openxmlformats.org/markup-compatibility/2006" xmlns:r="http://schemas.openxmlformats.org/officeDocument/2006/relationships" xmlns:w="http://schemas.openxmlformats.org/wordprocessingml/2006/main" xmlns:w14="http://schemas.microsoft.com/office/word/2010/wordml" xmlns:w15="http://schemas.microsoft.com/office/word/2012/wordml" xmlns:w16cex="http://schemas.microsoft.com/office/word/2018/wordml/cex" xmlns:w16cid="http://schemas.microsoft.com/office/word/2016/wordml/cid" xmlns:w16="http://schemas.microsoft.com/office/word/2018/wordml" xmlns:w16du="http://schemas.microsoft.com/office/word/2023/wordml/word16du" xmlns:w16sdtdh="http://schemas.microsoft.com/office/word/2020/wordml/sdtdatahash" xmlns:w16sdtfl="http://schemas.microsoft.com/office/word/2024/wordml/sdtformatlock" xmlns:w16se="http://schemas.microsoft.com/office/word/2015/wordml/symex" mc:Ignorable="w14 w15 w16se w16cid w16 w16cex w16sdtdh w16sdtfl w16du">
   <w:docDefaults>
     <w:rPrDefault>
       <w:rPr>
@@ -6042,6 +8602,7 @@
   <w:style w:type="paragraph" w:default="1" w:styleId="Normal">
     <w:name w:val="Normal"/>
     <w:qFormat/>
+    <w:rsid w:val="00636181"/>
   </w:style>
   <w:style w:type="paragraph" w:styleId="Heading1">
     <w:name w:val="heading 1"/>

--- a/ReportsAndDocuments/ManeeshaE_ProgressReport3.docx
+++ b/ReportsAndDocuments/ManeeshaE_ProgressReport3.docx
@@ -4,87 +4,73 @@
   <w:body>
     <w:p>
       <w:r>
-        <w:t xml:space="preserve">Student </w:t>
-      </w:r>
-      <w:proofErr w:type="gramStart"/>
-      <w:r>
-        <w:t>Name :</w:t>
-      </w:r>
-      <w:proofErr w:type="gramEnd"/>
+        <w:t xml:space="preserve">Student Name : </w:t>
+      </w:r>
+      <w:r>
+        <w:t xml:space="preserve">Maneesha Eeshwara – 300392759 </w:t>
+      </w:r>
+    </w:p>
+    <w:p>
+      <w:r>
+        <w:t xml:space="preserve">Project : </w:t>
+      </w:r>
+      <w:r>
+        <w:t xml:space="preserve">FarmVendor </w:t>
+      </w:r>
+      <w:r>
+        <w:t>-</w:t>
+      </w:r>
+      <w:r>
+        <w:t xml:space="preserve"> Smart Supply Chain Management Platform</w:t>
+      </w:r>
       <w:r>
         <w:t xml:space="preserve"> </w:t>
       </w:r>
-      <w:r>
-        <w:t xml:space="preserve">Maneesha Eeshwara – 300392759 </w:t>
-      </w:r>
-    </w:p>
-    <w:p>
-      <w:proofErr w:type="gramStart"/>
-      <w:r>
-        <w:t>Project :</w:t>
-      </w:r>
-      <w:proofErr w:type="gramEnd"/>
+    </w:p>
+    <w:p>
+      <w:r>
+        <w:t xml:space="preserve">Course : </w:t>
+      </w:r>
+      <w:r>
+        <w:t xml:space="preserve">W26-4495 </w:t>
+      </w:r>
+    </w:p>
+    <w:p>
+      <w:r>
+        <w:t xml:space="preserve">Reporting Period : </w:t>
+      </w:r>
+      <w:r>
+        <w:t>0</w:t>
+      </w:r>
+      <w:r>
+        <w:t>3</w:t>
+      </w:r>
+      <w:r>
+        <w:t>-</w:t>
+      </w:r>
+      <w:r>
+        <w:t>Mar</w:t>
+      </w:r>
+      <w:r>
+        <w:t>-202</w:t>
+      </w:r>
+      <w:r>
+        <w:t>6</w:t>
+      </w:r>
+      <w:r>
+        <w:t xml:space="preserve"> to 0</w:t>
+      </w:r>
+      <w:r>
+        <w:t>9</w:t>
+      </w:r>
+      <w:r>
+        <w:t>-Mar-202</w:t>
+      </w:r>
+      <w:r>
+        <w:t>6</w:t>
+      </w:r>
       <w:r>
         <w:t xml:space="preserve"> </w:t>
-      </w:r>
-      <w:r>
-        <w:t xml:space="preserve">FarmVendor </w:t>
-      </w:r>
-      <w:r>
-        <w:t>-</w:t>
-      </w:r>
-      <w:r>
-        <w:t xml:space="preserve"> Smart Supply Chain Management Platform</w:t>
-      </w:r>
-      <w:r>
-        <w:t xml:space="preserve"> </w:t>
-      </w:r>
-    </w:p>
-    <w:p>
-      <w:proofErr w:type="gramStart"/>
-      <w:r>
-        <w:t>Course :</w:t>
-      </w:r>
-      <w:proofErr w:type="gramEnd"/>
-      <w:r>
-        <w:t xml:space="preserve"> </w:t>
-      </w:r>
-      <w:r>
-        <w:t xml:space="preserve">W26-4495 </w:t>
-      </w:r>
-    </w:p>
-    <w:p>
-      <w:r>
-        <w:t xml:space="preserve">Reporting </w:t>
-      </w:r>
-      <w:proofErr w:type="gramStart"/>
-      <w:r>
-        <w:t>Period :</w:t>
-      </w:r>
-      <w:proofErr w:type="gramEnd"/>
-      <w:r>
-        <w:t xml:space="preserve"> </w:t>
-      </w:r>
-      <w:r>
-        <w:t>0</w:t>
-      </w:r>
-      <w:r>
-        <w:t>3</w:t>
-      </w:r>
-      <w:r>
-        <w:t>-</w:t>
-      </w:r>
-      <w:r>
-        <w:t>Mar</w:t>
-      </w:r>
-      <w:r>
-        <w:t>-2025 to 0</w:t>
-      </w:r>
-      <w:r>
-        <w:t>9</w:t>
-      </w:r>
-      <w:r>
-        <w:t>-Mar-2025</w:t>
       </w:r>
     </w:p>
     <w:p>
@@ -880,7 +866,6 @@
               </w:rPr>
               <w:t xml:space="preserve">Updated </w:t>
             </w:r>
-            <w:proofErr w:type="spellStart"/>
             <w:r>
               <w:rPr>
                 <w:rFonts w:ascii="Arial Unicode MS" w:eastAsia="Times New Roman" w:hAnsi="Arial Unicode MS" w:cs="Calibri"/>
@@ -893,7 +878,6 @@
               </w:rPr>
               <w:t>VendorDashboard.jsx</w:t>
             </w:r>
-            <w:proofErr w:type="spellEnd"/>
             <w:r>
               <w:rPr>
                 <w:rFonts w:ascii="Calibri" w:eastAsia="Times New Roman" w:hAnsi="Calibri" w:cs="Calibri"/>
@@ -906,7 +890,6 @@
               </w:rPr>
               <w:t xml:space="preserve"> and integrated modal-based demand request creation with </w:t>
             </w:r>
-            <w:proofErr w:type="spellStart"/>
             <w:r>
               <w:rPr>
                 <w:rFonts w:ascii="Arial Unicode MS" w:eastAsia="Times New Roman" w:hAnsi="Arial Unicode MS" w:cs="Calibri"/>
@@ -919,7 +902,6 @@
               </w:rPr>
               <w:t>VendorDemandRequestsController.cs</w:t>
             </w:r>
-            <w:proofErr w:type="spellEnd"/>
             <w:r>
               <w:rPr>
                 <w:rFonts w:ascii="Calibri" w:eastAsia="Times New Roman" w:hAnsi="Calibri" w:cs="Calibri"/>
@@ -1304,7 +1286,6 @@
               </w:rPr>
               <w:t xml:space="preserve">Created the </w:t>
             </w:r>
-            <w:proofErr w:type="spellStart"/>
             <w:r>
               <w:rPr>
                 <w:rFonts w:ascii="Arial Unicode MS" w:eastAsia="Times New Roman" w:hAnsi="Arial Unicode MS" w:cs="Calibri"/>
@@ -1317,7 +1298,6 @@
               </w:rPr>
               <w:t>DemandForecast</w:t>
             </w:r>
-            <w:proofErr w:type="spellEnd"/>
             <w:r>
               <w:rPr>
                 <w:rFonts w:ascii="Calibri" w:eastAsia="Times New Roman" w:hAnsi="Calibri" w:cs="Calibri"/>
@@ -1702,7 +1682,6 @@
               </w:rPr>
               <w:t xml:space="preserve">Implemented </w:t>
             </w:r>
-            <w:proofErr w:type="spellStart"/>
             <w:r>
               <w:rPr>
                 <w:rFonts w:ascii="Arial Unicode MS" w:eastAsia="Times New Roman" w:hAnsi="Arial Unicode MS" w:cs="Calibri"/>
@@ -1715,7 +1694,6 @@
               </w:rPr>
               <w:t>DispatchOptimizationService.cs</w:t>
             </w:r>
-            <w:proofErr w:type="spellEnd"/>
             <w:r>
               <w:rPr>
                 <w:rFonts w:ascii="Calibri" w:eastAsia="Times New Roman" w:hAnsi="Calibri" w:cs="Calibri"/>
@@ -2893,7 +2871,6 @@
               </w:rPr>
               <w:t xml:space="preserve">Added and updated files required for relationship scoring, including </w:t>
             </w:r>
-            <w:proofErr w:type="spellStart"/>
             <w:r>
               <w:rPr>
                 <w:rFonts w:ascii="Arial Unicode MS" w:eastAsia="Times New Roman" w:hAnsi="Arial Unicode MS" w:cs="Calibri"/>
@@ -2906,7 +2883,6 @@
               </w:rPr>
               <w:t>RelationshipStat</w:t>
             </w:r>
-            <w:proofErr w:type="spellEnd"/>
             <w:r>
               <w:rPr>
                 <w:rFonts w:ascii="Calibri" w:eastAsia="Times New Roman" w:hAnsi="Calibri" w:cs="Calibri"/>
@@ -2919,7 +2895,6 @@
               </w:rPr>
               <w:t xml:space="preserve">, </w:t>
             </w:r>
-            <w:proofErr w:type="spellStart"/>
             <w:r>
               <w:rPr>
                 <w:rFonts w:ascii="Arial Unicode MS" w:eastAsia="Times New Roman" w:hAnsi="Arial Unicode MS" w:cs="Calibri"/>
@@ -2932,7 +2907,6 @@
               </w:rPr>
               <w:t>RelationshipScoreRowDto</w:t>
             </w:r>
-            <w:proofErr w:type="spellEnd"/>
             <w:r>
               <w:rPr>
                 <w:rFonts w:ascii="Calibri" w:eastAsia="Times New Roman" w:hAnsi="Calibri" w:cs="Calibri"/>
@@ -2945,7 +2919,6 @@
               </w:rPr>
               <w:t xml:space="preserve">, </w:t>
             </w:r>
-            <w:proofErr w:type="spellStart"/>
             <w:r>
               <w:rPr>
                 <w:rFonts w:ascii="Arial Unicode MS" w:eastAsia="Times New Roman" w:hAnsi="Arial Unicode MS" w:cs="Calibri"/>
@@ -2958,7 +2931,6 @@
               </w:rPr>
               <w:t>RelationshipScoreService</w:t>
             </w:r>
-            <w:proofErr w:type="spellEnd"/>
             <w:r>
               <w:rPr>
                 <w:rFonts w:ascii="Calibri" w:eastAsia="Times New Roman" w:hAnsi="Calibri" w:cs="Calibri"/>
@@ -2971,7 +2943,6 @@
               </w:rPr>
               <w:t xml:space="preserve">, and </w:t>
             </w:r>
-            <w:proofErr w:type="spellStart"/>
             <w:r>
               <w:rPr>
                 <w:rFonts w:ascii="Arial Unicode MS" w:eastAsia="Times New Roman" w:hAnsi="Arial Unicode MS" w:cs="Calibri"/>
@@ -2984,7 +2955,6 @@
               </w:rPr>
               <w:t>RelationshipStatsController</w:t>
             </w:r>
-            <w:proofErr w:type="spellEnd"/>
             <w:r>
               <w:rPr>
                 <w:rFonts w:ascii="Calibri" w:eastAsia="Times New Roman" w:hAnsi="Calibri" w:cs="Calibri"/>
@@ -3121,7 +3091,6 @@
               </w:rPr>
               <w:t xml:space="preserve">Integrated score update logic into </w:t>
             </w:r>
-            <w:proofErr w:type="spellStart"/>
             <w:r>
               <w:rPr>
                 <w:rFonts w:ascii="Arial Unicode MS" w:eastAsia="Times New Roman" w:hAnsi="Arial Unicode MS" w:cs="Calibri"/>
@@ -3134,7 +3103,6 @@
               </w:rPr>
               <w:t>VendorDispatchesController</w:t>
             </w:r>
-            <w:proofErr w:type="spellEnd"/>
             <w:r>
               <w:rPr>
                 <w:rFonts w:ascii="Calibri" w:eastAsia="Times New Roman" w:hAnsi="Calibri" w:cs="Calibri"/>
@@ -3300,15 +3268,7 @@
         </w:tabs>
       </w:pPr>
       <w:r>
-        <w:t xml:space="preserve">I implemented full vendor-side functionality by creating inventory lots, validating stock, enabling farmers to dispatch products accurately based on vendor demand requests. The vendor dashboard expanded by adding functionality for creating demand </w:t>
-      </w:r>
-      <w:proofErr w:type="gramStart"/>
-      <w:r>
-        <w:t>request,created</w:t>
-      </w:r>
-      <w:proofErr w:type="gramEnd"/>
-      <w:r>
-        <w:t xml:space="preserve"> separate navigations for incoming dispatches,</w:t>
+        <w:t>I implemented full vendor-side functionality by creating inventory lots, validating stock, enabling farmers to dispatch products accurately based on vendor demand requests. The vendor dashboard expanded by adding functionality for creating demand request,created separate navigations for incoming dispatches,</w:t>
       </w:r>
       <w:r>
         <w:rPr>
@@ -3322,20 +3282,10 @@
         <w:t xml:space="preserve"> </w:t>
       </w:r>
       <w:r>
-        <w:t xml:space="preserve">Confirm Delivery </w:t>
-      </w:r>
-      <w:proofErr w:type="spellStart"/>
-      <w:proofErr w:type="gramStart"/>
-      <w:r>
-        <w:t>workflow</w:t>
-      </w:r>
-      <w:r>
-        <w:t>.This</w:t>
-      </w:r>
-      <w:proofErr w:type="spellEnd"/>
-      <w:proofErr w:type="gramEnd"/>
-      <w:r>
-        <w:t xml:space="preserve"> screen </w:t>
+        <w:t>Confirm Delivery workflow</w:t>
+      </w:r>
+      <w:r>
+        <w:t xml:space="preserve">.This screen </w:t>
       </w:r>
       <w:r>
         <w:t>allows vendors to acknowledge deliveries and automatically updates both the dispatch status and related demand request statu</w:t>
@@ -3370,58 +3320,10 @@
         <w:t>average method implemented entirely in .NET</w:t>
       </w:r>
       <w:r>
-        <w:t xml:space="preserve"> and saved data in a separate table for later evaluation. Then I developed optimization module and matched inventory to predict vendor demand using greedy allocation approach. This workflow exposed through new API end points and tested and confirmed on postman while sorting different types of authorization issues using the support of AI </w:t>
-      </w:r>
-      <w:proofErr w:type="spellStart"/>
-      <w:r>
-        <w:t>tools.Finally</w:t>
-      </w:r>
-      <w:proofErr w:type="spellEnd"/>
-      <w:r>
-        <w:t xml:space="preserve"> I developed relationship score module to evaluate long term performance between farmers and </w:t>
-      </w:r>
-      <w:proofErr w:type="spellStart"/>
-      <w:r>
-        <w:t>vendors.Th</w:t>
-      </w:r>
-      <w:proofErr w:type="spellEnd"/>
-      <w:r>
-        <w:t xml:space="preserve"> </w:t>
-      </w:r>
-      <w:proofErr w:type="spellStart"/>
-      <w:r>
-        <w:t>escore</w:t>
-      </w:r>
-      <w:proofErr w:type="spellEnd"/>
-      <w:r>
-        <w:t xml:space="preserve"> system measure </w:t>
-      </w:r>
-      <w:proofErr w:type="spellStart"/>
-      <w:r>
-        <w:t>fullfilment</w:t>
-      </w:r>
-      <w:proofErr w:type="spellEnd"/>
-      <w:r>
-        <w:t xml:space="preserve"> rate, on-time delivery and cancellation frequency which fully integrated with delivery confirmation flow that can automatically scores whenever a dispatch is marked</w:t>
-      </w:r>
-      <w:r>
-        <w:t xml:space="preserve"> delivered or </w:t>
-      </w:r>
-      <w:proofErr w:type="spellStart"/>
-      <w:r>
-        <w:t>cancelled.I</w:t>
-      </w:r>
-      <w:proofErr w:type="spellEnd"/>
-      <w:r>
-        <w:t xml:space="preserve"> added API end points to retrieve relationship statistics </w:t>
-      </w:r>
-      <w:proofErr w:type="spellStart"/>
-      <w:r>
-        <w:t>whick</w:t>
-      </w:r>
-      <w:proofErr w:type="spellEnd"/>
-      <w:r>
-        <w:t xml:space="preserve"> confirmed via postman.</w:t>
+        <w:t xml:space="preserve"> and saved data in a separate table for later evaluation. Then I developed optimization module and matched inventory to predict vendor demand using greedy allocation approach. This workflow exposed through new API end points and tested and confirmed on postman while sorting different types of authorization issues using the support of AI tools.Finally I developed relationship score module to evaluate long term performance between farmers and vendors.Th escore system measure fullfilment rate, on-time delivery and cancellation frequency which fully integrated with delivery confirmation flow that can automatically scores whenever a dispatch is marked</w:t>
+      </w:r>
+      <w:r>
+        <w:t xml:space="preserve"> delivered or cancelled.I added API end points to retrieve relationship statistics whick confirmed via postman.</w:t>
       </w:r>
     </w:p>
     <w:p>
@@ -3431,15 +3333,7 @@
         </w:tabs>
       </w:pPr>
       <w:r>
-        <w:t xml:space="preserve">Next </w:t>
-      </w:r>
-      <w:proofErr w:type="gramStart"/>
-      <w:r>
-        <w:t>Step :</w:t>
-      </w:r>
-      <w:proofErr w:type="gramEnd"/>
-      <w:r>
-        <w:t xml:space="preserve"> </w:t>
+        <w:t xml:space="preserve">Next Step : </w:t>
       </w:r>
     </w:p>
     <w:p>
@@ -3474,15 +3368,7 @@
         </w:numPr>
       </w:pPr>
       <w:r>
-        <w:t>GET /</w:t>
-      </w:r>
-      <w:proofErr w:type="spellStart"/>
-      <w:r>
-        <w:t>api</w:t>
-      </w:r>
-      <w:proofErr w:type="spellEnd"/>
-      <w:r>
-        <w:t>/forecasts</w:t>
+        <w:t>GET /api/forecasts</w:t>
       </w:r>
     </w:p>
     <w:p>
@@ -3493,15 +3379,7 @@
         </w:numPr>
       </w:pPr>
       <w:r>
-        <w:t>POST /</w:t>
-      </w:r>
-      <w:proofErr w:type="spellStart"/>
-      <w:r>
-        <w:t>api</w:t>
-      </w:r>
-      <w:proofErr w:type="spellEnd"/>
-      <w:r>
-        <w:t>/forecasts/generate</w:t>
+        <w:t>POST /api/forecasts/generate</w:t>
       </w:r>
     </w:p>
     <w:p>
@@ -3512,15 +3390,7 @@
         </w:numPr>
       </w:pPr>
       <w:r>
-        <w:t>GET /</w:t>
-      </w:r>
-      <w:proofErr w:type="spellStart"/>
-      <w:r>
-        <w:t>api</w:t>
-      </w:r>
-      <w:proofErr w:type="spellEnd"/>
-      <w:r>
-        <w:t>/optimization/plans</w:t>
+        <w:t>GET /api/optimization/plans</w:t>
       </w:r>
     </w:p>
     <w:p>
@@ -3531,15 +3401,7 @@
         </w:numPr>
       </w:pPr>
       <w:r>
-        <w:t>POST /</w:t>
-      </w:r>
-      <w:proofErr w:type="spellStart"/>
-      <w:r>
-        <w:t>api</w:t>
-      </w:r>
-      <w:proofErr w:type="spellEnd"/>
-      <w:r>
-        <w:t>/optimization/run</w:t>
+        <w:t>POST /api/optimization/run</w:t>
       </w:r>
     </w:p>
     <w:p>
@@ -3550,21 +3412,8 @@
         </w:numPr>
       </w:pPr>
       <w:r>
-        <w:t>GET /</w:t>
-      </w:r>
-      <w:proofErr w:type="spellStart"/>
-      <w:r>
-        <w:t>api</w:t>
-      </w:r>
-      <w:proofErr w:type="spellEnd"/>
-      <w:r>
-        <w:t>/</w:t>
-      </w:r>
-      <w:proofErr w:type="spellStart"/>
-      <w:r>
-        <w:t>relationshipstats</w:t>
-      </w:r>
-      <w:proofErr w:type="spellEnd"/>
+        <w:t>GET /api/relationshipstats</w:t>
+      </w:r>
     </w:p>
     <w:p>
       <w:pPr>
@@ -3650,12 +3499,10 @@
           <w:numId w:val="15"/>
         </w:numPr>
       </w:pPr>
-      <w:proofErr w:type="spellStart"/>
       <w:r>
         <w:lastRenderedPageBreak/>
         <w:t>VendorDemandRequestsController.cs</w:t>
       </w:r>
-      <w:proofErr w:type="spellEnd"/>
     </w:p>
     <w:p>
       <w:pPr>
@@ -3665,11 +3512,9 @@
           <w:numId w:val="15"/>
         </w:numPr>
       </w:pPr>
-      <w:proofErr w:type="spellStart"/>
       <w:r>
         <w:t>VendorDispatchesController.cs</w:t>
       </w:r>
-      <w:proofErr w:type="spellEnd"/>
     </w:p>
     <w:p>
       <w:pPr>
@@ -3679,11 +3524,9 @@
           <w:numId w:val="15"/>
         </w:numPr>
       </w:pPr>
-      <w:proofErr w:type="spellStart"/>
       <w:r>
         <w:t>ForecastController.cs</w:t>
       </w:r>
-      <w:proofErr w:type="spellEnd"/>
     </w:p>
     <w:p>
       <w:pPr>
@@ -3693,11 +3536,9 @@
           <w:numId w:val="15"/>
         </w:numPr>
       </w:pPr>
-      <w:proofErr w:type="spellStart"/>
       <w:r>
         <w:t>OptimizationController.cs</w:t>
       </w:r>
-      <w:proofErr w:type="spellEnd"/>
     </w:p>
     <w:p>
       <w:pPr>
@@ -3707,11 +3548,9 @@
           <w:numId w:val="15"/>
         </w:numPr>
       </w:pPr>
-      <w:proofErr w:type="spellStart"/>
       <w:r>
         <w:t>RelationshipStatsController.cs</w:t>
       </w:r>
-      <w:proofErr w:type="spellEnd"/>
     </w:p>
     <w:p>
       <w:pPr>
@@ -3721,11 +3560,9 @@
           <w:numId w:val="15"/>
         </w:numPr>
       </w:pPr>
-      <w:proofErr w:type="spellStart"/>
       <w:r>
         <w:t>DispatchOptimizationService.cs</w:t>
       </w:r>
-      <w:proofErr w:type="spellEnd"/>
     </w:p>
     <w:p>
       <w:pPr>
@@ -3735,11 +3572,9 @@
           <w:numId w:val="15"/>
         </w:numPr>
       </w:pPr>
-      <w:proofErr w:type="spellStart"/>
       <w:r>
         <w:t>DemandForecastService.cs</w:t>
       </w:r>
-      <w:proofErr w:type="spellEnd"/>
     </w:p>
     <w:p>
       <w:pPr>
@@ -3749,11 +3584,9 @@
           <w:numId w:val="15"/>
         </w:numPr>
       </w:pPr>
-      <w:proofErr w:type="spellStart"/>
       <w:r>
         <w:t>RelationshipScoreService.cs</w:t>
       </w:r>
-      <w:proofErr w:type="spellEnd"/>
     </w:p>
     <w:p>
       <w:pPr>
@@ -3763,11 +3596,9 @@
           <w:numId w:val="15"/>
         </w:numPr>
       </w:pPr>
-      <w:proofErr w:type="spellStart"/>
       <w:r>
         <w:t>DemandForecast.cs</w:t>
       </w:r>
-      <w:proofErr w:type="spellEnd"/>
     </w:p>
     <w:p>
       <w:pPr>
@@ -3777,11 +3608,9 @@
           <w:numId w:val="15"/>
         </w:numPr>
       </w:pPr>
-      <w:proofErr w:type="spellStart"/>
       <w:r>
         <w:t>RecommendedDispatchPlan.cs</w:t>
       </w:r>
-      <w:proofErr w:type="spellEnd"/>
     </w:p>
     <w:p>
       <w:pPr>
@@ -3791,11 +3620,9 @@
           <w:numId w:val="15"/>
         </w:numPr>
       </w:pPr>
-      <w:proofErr w:type="spellStart"/>
       <w:r>
         <w:t>RelationshipStat.cs</w:t>
       </w:r>
-      <w:proofErr w:type="spellEnd"/>
     </w:p>
     <w:p>
       <w:pPr>
@@ -3805,11 +3632,9 @@
           <w:numId w:val="15"/>
         </w:numPr>
       </w:pPr>
-      <w:proofErr w:type="spellStart"/>
       <w:r>
         <w:t>GenerateForecastDto.cs</w:t>
       </w:r>
-      <w:proofErr w:type="spellEnd"/>
     </w:p>
     <w:p>
       <w:pPr>
@@ -3819,11 +3644,9 @@
           <w:numId w:val="15"/>
         </w:numPr>
       </w:pPr>
-      <w:proofErr w:type="spellStart"/>
       <w:r>
         <w:t>RunOptimizationDto.cs</w:t>
       </w:r>
-      <w:proofErr w:type="spellEnd"/>
     </w:p>
     <w:p>
       <w:pPr>
@@ -3833,11 +3656,9 @@
           <w:numId w:val="15"/>
         </w:numPr>
       </w:pPr>
-      <w:proofErr w:type="spellStart"/>
       <w:r>
         <w:t>DemandForecastRowDto.cs</w:t>
       </w:r>
-      <w:proofErr w:type="spellEnd"/>
     </w:p>
     <w:p>
       <w:pPr>
@@ -3847,11 +3668,9 @@
           <w:numId w:val="15"/>
         </w:numPr>
       </w:pPr>
-      <w:proofErr w:type="spellStart"/>
       <w:r>
         <w:t>RecommendedDispatchPlanRowDto.cs</w:t>
       </w:r>
-      <w:proofErr w:type="spellEnd"/>
     </w:p>
     <w:p>
       <w:pPr>
@@ -3861,11 +3680,9 @@
           <w:numId w:val="15"/>
         </w:numPr>
       </w:pPr>
-      <w:proofErr w:type="spellStart"/>
       <w:r>
         <w:t>RelationshipScoreRowDto.cs</w:t>
       </w:r>
-      <w:proofErr w:type="spellEnd"/>
     </w:p>
     <w:p>
       <w:pPr>
@@ -3887,11 +3704,9 @@
           <w:numId w:val="15"/>
         </w:numPr>
       </w:pPr>
-      <w:proofErr w:type="spellStart"/>
       <w:r>
         <w:t>Dispatch.cs</w:t>
       </w:r>
-      <w:proofErr w:type="spellEnd"/>
     </w:p>
     <w:p>
       <w:pPr>
@@ -3901,11 +3716,9 @@
           <w:numId w:val="15"/>
         </w:numPr>
       </w:pPr>
-      <w:proofErr w:type="spellStart"/>
       <w:r>
         <w:t>DemandRequest.cs</w:t>
       </w:r>
-      <w:proofErr w:type="spellEnd"/>
     </w:p>
     <w:p>
       <w:pPr>
@@ -3915,11 +3728,9 @@
           <w:numId w:val="15"/>
         </w:numPr>
       </w:pPr>
-      <w:proofErr w:type="spellStart"/>
       <w:r>
         <w:t>InventoryLot.cs</w:t>
       </w:r>
-      <w:proofErr w:type="spellEnd"/>
     </w:p>
     <w:p>
       <w:pPr>
@@ -3971,18 +3782,10 @@
     </w:p>
     <w:p>
       <w:r>
-        <w:t xml:space="preserve">Frontend </w:t>
-      </w:r>
-      <w:proofErr w:type="gramStart"/>
-      <w:r>
-        <w:t>Implementation</w:t>
-      </w:r>
-      <w:r>
-        <w:t>(</w:t>
-      </w:r>
-      <w:proofErr w:type="gramEnd"/>
-      <w:r>
-        <w:t>files added/updated)</w:t>
+        <w:t>Frontend Implementation</w:t>
+      </w:r>
+      <w:r>
+        <w:t>(files added/updated)</w:t>
       </w:r>
       <w:r>
         <w:t>:</w:t>
@@ -3997,15 +3800,7 @@
         </w:numPr>
       </w:pPr>
       <w:r>
-        <w:t xml:space="preserve">Updates to </w:t>
-      </w:r>
-      <w:proofErr w:type="spellStart"/>
-      <w:r>
-        <w:t>VendorDashboard.jsx</w:t>
-      </w:r>
-      <w:proofErr w:type="spellEnd"/>
-      <w:r>
-        <w:t xml:space="preserve"> to integrate</w:t>
+        <w:t>Updates to VendorDashboard.jsx to integrate</w:t>
       </w:r>
     </w:p>
     <w:p>
@@ -4088,34 +3883,13 @@
     </w:p>
     <w:p>
       <w:r>
-        <w:t xml:space="preserve">All changes have been committed to the repository under the appropriate Implementation directory. The progress report document will be checked into the </w:t>
-      </w:r>
-      <w:proofErr w:type="spellStart"/>
-      <w:r>
-        <w:t>DocumentsAndReports</w:t>
-      </w:r>
-      <w:proofErr w:type="spellEnd"/>
-      <w:r>
-        <w:t xml:space="preserve"> folder as </w:t>
-      </w:r>
-      <w:proofErr w:type="gramStart"/>
-      <w:r>
-        <w:t>required, and</w:t>
-      </w:r>
-      <w:proofErr w:type="gramEnd"/>
-      <w:r>
-        <w:t xml:space="preserve"> submitted on Blackboard.</w:t>
+        <w:t>All changes have been committed to the repository under the appropriate Implementation directory. The progress report document will be checked into the DocumentsAndReports folder as required, and submitted on Blackboard.</w:t>
       </w:r>
     </w:p>
     <w:p/>
     <w:p>
-      <w:proofErr w:type="spellStart"/>
-      <w:r>
-        <w:t>DocumentsAndReports</w:t>
-      </w:r>
-      <w:proofErr w:type="spellEnd"/>
-      <w:r>
-        <w:t xml:space="preserve"> </w:t>
+      <w:r>
+        <w:t xml:space="preserve">DocumentsAndReports </w:t>
       </w:r>
     </w:p>
     <w:p>
@@ -4736,7 +4510,6 @@
               </w:rPr>
               <w:t xml:space="preserve">Designed and implemented a greedy allocation optimization technique to match farmer inventory with forecasted vendor demand. Created the </w:t>
             </w:r>
-            <w:proofErr w:type="spellStart"/>
             <w:r>
               <w:rPr>
                 <w:rFonts w:ascii="Arial Unicode MS" w:eastAsia="Times New Roman" w:hAnsi="Arial Unicode MS" w:cs="Segoe UI"/>
@@ -4749,7 +4522,6 @@
               </w:rPr>
               <w:t>DispatchOptimizationService</w:t>
             </w:r>
-            <w:proofErr w:type="spellEnd"/>
             <w:r>
               <w:rPr>
                 <w:rFonts w:ascii="Segoe UI" w:eastAsia="Times New Roman" w:hAnsi="Segoe UI" w:cs="Segoe UI"/>
@@ -5287,34 +5059,10 @@
         <w:t xml:space="preserve">Independently designed and finalized the database schema relationships and entity models, </w:t>
       </w:r>
       <w:r>
-        <w:t xml:space="preserve">with </w:t>
-      </w:r>
-      <w:proofErr w:type="gramStart"/>
-      <w:r>
-        <w:t xml:space="preserve">the </w:t>
-      </w:r>
-      <w:r>
-        <w:t xml:space="preserve"> correct</w:t>
-      </w:r>
-      <w:proofErr w:type="gramEnd"/>
-      <w:r>
-        <w:t xml:space="preserve"> mapping between Farmers, Vendors, Products, </w:t>
-      </w:r>
-      <w:proofErr w:type="spellStart"/>
-      <w:r>
-        <w:t>InventoryLots</w:t>
-      </w:r>
-      <w:proofErr w:type="spellEnd"/>
-      <w:r>
-        <w:t xml:space="preserve">, </w:t>
-      </w:r>
-      <w:proofErr w:type="spellStart"/>
-      <w:r>
-        <w:t>DemandRequests</w:t>
-      </w:r>
-      <w:proofErr w:type="spellEnd"/>
-      <w:r>
-        <w:t>, Dispatches, Forecasts, and Relationship statistics.</w:t>
+        <w:t xml:space="preserve">with the </w:t>
+      </w:r>
+      <w:r>
+        <w:t xml:space="preserve"> correct mapping between Farmers, Vendors, Products, InventoryLots, DemandRequests, Dispatches, Forecasts, and Relationship statistics.</w:t>
       </w:r>
     </w:p>
     <w:p>
@@ -5525,15 +5273,7 @@
         </w:numPr>
       </w:pPr>
       <w:r>
-        <w:t xml:space="preserve">“Design the </w:t>
-      </w:r>
-      <w:proofErr w:type="spellStart"/>
-      <w:r>
-        <w:t>DemandForecast</w:t>
-      </w:r>
-      <w:proofErr w:type="spellEnd"/>
-      <w:r>
-        <w:t xml:space="preserve"> model and API endpoints for generating and retrieving forecast results”</w:t>
+        <w:t>“Design the DemandForecast model and API endpoints for generating and retrieving forecast results”</w:t>
       </w:r>
     </w:p>
     <w:p>
@@ -5557,23 +5297,7 @@
         </w:numPr>
       </w:pPr>
       <w:r>
-        <w:t xml:space="preserve">“How to design </w:t>
-      </w:r>
-      <w:proofErr w:type="spellStart"/>
-      <w:r>
-        <w:t>RecommendedDispatchPlan</w:t>
-      </w:r>
-      <w:proofErr w:type="spellEnd"/>
-      <w:r>
-        <w:t xml:space="preserve"> table and </w:t>
-      </w:r>
-      <w:proofErr w:type="spellStart"/>
-      <w:r>
-        <w:t>DispatchOptimizationService</w:t>
-      </w:r>
-      <w:proofErr w:type="spellEnd"/>
-      <w:r>
-        <w:t xml:space="preserve"> for dispatch recommendation logic”</w:t>
+        <w:t>“How to design RecommendedDispatchPlan table and DispatchOptimizationService for dispatch recommendation logic”</w:t>
       </w:r>
     </w:p>
     <w:p>
@@ -5609,15 +5333,7 @@
         </w:numPr>
       </w:pPr>
       <w:r>
-        <w:t xml:space="preserve">“Fix dependency injection error when using </w:t>
-      </w:r>
-      <w:proofErr w:type="spellStart"/>
-      <w:r>
-        <w:t>RelationshipScoreService</w:t>
-      </w:r>
-      <w:proofErr w:type="spellEnd"/>
-      <w:r>
-        <w:t xml:space="preserve"> in ASP.NET Core controller”</w:t>
+        <w:t>“Fix dependency injection error when using RelationshipScoreService in ASP.NET Core controller”</w:t>
       </w:r>
     </w:p>
     <w:p>

--- a/ReportsAndDocuments/ManeeshaE_ProgressReport3.docx
+++ b/ReportsAndDocuments/ManeeshaE_ProgressReport3.docx
@@ -1,6 +1,6 @@
 
 <file path=word/document.xml><?xml version="1.0" encoding="utf-8"?>
-<w:document xmlns:wpc="http://schemas.microsoft.com/office/word/2010/wordprocessingCanvas" xmlns:cx="http://schemas.microsoft.com/office/drawing/2014/chartex" xmlns:cx1="http://schemas.microsoft.com/office/drawing/2015/9/8/chartex" xmlns:cx2="http://schemas.microsoft.com/office/drawing/2015/10/21/chartex" xmlns:cx3="http://schemas.microsoft.com/office/drawing/2016/5/9/chartex" xmlns:cx4="http://schemas.microsoft.com/office/drawing/2016/5/10/chartex" xmlns:cx5="http://schemas.microsoft.com/office/drawing/2016/5/11/chartex" xmlns:cx6="http://schemas.microsoft.com/office/drawing/2016/5/12/chartex" xmlns:cx7="http://schemas.microsoft.com/office/drawing/2016/5/13/chartex" xmlns:cx8="http://schemas.microsoft.com/office/drawing/2016/5/14/chartex" xmlns:mc="http://schemas.openxmlformats.org/markup-compatibility/2006" xmlns:aink="http://schemas.microsoft.com/office/drawing/2016/ink" xmlns:am3d="http://schemas.microsoft.com/office/drawing/2017/model3d" xmlns:o="urn:schemas-microsoft-com:office:office" xmlns:oel="http://schemas.microsoft.com/office/2019/extlst" xmlns:r="http://schemas.openxmlformats.org/officeDocument/2006/relationships" xmlns:m="http://schemas.openxmlformats.org/officeDocument/2006/math" xmlns:v="urn:schemas-microsoft-com:vml" xmlns:wp14="http://schemas.microsoft.com/office/word/2010/wordprocessingDrawing" xmlns:wp="http://schemas.openxmlformats.org/drawingml/2006/wordprocessingDrawing" xmlns:w10="urn:schemas-microsoft-com:office:word" xmlns:w="http://schemas.openxmlformats.org/wordprocessingml/2006/main" xmlns:w14="http://schemas.microsoft.com/office/word/2010/wordml" xmlns:w15="http://schemas.microsoft.com/office/word/2012/wordml" xmlns:w16cex="http://schemas.microsoft.com/office/word/2018/wordml/cex" xmlns:w16cid="http://schemas.microsoft.com/office/word/2016/wordml/cid" xmlns:w16="http://schemas.microsoft.com/office/word/2018/wordml" xmlns:w16du="http://schemas.microsoft.com/office/word/2023/wordml/word16du" xmlns:w16sdtdh="http://schemas.microsoft.com/office/word/2020/wordml/sdtdatahash" xmlns:w16sdtfl="http://schemas.microsoft.com/office/word/2024/wordml/sdtformatlock" xmlns:w16se="http://schemas.microsoft.com/office/word/2015/wordml/symex" xmlns:wpg="http://schemas.microsoft.com/office/word/2010/wordprocessingGroup" xmlns:wpi="http://schemas.microsoft.com/office/word/2010/wordprocessingInk" xmlns:wne="http://schemas.microsoft.com/office/word/2006/wordml" xmlns:wps="http://schemas.microsoft.com/office/word/2010/wordprocessingShape" mc:Ignorable="w14 w15 w16se w16cid w16 w16cex w16sdtdh w16sdtfl w16du wp14">
+<w:document xmlns:wpc="http://schemas.microsoft.com/office/word/2010/wordprocessingCanvas" xmlns:cx="http://schemas.microsoft.com/office/drawing/2014/chartex" xmlns:cx1="http://schemas.microsoft.com/office/drawing/2015/9/8/chartex" xmlns:cx2="http://schemas.microsoft.com/office/drawing/2015/10/21/chartex" xmlns:cx3="http://schemas.microsoft.com/office/drawing/2016/5/9/chartex" xmlns:cx4="http://schemas.microsoft.com/office/drawing/2016/5/10/chartex" xmlns:cx5="http://schemas.microsoft.com/office/drawing/2016/5/11/chartex" xmlns:cx6="http://schemas.microsoft.com/office/drawing/2016/5/12/chartex" xmlns:cx7="http://schemas.microsoft.com/office/drawing/2016/5/13/chartex" xmlns:cx8="http://schemas.microsoft.com/office/drawing/2016/5/14/chartex" xmlns:mc="http://schemas.openxmlformats.org/markup-compatibility/2006" xmlns:aink="http://schemas.microsoft.com/office/drawing/2016/ink" xmlns:am3d="http://schemas.microsoft.com/office/drawing/2017/model3d" xmlns:o="urn:schemas-microsoft-com:office:office" xmlns:oel="http://schemas.microsoft.com/office/2019/extlst" xmlns:r="http://schemas.openxmlformats.org/officeDocument/2006/relationships" xmlns:m="http://schemas.openxmlformats.org/officeDocument/2006/math" xmlns:v="urn:schemas-microsoft-com:vml" xmlns:wp14="http://schemas.microsoft.com/office/word/2010/wordprocessingDrawing" xmlns:wp="http://schemas.openxmlformats.org/drawingml/2006/wordprocessingDrawing" xmlns:w10="urn:schemas-microsoft-com:office:word" xmlns:w="http://schemas.openxmlformats.org/wordprocessingml/2006/main" xmlns:w14="http://schemas.microsoft.com/office/word/2010/wordml" xmlns:w15="http://schemas.microsoft.com/office/word/2012/wordml" xmlns:w16cex="http://schemas.microsoft.com/office/word/2018/wordml/cex" xmlns:w16cid="http://schemas.microsoft.com/office/word/2016/wordml/cid" xmlns:w16="http://schemas.microsoft.com/office/word/2018/wordml" xmlns:w16sdtdh="http://schemas.microsoft.com/office/word/2020/wordml/sdtdatahash" xmlns:w16se="http://schemas.microsoft.com/office/word/2015/wordml/symex" xmlns:wpg="http://schemas.microsoft.com/office/word/2010/wordprocessingGroup" xmlns:wpi="http://schemas.microsoft.com/office/word/2010/wordprocessingInk" xmlns:wne="http://schemas.microsoft.com/office/word/2006/wordml" xmlns:wps="http://schemas.microsoft.com/office/word/2010/wordprocessingShape" mc:Ignorable="w14 w15 w16se w16cid w16 w16cex w16sdtdh wp14">
   <w:body>
     <w:p>
       <w:r>
@@ -40,10 +40,7 @@
         <w:t xml:space="preserve">Reporting Period : </w:t>
       </w:r>
       <w:r>
-        <w:t>0</w:t>
-      </w:r>
-      <w:r>
-        <w:t>3</w:t>
+        <w:t>10</w:t>
       </w:r>
       <w:r>
         <w:t>-</w:t>
@@ -58,10 +55,10 @@
         <w:t>6</w:t>
       </w:r>
       <w:r>
-        <w:t xml:space="preserve"> to 0</w:t>
-      </w:r>
-      <w:r>
-        <w:t>9</w:t>
+        <w:t xml:space="preserve"> to </w:t>
+      </w:r>
+      <w:r>
+        <w:t>16</w:t>
       </w:r>
       <w:r>
         <w:t>-Mar-202</w:t>
@@ -78,7 +75,7 @@
         <w:t>Progress Report #</w:t>
       </w:r>
       <w:r>
-        <w:t>3</w:t>
+        <w:t>4</w:t>
       </w:r>
       <w:r>
         <w:t xml:space="preserve"> </w:t>
@@ -5038,13 +5035,7 @@
         </w:numPr>
       </w:pPr>
       <w:r>
-        <w:t xml:space="preserve">Integrated all </w:t>
-      </w:r>
-      <w:r>
-        <w:t xml:space="preserve">AI </w:t>
-      </w:r>
-      <w:r>
-        <w:t>suggested logic into an existing .NET 8 + Identity architecture.</w:t>
+        <w:t>Integrated all AI suggested logic into an existing .NET 8 + Identity architecture.</w:t>
       </w:r>
     </w:p>
     <w:p>
@@ -5390,7 +5381,7 @@
 </file>
 
 <file path=word/numbering.xml><?xml version="1.0" encoding="utf-8"?>
-<w:numbering xmlns:wpc="http://schemas.microsoft.com/office/word/2010/wordprocessingCanvas" xmlns:cx="http://schemas.microsoft.com/office/drawing/2014/chartex" xmlns:cx1="http://schemas.microsoft.com/office/drawing/2015/9/8/chartex" xmlns:cx2="http://schemas.microsoft.com/office/drawing/2015/10/21/chartex" xmlns:cx3="http://schemas.microsoft.com/office/drawing/2016/5/9/chartex" xmlns:cx4="http://schemas.microsoft.com/office/drawing/2016/5/10/chartex" xmlns:cx5="http://schemas.microsoft.com/office/drawing/2016/5/11/chartex" xmlns:cx6="http://schemas.microsoft.com/office/drawing/2016/5/12/chartex" xmlns:cx7="http://schemas.microsoft.com/office/drawing/2016/5/13/chartex" xmlns:cx8="http://schemas.microsoft.com/office/drawing/2016/5/14/chartex" xmlns:mc="http://schemas.openxmlformats.org/markup-compatibility/2006" xmlns:aink="http://schemas.microsoft.com/office/drawing/2016/ink" xmlns:am3d="http://schemas.microsoft.com/office/drawing/2017/model3d" xmlns:o="urn:schemas-microsoft-com:office:office" xmlns:oel="http://schemas.microsoft.com/office/2019/extlst" xmlns:r="http://schemas.openxmlformats.org/officeDocument/2006/relationships" xmlns:m="http://schemas.openxmlformats.org/officeDocument/2006/math" xmlns:v="urn:schemas-microsoft-com:vml" xmlns:wp14="http://schemas.microsoft.com/office/word/2010/wordprocessingDrawing" xmlns:wp="http://schemas.openxmlformats.org/drawingml/2006/wordprocessingDrawing" xmlns:w10="urn:schemas-microsoft-com:office:word" xmlns:w="http://schemas.openxmlformats.org/wordprocessingml/2006/main" xmlns:w14="http://schemas.microsoft.com/office/word/2010/wordml" xmlns:w15="http://schemas.microsoft.com/office/word/2012/wordml" xmlns:w16cex="http://schemas.microsoft.com/office/word/2018/wordml/cex" xmlns:w16cid="http://schemas.microsoft.com/office/word/2016/wordml/cid" xmlns:w16="http://schemas.microsoft.com/office/word/2018/wordml" xmlns:w16du="http://schemas.microsoft.com/office/word/2023/wordml/word16du" xmlns:w16sdtdh="http://schemas.microsoft.com/office/word/2020/wordml/sdtdatahash" xmlns:w16sdtfl="http://schemas.microsoft.com/office/word/2024/wordml/sdtformatlock" xmlns:w16se="http://schemas.microsoft.com/office/word/2015/wordml/symex" xmlns:wpg="http://schemas.microsoft.com/office/word/2010/wordprocessingGroup" xmlns:wpi="http://schemas.microsoft.com/office/word/2010/wordprocessingInk" xmlns:wne="http://schemas.microsoft.com/office/word/2006/wordml" xmlns:wps="http://schemas.microsoft.com/office/word/2010/wordprocessingShape" mc:Ignorable="w14 w15 w16se w16cid w16 w16cex w16sdtdh w16sdtfl w16du wp14">
+<w:numbering xmlns:wpc="http://schemas.microsoft.com/office/word/2010/wordprocessingCanvas" xmlns:cx="http://schemas.microsoft.com/office/drawing/2014/chartex" xmlns:cx1="http://schemas.microsoft.com/office/drawing/2015/9/8/chartex" xmlns:cx2="http://schemas.microsoft.com/office/drawing/2015/10/21/chartex" xmlns:cx3="http://schemas.microsoft.com/office/drawing/2016/5/9/chartex" xmlns:cx4="http://schemas.microsoft.com/office/drawing/2016/5/10/chartex" xmlns:cx5="http://schemas.microsoft.com/office/drawing/2016/5/11/chartex" xmlns:cx6="http://schemas.microsoft.com/office/drawing/2016/5/12/chartex" xmlns:cx7="http://schemas.microsoft.com/office/drawing/2016/5/13/chartex" xmlns:cx8="http://schemas.microsoft.com/office/drawing/2016/5/14/chartex" xmlns:mc="http://schemas.openxmlformats.org/markup-compatibility/2006" xmlns:aink="http://schemas.microsoft.com/office/drawing/2016/ink" xmlns:am3d="http://schemas.microsoft.com/office/drawing/2017/model3d" xmlns:o="urn:schemas-microsoft-com:office:office" xmlns:oel="http://schemas.microsoft.com/office/2019/extlst" xmlns:r="http://schemas.openxmlformats.org/officeDocument/2006/relationships" xmlns:m="http://schemas.openxmlformats.org/officeDocument/2006/math" xmlns:v="urn:schemas-microsoft-com:vml" xmlns:wp14="http://schemas.microsoft.com/office/word/2010/wordprocessingDrawing" xmlns:wp="http://schemas.openxmlformats.org/drawingml/2006/wordprocessingDrawing" xmlns:w10="urn:schemas-microsoft-com:office:word" xmlns:w="http://schemas.openxmlformats.org/wordprocessingml/2006/main" xmlns:w14="http://schemas.microsoft.com/office/word/2010/wordml" xmlns:w15="http://schemas.microsoft.com/office/word/2012/wordml" xmlns:w16cex="http://schemas.microsoft.com/office/word/2018/wordml/cex" xmlns:w16cid="http://schemas.microsoft.com/office/word/2016/wordml/cid" xmlns:w16="http://schemas.microsoft.com/office/word/2018/wordml" xmlns:w16sdtdh="http://schemas.microsoft.com/office/word/2020/wordml/sdtdatahash" xmlns:w16se="http://schemas.microsoft.com/office/word/2015/wordml/symex" xmlns:wpg="http://schemas.microsoft.com/office/word/2010/wordprocessingGroup" xmlns:wpi="http://schemas.microsoft.com/office/word/2010/wordprocessingInk" xmlns:wne="http://schemas.microsoft.com/office/word/2006/wordml" xmlns:wps="http://schemas.microsoft.com/office/word/2010/wordprocessingShape" mc:Ignorable="w14 w15 w16se w16cid w16 w16cex w16sdtdh wp14">
   <w:abstractNum w:abstractNumId="0" w15:restartNumberingAfterBreak="0">
     <w:nsid w:val="9DF216F5"/>
     <w:multiLevelType w:val="hybridMultilevel"/>
@@ -7919,7 +7910,7 @@
 </file>
 
 <file path=word/styles.xml><?xml version="1.0" encoding="utf-8"?>
-<w:styles xmlns:mc="http://schemas.openxmlformats.org/markup-compatibility/2006" xmlns:r="http://schemas.openxmlformats.org/officeDocument/2006/relationships" xmlns:w="http://schemas.openxmlformats.org/wordprocessingml/2006/main" xmlns:w14="http://schemas.microsoft.com/office/word/2010/wordml" xmlns:w15="http://schemas.microsoft.com/office/word/2012/wordml" xmlns:w16cex="http://schemas.microsoft.com/office/word/2018/wordml/cex" xmlns:w16cid="http://schemas.microsoft.com/office/word/2016/wordml/cid" xmlns:w16="http://schemas.microsoft.com/office/word/2018/wordml" xmlns:w16du="http://schemas.microsoft.com/office/word/2023/wordml/word16du" xmlns:w16sdtdh="http://schemas.microsoft.com/office/word/2020/wordml/sdtdatahash" xmlns:w16sdtfl="http://schemas.microsoft.com/office/word/2024/wordml/sdtformatlock" xmlns:w16se="http://schemas.microsoft.com/office/word/2015/wordml/symex" mc:Ignorable="w14 w15 w16se w16cid w16 w16cex w16sdtdh w16sdtfl w16du">
+<w:styles xmlns:mc="http://schemas.openxmlformats.org/markup-compatibility/2006" xmlns:r="http://schemas.openxmlformats.org/officeDocument/2006/relationships" xmlns:w="http://schemas.openxmlformats.org/wordprocessingml/2006/main" xmlns:w14="http://schemas.microsoft.com/office/word/2010/wordml" xmlns:w15="http://schemas.microsoft.com/office/word/2012/wordml" xmlns:w16cex="http://schemas.microsoft.com/office/word/2018/wordml/cex" xmlns:w16cid="http://schemas.microsoft.com/office/word/2016/wordml/cid" xmlns:w16="http://schemas.microsoft.com/office/word/2018/wordml" xmlns:w16sdtdh="http://schemas.microsoft.com/office/word/2020/wordml/sdtdatahash" xmlns:w16se="http://schemas.microsoft.com/office/word/2015/wordml/symex" mc:Ignorable="w14 w15 w16se w16cid w16 w16cex w16sdtdh">
   <w:docDefaults>
     <w:rPrDefault>
       <w:rPr>
@@ -8522,6 +8513,7 @@
   <w:style w:type="character" w:default="1" w:styleId="DefaultParagraphFont">
     <w:name w:val="Default Paragraph Font"/>
     <w:uiPriority w:val="1"/>
+    <w:semiHidden/>
     <w:unhideWhenUsed/>
   </w:style>
   <w:style w:type="table" w:default="1" w:styleId="TableNormal">

--- a/ReportsAndDocuments/ManeeshaE_ProgressReport3.docx
+++ b/ReportsAndDocuments/ManeeshaE_ProgressReport3.docx
@@ -40,7 +40,7 @@
         <w:t xml:space="preserve">Reporting Period : </w:t>
       </w:r>
       <w:r>
-        <w:t>10</w:t>
+        <w:t>03</w:t>
       </w:r>
       <w:r>
         <w:t>-</w:t>
@@ -55,19 +55,16 @@
         <w:t>6</w:t>
       </w:r>
       <w:r>
-        <w:t xml:space="preserve"> to </w:t>
-      </w:r>
-      <w:r>
-        <w:t>16</w:t>
+        <w:t xml:space="preserve"> to 0</w:t>
+      </w:r>
+      <w:r>
+        <w:t>9</w:t>
       </w:r>
       <w:r>
         <w:t>-Mar-202</w:t>
       </w:r>
       <w:r>
-        <w:t>6</w:t>
-      </w:r>
-      <w:r>
-        <w:t xml:space="preserve"> </w:t>
+        <w:t xml:space="preserve">6 </w:t>
       </w:r>
     </w:p>
     <w:p>
@@ -75,10 +72,7 @@
         <w:t>Progress Report #</w:t>
       </w:r>
       <w:r>
-        <w:t>4</w:t>
-      </w:r>
-      <w:r>
-        <w:t xml:space="preserve"> </w:t>
+        <w:t>3</w:t>
       </w:r>
     </w:p>
     <w:p>
